--- a/Section-18.docx
+++ b/Section-18.docx
@@ -5,216 +5,2023 @@
     <w:p>
       <w:pPr>
         <w:pStyle w:val="Heading1"/>
-      </w:pPr>
-      <w:r>
-        <w:t>Getting Data Split Data</w:t>
-      </w:r>
-    </w:p>
-    <w:p>
-      <w:r>
-        <w:t xml:space="preserve">from </w:t>
-      </w:r>
-      <w:proofErr w:type="spellStart"/>
-      <w:r>
-        <w:t>sklearn.model_selection</w:t>
-      </w:r>
-      <w:proofErr w:type="spellEnd"/>
-      <w:r>
-        <w:t xml:space="preserve"> import </w:t>
-      </w:r>
-      <w:proofErr w:type="spellStart"/>
-      <w:r>
-        <w:t>train_test_split</w:t>
-      </w:r>
-      <w:proofErr w:type="spellEnd"/>
-    </w:p>
-    <w:p>
-      <w:proofErr w:type="spellStart"/>
-      <w:r>
-        <w:t>xTrain</w:t>
-      </w:r>
-      <w:proofErr w:type="spellEnd"/>
-      <w:r>
-        <w:t xml:space="preserve">, </w:t>
-      </w:r>
-      <w:proofErr w:type="spellStart"/>
-      <w:r>
-        <w:t>xTest</w:t>
-      </w:r>
-      <w:proofErr w:type="spellEnd"/>
-      <w:r>
-        <w:t xml:space="preserve">, </w:t>
-      </w:r>
-      <w:proofErr w:type="spellStart"/>
-      <w:r>
-        <w:t>yTrain</w:t>
-      </w:r>
-      <w:proofErr w:type="spellEnd"/>
-      <w:r>
-        <w:t xml:space="preserve">, </w:t>
-      </w:r>
-      <w:proofErr w:type="spellStart"/>
-      <w:r>
-        <w:t>yTest</w:t>
-      </w:r>
-      <w:proofErr w:type="spellEnd"/>
-      <w:r>
-        <w:t xml:space="preserve"> = </w:t>
-      </w:r>
-      <w:proofErr w:type="spellStart"/>
-      <w:r>
-        <w:t>train_test_split</w:t>
-      </w:r>
-      <w:proofErr w:type="spellEnd"/>
-      <w:r>
-        <w:t>(</w:t>
-      </w:r>
-      <w:proofErr w:type="spellStart"/>
-      <w:r>
-        <w:t>x,y,test_size</w:t>
-      </w:r>
-      <w:proofErr w:type="spellEnd"/>
-      <w:r>
-        <w:t xml:space="preserve"> =0.25)</w:t>
-      </w:r>
-    </w:p>
-    <w:p>
-      <w:proofErr w:type="spellStart"/>
-      <w:r>
-        <w:t>len</w:t>
-      </w:r>
-      <w:proofErr w:type="spellEnd"/>
-      <w:r>
-        <w:t>(</w:t>
-      </w:r>
-      <w:proofErr w:type="spellStart"/>
-      <w:r>
-        <w:t>heartDisease</w:t>
-      </w:r>
-      <w:proofErr w:type="spellEnd"/>
-      <w:r>
+        <w:rPr>
+          <w:rFonts w:ascii="Cambria" w:hAnsi="Cambria"/>
+          <w:sz w:val="20"/>
+          <w:szCs w:val="20"/>
+        </w:rPr>
+      </w:pPr>
+      <w:r>
+        <w:rPr>
+          <w:rFonts w:ascii="Cambria" w:hAnsi="Cambria"/>
+          <w:caps w:val="0"/>
+          <w:sz w:val="20"/>
+          <w:szCs w:val="20"/>
+        </w:rPr>
+        <w:t>GETTING DATA &amp; SPLITTING DATA</w:t>
+      </w:r>
+    </w:p>
+    <w:p>
+      <w:pPr>
+        <w:rPr>
+          <w:rFonts w:ascii="Cambria" w:hAnsi="Cambria"/>
+        </w:rPr>
+      </w:pPr>
+      <w:r>
+        <w:rPr>
+          <w:rFonts w:ascii="Cambria" w:hAnsi="Cambria"/>
+        </w:rPr>
+        <w:t>FROM SKLEARN.MODEL_SELECTION IMPORT TRAIN_TEST_SPLIT</w:t>
+      </w:r>
+    </w:p>
+    <w:p>
+      <w:pPr>
+        <w:rPr>
+          <w:rFonts w:ascii="Cambria" w:hAnsi="Cambria"/>
+        </w:rPr>
+      </w:pPr>
+      <w:r>
+        <w:rPr>
+          <w:rFonts w:ascii="Cambria" w:hAnsi="Cambria"/>
+        </w:rPr>
+        <w:t>XTRAIN, XTEST, YTRAIN, YTEST = TRAIN_TEST_SPLIT(X, Y, TEST_SIZE=0.25)</w:t>
+      </w:r>
+    </w:p>
+    <w:p>
+      <w:pPr>
+        <w:pStyle w:val="Heading2"/>
+        <w:rPr>
+          <w:rFonts w:ascii="Cambria" w:hAnsi="Cambria"/>
+        </w:rPr>
+      </w:pPr>
+      <w:r>
+        <w:rPr>
+          <w:rFonts w:ascii="Cambria" w:hAnsi="Cambria"/>
+          <w:caps w:val="0"/>
+        </w:rPr>
+        <w:t>WHAT IS HAPPENING</w:t>
+      </w:r>
+    </w:p>
+    <w:p>
+      <w:pPr>
+        <w:numPr>
+          <w:ilvl w:val="0"/>
+          <w:numId w:val="1"/>
+        </w:numPr>
+        <w:rPr>
+          <w:rFonts w:ascii="Cambria" w:hAnsi="Cambria"/>
+        </w:rPr>
+      </w:pPr>
+      <w:r>
+        <w:rPr>
+          <w:rFonts w:ascii="Cambria" w:hAnsi="Cambria"/>
+        </w:rPr>
+        <w:t>X → FEATURES (INPUT DATA)</w:t>
+      </w:r>
+    </w:p>
+    <w:p>
+      <w:pPr>
+        <w:numPr>
+          <w:ilvl w:val="0"/>
+          <w:numId w:val="1"/>
+        </w:numPr>
+        <w:rPr>
+          <w:rFonts w:ascii="Cambria" w:hAnsi="Cambria"/>
+        </w:rPr>
+      </w:pPr>
+      <w:r>
+        <w:rPr>
+          <w:rFonts w:ascii="Cambria" w:hAnsi="Cambria"/>
+        </w:rPr>
+        <w:t>Y → TARGET (OUTPUT)</w:t>
+      </w:r>
+    </w:p>
+    <w:p>
+      <w:pPr>
+        <w:numPr>
+          <w:ilvl w:val="0"/>
+          <w:numId w:val="1"/>
+        </w:numPr>
+        <w:rPr>
+          <w:rFonts w:ascii="Cambria" w:hAnsi="Cambria"/>
+        </w:rPr>
+      </w:pPr>
+      <w:r>
+        <w:rPr>
+          <w:rFonts w:ascii="Cambria" w:hAnsi="Cambria"/>
+        </w:rPr>
+        <w:t>DATA IS SPLIT INTO:</w:t>
+      </w:r>
+    </w:p>
+    <w:p>
+      <w:pPr>
+        <w:numPr>
+          <w:ilvl w:val="1"/>
+          <w:numId w:val="1"/>
+        </w:numPr>
+        <w:rPr>
+          <w:rFonts w:ascii="Cambria" w:hAnsi="Cambria"/>
+        </w:rPr>
+      </w:pPr>
+      <w:r>
+        <w:rPr>
+          <w:rFonts w:ascii="Cambria" w:hAnsi="Cambria"/>
+          <w:b/>
+          <w:bCs/>
+        </w:rPr>
+        <w:t>TRAINING DATA</w:t>
+      </w:r>
+      <w:r>
+        <w:rPr>
+          <w:rFonts w:ascii="Cambria" w:hAnsi="Cambria"/>
+        </w:rPr>
+        <w:t xml:space="preserve"> → USED TO TRAIN THE MODEL</w:t>
+      </w:r>
+    </w:p>
+    <w:p>
+      <w:pPr>
+        <w:numPr>
+          <w:ilvl w:val="1"/>
+          <w:numId w:val="1"/>
+        </w:numPr>
+        <w:rPr>
+          <w:rFonts w:ascii="Cambria" w:hAnsi="Cambria"/>
+        </w:rPr>
+      </w:pPr>
+      <w:r>
+        <w:rPr>
+          <w:rFonts w:ascii="Cambria" w:hAnsi="Cambria"/>
+          <w:b/>
+          <w:bCs/>
+        </w:rPr>
+        <w:t>TESTING DATA</w:t>
+      </w:r>
+      <w:r>
+        <w:rPr>
+          <w:rFonts w:ascii="Cambria" w:hAnsi="Cambria"/>
+        </w:rPr>
+        <w:t xml:space="preserve"> → USED TO TEST THE MODEL</w:t>
+      </w:r>
+    </w:p>
+    <w:p>
+      <w:pPr>
+        <w:pStyle w:val="Heading2"/>
+        <w:rPr>
+          <w:rFonts w:ascii="Cambria" w:hAnsi="Cambria"/>
+        </w:rPr>
+      </w:pPr>
+      <w:r>
+        <w:rPr>
+          <w:rFonts w:ascii="Cambria" w:hAnsi="Cambria"/>
+          <w:caps w:val="0"/>
+        </w:rPr>
+        <w:t>WHY WE SPLIT DATA</w:t>
+      </w:r>
+    </w:p>
+    <w:p>
+      <w:pPr>
+        <w:numPr>
+          <w:ilvl w:val="0"/>
+          <w:numId w:val="2"/>
+        </w:numPr>
+        <w:rPr>
+          <w:rFonts w:ascii="Cambria" w:hAnsi="Cambria"/>
+        </w:rPr>
+      </w:pPr>
+      <w:r>
+        <w:rPr>
+          <w:rFonts w:ascii="Cambria" w:hAnsi="Cambria"/>
+        </w:rPr>
+        <w:t xml:space="preserve">TO CHECK HOW WELL THE MODEL WORKS ON </w:t>
+      </w:r>
+      <w:r>
+        <w:rPr>
+          <w:rFonts w:ascii="Cambria" w:hAnsi="Cambria"/>
+          <w:b/>
+          <w:bCs/>
+        </w:rPr>
+        <w:t>NEW UNSEEN DATA</w:t>
+      </w:r>
+    </w:p>
+    <w:p>
+      <w:pPr>
+        <w:numPr>
+          <w:ilvl w:val="0"/>
+          <w:numId w:val="2"/>
+        </w:numPr>
+        <w:rPr>
+          <w:rFonts w:ascii="Cambria" w:hAnsi="Cambria"/>
+        </w:rPr>
+      </w:pPr>
+      <w:r>
+        <w:rPr>
+          <w:rFonts w:ascii="Cambria" w:hAnsi="Cambria"/>
+        </w:rPr>
+        <w:t>AVOIDS MEMORIZING THE DATA (OVERFITTING)</w:t>
+      </w:r>
+    </w:p>
+    <w:p>
+      <w:pPr>
+        <w:rPr>
+          <w:rFonts w:ascii="Cambria" w:hAnsi="Cambria"/>
+        </w:rPr>
+      </w:pPr>
+      <w:r>
+        <w:rPr>
+          <w:rFonts w:ascii="Cambria" w:hAnsi="Cambria"/>
+        </w:rPr>
+        <w:t>LEN(HEARTDISEASE)</w:t>
+      </w:r>
+    </w:p>
+    <w:p>
+      <w:pPr>
+        <w:numPr>
+          <w:ilvl w:val="0"/>
+          <w:numId w:val="3"/>
+        </w:numPr>
+        <w:rPr>
+          <w:rFonts w:ascii="Cambria" w:hAnsi="Cambria"/>
+        </w:rPr>
+      </w:pPr>
+      <w:r>
+        <w:rPr>
+          <w:rFonts w:ascii="Cambria" w:hAnsi="Cambria"/>
+        </w:rPr>
+        <w:t>SHOWS TOTAL NUMBER OF RECORDS IN THE DATASET</w:t>
+      </w:r>
+    </w:p>
+    <w:p>
+      <w:pPr>
+        <w:rPr>
+          <w:rFonts w:ascii="Cambria" w:hAnsi="Cambria"/>
+        </w:rPr>
+      </w:pPr>
+      <w:r>
+        <w:rPr>
+          <w:rFonts w:ascii="Cambria" w:hAnsi="Cambria"/>
+        </w:rPr>
+        <w:t>XTRAIN.SHAPE, XTEST.SHAPE, YTRAIN.SHAPE, YTEST.SHAPE</w:t>
+      </w:r>
+    </w:p>
+    <w:p>
+      <w:pPr>
+        <w:numPr>
+          <w:ilvl w:val="0"/>
+          <w:numId w:val="4"/>
+        </w:numPr>
+        <w:rPr>
+          <w:rFonts w:ascii="Cambria" w:hAnsi="Cambria"/>
+        </w:rPr>
+      </w:pPr>
+      <w:r>
+        <w:rPr>
+          <w:rFonts w:ascii="Cambria" w:hAnsi="Cambria"/>
+        </w:rPr>
+        <w:t>SHOWS HOW DATA IS DIVIDED</w:t>
+      </w:r>
+    </w:p>
+    <w:p>
+      <w:pPr>
+        <w:numPr>
+          <w:ilvl w:val="0"/>
+          <w:numId w:val="4"/>
+        </w:numPr>
+        <w:rPr>
+          <w:rFonts w:ascii="Cambria" w:hAnsi="Cambria"/>
+        </w:rPr>
+      </w:pPr>
+      <w:r>
+        <w:rPr>
+          <w:rFonts w:ascii="Cambria" w:hAnsi="Cambria"/>
+        </w:rPr>
+        <w:t>EXAMPLE:</w:t>
+      </w:r>
+    </w:p>
+    <w:p>
+      <w:pPr>
+        <w:numPr>
+          <w:ilvl w:val="1"/>
+          <w:numId w:val="4"/>
+        </w:numPr>
+        <w:rPr>
+          <w:rFonts w:ascii="Cambria" w:hAnsi="Cambria"/>
+        </w:rPr>
+      </w:pPr>
+      <w:r>
+        <w:rPr>
+          <w:rFonts w:ascii="Cambria" w:hAnsi="Cambria"/>
+        </w:rPr>
+        <w:t>75% → TRAINING</w:t>
+      </w:r>
+    </w:p>
+    <w:p>
+      <w:pPr>
+        <w:numPr>
+          <w:ilvl w:val="1"/>
+          <w:numId w:val="4"/>
+        </w:numPr>
+        <w:rPr>
+          <w:rFonts w:ascii="Cambria" w:hAnsi="Cambria"/>
+        </w:rPr>
+      </w:pPr>
+      <w:r>
+        <w:rPr>
+          <w:rFonts w:ascii="Cambria" w:hAnsi="Cambria"/>
+        </w:rPr>
+        <w:t>25% → TESTING</w:t>
+      </w:r>
+    </w:p>
+    <w:p>
+      <w:pPr>
+        <w:rPr>
+          <w:rFonts w:ascii="Cambria" w:hAnsi="Cambria"/>
+        </w:rPr>
+      </w:pPr>
+      <w:r>
+        <w:rPr>
+          <w:rFonts w:ascii="Cambria" w:hAnsi="Cambria"/>
+        </w:rPr>
+        <w:t>XTRAIN.DTYPES</w:t>
+      </w:r>
+    </w:p>
+    <w:p>
+      <w:pPr>
+        <w:numPr>
+          <w:ilvl w:val="0"/>
+          <w:numId w:val="5"/>
+        </w:numPr>
+        <w:rPr>
+          <w:rFonts w:ascii="Cambria" w:hAnsi="Cambria"/>
+        </w:rPr>
+      </w:pPr>
+      <w:r>
+        <w:rPr>
+          <w:rFonts w:ascii="Cambria" w:hAnsi="Cambria"/>
+        </w:rPr>
+        <w:t>SHOWS DATA TYPES OF EACH FEATURE</w:t>
+      </w:r>
+    </w:p>
+    <w:p>
+      <w:pPr>
+        <w:numPr>
+          <w:ilvl w:val="0"/>
+          <w:numId w:val="5"/>
+        </w:numPr>
+        <w:rPr>
+          <w:rFonts w:ascii="Cambria" w:hAnsi="Cambria"/>
+        </w:rPr>
+      </w:pPr>
+      <w:r>
+        <w:rPr>
+          <w:rFonts w:ascii="Cambria" w:hAnsi="Cambria"/>
+        </w:rPr>
+        <w:t xml:space="preserve">IMPORTANT BECAUSE ML MODELS WORK WITH </w:t>
+      </w:r>
+      <w:r>
+        <w:rPr>
+          <w:rFonts w:ascii="Cambria" w:hAnsi="Cambria"/>
+          <w:b/>
+          <w:bCs/>
+        </w:rPr>
+        <w:t>NUMBERS</w:t>
+      </w:r>
+      <w:r>
+        <w:rPr>
+          <w:rFonts w:ascii="Cambria" w:hAnsi="Cambria"/>
+        </w:rPr>
+        <w:t>, NOT TEXT</w:t>
+      </w:r>
+    </w:p>
+    <w:p>
+      <w:pPr>
+        <w:pStyle w:val="Heading1"/>
+        <w:rPr>
+          <w:rFonts w:ascii="Cambria" w:hAnsi="Cambria"/>
+          <w:sz w:val="20"/>
+          <w:szCs w:val="20"/>
+        </w:rPr>
+      </w:pPr>
+      <w:r>
+        <w:rPr>
+          <w:rFonts w:ascii="Cambria" w:hAnsi="Cambria"/>
+          <w:caps w:val="0"/>
+          <w:sz w:val="20"/>
+          <w:szCs w:val="20"/>
+        </w:rPr>
+        <w:t>GETTING DATA READY – CONVERTING (PART 1)</w:t>
+      </w:r>
+    </w:p>
+    <w:p>
+      <w:pPr>
+        <w:rPr>
+          <w:rFonts w:ascii="Cambria" w:hAnsi="Cambria"/>
+        </w:rPr>
+      </w:pPr>
+      <w:r>
+        <w:rPr>
+          <w:rFonts w:ascii="Cambria" w:hAnsi="Cambria"/>
+        </w:rPr>
+        <w:t>MOBILESDATA = PD.READ_CSV('MOBILESDATA.CSV', ENCODING='LATIN1')</w:t>
+      </w:r>
+    </w:p>
+    <w:p>
+      <w:pPr>
+        <w:numPr>
+          <w:ilvl w:val="0"/>
+          <w:numId w:val="6"/>
+        </w:numPr>
+        <w:rPr>
+          <w:rFonts w:ascii="Cambria" w:hAnsi="Cambria"/>
+        </w:rPr>
+      </w:pPr>
+      <w:r>
+        <w:rPr>
+          <w:rFonts w:ascii="Cambria" w:hAnsi="Cambria"/>
+        </w:rPr>
+        <w:t>LOADS DATASET FROM CSV FILE</w:t>
+      </w:r>
+    </w:p>
+    <w:p>
+      <w:pPr>
+        <w:rPr>
+          <w:rFonts w:ascii="Cambria" w:hAnsi="Cambria"/>
+        </w:rPr>
+      </w:pPr>
+      <w:r>
+        <w:rPr>
+          <w:rFonts w:ascii="Cambria" w:hAnsi="Cambria"/>
+        </w:rPr>
+        <w:t>MOBILESDATA.DTYPES</w:t>
+      </w:r>
+    </w:p>
+    <w:p>
+      <w:pPr>
+        <w:numPr>
+          <w:ilvl w:val="0"/>
+          <w:numId w:val="7"/>
+        </w:numPr>
+        <w:rPr>
+          <w:rFonts w:ascii="Cambria" w:hAnsi="Cambria"/>
+        </w:rPr>
+      </w:pPr>
+      <w:r>
+        <w:rPr>
+          <w:rFonts w:ascii="Cambria" w:hAnsi="Cambria"/>
+        </w:rPr>
+        <w:t>CHECKS DATA TYPES</w:t>
+      </w:r>
+    </w:p>
+    <w:p>
+      <w:pPr>
+        <w:numPr>
+          <w:ilvl w:val="0"/>
+          <w:numId w:val="7"/>
+        </w:numPr>
+        <w:rPr>
+          <w:rFonts w:ascii="Cambria" w:hAnsi="Cambria"/>
+        </w:rPr>
+      </w:pPr>
+      <w:r>
+        <w:rPr>
+          <w:rFonts w:ascii="Cambria" w:hAnsi="Cambria"/>
+        </w:rPr>
+        <w:t xml:space="preserve">PRICE IS USUALLY </w:t>
+      </w:r>
+      <w:r>
+        <w:rPr>
+          <w:rFonts w:ascii="Cambria" w:hAnsi="Cambria"/>
+          <w:b/>
+          <w:bCs/>
+        </w:rPr>
+        <w:t>OBJECT (STRING)</w:t>
+      </w:r>
+      <w:r>
+        <w:rPr>
+          <w:rFonts w:ascii="Cambria" w:hAnsi="Cambria"/>
+        </w:rPr>
+        <w:t xml:space="preserve"> → NOT USABLE FOR ML</w:t>
+      </w:r>
+    </w:p>
+    <w:p>
+      <w:pPr>
+        <w:pStyle w:val="Heading2"/>
+        <w:rPr>
+          <w:rFonts w:ascii="Cambria" w:hAnsi="Cambria"/>
+        </w:rPr>
+      </w:pPr>
+      <w:r>
+        <w:rPr>
+          <w:rFonts w:ascii="Cambria" w:hAnsi="Cambria"/>
+          <w:caps w:val="0"/>
+        </w:rPr>
+        <w:t>CLEANING COLUMN NAMES</w:t>
+      </w:r>
+    </w:p>
+    <w:p>
+      <w:pPr>
+        <w:rPr>
+          <w:rFonts w:ascii="Cambria" w:hAnsi="Cambria"/>
+        </w:rPr>
+      </w:pPr>
+      <w:r>
+        <w:rPr>
+          <w:rFonts w:ascii="Cambria" w:hAnsi="Cambria"/>
+        </w:rPr>
+        <w:lastRenderedPageBreak/>
+        <w:t>MOBILESDATA.COLUMNS = MOBILESDATA.COLUMNS.STR.STRIP()</w:t>
+      </w:r>
+    </w:p>
+    <w:p>
+      <w:pPr>
+        <w:numPr>
+          <w:ilvl w:val="0"/>
+          <w:numId w:val="8"/>
+        </w:numPr>
+        <w:rPr>
+          <w:rFonts w:ascii="Cambria" w:hAnsi="Cambria"/>
+        </w:rPr>
+      </w:pPr>
+      <w:r>
+        <w:rPr>
+          <w:rFonts w:ascii="Cambria" w:hAnsi="Cambria"/>
+        </w:rPr>
+        <w:t>REMOVES EXTRA SPACES IN COLUMN NAMES</w:t>
+      </w:r>
+    </w:p>
+    <w:p>
+      <w:pPr>
+        <w:numPr>
+          <w:ilvl w:val="0"/>
+          <w:numId w:val="8"/>
+        </w:numPr>
+        <w:rPr>
+          <w:rFonts w:ascii="Cambria" w:hAnsi="Cambria"/>
+        </w:rPr>
+      </w:pPr>
+      <w:r>
+        <w:rPr>
+          <w:rFonts w:ascii="Cambria" w:hAnsi="Cambria"/>
+        </w:rPr>
+        <w:t>PREVENTS KEYERROR</w:t>
+      </w:r>
+    </w:p>
+    <w:p>
+      <w:pPr>
+        <w:pStyle w:val="Heading2"/>
+        <w:rPr>
+          <w:rFonts w:ascii="Cambria" w:hAnsi="Cambria"/>
+        </w:rPr>
+      </w:pPr>
+      <w:r>
+        <w:rPr>
+          <w:rFonts w:ascii="Cambria" w:hAnsi="Cambria"/>
+          <w:caps w:val="0"/>
+        </w:rPr>
+        <w:t>CLEANING THE PRICE COLUMN</w:t>
+      </w:r>
+    </w:p>
+    <w:p>
+      <w:pPr>
+        <w:rPr>
+          <w:rFonts w:ascii="Cambria" w:hAnsi="Cambria"/>
+        </w:rPr>
+      </w:pPr>
+      <w:r>
+        <w:rPr>
+          <w:rFonts w:ascii="Cambria" w:hAnsi="Cambria"/>
+        </w:rPr>
+        <w:t>MOBILESDATA['PRICE'] = MOBILESDATA['PRICE'].ASTYPE(STR)</w:t>
+      </w:r>
+    </w:p>
+    <w:p>
+      <w:pPr>
+        <w:numPr>
+          <w:ilvl w:val="0"/>
+          <w:numId w:val="9"/>
+        </w:numPr>
+        <w:rPr>
+          <w:rFonts w:ascii="Cambria" w:hAnsi="Cambria"/>
+        </w:rPr>
+      </w:pPr>
+      <w:r>
+        <w:rPr>
+          <w:rFonts w:ascii="Cambria" w:hAnsi="Cambria"/>
+        </w:rPr>
+        <w:t>CONVERTS PRICE TO STRING SO TEXT CLEANING CAN BE DONE</w:t>
+      </w:r>
+    </w:p>
+    <w:p>
+      <w:pPr>
+        <w:rPr>
+          <w:rFonts w:ascii="Cambria" w:hAnsi="Cambria"/>
+        </w:rPr>
+      </w:pPr>
+      <w:r>
+        <w:rPr>
+          <w:rFonts w:ascii="Cambria" w:hAnsi="Cambria"/>
+        </w:rPr>
+        <w:t>MOBILESDATA['PRICE'] = MOBILESDATA['PRICE'].STR.REPLACE(R'[^0-9]', '', REGEX=TRUE)</w:t>
+      </w:r>
+    </w:p>
+    <w:p>
+      <w:pPr>
+        <w:numPr>
+          <w:ilvl w:val="0"/>
+          <w:numId w:val="10"/>
+        </w:numPr>
+        <w:rPr>
+          <w:rFonts w:ascii="Cambria" w:hAnsi="Cambria"/>
+        </w:rPr>
+      </w:pPr>
+      <w:r>
+        <w:rPr>
+          <w:rFonts w:ascii="Cambria" w:hAnsi="Cambria"/>
+        </w:rPr>
+        <w:t>REMOVES:</w:t>
+      </w:r>
+    </w:p>
+    <w:p>
+      <w:pPr>
+        <w:numPr>
+          <w:ilvl w:val="1"/>
+          <w:numId w:val="10"/>
+        </w:numPr>
+        <w:rPr>
+          <w:rFonts w:ascii="Cambria" w:hAnsi="Cambria"/>
+        </w:rPr>
+      </w:pPr>
+      <w:r>
+        <w:rPr>
+          <w:rFonts w:ascii="Cambria" w:hAnsi="Cambria"/>
+        </w:rPr>
+        <w:t>CURRENCY SYMBOLS</w:t>
+      </w:r>
+    </w:p>
+    <w:p>
+      <w:pPr>
+        <w:numPr>
+          <w:ilvl w:val="1"/>
+          <w:numId w:val="10"/>
+        </w:numPr>
+        <w:rPr>
+          <w:rFonts w:ascii="Cambria" w:hAnsi="Cambria"/>
+        </w:rPr>
+      </w:pPr>
+      <w:r>
+        <w:rPr>
+          <w:rFonts w:ascii="Cambria" w:hAnsi="Cambria"/>
+        </w:rPr>
+        <w:t>COMMAS</w:t>
+      </w:r>
+    </w:p>
+    <w:p>
+      <w:pPr>
+        <w:numPr>
+          <w:ilvl w:val="1"/>
+          <w:numId w:val="10"/>
+        </w:numPr>
+        <w:rPr>
+          <w:rFonts w:ascii="Cambria" w:hAnsi="Cambria"/>
+        </w:rPr>
+      </w:pPr>
+      <w:r>
+        <w:rPr>
+          <w:rFonts w:ascii="Cambria" w:hAnsi="Cambria"/>
+        </w:rPr>
+        <w:t>TEXT</w:t>
+      </w:r>
+    </w:p>
+    <w:p>
+      <w:pPr>
+        <w:numPr>
+          <w:ilvl w:val="0"/>
+          <w:numId w:val="10"/>
+        </w:numPr>
+        <w:rPr>
+          <w:rFonts w:ascii="Cambria" w:hAnsi="Cambria"/>
+        </w:rPr>
+      </w:pPr>
+      <w:r>
+        <w:rPr>
+          <w:rFonts w:ascii="Cambria" w:hAnsi="Cambria"/>
+        </w:rPr>
+        <w:t xml:space="preserve">KEEPS </w:t>
+      </w:r>
+      <w:r>
+        <w:rPr>
+          <w:rFonts w:ascii="Cambria" w:hAnsi="Cambria"/>
+          <w:b/>
+          <w:bCs/>
+        </w:rPr>
+        <w:t>ONLY NUMBERS</w:t>
+      </w:r>
+    </w:p>
+    <w:p>
+      <w:pPr>
+        <w:rPr>
+          <w:rFonts w:ascii="Cambria" w:hAnsi="Cambria"/>
+        </w:rPr>
+      </w:pPr>
+      <w:r>
+        <w:rPr>
+          <w:rFonts w:ascii="Cambria" w:hAnsi="Cambria"/>
+        </w:rPr>
+        <w:t>MOBILESDATA['PRICE'] = MOBILESDATA['PRICE'].ASTYPE(INT)</w:t>
+      </w:r>
+    </w:p>
+    <w:p>
+      <w:pPr>
+        <w:numPr>
+          <w:ilvl w:val="0"/>
+          <w:numId w:val="11"/>
+        </w:numPr>
+        <w:rPr>
+          <w:rFonts w:ascii="Cambria" w:hAnsi="Cambria"/>
+        </w:rPr>
+      </w:pPr>
+      <w:r>
+        <w:rPr>
+          <w:rFonts w:ascii="Cambria" w:hAnsi="Cambria"/>
+        </w:rPr>
+        <w:t>CONVERTS CLEANED PRICE INTO INTEGER</w:t>
+      </w:r>
+    </w:p>
+    <w:p>
+      <w:pPr>
+        <w:rPr>
+          <w:rFonts w:ascii="Cambria" w:hAnsi="Cambria"/>
+        </w:rPr>
+      </w:pPr>
+      <w:r>
+        <w:rPr>
+          <w:rFonts w:ascii="Cambria" w:hAnsi="Cambria"/>
+        </w:rPr>
+        <w:t>MOBILESDATA['PRICE'] = MOBILESDATA['PRICE']/100</w:t>
+      </w:r>
+    </w:p>
+    <w:p>
+      <w:pPr>
+        <w:numPr>
+          <w:ilvl w:val="0"/>
+          <w:numId w:val="12"/>
+        </w:numPr>
+        <w:rPr>
+          <w:rFonts w:ascii="Cambria" w:hAnsi="Cambria"/>
+        </w:rPr>
+      </w:pPr>
+      <w:r>
+        <w:rPr>
+          <w:rFonts w:ascii="Cambria" w:hAnsi="Cambria"/>
+        </w:rPr>
+        <w:t>SCALES PRICE</w:t>
+      </w:r>
+    </w:p>
+    <w:p>
+      <w:pPr>
+        <w:numPr>
+          <w:ilvl w:val="0"/>
+          <w:numId w:val="12"/>
+        </w:numPr>
+        <w:rPr>
+          <w:rFonts w:ascii="Cambria" w:hAnsi="Cambria"/>
+        </w:rPr>
+      </w:pPr>
+      <w:r>
+        <w:rPr>
+          <w:rFonts w:ascii="Cambria" w:hAnsi="Cambria"/>
+        </w:rPr>
+        <w:t>MAKES NUMBERS SMALLER AND EASIER FOR MODEL</w:t>
+      </w:r>
+    </w:p>
+    <w:p>
+      <w:pPr>
+        <w:rPr>
+          <w:rFonts w:ascii="Cambria" w:hAnsi="Cambria"/>
+        </w:rPr>
+      </w:pPr>
+      <w:r>
+        <w:rPr>
+          <w:rFonts w:ascii="Cambria" w:hAnsi="Cambria"/>
+        </w:rPr>
+        <w:t>MOBILESDATA.DTYPES</w:t>
+      </w:r>
+    </w:p>
+    <w:p>
+      <w:pPr>
+        <w:numPr>
+          <w:ilvl w:val="0"/>
+          <w:numId w:val="13"/>
+        </w:numPr>
+        <w:rPr>
+          <w:rFonts w:ascii="Cambria" w:hAnsi="Cambria"/>
+        </w:rPr>
+      </w:pPr>
+      <w:r>
+        <w:rPr>
+          <w:rFonts w:ascii="Cambria" w:hAnsi="Cambria"/>
+        </w:rPr>
+        <w:t>CONFIRMS PRICE IS NOW NUMERIC</w:t>
+      </w:r>
+    </w:p>
+    <w:p>
+      <w:pPr>
+        <w:rPr>
+          <w:rFonts w:ascii="Cambria" w:hAnsi="Cambria"/>
+        </w:rPr>
+      </w:pPr>
+      <w:r>
+        <w:rPr>
+          <w:rFonts w:ascii="Cambria" w:hAnsi="Cambria"/>
+        </w:rPr>
+        <w:pict w14:anchorId="2F59253E">
+          <v:rect id="_x0000_i1025" style="width:0;height:1.5pt" o:hralign="center" o:hrstd="t" o:hr="t" fillcolor="#a0a0a0" stroked="f"/>
+        </w:pict>
+      </w:r>
+    </w:p>
+    <w:p>
+      <w:pPr>
+        <w:pStyle w:val="Heading1"/>
+        <w:rPr>
+          <w:rFonts w:ascii="Cambria" w:hAnsi="Cambria"/>
+          <w:sz w:val="20"/>
+          <w:szCs w:val="20"/>
+        </w:rPr>
+      </w:pPr>
+      <w:r>
+        <w:rPr>
+          <w:rFonts w:ascii="Cambria" w:hAnsi="Cambria"/>
+          <w:caps w:val="0"/>
+          <w:sz w:val="20"/>
+          <w:szCs w:val="20"/>
+        </w:rPr>
+        <w:t>GETTING DATA READY – CONVERTING (PART 2)</w:t>
+      </w:r>
+    </w:p>
+    <w:p>
+      <w:pPr>
+        <w:pStyle w:val="Heading2"/>
+        <w:rPr>
+          <w:rFonts w:ascii="Cambria" w:hAnsi="Cambria"/>
+        </w:rPr>
+      </w:pPr>
+      <w:r>
+        <w:rPr>
+          <w:rFonts w:ascii="Cambria" w:hAnsi="Cambria"/>
+          <w:caps w:val="0"/>
+        </w:rPr>
+        <w:t>SEPARATE FEATURES AND TARGET</w:t>
+      </w:r>
+    </w:p>
+    <w:p>
+      <w:pPr>
+        <w:rPr>
+          <w:rFonts w:ascii="Cambria" w:hAnsi="Cambria"/>
+        </w:rPr>
+      </w:pPr>
+      <w:r>
+        <w:rPr>
+          <w:rFonts w:ascii="Cambria" w:hAnsi="Cambria"/>
+        </w:rPr>
+        <w:t>X = MOBILESDATA.DROP('PRICE', AXIS=1)</w:t>
+      </w:r>
+    </w:p>
+    <w:p>
+      <w:pPr>
+        <w:rPr>
+          <w:rFonts w:ascii="Cambria" w:hAnsi="Cambria"/>
+        </w:rPr>
+      </w:pPr>
+      <w:r>
+        <w:rPr>
+          <w:rFonts w:ascii="Cambria" w:hAnsi="Cambria"/>
+        </w:rPr>
+        <w:t>Y = MOBILESDATA['PRICE']</w:t>
+      </w:r>
+    </w:p>
+    <w:p>
+      <w:pPr>
+        <w:numPr>
+          <w:ilvl w:val="0"/>
+          <w:numId w:val="14"/>
+        </w:numPr>
+        <w:rPr>
+          <w:rFonts w:ascii="Cambria" w:hAnsi="Cambria"/>
+        </w:rPr>
+      </w:pPr>
+      <w:r>
+        <w:rPr>
+          <w:rFonts w:ascii="Cambria" w:hAnsi="Cambria"/>
+        </w:rPr>
+        <w:t>X → INPUTS (BRAND, MODEL, SIMS, ETC.)</w:t>
+      </w:r>
+    </w:p>
+    <w:p>
+      <w:pPr>
+        <w:numPr>
+          <w:ilvl w:val="0"/>
+          <w:numId w:val="14"/>
+        </w:numPr>
+        <w:rPr>
+          <w:rFonts w:ascii="Cambria" w:hAnsi="Cambria"/>
+        </w:rPr>
+      </w:pPr>
+      <w:r>
+        <w:rPr>
+          <w:rFonts w:ascii="Cambria" w:hAnsi="Cambria"/>
+        </w:rPr>
+        <w:t>Y → OUTPUT (PRICE)</w:t>
+      </w:r>
+    </w:p>
+    <w:p>
+      <w:pPr>
+        <w:pStyle w:val="Heading2"/>
+        <w:rPr>
+          <w:rFonts w:ascii="Cambria" w:hAnsi="Cambria"/>
+        </w:rPr>
+      </w:pPr>
+      <w:r>
+        <w:rPr>
+          <w:rFonts w:ascii="Cambria" w:hAnsi="Cambria"/>
+          <w:caps w:val="0"/>
+        </w:rPr>
+        <w:t>SPLIT DATA AGAIN</w:t>
+      </w:r>
+    </w:p>
+    <w:p>
+      <w:pPr>
+        <w:rPr>
+          <w:rFonts w:ascii="Cambria" w:hAnsi="Cambria"/>
+        </w:rPr>
+      </w:pPr>
+      <w:r>
+        <w:rPr>
+          <w:rFonts w:ascii="Cambria" w:hAnsi="Cambria"/>
+        </w:rPr>
+        <w:t>XTRAIN, XTEST, YTRAIN, YTEST = TRAIN_TEST_SPLIT(X, Y, TEST_SIZE=0.2)</w:t>
+      </w:r>
+    </w:p>
+    <w:p>
+      <w:pPr>
+        <w:numPr>
+          <w:ilvl w:val="0"/>
+          <w:numId w:val="15"/>
+        </w:numPr>
+        <w:rPr>
+          <w:rFonts w:ascii="Cambria" w:hAnsi="Cambria"/>
+        </w:rPr>
+      </w:pPr>
+      <w:r>
+        <w:rPr>
+          <w:rFonts w:ascii="Cambria" w:hAnsi="Cambria"/>
+        </w:rPr>
+        <w:t>80% TRAINING</w:t>
+      </w:r>
+    </w:p>
+    <w:p>
+      <w:pPr>
+        <w:numPr>
+          <w:ilvl w:val="0"/>
+          <w:numId w:val="15"/>
+        </w:numPr>
+        <w:rPr>
+          <w:rFonts w:ascii="Cambria" w:hAnsi="Cambria"/>
+        </w:rPr>
+      </w:pPr>
+      <w:r>
+        <w:rPr>
+          <w:rFonts w:ascii="Cambria" w:hAnsi="Cambria"/>
+        </w:rPr>
+        <w:lastRenderedPageBreak/>
+        <w:t>20% TESTING</w:t>
+      </w:r>
+    </w:p>
+    <w:p>
+      <w:pPr>
+        <w:pStyle w:val="Heading1"/>
+        <w:rPr>
+          <w:rFonts w:ascii="Cambria" w:hAnsi="Cambria"/>
+          <w:sz w:val="20"/>
+          <w:szCs w:val="20"/>
+        </w:rPr>
+      </w:pPr>
+      <w:r>
+        <w:rPr>
+          <w:rFonts w:ascii="Cambria" w:hAnsi="Cambria"/>
+          <w:caps w:val="0"/>
+          <w:sz w:val="20"/>
+          <w:szCs w:val="20"/>
+        </w:rPr>
+        <w:t>BUILDING ML MODEL</w:t>
+      </w:r>
+    </w:p>
+    <w:p>
+      <w:pPr>
+        <w:rPr>
+          <w:rFonts w:ascii="Cambria" w:hAnsi="Cambria"/>
+        </w:rPr>
+      </w:pPr>
+      <w:r>
+        <w:rPr>
+          <w:rFonts w:ascii="Cambria" w:hAnsi="Cambria"/>
+        </w:rPr>
+        <w:t>FROM SKLEARN.ENSEMBLE IMPORT RANDOMFORESTREGRESSOR</w:t>
+      </w:r>
+    </w:p>
+    <w:p>
+      <w:pPr>
+        <w:numPr>
+          <w:ilvl w:val="0"/>
+          <w:numId w:val="16"/>
+        </w:numPr>
+        <w:rPr>
+          <w:rFonts w:ascii="Cambria" w:hAnsi="Cambria"/>
+        </w:rPr>
+      </w:pPr>
+      <w:r>
+        <w:rPr>
+          <w:rFonts w:ascii="Cambria" w:hAnsi="Cambria"/>
+        </w:rPr>
+        <w:t xml:space="preserve">MODEL USED FOR </w:t>
+      </w:r>
+      <w:r>
+        <w:rPr>
+          <w:rFonts w:ascii="Cambria" w:hAnsi="Cambria"/>
+          <w:b/>
+          <w:bCs/>
+        </w:rPr>
+        <w:t>REGRESSION</w:t>
+      </w:r>
+    </w:p>
+    <w:p>
+      <w:pPr>
+        <w:numPr>
+          <w:ilvl w:val="0"/>
+          <w:numId w:val="16"/>
+        </w:numPr>
+        <w:rPr>
+          <w:rFonts w:ascii="Cambria" w:hAnsi="Cambria"/>
+        </w:rPr>
+      </w:pPr>
+      <w:r>
+        <w:rPr>
+          <w:rFonts w:ascii="Cambria" w:hAnsi="Cambria"/>
+        </w:rPr>
+        <w:t>PREDICTS CONTINUOUS VALUES (PRICE)</w:t>
+      </w:r>
+    </w:p>
+    <w:p>
+      <w:pPr>
+        <w:rPr>
+          <w:rFonts w:ascii="Cambria" w:hAnsi="Cambria"/>
+        </w:rPr>
+      </w:pPr>
+      <w:r>
+        <w:rPr>
+          <w:rFonts w:ascii="Cambria" w:hAnsi="Cambria"/>
+        </w:rPr>
+        <w:t>PHONEMODEL = RANDOMFORESTREGRESSOR()</w:t>
+      </w:r>
+    </w:p>
+    <w:p>
+      <w:pPr>
+        <w:rPr>
+          <w:rFonts w:ascii="Cambria" w:hAnsi="Cambria"/>
+        </w:rPr>
+      </w:pPr>
+      <w:r>
+        <w:rPr>
+          <w:rFonts w:ascii="Cambria" w:hAnsi="Cambria"/>
+        </w:rPr>
+        <w:t>PHONEMODEL.FIT(XTRAIN, YTRAIN)</w:t>
+      </w:r>
+    </w:p>
+    <w:p>
+      <w:pPr>
+        <w:numPr>
+          <w:ilvl w:val="0"/>
+          <w:numId w:val="17"/>
+        </w:numPr>
+        <w:rPr>
+          <w:rFonts w:ascii="Cambria" w:hAnsi="Cambria"/>
+        </w:rPr>
+      </w:pPr>
+      <w:r>
+        <w:rPr>
+          <w:rFonts w:ascii="Cambria" w:hAnsi="Cambria"/>
+        </w:rPr>
+        <w:t>MODEL LEARNS PATTERNS FROM TRAINING DATA</w:t>
+      </w:r>
+    </w:p>
+    <w:p>
+      <w:pPr>
+        <w:rPr>
+          <w:rFonts w:ascii="Cambria" w:hAnsi="Cambria"/>
+        </w:rPr>
+      </w:pPr>
+      <w:r>
+        <w:rPr>
+          <w:rFonts w:ascii="Cambria" w:hAnsi="Cambria"/>
+        </w:rPr>
+        <w:t>PHONEMODEL.SCORE(XTEST, YTEST)</w:t>
+      </w:r>
+    </w:p>
+    <w:p>
+      <w:pPr>
+        <w:numPr>
+          <w:ilvl w:val="0"/>
+          <w:numId w:val="18"/>
+        </w:numPr>
+        <w:rPr>
+          <w:rFonts w:ascii="Cambria" w:hAnsi="Cambria"/>
+        </w:rPr>
+      </w:pPr>
+      <w:r>
+        <w:rPr>
+          <w:rFonts w:ascii="Cambria" w:hAnsi="Cambria"/>
+        </w:rPr>
+        <w:t xml:space="preserve">RETURNS </w:t>
+      </w:r>
+      <w:r>
+        <w:rPr>
+          <w:rFonts w:ascii="Cambria" w:hAnsi="Cambria"/>
+          <w:b/>
+          <w:bCs/>
+        </w:rPr>
+        <w:t>R² SCORE</w:t>
+      </w:r>
+    </w:p>
+    <w:p>
+      <w:pPr>
+        <w:numPr>
+          <w:ilvl w:val="0"/>
+          <w:numId w:val="18"/>
+        </w:numPr>
+        <w:rPr>
+          <w:rFonts w:ascii="Cambria" w:hAnsi="Cambria"/>
+        </w:rPr>
+      </w:pPr>
+      <w:r>
+        <w:rPr>
+          <w:rFonts w:ascii="Cambria" w:hAnsi="Cambria"/>
+        </w:rPr>
+        <w:t>SHOWS HOW WELL THE MODEL PREDICTS PRICE</w:t>
+      </w:r>
+    </w:p>
+    <w:p>
+      <w:pPr>
+        <w:pStyle w:val="Heading1"/>
+        <w:rPr>
+          <w:rFonts w:ascii="Cambria" w:hAnsi="Cambria"/>
+          <w:sz w:val="20"/>
+          <w:szCs w:val="20"/>
+        </w:rPr>
+      </w:pPr>
+      <w:r>
+        <w:rPr>
+          <w:rFonts w:ascii="Cambria" w:hAnsi="Cambria"/>
+          <w:caps w:val="0"/>
+          <w:sz w:val="20"/>
+          <w:szCs w:val="20"/>
+        </w:rPr>
+        <w:t>PROBLEM: CATEGORICAL DATA</w:t>
+      </w:r>
+    </w:p>
+    <w:p>
+      <w:pPr>
+        <w:rPr>
+          <w:rFonts w:ascii="Cambria" w:hAnsi="Cambria"/>
+        </w:rPr>
+      </w:pPr>
+      <w:r>
+        <w:rPr>
+          <w:rFonts w:ascii="Cambria" w:hAnsi="Cambria"/>
+        </w:rPr>
+        <w:t>YOUR FEATURES CONTAIN TEXT:</w:t>
+      </w:r>
+    </w:p>
+    <w:p>
+      <w:pPr>
+        <w:numPr>
+          <w:ilvl w:val="0"/>
+          <w:numId w:val="19"/>
+        </w:numPr>
+        <w:rPr>
+          <w:rFonts w:ascii="Cambria" w:hAnsi="Cambria"/>
+        </w:rPr>
+      </w:pPr>
+      <w:r>
+        <w:rPr>
+          <w:rFonts w:ascii="Cambria" w:hAnsi="Cambria"/>
+        </w:rPr>
+        <w:t>BRAND</w:t>
+      </w:r>
+    </w:p>
+    <w:p>
+      <w:pPr>
+        <w:numPr>
+          <w:ilvl w:val="0"/>
+          <w:numId w:val="19"/>
+        </w:numPr>
+        <w:rPr>
+          <w:rFonts w:ascii="Cambria" w:hAnsi="Cambria"/>
+        </w:rPr>
+      </w:pPr>
+      <w:r>
+        <w:rPr>
+          <w:rFonts w:ascii="Cambria" w:hAnsi="Cambria"/>
+        </w:rPr>
+        <w:t>MODEL</w:t>
+      </w:r>
+    </w:p>
+    <w:p>
+      <w:pPr>
+        <w:numPr>
+          <w:ilvl w:val="0"/>
+          <w:numId w:val="19"/>
+        </w:numPr>
+        <w:rPr>
+          <w:rFonts w:ascii="Cambria" w:hAnsi="Cambria"/>
+        </w:rPr>
+      </w:pPr>
+      <w:r>
+        <w:rPr>
+          <w:rFonts w:ascii="Cambria" w:hAnsi="Cambria"/>
+        </w:rPr>
+        <w:t>NUMBER OF SIMS</w:t>
+      </w:r>
+    </w:p>
+    <w:p>
+      <w:pPr>
+        <w:rPr>
+          <w:rFonts w:ascii="Cambria" w:hAnsi="Cambria"/>
+        </w:rPr>
+      </w:pPr>
+      <w:r>
+        <w:rPr>
+          <w:rFonts w:ascii="Cambria" w:hAnsi="Cambria"/>
+        </w:rPr>
+        <w:t xml:space="preserve">ML MODELS </w:t>
+      </w:r>
+      <w:r>
+        <w:rPr>
+          <w:rFonts w:ascii="Cambria" w:hAnsi="Cambria"/>
+          <w:b/>
+          <w:bCs/>
+        </w:rPr>
+        <w:t>CANNOT UNDERSTAND TEXT DIRECTLY</w:t>
+      </w:r>
+    </w:p>
+    <w:p>
+      <w:pPr>
+        <w:pStyle w:val="Heading1"/>
+        <w:rPr>
+          <w:rFonts w:ascii="Cambria" w:hAnsi="Cambria"/>
+          <w:sz w:val="20"/>
+          <w:szCs w:val="20"/>
+        </w:rPr>
+      </w:pPr>
+      <w:r>
+        <w:rPr>
+          <w:rFonts w:ascii="Cambria" w:hAnsi="Cambria"/>
+          <w:caps w:val="0"/>
+          <w:sz w:val="20"/>
+          <w:szCs w:val="20"/>
+        </w:rPr>
+        <w:t>SOLUTION: ONE-HOT ENCODING</w:t>
+      </w:r>
+    </w:p>
+    <w:p>
+      <w:pPr>
+        <w:rPr>
+          <w:rFonts w:ascii="Cambria" w:hAnsi="Cambria"/>
+        </w:rPr>
+      </w:pPr>
+      <w:r>
+        <w:rPr>
+          <w:rFonts w:ascii="Cambria" w:hAnsi="Cambria"/>
+        </w:rPr>
+        <w:t xml:space="preserve">FROM SKLEARN.PREPROCESSING IMPORT ONEHOTENCODER </w:t>
+      </w:r>
+    </w:p>
+    <w:p>
+      <w:pPr>
+        <w:rPr>
+          <w:rFonts w:ascii="Cambria" w:hAnsi="Cambria"/>
+        </w:rPr>
+      </w:pPr>
+      <w:r>
+        <w:rPr>
+          <w:rFonts w:ascii="Cambria" w:hAnsi="Cambria"/>
+        </w:rPr>
+        <w:t>FROM SKLEARN.COMPOSE IMPORT COLUMNTRANSFORMER</w:t>
+      </w:r>
+    </w:p>
+    <w:p>
+      <w:pPr>
+        <w:rPr>
+          <w:rFonts w:ascii="Cambria" w:hAnsi="Cambria"/>
+        </w:rPr>
+      </w:pPr>
+      <w:r>
+        <w:rPr>
+          <w:rFonts w:ascii="Cambria" w:hAnsi="Cambria"/>
+        </w:rPr>
+        <w:t>FEATURESCAT = ['BRAND','MODEL','NUMBER OF SIMS']</w:t>
+      </w:r>
+    </w:p>
+    <w:p>
+      <w:pPr>
+        <w:rPr>
+          <w:rFonts w:ascii="Cambria" w:hAnsi="Cambria"/>
+        </w:rPr>
+      </w:pPr>
+      <w:r>
+        <w:rPr>
+          <w:rFonts w:ascii="Cambria" w:hAnsi="Cambria"/>
+        </w:rPr>
+        <w:t>HOTTIE = ONEHOTENCODER()</w:t>
+      </w:r>
+    </w:p>
+    <w:p>
+      <w:pPr>
+        <w:numPr>
+          <w:ilvl w:val="0"/>
+          <w:numId w:val="20"/>
+        </w:numPr>
+        <w:rPr>
+          <w:rFonts w:ascii="Cambria" w:hAnsi="Cambria"/>
+        </w:rPr>
+      </w:pPr>
+      <w:r>
+        <w:rPr>
+          <w:rFonts w:ascii="Cambria" w:hAnsi="Cambria"/>
+        </w:rPr>
+        <w:t>CONVERTS CATEGORIES INTO BINARY COLUMNS</w:t>
+      </w:r>
+    </w:p>
+    <w:p>
+      <w:pPr>
+        <w:rPr>
+          <w:rFonts w:ascii="Cambria" w:hAnsi="Cambria"/>
+        </w:rPr>
+      </w:pPr>
+      <w:r>
+        <w:rPr>
+          <w:rFonts w:ascii="Cambria" w:hAnsi="Cambria"/>
+        </w:rPr>
+        <w:t>EXAMPLE:</w:t>
+      </w:r>
+    </w:p>
+    <w:p>
+      <w:pPr>
+        <w:rPr>
+          <w:rFonts w:ascii="Cambria" w:hAnsi="Cambria"/>
+        </w:rPr>
+      </w:pPr>
+      <w:r>
+        <w:rPr>
+          <w:rFonts w:ascii="Cambria" w:hAnsi="Cambria"/>
+        </w:rPr>
+        <w:t>BRAND = SAMSUNG → [1,0,0]</w:t>
+      </w:r>
+    </w:p>
+    <w:p>
+      <w:pPr>
+        <w:rPr>
+          <w:rFonts w:ascii="Cambria" w:hAnsi="Cambria"/>
+        </w:rPr>
+      </w:pPr>
+      <w:r>
+        <w:rPr>
+          <w:rFonts w:ascii="Cambria" w:hAnsi="Cambria"/>
+        </w:rPr>
+        <w:t>BRAND = APPLE   → [0,1,0]</w:t>
+      </w:r>
+    </w:p>
+    <w:p>
+      <w:pPr>
+        <w:pStyle w:val="Heading2"/>
+        <w:rPr>
+          <w:rFonts w:ascii="Cambria" w:hAnsi="Cambria"/>
+        </w:rPr>
+      </w:pPr>
+      <w:r>
+        <w:rPr>
+          <w:rFonts w:ascii="Cambria" w:hAnsi="Cambria"/>
+          <w:caps w:val="0"/>
+        </w:rPr>
+        <w:t>COLUMNTRANSFORMER</w:t>
+      </w:r>
+    </w:p>
+    <w:p>
+      <w:pPr>
+        <w:rPr>
+          <w:rFonts w:ascii="Cambria" w:hAnsi="Cambria"/>
+        </w:rPr>
+      </w:pPr>
+      <w:r>
+        <w:rPr>
+          <w:rFonts w:ascii="Cambria" w:hAnsi="Cambria"/>
+        </w:rPr>
+        <w:t>TRANSFORMER = COLUMNTRANSFORMER(</w:t>
+      </w:r>
+    </w:p>
+    <w:p>
+      <w:pPr>
+        <w:rPr>
+          <w:rFonts w:ascii="Cambria" w:hAnsi="Cambria"/>
+        </w:rPr>
+      </w:pPr>
+      <w:r>
+        <w:rPr>
+          <w:rFonts w:ascii="Cambria" w:hAnsi="Cambria"/>
+        </w:rPr>
+        <w:t xml:space="preserve">    [('ONEHOTTIE', HOTTIE, FEATURESCAT)],</w:t>
+      </w:r>
+    </w:p>
+    <w:p>
+      <w:pPr>
+        <w:rPr>
+          <w:rFonts w:ascii="Cambria" w:hAnsi="Cambria"/>
+        </w:rPr>
+      </w:pPr>
+      <w:r>
+        <w:rPr>
+          <w:rFonts w:ascii="Cambria" w:hAnsi="Cambria"/>
+        </w:rPr>
+        <w:lastRenderedPageBreak/>
+        <w:t xml:space="preserve">    REMAINDER='PASSTHROUGH'</w:t>
+      </w:r>
+    </w:p>
+    <w:p>
+      <w:pPr>
+        <w:rPr>
+          <w:rFonts w:ascii="Cambria" w:hAnsi="Cambria"/>
+        </w:rPr>
+      </w:pPr>
+      <w:r>
+        <w:rPr>
+          <w:rFonts w:ascii="Cambria" w:hAnsi="Cambria"/>
+        </w:rPr>
         <w:t>)</w:t>
       </w:r>
     </w:p>
     <w:p>
-      <w:proofErr w:type="spellStart"/>
-      <w:r>
-        <w:t>xTrain.shape,xTest.shape,yTrain.shape,yTest.shape</w:t>
-      </w:r>
-      <w:proofErr w:type="spellEnd"/>
-    </w:p>
-    <w:p>
-      <w:proofErr w:type="spellStart"/>
-      <w:r>
-        <w:t>xTrain.dtypes</w:t>
-      </w:r>
-      <w:proofErr w:type="spellEnd"/>
+      <w:pPr>
+        <w:rPr>
+          <w:rFonts w:ascii="Cambria" w:hAnsi="Cambria"/>
+        </w:rPr>
+      </w:pPr>
+      <w:r>
+        <w:rPr>
+          <w:rFonts w:ascii="Cambria" w:hAnsi="Cambria"/>
+        </w:rPr>
+        <w:t>WHAT THIS DOES:</w:t>
+      </w:r>
+    </w:p>
+    <w:p>
+      <w:pPr>
+        <w:numPr>
+          <w:ilvl w:val="0"/>
+          <w:numId w:val="21"/>
+        </w:numPr>
+        <w:rPr>
+          <w:rFonts w:ascii="Cambria" w:hAnsi="Cambria"/>
+        </w:rPr>
+      </w:pPr>
+      <w:r>
+        <w:rPr>
+          <w:rFonts w:ascii="Cambria" w:hAnsi="Cambria"/>
+        </w:rPr>
+        <w:t>APPLIES ONEHOTENCODER TO SELECTED COLUMNS</w:t>
+      </w:r>
+    </w:p>
+    <w:p>
+      <w:pPr>
+        <w:numPr>
+          <w:ilvl w:val="0"/>
+          <w:numId w:val="21"/>
+        </w:numPr>
+        <w:rPr>
+          <w:rFonts w:ascii="Cambria" w:hAnsi="Cambria"/>
+        </w:rPr>
+      </w:pPr>
+      <w:r>
+        <w:rPr>
+          <w:rFonts w:ascii="Cambria" w:hAnsi="Cambria"/>
+        </w:rPr>
+        <w:t>LEAVES NUMERIC COLUMNS UNCHANGED</w:t>
+      </w:r>
+    </w:p>
+    <w:p>
+      <w:pPr>
+        <w:pStyle w:val="Heading2"/>
+        <w:rPr>
+          <w:rFonts w:ascii="Cambria" w:hAnsi="Cambria"/>
+        </w:rPr>
+      </w:pPr>
+      <w:r>
+        <w:rPr>
+          <w:rFonts w:ascii="Cambria" w:hAnsi="Cambria"/>
+          <w:caps w:val="0"/>
+        </w:rPr>
+        <w:t>TRANSFORM DATA</w:t>
+      </w:r>
+    </w:p>
+    <w:p>
+      <w:pPr>
+        <w:rPr>
+          <w:rFonts w:ascii="Cambria" w:hAnsi="Cambria"/>
+        </w:rPr>
+      </w:pPr>
+      <w:r>
+        <w:rPr>
+          <w:rFonts w:ascii="Cambria" w:hAnsi="Cambria"/>
+        </w:rPr>
+        <w:t>TRANSFORMEDX = TRANSFORMER.FIT_TRANSFORM(X)</w:t>
+      </w:r>
+    </w:p>
+    <w:p>
+      <w:pPr>
+        <w:numPr>
+          <w:ilvl w:val="0"/>
+          <w:numId w:val="22"/>
+        </w:numPr>
+        <w:rPr>
+          <w:rFonts w:ascii="Cambria" w:hAnsi="Cambria"/>
+        </w:rPr>
+      </w:pPr>
+      <w:r>
+        <w:rPr>
+          <w:rFonts w:ascii="Cambria" w:hAnsi="Cambria"/>
+        </w:rPr>
+        <w:t>FINAL ML-READY DATA</w:t>
+      </w:r>
+    </w:p>
+    <w:p>
+      <w:pPr>
+        <w:numPr>
+          <w:ilvl w:val="0"/>
+          <w:numId w:val="22"/>
+        </w:numPr>
+        <w:rPr>
+          <w:rFonts w:ascii="Cambria" w:hAnsi="Cambria"/>
+        </w:rPr>
+      </w:pPr>
+      <w:r>
+        <w:rPr>
+          <w:rFonts w:ascii="Cambria" w:hAnsi="Cambria"/>
+        </w:rPr>
+        <w:t xml:space="preserve">OUTPUT IS A </w:t>
+      </w:r>
+      <w:r>
+        <w:rPr>
+          <w:rFonts w:ascii="Cambria" w:hAnsi="Cambria"/>
+          <w:b/>
+          <w:bCs/>
+        </w:rPr>
+        <w:t>SPARSE MATRIX</w:t>
+      </w:r>
+      <w:r>
+        <w:rPr>
+          <w:rFonts w:ascii="Cambria" w:hAnsi="Cambria"/>
+        </w:rPr>
+        <w:t xml:space="preserve"> (MEMORY EFFICIENT)</w:t>
+      </w:r>
+    </w:p>
+    <w:p>
+      <w:pPr>
+        <w:rPr>
+          <w:rFonts w:ascii="Cambria" w:hAnsi="Cambria"/>
+        </w:rPr>
+      </w:pPr>
+      <w:r>
+        <w:rPr>
+          <w:rFonts w:ascii="Cambria" w:hAnsi="Cambria"/>
+        </w:rPr>
+        <w:t>PD.DATAFRAME(TRANSFORMEDX)</w:t>
+      </w:r>
+    </w:p>
+    <w:p>
+      <w:pPr>
+        <w:numPr>
+          <w:ilvl w:val="0"/>
+          <w:numId w:val="23"/>
+        </w:numPr>
+        <w:rPr>
+          <w:rFonts w:ascii="Cambria" w:hAnsi="Cambria"/>
+        </w:rPr>
+      </w:pPr>
+      <w:r>
+        <w:rPr>
+          <w:rFonts w:ascii="Cambria" w:hAnsi="Cambria"/>
+        </w:rPr>
+        <w:t>WILL LOOK UNREADABLE (SPARSE FORMAT)</w:t>
+      </w:r>
+    </w:p>
+    <w:p>
+      <w:pPr>
+        <w:rPr>
+          <w:rFonts w:ascii="Cambria" w:hAnsi="Cambria"/>
+        </w:rPr>
+      </w:pPr>
+      <w:r>
+        <w:rPr>
+          <w:rFonts w:ascii="Cambria" w:hAnsi="Cambria"/>
+        </w:rPr>
+        <w:t>PD.DATAFRAME(TRANSFORMEDX.TOARRAY())</w:t>
+      </w:r>
+    </w:p>
+    <w:p>
+      <w:pPr>
+        <w:numPr>
+          <w:ilvl w:val="0"/>
+          <w:numId w:val="24"/>
+        </w:numPr>
+        <w:rPr>
+          <w:rFonts w:ascii="Cambria" w:hAnsi="Cambria"/>
+        </w:rPr>
+      </w:pPr>
+      <w:r>
+        <w:rPr>
+          <w:rFonts w:ascii="Cambria" w:hAnsi="Cambria"/>
+        </w:rPr>
+        <w:t>CONVERTS SPARSE MATRIX TO NORMAL ARRAY</w:t>
+      </w:r>
+    </w:p>
+    <w:p>
+      <w:pPr>
+        <w:numPr>
+          <w:ilvl w:val="0"/>
+          <w:numId w:val="24"/>
+        </w:numPr>
+        <w:rPr>
+          <w:rFonts w:ascii="Cambria" w:hAnsi="Cambria"/>
+        </w:rPr>
+      </w:pPr>
+      <w:r>
+        <w:rPr>
+          <w:rFonts w:ascii="Cambria" w:hAnsi="Cambria"/>
+        </w:rPr>
+        <w:t>EASY TO VIEW AND UNDERSTAND</w:t>
+      </w:r>
     </w:p>
     <w:p>
       <w:pPr>
         <w:pStyle w:val="Heading1"/>
-      </w:pPr>
-      <w:r>
-        <w:t>Getting Data Ready Converting Part 1</w:t>
-      </w:r>
-    </w:p>
-    <w:p>
-      <w:proofErr w:type="spellStart"/>
-      <w:r>
-        <w:t>mobilesData</w:t>
-      </w:r>
-      <w:proofErr w:type="spellEnd"/>
-      <w:r>
-        <w:t xml:space="preserve"> = </w:t>
-      </w:r>
-      <w:proofErr w:type="spellStart"/>
-      <w:r>
-        <w:t>pd.read_csv</w:t>
-      </w:r>
-      <w:proofErr w:type="spellEnd"/>
-      <w:r>
-        <w:t>('mobilesData.csv', encoding='latin1')</w:t>
-      </w:r>
-    </w:p>
-    <w:p>
-      <w:proofErr w:type="spellStart"/>
-      <w:r>
-        <w:t>mobilesData</w:t>
-      </w:r>
-      <w:proofErr w:type="spellEnd"/>
-    </w:p>
-    <w:p>
-      <w:proofErr w:type="spellStart"/>
-      <w:r>
-        <w:t>mobilesData.dtypes</w:t>
-      </w:r>
-      <w:proofErr w:type="spellEnd"/>
-    </w:p>
-    <w:p>
-      <w:proofErr w:type="spellStart"/>
-      <w:r>
-        <w:t>mobilesData</w:t>
-      </w:r>
-      <w:proofErr w:type="spellEnd"/>
-      <w:r>
-        <w:t xml:space="preserve">['Rear camera'] = </w:t>
-      </w:r>
-      <w:proofErr w:type="spellStart"/>
-      <w:r>
-        <w:t>mobilesData</w:t>
-      </w:r>
-      <w:proofErr w:type="spellEnd"/>
-      <w:r>
-        <w:t>['Rear camera'].</w:t>
-      </w:r>
-      <w:proofErr w:type="spellStart"/>
-      <w:r>
-        <w:t>astype</w:t>
-      </w:r>
-      <w:proofErr w:type="spellEnd"/>
-      <w:r>
-        <w:t>(str)</w:t>
-      </w:r>
-    </w:p>
-    <w:p>
-      <w:proofErr w:type="spellStart"/>
-      <w:r>
-        <w:t>mobilesData</w:t>
-      </w:r>
-      <w:proofErr w:type="spellEnd"/>
-      <w:r>
-        <w:t xml:space="preserve">['Rear camera'] = </w:t>
-      </w:r>
-      <w:proofErr w:type="spellStart"/>
-      <w:r>
-        <w:t>mobilesData</w:t>
-      </w:r>
-      <w:proofErr w:type="spellEnd"/>
-      <w:r>
-        <w:t>['Rear camera'].</w:t>
-      </w:r>
-      <w:proofErr w:type="spellStart"/>
-      <w:r>
-        <w:t>str.replace</w:t>
-      </w:r>
-      <w:proofErr w:type="spellEnd"/>
-      <w:r>
-        <w:t>(r'[\$,.]', '', regex=True)</w:t>
-      </w:r>
-    </w:p>
-    <w:p>
-      <w:pPr>
-        <w:pStyle w:val="Heading1"/>
-      </w:pPr>
-      <w:r>
-        <w:t xml:space="preserve">Getting Data Ready Converting Part </w:t>
-      </w:r>
-      <w:r>
-        <w:t>2</w:t>
-      </w:r>
-    </w:p>
-    <w:p/>
-    <w:p/>
+        <w:rPr>
+          <w:rFonts w:ascii="Cambria" w:hAnsi="Cambria"/>
+          <w:sz w:val="20"/>
+          <w:szCs w:val="20"/>
+        </w:rPr>
+      </w:pPr>
+      <w:r>
+        <w:rPr>
+          <w:rFonts w:ascii="Cambria" w:hAnsi="Cambria"/>
+          <w:caps w:val="0"/>
+          <w:sz w:val="20"/>
+          <w:szCs w:val="20"/>
+        </w:rPr>
+        <w:t xml:space="preserve">DATA ANATOMY OF CONVERSION </w:t>
+      </w:r>
+    </w:p>
+    <w:p>
+      <w:pPr>
+        <w:rPr>
+          <w:rFonts w:ascii="Cambria" w:hAnsi="Cambria"/>
+        </w:rPr>
+      </w:pPr>
+    </w:p>
+    <w:tbl>
+      <w:tblPr>
+        <w:tblW w:w="0" w:type="auto"/>
+        <w:jc w:val="center"/>
+        <w:tblCellSpacing w:w="15" w:type="dxa"/>
+        <w:tblBorders>
+          <w:top w:val="single" w:sz="4" w:space="0" w:color="auto"/>
+          <w:left w:val="single" w:sz="4" w:space="0" w:color="auto"/>
+          <w:bottom w:val="single" w:sz="4" w:space="0" w:color="auto"/>
+          <w:right w:val="single" w:sz="4" w:space="0" w:color="auto"/>
+          <w:insideH w:val="single" w:sz="4" w:space="0" w:color="auto"/>
+          <w:insideV w:val="single" w:sz="4" w:space="0" w:color="auto"/>
+        </w:tblBorders>
+        <w:tblCellMar>
+          <w:top w:w="15" w:type="dxa"/>
+          <w:left w:w="15" w:type="dxa"/>
+          <w:bottom w:w="15" w:type="dxa"/>
+          <w:right w:w="15" w:type="dxa"/>
+        </w:tblCellMar>
+        <w:tblLook w:val="04A0" w:firstRow="1" w:lastRow="0" w:firstColumn="1" w:lastColumn="0" w:noHBand="0" w:noVBand="1"/>
+      </w:tblPr>
+      <w:tblGrid>
+        <w:gridCol w:w="4414"/>
+        <w:gridCol w:w="3519"/>
+      </w:tblGrid>
+      <w:tr>
+        <w:trPr>
+          <w:tblHeader/>
+          <w:tblCellSpacing w:w="15" w:type="dxa"/>
+          <w:jc w:val="center"/>
+        </w:trPr>
+        <w:tc>
+          <w:tcPr>
+            <w:tcW w:w="4369" w:type="dxa"/>
+            <w:vAlign w:val="center"/>
+            <w:hideMark/>
+          </w:tcPr>
+          <w:p>
+            <w:pPr>
+              <w:jc w:val="center"/>
+              <w:rPr>
+                <w:rFonts w:ascii="Cambria" w:hAnsi="Cambria"/>
+                <w:b/>
+                <w:bCs/>
+              </w:rPr>
+            </w:pPr>
+            <w:r>
+              <w:rPr>
+                <w:rFonts w:ascii="Cambria" w:hAnsi="Cambria"/>
+                <w:b/>
+                <w:bCs/>
+              </w:rPr>
+              <w:t>STAGE</w:t>
+            </w:r>
+          </w:p>
+        </w:tc>
+        <w:tc>
+          <w:tcPr>
+            <w:tcW w:w="3474" w:type="dxa"/>
+            <w:vAlign w:val="center"/>
+            <w:hideMark/>
+          </w:tcPr>
+          <w:p>
+            <w:pPr>
+              <w:jc w:val="center"/>
+              <w:rPr>
+                <w:rFonts w:ascii="Cambria" w:hAnsi="Cambria"/>
+                <w:b/>
+                <w:bCs/>
+              </w:rPr>
+            </w:pPr>
+            <w:r>
+              <w:rPr>
+                <w:rFonts w:ascii="Cambria" w:hAnsi="Cambria"/>
+                <w:b/>
+                <w:bCs/>
+              </w:rPr>
+              <w:t>DATA TYPE</w:t>
+            </w:r>
+          </w:p>
+        </w:tc>
+      </w:tr>
+      <w:tr>
+        <w:trPr>
+          <w:tblCellSpacing w:w="15" w:type="dxa"/>
+          <w:jc w:val="center"/>
+        </w:trPr>
+        <w:tc>
+          <w:tcPr>
+            <w:tcW w:w="4369" w:type="dxa"/>
+            <w:vAlign w:val="center"/>
+            <w:hideMark/>
+          </w:tcPr>
+          <w:p>
+            <w:pPr>
+              <w:jc w:val="center"/>
+              <w:rPr>
+                <w:rFonts w:ascii="Cambria" w:hAnsi="Cambria"/>
+              </w:rPr>
+            </w:pPr>
+            <w:r>
+              <w:rPr>
+                <w:rFonts w:ascii="Cambria" w:hAnsi="Cambria"/>
+              </w:rPr>
+              <w:t>RAW CSV</w:t>
+            </w:r>
+          </w:p>
+        </w:tc>
+        <w:tc>
+          <w:tcPr>
+            <w:tcW w:w="3474" w:type="dxa"/>
+            <w:vAlign w:val="center"/>
+            <w:hideMark/>
+          </w:tcPr>
+          <w:p>
+            <w:pPr>
+              <w:jc w:val="center"/>
+              <w:rPr>
+                <w:rFonts w:ascii="Cambria" w:hAnsi="Cambria"/>
+              </w:rPr>
+            </w:pPr>
+            <w:r>
+              <w:rPr>
+                <w:rFonts w:ascii="Cambria" w:hAnsi="Cambria"/>
+              </w:rPr>
+              <w:t>TEXT + NUMBERS</w:t>
+            </w:r>
+          </w:p>
+        </w:tc>
+      </w:tr>
+      <w:tr>
+        <w:trPr>
+          <w:tblCellSpacing w:w="15" w:type="dxa"/>
+          <w:jc w:val="center"/>
+        </w:trPr>
+        <w:tc>
+          <w:tcPr>
+            <w:tcW w:w="4369" w:type="dxa"/>
+            <w:vAlign w:val="center"/>
+            <w:hideMark/>
+          </w:tcPr>
+          <w:p>
+            <w:pPr>
+              <w:jc w:val="center"/>
+              <w:rPr>
+                <w:rFonts w:ascii="Cambria" w:hAnsi="Cambria"/>
+              </w:rPr>
+            </w:pPr>
+            <w:r>
+              <w:rPr>
+                <w:rFonts w:ascii="Cambria" w:hAnsi="Cambria"/>
+              </w:rPr>
+              <w:t>CLEANED PRICE</w:t>
+            </w:r>
+          </w:p>
+        </w:tc>
+        <w:tc>
+          <w:tcPr>
+            <w:tcW w:w="3474" w:type="dxa"/>
+            <w:vAlign w:val="center"/>
+            <w:hideMark/>
+          </w:tcPr>
+          <w:p>
+            <w:pPr>
+              <w:jc w:val="center"/>
+              <w:rPr>
+                <w:rFonts w:ascii="Cambria" w:hAnsi="Cambria"/>
+              </w:rPr>
+            </w:pPr>
+            <w:r>
+              <w:rPr>
+                <w:rFonts w:ascii="Cambria" w:hAnsi="Cambria"/>
+              </w:rPr>
+              <w:t>NUMERIC</w:t>
+            </w:r>
+          </w:p>
+        </w:tc>
+      </w:tr>
+      <w:tr>
+        <w:trPr>
+          <w:tblCellSpacing w:w="15" w:type="dxa"/>
+          <w:jc w:val="center"/>
+        </w:trPr>
+        <w:tc>
+          <w:tcPr>
+            <w:tcW w:w="4369" w:type="dxa"/>
+            <w:vAlign w:val="center"/>
+            <w:hideMark/>
+          </w:tcPr>
+          <w:p>
+            <w:pPr>
+              <w:jc w:val="center"/>
+              <w:rPr>
+                <w:rFonts w:ascii="Cambria" w:hAnsi="Cambria"/>
+              </w:rPr>
+            </w:pPr>
+            <w:r>
+              <w:rPr>
+                <w:rFonts w:ascii="Cambria" w:hAnsi="Cambria"/>
+              </w:rPr>
+              <w:t>FEATURES (X)</w:t>
+            </w:r>
+          </w:p>
+        </w:tc>
+        <w:tc>
+          <w:tcPr>
+            <w:tcW w:w="3474" w:type="dxa"/>
+            <w:vAlign w:val="center"/>
+            <w:hideMark/>
+          </w:tcPr>
+          <w:p>
+            <w:pPr>
+              <w:jc w:val="center"/>
+              <w:rPr>
+                <w:rFonts w:ascii="Cambria" w:hAnsi="Cambria"/>
+              </w:rPr>
+            </w:pPr>
+            <w:r>
+              <w:rPr>
+                <w:rFonts w:ascii="Cambria" w:hAnsi="Cambria"/>
+              </w:rPr>
+              <w:t>MIXED</w:t>
+            </w:r>
+          </w:p>
+        </w:tc>
+      </w:tr>
+      <w:tr>
+        <w:trPr>
+          <w:tblCellSpacing w:w="15" w:type="dxa"/>
+          <w:jc w:val="center"/>
+        </w:trPr>
+        <w:tc>
+          <w:tcPr>
+            <w:tcW w:w="4369" w:type="dxa"/>
+            <w:vAlign w:val="center"/>
+            <w:hideMark/>
+          </w:tcPr>
+          <w:p>
+            <w:pPr>
+              <w:jc w:val="center"/>
+              <w:rPr>
+                <w:rFonts w:ascii="Cambria" w:hAnsi="Cambria"/>
+              </w:rPr>
+            </w:pPr>
+            <w:r>
+              <w:rPr>
+                <w:rFonts w:ascii="Cambria" w:hAnsi="Cambria"/>
+              </w:rPr>
+              <w:t>ONEHOTENCODED</w:t>
+            </w:r>
+          </w:p>
+        </w:tc>
+        <w:tc>
+          <w:tcPr>
+            <w:tcW w:w="3474" w:type="dxa"/>
+            <w:vAlign w:val="center"/>
+            <w:hideMark/>
+          </w:tcPr>
+          <w:p>
+            <w:pPr>
+              <w:jc w:val="center"/>
+              <w:rPr>
+                <w:rFonts w:ascii="Cambria" w:hAnsi="Cambria"/>
+              </w:rPr>
+            </w:pPr>
+            <w:r>
+              <w:rPr>
+                <w:rFonts w:ascii="Cambria" w:hAnsi="Cambria"/>
+              </w:rPr>
+              <w:t>ALL NUMERIC</w:t>
+            </w:r>
+          </w:p>
+        </w:tc>
+      </w:tr>
+      <w:tr>
+        <w:trPr>
+          <w:tblCellSpacing w:w="15" w:type="dxa"/>
+          <w:jc w:val="center"/>
+        </w:trPr>
+        <w:tc>
+          <w:tcPr>
+            <w:tcW w:w="4369" w:type="dxa"/>
+            <w:vAlign w:val="center"/>
+            <w:hideMark/>
+          </w:tcPr>
+          <w:p>
+            <w:pPr>
+              <w:jc w:val="center"/>
+              <w:rPr>
+                <w:rFonts w:ascii="Cambria" w:hAnsi="Cambria"/>
+              </w:rPr>
+            </w:pPr>
+            <w:r>
+              <w:rPr>
+                <w:rFonts w:ascii="Cambria" w:hAnsi="Cambria"/>
+              </w:rPr>
+              <w:t>FINAL OUTPUT</w:t>
+            </w:r>
+          </w:p>
+        </w:tc>
+        <w:tc>
+          <w:tcPr>
+            <w:tcW w:w="3474" w:type="dxa"/>
+            <w:vAlign w:val="center"/>
+            <w:hideMark/>
+          </w:tcPr>
+          <w:p>
+            <w:pPr>
+              <w:jc w:val="center"/>
+              <w:rPr>
+                <w:rFonts w:ascii="Cambria" w:hAnsi="Cambria"/>
+              </w:rPr>
+            </w:pPr>
+            <w:r>
+              <w:rPr>
+                <w:rFonts w:ascii="Cambria" w:hAnsi="Cambria"/>
+              </w:rPr>
+              <w:t>ML-READY</w:t>
+            </w:r>
+          </w:p>
+        </w:tc>
+      </w:tr>
+    </w:tbl>
+    <w:p>
+      <w:pPr>
+        <w:rPr>
+          <w:rFonts w:ascii="Cambria" w:hAnsi="Cambria"/>
+        </w:rPr>
+      </w:pPr>
+    </w:p>
     <w:sectPr>
       <w:pgSz w:w="11906" w:h="16838"/>
       <w:pgMar w:top="1440" w:right="1440" w:bottom="1440" w:left="1440" w:header="708" w:footer="708" w:gutter="0"/>
@@ -223,6 +2030,3659 @@
     </w:sectPr>
   </w:body>
 </w:document>
+</file>
+
+<file path=word/numbering.xml><?xml version="1.0" encoding="utf-8"?>
+<w:numbering xmlns:wpc="http://schemas.microsoft.com/office/word/2010/wordprocessingCanvas" xmlns:cx="http://schemas.microsoft.com/office/drawing/2014/chartex" xmlns:cx1="http://schemas.microsoft.com/office/drawing/2015/9/8/chartex" xmlns:cx2="http://schemas.microsoft.com/office/drawing/2015/10/21/chartex" xmlns:cx3="http://schemas.microsoft.com/office/drawing/2016/5/9/chartex" xmlns:cx4="http://schemas.microsoft.com/office/drawing/2016/5/10/chartex" xmlns:cx5="http://schemas.microsoft.com/office/drawing/2016/5/11/chartex" xmlns:cx6="http://schemas.microsoft.com/office/drawing/2016/5/12/chartex" xmlns:cx7="http://schemas.microsoft.com/office/drawing/2016/5/13/chartex" xmlns:cx8="http://schemas.microsoft.com/office/drawing/2016/5/14/chartex" xmlns:mc="http://schemas.openxmlformats.org/markup-compatibility/2006" xmlns:aink="http://schemas.microsoft.com/office/drawing/2016/ink" xmlns:am3d="http://schemas.microsoft.com/office/drawing/2017/model3d" xmlns:o="urn:schemas-microsoft-com:office:office" xmlns:oel="http://schemas.microsoft.com/office/2019/extlst" xmlns:r="http://schemas.openxmlformats.org/officeDocument/2006/relationships" xmlns:m="http://schemas.openxmlformats.org/officeDocument/2006/math" xmlns:v="urn:schemas-microsoft-com:vml" xmlns:wp14="http://schemas.microsoft.com/office/word/2010/wordprocessingDrawing" xmlns:wp="http://schemas.openxmlformats.org/drawingml/2006/wordprocessingDrawing" xmlns:w10="urn:schemas-microsoft-com:office:word" xmlns:w="http://schemas.openxmlformats.org/wordprocessingml/2006/main" xmlns:w14="http://schemas.microsoft.com/office/word/2010/wordml" xmlns:w15="http://schemas.microsoft.com/office/word/2012/wordml" xmlns:w16cex="http://schemas.microsoft.com/office/word/2018/wordml/cex" xmlns:w16cid="http://schemas.microsoft.com/office/word/2016/wordml/cid" xmlns:w16="http://schemas.microsoft.com/office/word/2018/wordml" xmlns:w16du="http://schemas.microsoft.com/office/word/2023/wordml/word16du" xmlns:w16sdtdh="http://schemas.microsoft.com/office/word/2020/wordml/sdtdatahash" xmlns:w16sdtfl="http://schemas.microsoft.com/office/word/2024/wordml/sdtformatlock" xmlns:w16se="http://schemas.microsoft.com/office/word/2015/wordml/symex" xmlns:wpg="http://schemas.microsoft.com/office/word/2010/wordprocessingGroup" xmlns:wpi="http://schemas.microsoft.com/office/word/2010/wordprocessingInk" xmlns:wne="http://schemas.microsoft.com/office/word/2006/wordml" xmlns:wps="http://schemas.microsoft.com/office/word/2010/wordprocessingShape" mc:Ignorable="w14 w15 w16se w16cid w16 w16cex w16sdtdh w16sdtfl w16du wp14">
+  <w:abstractNum w:abstractNumId="0" w15:restartNumberingAfterBreak="0">
+    <w:nsid w:val="03EB7D47"/>
+    <w:multiLevelType w:val="multilevel"/>
+    <w:tmpl w:val="E4F4E90C"/>
+    <w:lvl w:ilvl="0">
+      <w:start w:val="1"/>
+      <w:numFmt w:val="bullet"/>
+      <w:lvlText w:val=""/>
+      <w:lvlJc w:val="left"/>
+      <w:pPr>
+        <w:tabs>
+          <w:tab w:val="num" w:pos="720"/>
+        </w:tabs>
+        <w:ind w:left="720" w:hanging="360"/>
+      </w:pPr>
+      <w:rPr>
+        <w:rFonts w:ascii="Symbol" w:hAnsi="Symbol" w:hint="default"/>
+        <w:sz w:val="20"/>
+      </w:rPr>
+    </w:lvl>
+    <w:lvl w:ilvl="1" w:tentative="1">
+      <w:start w:val="1"/>
+      <w:numFmt w:val="bullet"/>
+      <w:lvlText w:val="o"/>
+      <w:lvlJc w:val="left"/>
+      <w:pPr>
+        <w:tabs>
+          <w:tab w:val="num" w:pos="1440"/>
+        </w:tabs>
+        <w:ind w:left="1440" w:hanging="360"/>
+      </w:pPr>
+      <w:rPr>
+        <w:rFonts w:ascii="Courier New" w:hAnsi="Courier New" w:hint="default"/>
+        <w:sz w:val="20"/>
+      </w:rPr>
+    </w:lvl>
+    <w:lvl w:ilvl="2" w:tentative="1">
+      <w:start w:val="1"/>
+      <w:numFmt w:val="bullet"/>
+      <w:lvlText w:val=""/>
+      <w:lvlJc w:val="left"/>
+      <w:pPr>
+        <w:tabs>
+          <w:tab w:val="num" w:pos="2160"/>
+        </w:tabs>
+        <w:ind w:left="2160" w:hanging="360"/>
+      </w:pPr>
+      <w:rPr>
+        <w:rFonts w:ascii="Wingdings" w:hAnsi="Wingdings" w:hint="default"/>
+        <w:sz w:val="20"/>
+      </w:rPr>
+    </w:lvl>
+    <w:lvl w:ilvl="3" w:tentative="1">
+      <w:start w:val="1"/>
+      <w:numFmt w:val="bullet"/>
+      <w:lvlText w:val=""/>
+      <w:lvlJc w:val="left"/>
+      <w:pPr>
+        <w:tabs>
+          <w:tab w:val="num" w:pos="2880"/>
+        </w:tabs>
+        <w:ind w:left="2880" w:hanging="360"/>
+      </w:pPr>
+      <w:rPr>
+        <w:rFonts w:ascii="Wingdings" w:hAnsi="Wingdings" w:hint="default"/>
+        <w:sz w:val="20"/>
+      </w:rPr>
+    </w:lvl>
+    <w:lvl w:ilvl="4" w:tentative="1">
+      <w:start w:val="1"/>
+      <w:numFmt w:val="bullet"/>
+      <w:lvlText w:val=""/>
+      <w:lvlJc w:val="left"/>
+      <w:pPr>
+        <w:tabs>
+          <w:tab w:val="num" w:pos="3600"/>
+        </w:tabs>
+        <w:ind w:left="3600" w:hanging="360"/>
+      </w:pPr>
+      <w:rPr>
+        <w:rFonts w:ascii="Wingdings" w:hAnsi="Wingdings" w:hint="default"/>
+        <w:sz w:val="20"/>
+      </w:rPr>
+    </w:lvl>
+    <w:lvl w:ilvl="5" w:tentative="1">
+      <w:start w:val="1"/>
+      <w:numFmt w:val="bullet"/>
+      <w:lvlText w:val=""/>
+      <w:lvlJc w:val="left"/>
+      <w:pPr>
+        <w:tabs>
+          <w:tab w:val="num" w:pos="4320"/>
+        </w:tabs>
+        <w:ind w:left="4320" w:hanging="360"/>
+      </w:pPr>
+      <w:rPr>
+        <w:rFonts w:ascii="Wingdings" w:hAnsi="Wingdings" w:hint="default"/>
+        <w:sz w:val="20"/>
+      </w:rPr>
+    </w:lvl>
+    <w:lvl w:ilvl="6" w:tentative="1">
+      <w:start w:val="1"/>
+      <w:numFmt w:val="bullet"/>
+      <w:lvlText w:val=""/>
+      <w:lvlJc w:val="left"/>
+      <w:pPr>
+        <w:tabs>
+          <w:tab w:val="num" w:pos="5040"/>
+        </w:tabs>
+        <w:ind w:left="5040" w:hanging="360"/>
+      </w:pPr>
+      <w:rPr>
+        <w:rFonts w:ascii="Wingdings" w:hAnsi="Wingdings" w:hint="default"/>
+        <w:sz w:val="20"/>
+      </w:rPr>
+    </w:lvl>
+    <w:lvl w:ilvl="7" w:tentative="1">
+      <w:start w:val="1"/>
+      <w:numFmt w:val="bullet"/>
+      <w:lvlText w:val=""/>
+      <w:lvlJc w:val="left"/>
+      <w:pPr>
+        <w:tabs>
+          <w:tab w:val="num" w:pos="5760"/>
+        </w:tabs>
+        <w:ind w:left="5760" w:hanging="360"/>
+      </w:pPr>
+      <w:rPr>
+        <w:rFonts w:ascii="Wingdings" w:hAnsi="Wingdings" w:hint="default"/>
+        <w:sz w:val="20"/>
+      </w:rPr>
+    </w:lvl>
+    <w:lvl w:ilvl="8" w:tentative="1">
+      <w:start w:val="1"/>
+      <w:numFmt w:val="bullet"/>
+      <w:lvlText w:val=""/>
+      <w:lvlJc w:val="left"/>
+      <w:pPr>
+        <w:tabs>
+          <w:tab w:val="num" w:pos="6480"/>
+        </w:tabs>
+        <w:ind w:left="6480" w:hanging="360"/>
+      </w:pPr>
+      <w:rPr>
+        <w:rFonts w:ascii="Wingdings" w:hAnsi="Wingdings" w:hint="default"/>
+        <w:sz w:val="20"/>
+      </w:rPr>
+    </w:lvl>
+  </w:abstractNum>
+  <w:abstractNum w:abstractNumId="1" w15:restartNumberingAfterBreak="0">
+    <w:nsid w:val="09110283"/>
+    <w:multiLevelType w:val="multilevel"/>
+    <w:tmpl w:val="395AA8DE"/>
+    <w:lvl w:ilvl="0">
+      <w:start w:val="1"/>
+      <w:numFmt w:val="bullet"/>
+      <w:lvlText w:val=""/>
+      <w:lvlJc w:val="left"/>
+      <w:pPr>
+        <w:tabs>
+          <w:tab w:val="num" w:pos="720"/>
+        </w:tabs>
+        <w:ind w:left="720" w:hanging="360"/>
+      </w:pPr>
+      <w:rPr>
+        <w:rFonts w:ascii="Symbol" w:hAnsi="Symbol" w:hint="default"/>
+        <w:sz w:val="20"/>
+      </w:rPr>
+    </w:lvl>
+    <w:lvl w:ilvl="1" w:tentative="1">
+      <w:start w:val="1"/>
+      <w:numFmt w:val="bullet"/>
+      <w:lvlText w:val="o"/>
+      <w:lvlJc w:val="left"/>
+      <w:pPr>
+        <w:tabs>
+          <w:tab w:val="num" w:pos="1440"/>
+        </w:tabs>
+        <w:ind w:left="1440" w:hanging="360"/>
+      </w:pPr>
+      <w:rPr>
+        <w:rFonts w:ascii="Courier New" w:hAnsi="Courier New" w:hint="default"/>
+        <w:sz w:val="20"/>
+      </w:rPr>
+    </w:lvl>
+    <w:lvl w:ilvl="2" w:tentative="1">
+      <w:start w:val="1"/>
+      <w:numFmt w:val="bullet"/>
+      <w:lvlText w:val=""/>
+      <w:lvlJc w:val="left"/>
+      <w:pPr>
+        <w:tabs>
+          <w:tab w:val="num" w:pos="2160"/>
+        </w:tabs>
+        <w:ind w:left="2160" w:hanging="360"/>
+      </w:pPr>
+      <w:rPr>
+        <w:rFonts w:ascii="Wingdings" w:hAnsi="Wingdings" w:hint="default"/>
+        <w:sz w:val="20"/>
+      </w:rPr>
+    </w:lvl>
+    <w:lvl w:ilvl="3" w:tentative="1">
+      <w:start w:val="1"/>
+      <w:numFmt w:val="bullet"/>
+      <w:lvlText w:val=""/>
+      <w:lvlJc w:val="left"/>
+      <w:pPr>
+        <w:tabs>
+          <w:tab w:val="num" w:pos="2880"/>
+        </w:tabs>
+        <w:ind w:left="2880" w:hanging="360"/>
+      </w:pPr>
+      <w:rPr>
+        <w:rFonts w:ascii="Wingdings" w:hAnsi="Wingdings" w:hint="default"/>
+        <w:sz w:val="20"/>
+      </w:rPr>
+    </w:lvl>
+    <w:lvl w:ilvl="4" w:tentative="1">
+      <w:start w:val="1"/>
+      <w:numFmt w:val="bullet"/>
+      <w:lvlText w:val=""/>
+      <w:lvlJc w:val="left"/>
+      <w:pPr>
+        <w:tabs>
+          <w:tab w:val="num" w:pos="3600"/>
+        </w:tabs>
+        <w:ind w:left="3600" w:hanging="360"/>
+      </w:pPr>
+      <w:rPr>
+        <w:rFonts w:ascii="Wingdings" w:hAnsi="Wingdings" w:hint="default"/>
+        <w:sz w:val="20"/>
+      </w:rPr>
+    </w:lvl>
+    <w:lvl w:ilvl="5" w:tentative="1">
+      <w:start w:val="1"/>
+      <w:numFmt w:val="bullet"/>
+      <w:lvlText w:val=""/>
+      <w:lvlJc w:val="left"/>
+      <w:pPr>
+        <w:tabs>
+          <w:tab w:val="num" w:pos="4320"/>
+        </w:tabs>
+        <w:ind w:left="4320" w:hanging="360"/>
+      </w:pPr>
+      <w:rPr>
+        <w:rFonts w:ascii="Wingdings" w:hAnsi="Wingdings" w:hint="default"/>
+        <w:sz w:val="20"/>
+      </w:rPr>
+    </w:lvl>
+    <w:lvl w:ilvl="6" w:tentative="1">
+      <w:start w:val="1"/>
+      <w:numFmt w:val="bullet"/>
+      <w:lvlText w:val=""/>
+      <w:lvlJc w:val="left"/>
+      <w:pPr>
+        <w:tabs>
+          <w:tab w:val="num" w:pos="5040"/>
+        </w:tabs>
+        <w:ind w:left="5040" w:hanging="360"/>
+      </w:pPr>
+      <w:rPr>
+        <w:rFonts w:ascii="Wingdings" w:hAnsi="Wingdings" w:hint="default"/>
+        <w:sz w:val="20"/>
+      </w:rPr>
+    </w:lvl>
+    <w:lvl w:ilvl="7" w:tentative="1">
+      <w:start w:val="1"/>
+      <w:numFmt w:val="bullet"/>
+      <w:lvlText w:val=""/>
+      <w:lvlJc w:val="left"/>
+      <w:pPr>
+        <w:tabs>
+          <w:tab w:val="num" w:pos="5760"/>
+        </w:tabs>
+        <w:ind w:left="5760" w:hanging="360"/>
+      </w:pPr>
+      <w:rPr>
+        <w:rFonts w:ascii="Wingdings" w:hAnsi="Wingdings" w:hint="default"/>
+        <w:sz w:val="20"/>
+      </w:rPr>
+    </w:lvl>
+    <w:lvl w:ilvl="8" w:tentative="1">
+      <w:start w:val="1"/>
+      <w:numFmt w:val="bullet"/>
+      <w:lvlText w:val=""/>
+      <w:lvlJc w:val="left"/>
+      <w:pPr>
+        <w:tabs>
+          <w:tab w:val="num" w:pos="6480"/>
+        </w:tabs>
+        <w:ind w:left="6480" w:hanging="360"/>
+      </w:pPr>
+      <w:rPr>
+        <w:rFonts w:ascii="Wingdings" w:hAnsi="Wingdings" w:hint="default"/>
+        <w:sz w:val="20"/>
+      </w:rPr>
+    </w:lvl>
+  </w:abstractNum>
+  <w:abstractNum w:abstractNumId="2" w15:restartNumberingAfterBreak="0">
+    <w:nsid w:val="0D26195D"/>
+    <w:multiLevelType w:val="multilevel"/>
+    <w:tmpl w:val="56B83E78"/>
+    <w:lvl w:ilvl="0">
+      <w:start w:val="1"/>
+      <w:numFmt w:val="bullet"/>
+      <w:lvlText w:val=""/>
+      <w:lvlJc w:val="left"/>
+      <w:pPr>
+        <w:tabs>
+          <w:tab w:val="num" w:pos="720"/>
+        </w:tabs>
+        <w:ind w:left="720" w:hanging="360"/>
+      </w:pPr>
+      <w:rPr>
+        <w:rFonts w:ascii="Symbol" w:hAnsi="Symbol" w:hint="default"/>
+        <w:sz w:val="20"/>
+      </w:rPr>
+    </w:lvl>
+    <w:lvl w:ilvl="1" w:tentative="1">
+      <w:start w:val="1"/>
+      <w:numFmt w:val="bullet"/>
+      <w:lvlText w:val="o"/>
+      <w:lvlJc w:val="left"/>
+      <w:pPr>
+        <w:tabs>
+          <w:tab w:val="num" w:pos="1440"/>
+        </w:tabs>
+        <w:ind w:left="1440" w:hanging="360"/>
+      </w:pPr>
+      <w:rPr>
+        <w:rFonts w:ascii="Courier New" w:hAnsi="Courier New" w:hint="default"/>
+        <w:sz w:val="20"/>
+      </w:rPr>
+    </w:lvl>
+    <w:lvl w:ilvl="2" w:tentative="1">
+      <w:start w:val="1"/>
+      <w:numFmt w:val="bullet"/>
+      <w:lvlText w:val=""/>
+      <w:lvlJc w:val="left"/>
+      <w:pPr>
+        <w:tabs>
+          <w:tab w:val="num" w:pos="2160"/>
+        </w:tabs>
+        <w:ind w:left="2160" w:hanging="360"/>
+      </w:pPr>
+      <w:rPr>
+        <w:rFonts w:ascii="Wingdings" w:hAnsi="Wingdings" w:hint="default"/>
+        <w:sz w:val="20"/>
+      </w:rPr>
+    </w:lvl>
+    <w:lvl w:ilvl="3" w:tentative="1">
+      <w:start w:val="1"/>
+      <w:numFmt w:val="bullet"/>
+      <w:lvlText w:val=""/>
+      <w:lvlJc w:val="left"/>
+      <w:pPr>
+        <w:tabs>
+          <w:tab w:val="num" w:pos="2880"/>
+        </w:tabs>
+        <w:ind w:left="2880" w:hanging="360"/>
+      </w:pPr>
+      <w:rPr>
+        <w:rFonts w:ascii="Wingdings" w:hAnsi="Wingdings" w:hint="default"/>
+        <w:sz w:val="20"/>
+      </w:rPr>
+    </w:lvl>
+    <w:lvl w:ilvl="4" w:tentative="1">
+      <w:start w:val="1"/>
+      <w:numFmt w:val="bullet"/>
+      <w:lvlText w:val=""/>
+      <w:lvlJc w:val="left"/>
+      <w:pPr>
+        <w:tabs>
+          <w:tab w:val="num" w:pos="3600"/>
+        </w:tabs>
+        <w:ind w:left="3600" w:hanging="360"/>
+      </w:pPr>
+      <w:rPr>
+        <w:rFonts w:ascii="Wingdings" w:hAnsi="Wingdings" w:hint="default"/>
+        <w:sz w:val="20"/>
+      </w:rPr>
+    </w:lvl>
+    <w:lvl w:ilvl="5" w:tentative="1">
+      <w:start w:val="1"/>
+      <w:numFmt w:val="bullet"/>
+      <w:lvlText w:val=""/>
+      <w:lvlJc w:val="left"/>
+      <w:pPr>
+        <w:tabs>
+          <w:tab w:val="num" w:pos="4320"/>
+        </w:tabs>
+        <w:ind w:left="4320" w:hanging="360"/>
+      </w:pPr>
+      <w:rPr>
+        <w:rFonts w:ascii="Wingdings" w:hAnsi="Wingdings" w:hint="default"/>
+        <w:sz w:val="20"/>
+      </w:rPr>
+    </w:lvl>
+    <w:lvl w:ilvl="6" w:tentative="1">
+      <w:start w:val="1"/>
+      <w:numFmt w:val="bullet"/>
+      <w:lvlText w:val=""/>
+      <w:lvlJc w:val="left"/>
+      <w:pPr>
+        <w:tabs>
+          <w:tab w:val="num" w:pos="5040"/>
+        </w:tabs>
+        <w:ind w:left="5040" w:hanging="360"/>
+      </w:pPr>
+      <w:rPr>
+        <w:rFonts w:ascii="Wingdings" w:hAnsi="Wingdings" w:hint="default"/>
+        <w:sz w:val="20"/>
+      </w:rPr>
+    </w:lvl>
+    <w:lvl w:ilvl="7" w:tentative="1">
+      <w:start w:val="1"/>
+      <w:numFmt w:val="bullet"/>
+      <w:lvlText w:val=""/>
+      <w:lvlJc w:val="left"/>
+      <w:pPr>
+        <w:tabs>
+          <w:tab w:val="num" w:pos="5760"/>
+        </w:tabs>
+        <w:ind w:left="5760" w:hanging="360"/>
+      </w:pPr>
+      <w:rPr>
+        <w:rFonts w:ascii="Wingdings" w:hAnsi="Wingdings" w:hint="default"/>
+        <w:sz w:val="20"/>
+      </w:rPr>
+    </w:lvl>
+    <w:lvl w:ilvl="8" w:tentative="1">
+      <w:start w:val="1"/>
+      <w:numFmt w:val="bullet"/>
+      <w:lvlText w:val=""/>
+      <w:lvlJc w:val="left"/>
+      <w:pPr>
+        <w:tabs>
+          <w:tab w:val="num" w:pos="6480"/>
+        </w:tabs>
+        <w:ind w:left="6480" w:hanging="360"/>
+      </w:pPr>
+      <w:rPr>
+        <w:rFonts w:ascii="Wingdings" w:hAnsi="Wingdings" w:hint="default"/>
+        <w:sz w:val="20"/>
+      </w:rPr>
+    </w:lvl>
+  </w:abstractNum>
+  <w:abstractNum w:abstractNumId="3" w15:restartNumberingAfterBreak="0">
+    <w:nsid w:val="1B646E98"/>
+    <w:multiLevelType w:val="multilevel"/>
+    <w:tmpl w:val="F57EAC0C"/>
+    <w:lvl w:ilvl="0">
+      <w:start w:val="1"/>
+      <w:numFmt w:val="bullet"/>
+      <w:lvlText w:val=""/>
+      <w:lvlJc w:val="left"/>
+      <w:pPr>
+        <w:tabs>
+          <w:tab w:val="num" w:pos="720"/>
+        </w:tabs>
+        <w:ind w:left="720" w:hanging="360"/>
+      </w:pPr>
+      <w:rPr>
+        <w:rFonts w:ascii="Symbol" w:hAnsi="Symbol" w:hint="default"/>
+        <w:sz w:val="20"/>
+      </w:rPr>
+    </w:lvl>
+    <w:lvl w:ilvl="1" w:tentative="1">
+      <w:start w:val="1"/>
+      <w:numFmt w:val="bullet"/>
+      <w:lvlText w:val="o"/>
+      <w:lvlJc w:val="left"/>
+      <w:pPr>
+        <w:tabs>
+          <w:tab w:val="num" w:pos="1440"/>
+        </w:tabs>
+        <w:ind w:left="1440" w:hanging="360"/>
+      </w:pPr>
+      <w:rPr>
+        <w:rFonts w:ascii="Courier New" w:hAnsi="Courier New" w:hint="default"/>
+        <w:sz w:val="20"/>
+      </w:rPr>
+    </w:lvl>
+    <w:lvl w:ilvl="2" w:tentative="1">
+      <w:start w:val="1"/>
+      <w:numFmt w:val="bullet"/>
+      <w:lvlText w:val=""/>
+      <w:lvlJc w:val="left"/>
+      <w:pPr>
+        <w:tabs>
+          <w:tab w:val="num" w:pos="2160"/>
+        </w:tabs>
+        <w:ind w:left="2160" w:hanging="360"/>
+      </w:pPr>
+      <w:rPr>
+        <w:rFonts w:ascii="Wingdings" w:hAnsi="Wingdings" w:hint="default"/>
+        <w:sz w:val="20"/>
+      </w:rPr>
+    </w:lvl>
+    <w:lvl w:ilvl="3" w:tentative="1">
+      <w:start w:val="1"/>
+      <w:numFmt w:val="bullet"/>
+      <w:lvlText w:val=""/>
+      <w:lvlJc w:val="left"/>
+      <w:pPr>
+        <w:tabs>
+          <w:tab w:val="num" w:pos="2880"/>
+        </w:tabs>
+        <w:ind w:left="2880" w:hanging="360"/>
+      </w:pPr>
+      <w:rPr>
+        <w:rFonts w:ascii="Wingdings" w:hAnsi="Wingdings" w:hint="default"/>
+        <w:sz w:val="20"/>
+      </w:rPr>
+    </w:lvl>
+    <w:lvl w:ilvl="4" w:tentative="1">
+      <w:start w:val="1"/>
+      <w:numFmt w:val="bullet"/>
+      <w:lvlText w:val=""/>
+      <w:lvlJc w:val="left"/>
+      <w:pPr>
+        <w:tabs>
+          <w:tab w:val="num" w:pos="3600"/>
+        </w:tabs>
+        <w:ind w:left="3600" w:hanging="360"/>
+      </w:pPr>
+      <w:rPr>
+        <w:rFonts w:ascii="Wingdings" w:hAnsi="Wingdings" w:hint="default"/>
+        <w:sz w:val="20"/>
+      </w:rPr>
+    </w:lvl>
+    <w:lvl w:ilvl="5" w:tentative="1">
+      <w:start w:val="1"/>
+      <w:numFmt w:val="bullet"/>
+      <w:lvlText w:val=""/>
+      <w:lvlJc w:val="left"/>
+      <w:pPr>
+        <w:tabs>
+          <w:tab w:val="num" w:pos="4320"/>
+        </w:tabs>
+        <w:ind w:left="4320" w:hanging="360"/>
+      </w:pPr>
+      <w:rPr>
+        <w:rFonts w:ascii="Wingdings" w:hAnsi="Wingdings" w:hint="default"/>
+        <w:sz w:val="20"/>
+      </w:rPr>
+    </w:lvl>
+    <w:lvl w:ilvl="6" w:tentative="1">
+      <w:start w:val="1"/>
+      <w:numFmt w:val="bullet"/>
+      <w:lvlText w:val=""/>
+      <w:lvlJc w:val="left"/>
+      <w:pPr>
+        <w:tabs>
+          <w:tab w:val="num" w:pos="5040"/>
+        </w:tabs>
+        <w:ind w:left="5040" w:hanging="360"/>
+      </w:pPr>
+      <w:rPr>
+        <w:rFonts w:ascii="Wingdings" w:hAnsi="Wingdings" w:hint="default"/>
+        <w:sz w:val="20"/>
+      </w:rPr>
+    </w:lvl>
+    <w:lvl w:ilvl="7" w:tentative="1">
+      <w:start w:val="1"/>
+      <w:numFmt w:val="bullet"/>
+      <w:lvlText w:val=""/>
+      <w:lvlJc w:val="left"/>
+      <w:pPr>
+        <w:tabs>
+          <w:tab w:val="num" w:pos="5760"/>
+        </w:tabs>
+        <w:ind w:left="5760" w:hanging="360"/>
+      </w:pPr>
+      <w:rPr>
+        <w:rFonts w:ascii="Wingdings" w:hAnsi="Wingdings" w:hint="default"/>
+        <w:sz w:val="20"/>
+      </w:rPr>
+    </w:lvl>
+    <w:lvl w:ilvl="8" w:tentative="1">
+      <w:start w:val="1"/>
+      <w:numFmt w:val="bullet"/>
+      <w:lvlText w:val=""/>
+      <w:lvlJc w:val="left"/>
+      <w:pPr>
+        <w:tabs>
+          <w:tab w:val="num" w:pos="6480"/>
+        </w:tabs>
+        <w:ind w:left="6480" w:hanging="360"/>
+      </w:pPr>
+      <w:rPr>
+        <w:rFonts w:ascii="Wingdings" w:hAnsi="Wingdings" w:hint="default"/>
+        <w:sz w:val="20"/>
+      </w:rPr>
+    </w:lvl>
+  </w:abstractNum>
+  <w:abstractNum w:abstractNumId="4" w15:restartNumberingAfterBreak="0">
+    <w:nsid w:val="2148080D"/>
+    <w:multiLevelType w:val="multilevel"/>
+    <w:tmpl w:val="0E46E75E"/>
+    <w:lvl w:ilvl="0">
+      <w:start w:val="1"/>
+      <w:numFmt w:val="bullet"/>
+      <w:lvlText w:val=""/>
+      <w:lvlJc w:val="left"/>
+      <w:pPr>
+        <w:tabs>
+          <w:tab w:val="num" w:pos="720"/>
+        </w:tabs>
+        <w:ind w:left="720" w:hanging="360"/>
+      </w:pPr>
+      <w:rPr>
+        <w:rFonts w:ascii="Symbol" w:hAnsi="Symbol" w:hint="default"/>
+        <w:sz w:val="20"/>
+      </w:rPr>
+    </w:lvl>
+    <w:lvl w:ilvl="1" w:tentative="1">
+      <w:start w:val="1"/>
+      <w:numFmt w:val="bullet"/>
+      <w:lvlText w:val="o"/>
+      <w:lvlJc w:val="left"/>
+      <w:pPr>
+        <w:tabs>
+          <w:tab w:val="num" w:pos="1440"/>
+        </w:tabs>
+        <w:ind w:left="1440" w:hanging="360"/>
+      </w:pPr>
+      <w:rPr>
+        <w:rFonts w:ascii="Courier New" w:hAnsi="Courier New" w:hint="default"/>
+        <w:sz w:val="20"/>
+      </w:rPr>
+    </w:lvl>
+    <w:lvl w:ilvl="2" w:tentative="1">
+      <w:start w:val="1"/>
+      <w:numFmt w:val="bullet"/>
+      <w:lvlText w:val=""/>
+      <w:lvlJc w:val="left"/>
+      <w:pPr>
+        <w:tabs>
+          <w:tab w:val="num" w:pos="2160"/>
+        </w:tabs>
+        <w:ind w:left="2160" w:hanging="360"/>
+      </w:pPr>
+      <w:rPr>
+        <w:rFonts w:ascii="Wingdings" w:hAnsi="Wingdings" w:hint="default"/>
+        <w:sz w:val="20"/>
+      </w:rPr>
+    </w:lvl>
+    <w:lvl w:ilvl="3" w:tentative="1">
+      <w:start w:val="1"/>
+      <w:numFmt w:val="bullet"/>
+      <w:lvlText w:val=""/>
+      <w:lvlJc w:val="left"/>
+      <w:pPr>
+        <w:tabs>
+          <w:tab w:val="num" w:pos="2880"/>
+        </w:tabs>
+        <w:ind w:left="2880" w:hanging="360"/>
+      </w:pPr>
+      <w:rPr>
+        <w:rFonts w:ascii="Wingdings" w:hAnsi="Wingdings" w:hint="default"/>
+        <w:sz w:val="20"/>
+      </w:rPr>
+    </w:lvl>
+    <w:lvl w:ilvl="4" w:tentative="1">
+      <w:start w:val="1"/>
+      <w:numFmt w:val="bullet"/>
+      <w:lvlText w:val=""/>
+      <w:lvlJc w:val="left"/>
+      <w:pPr>
+        <w:tabs>
+          <w:tab w:val="num" w:pos="3600"/>
+        </w:tabs>
+        <w:ind w:left="3600" w:hanging="360"/>
+      </w:pPr>
+      <w:rPr>
+        <w:rFonts w:ascii="Wingdings" w:hAnsi="Wingdings" w:hint="default"/>
+        <w:sz w:val="20"/>
+      </w:rPr>
+    </w:lvl>
+    <w:lvl w:ilvl="5" w:tentative="1">
+      <w:start w:val="1"/>
+      <w:numFmt w:val="bullet"/>
+      <w:lvlText w:val=""/>
+      <w:lvlJc w:val="left"/>
+      <w:pPr>
+        <w:tabs>
+          <w:tab w:val="num" w:pos="4320"/>
+        </w:tabs>
+        <w:ind w:left="4320" w:hanging="360"/>
+      </w:pPr>
+      <w:rPr>
+        <w:rFonts w:ascii="Wingdings" w:hAnsi="Wingdings" w:hint="default"/>
+        <w:sz w:val="20"/>
+      </w:rPr>
+    </w:lvl>
+    <w:lvl w:ilvl="6" w:tentative="1">
+      <w:start w:val="1"/>
+      <w:numFmt w:val="bullet"/>
+      <w:lvlText w:val=""/>
+      <w:lvlJc w:val="left"/>
+      <w:pPr>
+        <w:tabs>
+          <w:tab w:val="num" w:pos="5040"/>
+        </w:tabs>
+        <w:ind w:left="5040" w:hanging="360"/>
+      </w:pPr>
+      <w:rPr>
+        <w:rFonts w:ascii="Wingdings" w:hAnsi="Wingdings" w:hint="default"/>
+        <w:sz w:val="20"/>
+      </w:rPr>
+    </w:lvl>
+    <w:lvl w:ilvl="7" w:tentative="1">
+      <w:start w:val="1"/>
+      <w:numFmt w:val="bullet"/>
+      <w:lvlText w:val=""/>
+      <w:lvlJc w:val="left"/>
+      <w:pPr>
+        <w:tabs>
+          <w:tab w:val="num" w:pos="5760"/>
+        </w:tabs>
+        <w:ind w:left="5760" w:hanging="360"/>
+      </w:pPr>
+      <w:rPr>
+        <w:rFonts w:ascii="Wingdings" w:hAnsi="Wingdings" w:hint="default"/>
+        <w:sz w:val="20"/>
+      </w:rPr>
+    </w:lvl>
+    <w:lvl w:ilvl="8" w:tentative="1">
+      <w:start w:val="1"/>
+      <w:numFmt w:val="bullet"/>
+      <w:lvlText w:val=""/>
+      <w:lvlJc w:val="left"/>
+      <w:pPr>
+        <w:tabs>
+          <w:tab w:val="num" w:pos="6480"/>
+        </w:tabs>
+        <w:ind w:left="6480" w:hanging="360"/>
+      </w:pPr>
+      <w:rPr>
+        <w:rFonts w:ascii="Wingdings" w:hAnsi="Wingdings" w:hint="default"/>
+        <w:sz w:val="20"/>
+      </w:rPr>
+    </w:lvl>
+  </w:abstractNum>
+  <w:abstractNum w:abstractNumId="5" w15:restartNumberingAfterBreak="0">
+    <w:nsid w:val="22AA198F"/>
+    <w:multiLevelType w:val="multilevel"/>
+    <w:tmpl w:val="53846B54"/>
+    <w:lvl w:ilvl="0">
+      <w:start w:val="1"/>
+      <w:numFmt w:val="bullet"/>
+      <w:lvlText w:val=""/>
+      <w:lvlJc w:val="left"/>
+      <w:pPr>
+        <w:tabs>
+          <w:tab w:val="num" w:pos="720"/>
+        </w:tabs>
+        <w:ind w:left="720" w:hanging="360"/>
+      </w:pPr>
+      <w:rPr>
+        <w:rFonts w:ascii="Symbol" w:hAnsi="Symbol" w:hint="default"/>
+        <w:sz w:val="20"/>
+      </w:rPr>
+    </w:lvl>
+    <w:lvl w:ilvl="1">
+      <w:start w:val="1"/>
+      <w:numFmt w:val="bullet"/>
+      <w:lvlText w:val="o"/>
+      <w:lvlJc w:val="left"/>
+      <w:pPr>
+        <w:tabs>
+          <w:tab w:val="num" w:pos="1440"/>
+        </w:tabs>
+        <w:ind w:left="1440" w:hanging="360"/>
+      </w:pPr>
+      <w:rPr>
+        <w:rFonts w:ascii="Courier New" w:hAnsi="Courier New" w:hint="default"/>
+        <w:sz w:val="20"/>
+      </w:rPr>
+    </w:lvl>
+    <w:lvl w:ilvl="2" w:tentative="1">
+      <w:start w:val="1"/>
+      <w:numFmt w:val="bullet"/>
+      <w:lvlText w:val=""/>
+      <w:lvlJc w:val="left"/>
+      <w:pPr>
+        <w:tabs>
+          <w:tab w:val="num" w:pos="2160"/>
+        </w:tabs>
+        <w:ind w:left="2160" w:hanging="360"/>
+      </w:pPr>
+      <w:rPr>
+        <w:rFonts w:ascii="Wingdings" w:hAnsi="Wingdings" w:hint="default"/>
+        <w:sz w:val="20"/>
+      </w:rPr>
+    </w:lvl>
+    <w:lvl w:ilvl="3" w:tentative="1">
+      <w:start w:val="1"/>
+      <w:numFmt w:val="bullet"/>
+      <w:lvlText w:val=""/>
+      <w:lvlJc w:val="left"/>
+      <w:pPr>
+        <w:tabs>
+          <w:tab w:val="num" w:pos="2880"/>
+        </w:tabs>
+        <w:ind w:left="2880" w:hanging="360"/>
+      </w:pPr>
+      <w:rPr>
+        <w:rFonts w:ascii="Wingdings" w:hAnsi="Wingdings" w:hint="default"/>
+        <w:sz w:val="20"/>
+      </w:rPr>
+    </w:lvl>
+    <w:lvl w:ilvl="4" w:tentative="1">
+      <w:start w:val="1"/>
+      <w:numFmt w:val="bullet"/>
+      <w:lvlText w:val=""/>
+      <w:lvlJc w:val="left"/>
+      <w:pPr>
+        <w:tabs>
+          <w:tab w:val="num" w:pos="3600"/>
+        </w:tabs>
+        <w:ind w:left="3600" w:hanging="360"/>
+      </w:pPr>
+      <w:rPr>
+        <w:rFonts w:ascii="Wingdings" w:hAnsi="Wingdings" w:hint="default"/>
+        <w:sz w:val="20"/>
+      </w:rPr>
+    </w:lvl>
+    <w:lvl w:ilvl="5" w:tentative="1">
+      <w:start w:val="1"/>
+      <w:numFmt w:val="bullet"/>
+      <w:lvlText w:val=""/>
+      <w:lvlJc w:val="left"/>
+      <w:pPr>
+        <w:tabs>
+          <w:tab w:val="num" w:pos="4320"/>
+        </w:tabs>
+        <w:ind w:left="4320" w:hanging="360"/>
+      </w:pPr>
+      <w:rPr>
+        <w:rFonts w:ascii="Wingdings" w:hAnsi="Wingdings" w:hint="default"/>
+        <w:sz w:val="20"/>
+      </w:rPr>
+    </w:lvl>
+    <w:lvl w:ilvl="6" w:tentative="1">
+      <w:start w:val="1"/>
+      <w:numFmt w:val="bullet"/>
+      <w:lvlText w:val=""/>
+      <w:lvlJc w:val="left"/>
+      <w:pPr>
+        <w:tabs>
+          <w:tab w:val="num" w:pos="5040"/>
+        </w:tabs>
+        <w:ind w:left="5040" w:hanging="360"/>
+      </w:pPr>
+      <w:rPr>
+        <w:rFonts w:ascii="Wingdings" w:hAnsi="Wingdings" w:hint="default"/>
+        <w:sz w:val="20"/>
+      </w:rPr>
+    </w:lvl>
+    <w:lvl w:ilvl="7" w:tentative="1">
+      <w:start w:val="1"/>
+      <w:numFmt w:val="bullet"/>
+      <w:lvlText w:val=""/>
+      <w:lvlJc w:val="left"/>
+      <w:pPr>
+        <w:tabs>
+          <w:tab w:val="num" w:pos="5760"/>
+        </w:tabs>
+        <w:ind w:left="5760" w:hanging="360"/>
+      </w:pPr>
+      <w:rPr>
+        <w:rFonts w:ascii="Wingdings" w:hAnsi="Wingdings" w:hint="default"/>
+        <w:sz w:val="20"/>
+      </w:rPr>
+    </w:lvl>
+    <w:lvl w:ilvl="8" w:tentative="1">
+      <w:start w:val="1"/>
+      <w:numFmt w:val="bullet"/>
+      <w:lvlText w:val=""/>
+      <w:lvlJc w:val="left"/>
+      <w:pPr>
+        <w:tabs>
+          <w:tab w:val="num" w:pos="6480"/>
+        </w:tabs>
+        <w:ind w:left="6480" w:hanging="360"/>
+      </w:pPr>
+      <w:rPr>
+        <w:rFonts w:ascii="Wingdings" w:hAnsi="Wingdings" w:hint="default"/>
+        <w:sz w:val="20"/>
+      </w:rPr>
+    </w:lvl>
+  </w:abstractNum>
+  <w:abstractNum w:abstractNumId="6" w15:restartNumberingAfterBreak="0">
+    <w:nsid w:val="25C36ED1"/>
+    <w:multiLevelType w:val="multilevel"/>
+    <w:tmpl w:val="19E6D532"/>
+    <w:lvl w:ilvl="0">
+      <w:start w:val="1"/>
+      <w:numFmt w:val="bullet"/>
+      <w:lvlText w:val=""/>
+      <w:lvlJc w:val="left"/>
+      <w:pPr>
+        <w:tabs>
+          <w:tab w:val="num" w:pos="720"/>
+        </w:tabs>
+        <w:ind w:left="720" w:hanging="360"/>
+      </w:pPr>
+      <w:rPr>
+        <w:rFonts w:ascii="Symbol" w:hAnsi="Symbol" w:hint="default"/>
+        <w:sz w:val="20"/>
+      </w:rPr>
+    </w:lvl>
+    <w:lvl w:ilvl="1" w:tentative="1">
+      <w:start w:val="1"/>
+      <w:numFmt w:val="bullet"/>
+      <w:lvlText w:val="o"/>
+      <w:lvlJc w:val="left"/>
+      <w:pPr>
+        <w:tabs>
+          <w:tab w:val="num" w:pos="1440"/>
+        </w:tabs>
+        <w:ind w:left="1440" w:hanging="360"/>
+      </w:pPr>
+      <w:rPr>
+        <w:rFonts w:ascii="Courier New" w:hAnsi="Courier New" w:hint="default"/>
+        <w:sz w:val="20"/>
+      </w:rPr>
+    </w:lvl>
+    <w:lvl w:ilvl="2" w:tentative="1">
+      <w:start w:val="1"/>
+      <w:numFmt w:val="bullet"/>
+      <w:lvlText w:val=""/>
+      <w:lvlJc w:val="left"/>
+      <w:pPr>
+        <w:tabs>
+          <w:tab w:val="num" w:pos="2160"/>
+        </w:tabs>
+        <w:ind w:left="2160" w:hanging="360"/>
+      </w:pPr>
+      <w:rPr>
+        <w:rFonts w:ascii="Wingdings" w:hAnsi="Wingdings" w:hint="default"/>
+        <w:sz w:val="20"/>
+      </w:rPr>
+    </w:lvl>
+    <w:lvl w:ilvl="3" w:tentative="1">
+      <w:start w:val="1"/>
+      <w:numFmt w:val="bullet"/>
+      <w:lvlText w:val=""/>
+      <w:lvlJc w:val="left"/>
+      <w:pPr>
+        <w:tabs>
+          <w:tab w:val="num" w:pos="2880"/>
+        </w:tabs>
+        <w:ind w:left="2880" w:hanging="360"/>
+      </w:pPr>
+      <w:rPr>
+        <w:rFonts w:ascii="Wingdings" w:hAnsi="Wingdings" w:hint="default"/>
+        <w:sz w:val="20"/>
+      </w:rPr>
+    </w:lvl>
+    <w:lvl w:ilvl="4" w:tentative="1">
+      <w:start w:val="1"/>
+      <w:numFmt w:val="bullet"/>
+      <w:lvlText w:val=""/>
+      <w:lvlJc w:val="left"/>
+      <w:pPr>
+        <w:tabs>
+          <w:tab w:val="num" w:pos="3600"/>
+        </w:tabs>
+        <w:ind w:left="3600" w:hanging="360"/>
+      </w:pPr>
+      <w:rPr>
+        <w:rFonts w:ascii="Wingdings" w:hAnsi="Wingdings" w:hint="default"/>
+        <w:sz w:val="20"/>
+      </w:rPr>
+    </w:lvl>
+    <w:lvl w:ilvl="5" w:tentative="1">
+      <w:start w:val="1"/>
+      <w:numFmt w:val="bullet"/>
+      <w:lvlText w:val=""/>
+      <w:lvlJc w:val="left"/>
+      <w:pPr>
+        <w:tabs>
+          <w:tab w:val="num" w:pos="4320"/>
+        </w:tabs>
+        <w:ind w:left="4320" w:hanging="360"/>
+      </w:pPr>
+      <w:rPr>
+        <w:rFonts w:ascii="Wingdings" w:hAnsi="Wingdings" w:hint="default"/>
+        <w:sz w:val="20"/>
+      </w:rPr>
+    </w:lvl>
+    <w:lvl w:ilvl="6" w:tentative="1">
+      <w:start w:val="1"/>
+      <w:numFmt w:val="bullet"/>
+      <w:lvlText w:val=""/>
+      <w:lvlJc w:val="left"/>
+      <w:pPr>
+        <w:tabs>
+          <w:tab w:val="num" w:pos="5040"/>
+        </w:tabs>
+        <w:ind w:left="5040" w:hanging="360"/>
+      </w:pPr>
+      <w:rPr>
+        <w:rFonts w:ascii="Wingdings" w:hAnsi="Wingdings" w:hint="default"/>
+        <w:sz w:val="20"/>
+      </w:rPr>
+    </w:lvl>
+    <w:lvl w:ilvl="7" w:tentative="1">
+      <w:start w:val="1"/>
+      <w:numFmt w:val="bullet"/>
+      <w:lvlText w:val=""/>
+      <w:lvlJc w:val="left"/>
+      <w:pPr>
+        <w:tabs>
+          <w:tab w:val="num" w:pos="5760"/>
+        </w:tabs>
+        <w:ind w:left="5760" w:hanging="360"/>
+      </w:pPr>
+      <w:rPr>
+        <w:rFonts w:ascii="Wingdings" w:hAnsi="Wingdings" w:hint="default"/>
+        <w:sz w:val="20"/>
+      </w:rPr>
+    </w:lvl>
+    <w:lvl w:ilvl="8" w:tentative="1">
+      <w:start w:val="1"/>
+      <w:numFmt w:val="bullet"/>
+      <w:lvlText w:val=""/>
+      <w:lvlJc w:val="left"/>
+      <w:pPr>
+        <w:tabs>
+          <w:tab w:val="num" w:pos="6480"/>
+        </w:tabs>
+        <w:ind w:left="6480" w:hanging="360"/>
+      </w:pPr>
+      <w:rPr>
+        <w:rFonts w:ascii="Wingdings" w:hAnsi="Wingdings" w:hint="default"/>
+        <w:sz w:val="20"/>
+      </w:rPr>
+    </w:lvl>
+  </w:abstractNum>
+  <w:abstractNum w:abstractNumId="7" w15:restartNumberingAfterBreak="0">
+    <w:nsid w:val="262478B8"/>
+    <w:multiLevelType w:val="multilevel"/>
+    <w:tmpl w:val="DA1C0970"/>
+    <w:lvl w:ilvl="0">
+      <w:start w:val="1"/>
+      <w:numFmt w:val="bullet"/>
+      <w:lvlText w:val=""/>
+      <w:lvlJc w:val="left"/>
+      <w:pPr>
+        <w:tabs>
+          <w:tab w:val="num" w:pos="720"/>
+        </w:tabs>
+        <w:ind w:left="720" w:hanging="360"/>
+      </w:pPr>
+      <w:rPr>
+        <w:rFonts w:ascii="Symbol" w:hAnsi="Symbol" w:hint="default"/>
+        <w:sz w:val="20"/>
+      </w:rPr>
+    </w:lvl>
+    <w:lvl w:ilvl="1" w:tentative="1">
+      <w:start w:val="1"/>
+      <w:numFmt w:val="bullet"/>
+      <w:lvlText w:val="o"/>
+      <w:lvlJc w:val="left"/>
+      <w:pPr>
+        <w:tabs>
+          <w:tab w:val="num" w:pos="1440"/>
+        </w:tabs>
+        <w:ind w:left="1440" w:hanging="360"/>
+      </w:pPr>
+      <w:rPr>
+        <w:rFonts w:ascii="Courier New" w:hAnsi="Courier New" w:hint="default"/>
+        <w:sz w:val="20"/>
+      </w:rPr>
+    </w:lvl>
+    <w:lvl w:ilvl="2" w:tentative="1">
+      <w:start w:val="1"/>
+      <w:numFmt w:val="bullet"/>
+      <w:lvlText w:val=""/>
+      <w:lvlJc w:val="left"/>
+      <w:pPr>
+        <w:tabs>
+          <w:tab w:val="num" w:pos="2160"/>
+        </w:tabs>
+        <w:ind w:left="2160" w:hanging="360"/>
+      </w:pPr>
+      <w:rPr>
+        <w:rFonts w:ascii="Wingdings" w:hAnsi="Wingdings" w:hint="default"/>
+        <w:sz w:val="20"/>
+      </w:rPr>
+    </w:lvl>
+    <w:lvl w:ilvl="3" w:tentative="1">
+      <w:start w:val="1"/>
+      <w:numFmt w:val="bullet"/>
+      <w:lvlText w:val=""/>
+      <w:lvlJc w:val="left"/>
+      <w:pPr>
+        <w:tabs>
+          <w:tab w:val="num" w:pos="2880"/>
+        </w:tabs>
+        <w:ind w:left="2880" w:hanging="360"/>
+      </w:pPr>
+      <w:rPr>
+        <w:rFonts w:ascii="Wingdings" w:hAnsi="Wingdings" w:hint="default"/>
+        <w:sz w:val="20"/>
+      </w:rPr>
+    </w:lvl>
+    <w:lvl w:ilvl="4" w:tentative="1">
+      <w:start w:val="1"/>
+      <w:numFmt w:val="bullet"/>
+      <w:lvlText w:val=""/>
+      <w:lvlJc w:val="left"/>
+      <w:pPr>
+        <w:tabs>
+          <w:tab w:val="num" w:pos="3600"/>
+        </w:tabs>
+        <w:ind w:left="3600" w:hanging="360"/>
+      </w:pPr>
+      <w:rPr>
+        <w:rFonts w:ascii="Wingdings" w:hAnsi="Wingdings" w:hint="default"/>
+        <w:sz w:val="20"/>
+      </w:rPr>
+    </w:lvl>
+    <w:lvl w:ilvl="5" w:tentative="1">
+      <w:start w:val="1"/>
+      <w:numFmt w:val="bullet"/>
+      <w:lvlText w:val=""/>
+      <w:lvlJc w:val="left"/>
+      <w:pPr>
+        <w:tabs>
+          <w:tab w:val="num" w:pos="4320"/>
+        </w:tabs>
+        <w:ind w:left="4320" w:hanging="360"/>
+      </w:pPr>
+      <w:rPr>
+        <w:rFonts w:ascii="Wingdings" w:hAnsi="Wingdings" w:hint="default"/>
+        <w:sz w:val="20"/>
+      </w:rPr>
+    </w:lvl>
+    <w:lvl w:ilvl="6" w:tentative="1">
+      <w:start w:val="1"/>
+      <w:numFmt w:val="bullet"/>
+      <w:lvlText w:val=""/>
+      <w:lvlJc w:val="left"/>
+      <w:pPr>
+        <w:tabs>
+          <w:tab w:val="num" w:pos="5040"/>
+        </w:tabs>
+        <w:ind w:left="5040" w:hanging="360"/>
+      </w:pPr>
+      <w:rPr>
+        <w:rFonts w:ascii="Wingdings" w:hAnsi="Wingdings" w:hint="default"/>
+        <w:sz w:val="20"/>
+      </w:rPr>
+    </w:lvl>
+    <w:lvl w:ilvl="7" w:tentative="1">
+      <w:start w:val="1"/>
+      <w:numFmt w:val="bullet"/>
+      <w:lvlText w:val=""/>
+      <w:lvlJc w:val="left"/>
+      <w:pPr>
+        <w:tabs>
+          <w:tab w:val="num" w:pos="5760"/>
+        </w:tabs>
+        <w:ind w:left="5760" w:hanging="360"/>
+      </w:pPr>
+      <w:rPr>
+        <w:rFonts w:ascii="Wingdings" w:hAnsi="Wingdings" w:hint="default"/>
+        <w:sz w:val="20"/>
+      </w:rPr>
+    </w:lvl>
+    <w:lvl w:ilvl="8" w:tentative="1">
+      <w:start w:val="1"/>
+      <w:numFmt w:val="bullet"/>
+      <w:lvlText w:val=""/>
+      <w:lvlJc w:val="left"/>
+      <w:pPr>
+        <w:tabs>
+          <w:tab w:val="num" w:pos="6480"/>
+        </w:tabs>
+        <w:ind w:left="6480" w:hanging="360"/>
+      </w:pPr>
+      <w:rPr>
+        <w:rFonts w:ascii="Wingdings" w:hAnsi="Wingdings" w:hint="default"/>
+        <w:sz w:val="20"/>
+      </w:rPr>
+    </w:lvl>
+  </w:abstractNum>
+  <w:abstractNum w:abstractNumId="8" w15:restartNumberingAfterBreak="0">
+    <w:nsid w:val="274547AF"/>
+    <w:multiLevelType w:val="multilevel"/>
+    <w:tmpl w:val="7270AF02"/>
+    <w:lvl w:ilvl="0">
+      <w:start w:val="1"/>
+      <w:numFmt w:val="bullet"/>
+      <w:lvlText w:val=""/>
+      <w:lvlJc w:val="left"/>
+      <w:pPr>
+        <w:tabs>
+          <w:tab w:val="num" w:pos="720"/>
+        </w:tabs>
+        <w:ind w:left="720" w:hanging="360"/>
+      </w:pPr>
+      <w:rPr>
+        <w:rFonts w:ascii="Symbol" w:hAnsi="Symbol" w:hint="default"/>
+        <w:sz w:val="20"/>
+      </w:rPr>
+    </w:lvl>
+    <w:lvl w:ilvl="1" w:tentative="1">
+      <w:start w:val="1"/>
+      <w:numFmt w:val="bullet"/>
+      <w:lvlText w:val="o"/>
+      <w:lvlJc w:val="left"/>
+      <w:pPr>
+        <w:tabs>
+          <w:tab w:val="num" w:pos="1440"/>
+        </w:tabs>
+        <w:ind w:left="1440" w:hanging="360"/>
+      </w:pPr>
+      <w:rPr>
+        <w:rFonts w:ascii="Courier New" w:hAnsi="Courier New" w:hint="default"/>
+        <w:sz w:val="20"/>
+      </w:rPr>
+    </w:lvl>
+    <w:lvl w:ilvl="2" w:tentative="1">
+      <w:start w:val="1"/>
+      <w:numFmt w:val="bullet"/>
+      <w:lvlText w:val=""/>
+      <w:lvlJc w:val="left"/>
+      <w:pPr>
+        <w:tabs>
+          <w:tab w:val="num" w:pos="2160"/>
+        </w:tabs>
+        <w:ind w:left="2160" w:hanging="360"/>
+      </w:pPr>
+      <w:rPr>
+        <w:rFonts w:ascii="Wingdings" w:hAnsi="Wingdings" w:hint="default"/>
+        <w:sz w:val="20"/>
+      </w:rPr>
+    </w:lvl>
+    <w:lvl w:ilvl="3" w:tentative="1">
+      <w:start w:val="1"/>
+      <w:numFmt w:val="bullet"/>
+      <w:lvlText w:val=""/>
+      <w:lvlJc w:val="left"/>
+      <w:pPr>
+        <w:tabs>
+          <w:tab w:val="num" w:pos="2880"/>
+        </w:tabs>
+        <w:ind w:left="2880" w:hanging="360"/>
+      </w:pPr>
+      <w:rPr>
+        <w:rFonts w:ascii="Wingdings" w:hAnsi="Wingdings" w:hint="default"/>
+        <w:sz w:val="20"/>
+      </w:rPr>
+    </w:lvl>
+    <w:lvl w:ilvl="4" w:tentative="1">
+      <w:start w:val="1"/>
+      <w:numFmt w:val="bullet"/>
+      <w:lvlText w:val=""/>
+      <w:lvlJc w:val="left"/>
+      <w:pPr>
+        <w:tabs>
+          <w:tab w:val="num" w:pos="3600"/>
+        </w:tabs>
+        <w:ind w:left="3600" w:hanging="360"/>
+      </w:pPr>
+      <w:rPr>
+        <w:rFonts w:ascii="Wingdings" w:hAnsi="Wingdings" w:hint="default"/>
+        <w:sz w:val="20"/>
+      </w:rPr>
+    </w:lvl>
+    <w:lvl w:ilvl="5" w:tentative="1">
+      <w:start w:val="1"/>
+      <w:numFmt w:val="bullet"/>
+      <w:lvlText w:val=""/>
+      <w:lvlJc w:val="left"/>
+      <w:pPr>
+        <w:tabs>
+          <w:tab w:val="num" w:pos="4320"/>
+        </w:tabs>
+        <w:ind w:left="4320" w:hanging="360"/>
+      </w:pPr>
+      <w:rPr>
+        <w:rFonts w:ascii="Wingdings" w:hAnsi="Wingdings" w:hint="default"/>
+        <w:sz w:val="20"/>
+      </w:rPr>
+    </w:lvl>
+    <w:lvl w:ilvl="6" w:tentative="1">
+      <w:start w:val="1"/>
+      <w:numFmt w:val="bullet"/>
+      <w:lvlText w:val=""/>
+      <w:lvlJc w:val="left"/>
+      <w:pPr>
+        <w:tabs>
+          <w:tab w:val="num" w:pos="5040"/>
+        </w:tabs>
+        <w:ind w:left="5040" w:hanging="360"/>
+      </w:pPr>
+      <w:rPr>
+        <w:rFonts w:ascii="Wingdings" w:hAnsi="Wingdings" w:hint="default"/>
+        <w:sz w:val="20"/>
+      </w:rPr>
+    </w:lvl>
+    <w:lvl w:ilvl="7" w:tentative="1">
+      <w:start w:val="1"/>
+      <w:numFmt w:val="bullet"/>
+      <w:lvlText w:val=""/>
+      <w:lvlJc w:val="left"/>
+      <w:pPr>
+        <w:tabs>
+          <w:tab w:val="num" w:pos="5760"/>
+        </w:tabs>
+        <w:ind w:left="5760" w:hanging="360"/>
+      </w:pPr>
+      <w:rPr>
+        <w:rFonts w:ascii="Wingdings" w:hAnsi="Wingdings" w:hint="default"/>
+        <w:sz w:val="20"/>
+      </w:rPr>
+    </w:lvl>
+    <w:lvl w:ilvl="8" w:tentative="1">
+      <w:start w:val="1"/>
+      <w:numFmt w:val="bullet"/>
+      <w:lvlText w:val=""/>
+      <w:lvlJc w:val="left"/>
+      <w:pPr>
+        <w:tabs>
+          <w:tab w:val="num" w:pos="6480"/>
+        </w:tabs>
+        <w:ind w:left="6480" w:hanging="360"/>
+      </w:pPr>
+      <w:rPr>
+        <w:rFonts w:ascii="Wingdings" w:hAnsi="Wingdings" w:hint="default"/>
+        <w:sz w:val="20"/>
+      </w:rPr>
+    </w:lvl>
+  </w:abstractNum>
+  <w:abstractNum w:abstractNumId="9" w15:restartNumberingAfterBreak="0">
+    <w:nsid w:val="37AE4971"/>
+    <w:multiLevelType w:val="multilevel"/>
+    <w:tmpl w:val="70249970"/>
+    <w:lvl w:ilvl="0">
+      <w:start w:val="1"/>
+      <w:numFmt w:val="bullet"/>
+      <w:lvlText w:val=""/>
+      <w:lvlJc w:val="left"/>
+      <w:pPr>
+        <w:tabs>
+          <w:tab w:val="num" w:pos="720"/>
+        </w:tabs>
+        <w:ind w:left="720" w:hanging="360"/>
+      </w:pPr>
+      <w:rPr>
+        <w:rFonts w:ascii="Symbol" w:hAnsi="Symbol" w:hint="default"/>
+        <w:sz w:val="20"/>
+      </w:rPr>
+    </w:lvl>
+    <w:lvl w:ilvl="1">
+      <w:start w:val="1"/>
+      <w:numFmt w:val="bullet"/>
+      <w:lvlText w:val="o"/>
+      <w:lvlJc w:val="left"/>
+      <w:pPr>
+        <w:tabs>
+          <w:tab w:val="num" w:pos="1440"/>
+        </w:tabs>
+        <w:ind w:left="1440" w:hanging="360"/>
+      </w:pPr>
+      <w:rPr>
+        <w:rFonts w:ascii="Courier New" w:hAnsi="Courier New" w:hint="default"/>
+        <w:sz w:val="20"/>
+      </w:rPr>
+    </w:lvl>
+    <w:lvl w:ilvl="2" w:tentative="1">
+      <w:start w:val="1"/>
+      <w:numFmt w:val="bullet"/>
+      <w:lvlText w:val=""/>
+      <w:lvlJc w:val="left"/>
+      <w:pPr>
+        <w:tabs>
+          <w:tab w:val="num" w:pos="2160"/>
+        </w:tabs>
+        <w:ind w:left="2160" w:hanging="360"/>
+      </w:pPr>
+      <w:rPr>
+        <w:rFonts w:ascii="Wingdings" w:hAnsi="Wingdings" w:hint="default"/>
+        <w:sz w:val="20"/>
+      </w:rPr>
+    </w:lvl>
+    <w:lvl w:ilvl="3" w:tentative="1">
+      <w:start w:val="1"/>
+      <w:numFmt w:val="bullet"/>
+      <w:lvlText w:val=""/>
+      <w:lvlJc w:val="left"/>
+      <w:pPr>
+        <w:tabs>
+          <w:tab w:val="num" w:pos="2880"/>
+        </w:tabs>
+        <w:ind w:left="2880" w:hanging="360"/>
+      </w:pPr>
+      <w:rPr>
+        <w:rFonts w:ascii="Wingdings" w:hAnsi="Wingdings" w:hint="default"/>
+        <w:sz w:val="20"/>
+      </w:rPr>
+    </w:lvl>
+    <w:lvl w:ilvl="4" w:tentative="1">
+      <w:start w:val="1"/>
+      <w:numFmt w:val="bullet"/>
+      <w:lvlText w:val=""/>
+      <w:lvlJc w:val="left"/>
+      <w:pPr>
+        <w:tabs>
+          <w:tab w:val="num" w:pos="3600"/>
+        </w:tabs>
+        <w:ind w:left="3600" w:hanging="360"/>
+      </w:pPr>
+      <w:rPr>
+        <w:rFonts w:ascii="Wingdings" w:hAnsi="Wingdings" w:hint="default"/>
+        <w:sz w:val="20"/>
+      </w:rPr>
+    </w:lvl>
+    <w:lvl w:ilvl="5" w:tentative="1">
+      <w:start w:val="1"/>
+      <w:numFmt w:val="bullet"/>
+      <w:lvlText w:val=""/>
+      <w:lvlJc w:val="left"/>
+      <w:pPr>
+        <w:tabs>
+          <w:tab w:val="num" w:pos="4320"/>
+        </w:tabs>
+        <w:ind w:left="4320" w:hanging="360"/>
+      </w:pPr>
+      <w:rPr>
+        <w:rFonts w:ascii="Wingdings" w:hAnsi="Wingdings" w:hint="default"/>
+        <w:sz w:val="20"/>
+      </w:rPr>
+    </w:lvl>
+    <w:lvl w:ilvl="6" w:tentative="1">
+      <w:start w:val="1"/>
+      <w:numFmt w:val="bullet"/>
+      <w:lvlText w:val=""/>
+      <w:lvlJc w:val="left"/>
+      <w:pPr>
+        <w:tabs>
+          <w:tab w:val="num" w:pos="5040"/>
+        </w:tabs>
+        <w:ind w:left="5040" w:hanging="360"/>
+      </w:pPr>
+      <w:rPr>
+        <w:rFonts w:ascii="Wingdings" w:hAnsi="Wingdings" w:hint="default"/>
+        <w:sz w:val="20"/>
+      </w:rPr>
+    </w:lvl>
+    <w:lvl w:ilvl="7" w:tentative="1">
+      <w:start w:val="1"/>
+      <w:numFmt w:val="bullet"/>
+      <w:lvlText w:val=""/>
+      <w:lvlJc w:val="left"/>
+      <w:pPr>
+        <w:tabs>
+          <w:tab w:val="num" w:pos="5760"/>
+        </w:tabs>
+        <w:ind w:left="5760" w:hanging="360"/>
+      </w:pPr>
+      <w:rPr>
+        <w:rFonts w:ascii="Wingdings" w:hAnsi="Wingdings" w:hint="default"/>
+        <w:sz w:val="20"/>
+      </w:rPr>
+    </w:lvl>
+    <w:lvl w:ilvl="8" w:tentative="1">
+      <w:start w:val="1"/>
+      <w:numFmt w:val="bullet"/>
+      <w:lvlText w:val=""/>
+      <w:lvlJc w:val="left"/>
+      <w:pPr>
+        <w:tabs>
+          <w:tab w:val="num" w:pos="6480"/>
+        </w:tabs>
+        <w:ind w:left="6480" w:hanging="360"/>
+      </w:pPr>
+      <w:rPr>
+        <w:rFonts w:ascii="Wingdings" w:hAnsi="Wingdings" w:hint="default"/>
+        <w:sz w:val="20"/>
+      </w:rPr>
+    </w:lvl>
+  </w:abstractNum>
+  <w:abstractNum w:abstractNumId="10" w15:restartNumberingAfterBreak="0">
+    <w:nsid w:val="3B2C5791"/>
+    <w:multiLevelType w:val="multilevel"/>
+    <w:tmpl w:val="1FBCC5C4"/>
+    <w:lvl w:ilvl="0">
+      <w:start w:val="1"/>
+      <w:numFmt w:val="bullet"/>
+      <w:lvlText w:val=""/>
+      <w:lvlJc w:val="left"/>
+      <w:pPr>
+        <w:tabs>
+          <w:tab w:val="num" w:pos="720"/>
+        </w:tabs>
+        <w:ind w:left="720" w:hanging="360"/>
+      </w:pPr>
+      <w:rPr>
+        <w:rFonts w:ascii="Symbol" w:hAnsi="Symbol" w:hint="default"/>
+        <w:sz w:val="20"/>
+      </w:rPr>
+    </w:lvl>
+    <w:lvl w:ilvl="1" w:tentative="1">
+      <w:start w:val="1"/>
+      <w:numFmt w:val="bullet"/>
+      <w:lvlText w:val="o"/>
+      <w:lvlJc w:val="left"/>
+      <w:pPr>
+        <w:tabs>
+          <w:tab w:val="num" w:pos="1440"/>
+        </w:tabs>
+        <w:ind w:left="1440" w:hanging="360"/>
+      </w:pPr>
+      <w:rPr>
+        <w:rFonts w:ascii="Courier New" w:hAnsi="Courier New" w:hint="default"/>
+        <w:sz w:val="20"/>
+      </w:rPr>
+    </w:lvl>
+    <w:lvl w:ilvl="2" w:tentative="1">
+      <w:start w:val="1"/>
+      <w:numFmt w:val="bullet"/>
+      <w:lvlText w:val=""/>
+      <w:lvlJc w:val="left"/>
+      <w:pPr>
+        <w:tabs>
+          <w:tab w:val="num" w:pos="2160"/>
+        </w:tabs>
+        <w:ind w:left="2160" w:hanging="360"/>
+      </w:pPr>
+      <w:rPr>
+        <w:rFonts w:ascii="Wingdings" w:hAnsi="Wingdings" w:hint="default"/>
+        <w:sz w:val="20"/>
+      </w:rPr>
+    </w:lvl>
+    <w:lvl w:ilvl="3" w:tentative="1">
+      <w:start w:val="1"/>
+      <w:numFmt w:val="bullet"/>
+      <w:lvlText w:val=""/>
+      <w:lvlJc w:val="left"/>
+      <w:pPr>
+        <w:tabs>
+          <w:tab w:val="num" w:pos="2880"/>
+        </w:tabs>
+        <w:ind w:left="2880" w:hanging="360"/>
+      </w:pPr>
+      <w:rPr>
+        <w:rFonts w:ascii="Wingdings" w:hAnsi="Wingdings" w:hint="default"/>
+        <w:sz w:val="20"/>
+      </w:rPr>
+    </w:lvl>
+    <w:lvl w:ilvl="4" w:tentative="1">
+      <w:start w:val="1"/>
+      <w:numFmt w:val="bullet"/>
+      <w:lvlText w:val=""/>
+      <w:lvlJc w:val="left"/>
+      <w:pPr>
+        <w:tabs>
+          <w:tab w:val="num" w:pos="3600"/>
+        </w:tabs>
+        <w:ind w:left="3600" w:hanging="360"/>
+      </w:pPr>
+      <w:rPr>
+        <w:rFonts w:ascii="Wingdings" w:hAnsi="Wingdings" w:hint="default"/>
+        <w:sz w:val="20"/>
+      </w:rPr>
+    </w:lvl>
+    <w:lvl w:ilvl="5" w:tentative="1">
+      <w:start w:val="1"/>
+      <w:numFmt w:val="bullet"/>
+      <w:lvlText w:val=""/>
+      <w:lvlJc w:val="left"/>
+      <w:pPr>
+        <w:tabs>
+          <w:tab w:val="num" w:pos="4320"/>
+        </w:tabs>
+        <w:ind w:left="4320" w:hanging="360"/>
+      </w:pPr>
+      <w:rPr>
+        <w:rFonts w:ascii="Wingdings" w:hAnsi="Wingdings" w:hint="default"/>
+        <w:sz w:val="20"/>
+      </w:rPr>
+    </w:lvl>
+    <w:lvl w:ilvl="6" w:tentative="1">
+      <w:start w:val="1"/>
+      <w:numFmt w:val="bullet"/>
+      <w:lvlText w:val=""/>
+      <w:lvlJc w:val="left"/>
+      <w:pPr>
+        <w:tabs>
+          <w:tab w:val="num" w:pos="5040"/>
+        </w:tabs>
+        <w:ind w:left="5040" w:hanging="360"/>
+      </w:pPr>
+      <w:rPr>
+        <w:rFonts w:ascii="Wingdings" w:hAnsi="Wingdings" w:hint="default"/>
+        <w:sz w:val="20"/>
+      </w:rPr>
+    </w:lvl>
+    <w:lvl w:ilvl="7" w:tentative="1">
+      <w:start w:val="1"/>
+      <w:numFmt w:val="bullet"/>
+      <w:lvlText w:val=""/>
+      <w:lvlJc w:val="left"/>
+      <w:pPr>
+        <w:tabs>
+          <w:tab w:val="num" w:pos="5760"/>
+        </w:tabs>
+        <w:ind w:left="5760" w:hanging="360"/>
+      </w:pPr>
+      <w:rPr>
+        <w:rFonts w:ascii="Wingdings" w:hAnsi="Wingdings" w:hint="default"/>
+        <w:sz w:val="20"/>
+      </w:rPr>
+    </w:lvl>
+    <w:lvl w:ilvl="8" w:tentative="1">
+      <w:start w:val="1"/>
+      <w:numFmt w:val="bullet"/>
+      <w:lvlText w:val=""/>
+      <w:lvlJc w:val="left"/>
+      <w:pPr>
+        <w:tabs>
+          <w:tab w:val="num" w:pos="6480"/>
+        </w:tabs>
+        <w:ind w:left="6480" w:hanging="360"/>
+      </w:pPr>
+      <w:rPr>
+        <w:rFonts w:ascii="Wingdings" w:hAnsi="Wingdings" w:hint="default"/>
+        <w:sz w:val="20"/>
+      </w:rPr>
+    </w:lvl>
+  </w:abstractNum>
+  <w:abstractNum w:abstractNumId="11" w15:restartNumberingAfterBreak="0">
+    <w:nsid w:val="3BBE279D"/>
+    <w:multiLevelType w:val="multilevel"/>
+    <w:tmpl w:val="CB8086CA"/>
+    <w:lvl w:ilvl="0">
+      <w:start w:val="1"/>
+      <w:numFmt w:val="bullet"/>
+      <w:lvlText w:val=""/>
+      <w:lvlJc w:val="left"/>
+      <w:pPr>
+        <w:tabs>
+          <w:tab w:val="num" w:pos="720"/>
+        </w:tabs>
+        <w:ind w:left="720" w:hanging="360"/>
+      </w:pPr>
+      <w:rPr>
+        <w:rFonts w:ascii="Symbol" w:hAnsi="Symbol" w:hint="default"/>
+        <w:sz w:val="20"/>
+      </w:rPr>
+    </w:lvl>
+    <w:lvl w:ilvl="1" w:tentative="1">
+      <w:start w:val="1"/>
+      <w:numFmt w:val="bullet"/>
+      <w:lvlText w:val="o"/>
+      <w:lvlJc w:val="left"/>
+      <w:pPr>
+        <w:tabs>
+          <w:tab w:val="num" w:pos="1440"/>
+        </w:tabs>
+        <w:ind w:left="1440" w:hanging="360"/>
+      </w:pPr>
+      <w:rPr>
+        <w:rFonts w:ascii="Courier New" w:hAnsi="Courier New" w:hint="default"/>
+        <w:sz w:val="20"/>
+      </w:rPr>
+    </w:lvl>
+    <w:lvl w:ilvl="2" w:tentative="1">
+      <w:start w:val="1"/>
+      <w:numFmt w:val="bullet"/>
+      <w:lvlText w:val=""/>
+      <w:lvlJc w:val="left"/>
+      <w:pPr>
+        <w:tabs>
+          <w:tab w:val="num" w:pos="2160"/>
+        </w:tabs>
+        <w:ind w:left="2160" w:hanging="360"/>
+      </w:pPr>
+      <w:rPr>
+        <w:rFonts w:ascii="Wingdings" w:hAnsi="Wingdings" w:hint="default"/>
+        <w:sz w:val="20"/>
+      </w:rPr>
+    </w:lvl>
+    <w:lvl w:ilvl="3" w:tentative="1">
+      <w:start w:val="1"/>
+      <w:numFmt w:val="bullet"/>
+      <w:lvlText w:val=""/>
+      <w:lvlJc w:val="left"/>
+      <w:pPr>
+        <w:tabs>
+          <w:tab w:val="num" w:pos="2880"/>
+        </w:tabs>
+        <w:ind w:left="2880" w:hanging="360"/>
+      </w:pPr>
+      <w:rPr>
+        <w:rFonts w:ascii="Wingdings" w:hAnsi="Wingdings" w:hint="default"/>
+        <w:sz w:val="20"/>
+      </w:rPr>
+    </w:lvl>
+    <w:lvl w:ilvl="4" w:tentative="1">
+      <w:start w:val="1"/>
+      <w:numFmt w:val="bullet"/>
+      <w:lvlText w:val=""/>
+      <w:lvlJc w:val="left"/>
+      <w:pPr>
+        <w:tabs>
+          <w:tab w:val="num" w:pos="3600"/>
+        </w:tabs>
+        <w:ind w:left="3600" w:hanging="360"/>
+      </w:pPr>
+      <w:rPr>
+        <w:rFonts w:ascii="Wingdings" w:hAnsi="Wingdings" w:hint="default"/>
+        <w:sz w:val="20"/>
+      </w:rPr>
+    </w:lvl>
+    <w:lvl w:ilvl="5" w:tentative="1">
+      <w:start w:val="1"/>
+      <w:numFmt w:val="bullet"/>
+      <w:lvlText w:val=""/>
+      <w:lvlJc w:val="left"/>
+      <w:pPr>
+        <w:tabs>
+          <w:tab w:val="num" w:pos="4320"/>
+        </w:tabs>
+        <w:ind w:left="4320" w:hanging="360"/>
+      </w:pPr>
+      <w:rPr>
+        <w:rFonts w:ascii="Wingdings" w:hAnsi="Wingdings" w:hint="default"/>
+        <w:sz w:val="20"/>
+      </w:rPr>
+    </w:lvl>
+    <w:lvl w:ilvl="6" w:tentative="1">
+      <w:start w:val="1"/>
+      <w:numFmt w:val="bullet"/>
+      <w:lvlText w:val=""/>
+      <w:lvlJc w:val="left"/>
+      <w:pPr>
+        <w:tabs>
+          <w:tab w:val="num" w:pos="5040"/>
+        </w:tabs>
+        <w:ind w:left="5040" w:hanging="360"/>
+      </w:pPr>
+      <w:rPr>
+        <w:rFonts w:ascii="Wingdings" w:hAnsi="Wingdings" w:hint="default"/>
+        <w:sz w:val="20"/>
+      </w:rPr>
+    </w:lvl>
+    <w:lvl w:ilvl="7" w:tentative="1">
+      <w:start w:val="1"/>
+      <w:numFmt w:val="bullet"/>
+      <w:lvlText w:val=""/>
+      <w:lvlJc w:val="left"/>
+      <w:pPr>
+        <w:tabs>
+          <w:tab w:val="num" w:pos="5760"/>
+        </w:tabs>
+        <w:ind w:left="5760" w:hanging="360"/>
+      </w:pPr>
+      <w:rPr>
+        <w:rFonts w:ascii="Wingdings" w:hAnsi="Wingdings" w:hint="default"/>
+        <w:sz w:val="20"/>
+      </w:rPr>
+    </w:lvl>
+    <w:lvl w:ilvl="8" w:tentative="1">
+      <w:start w:val="1"/>
+      <w:numFmt w:val="bullet"/>
+      <w:lvlText w:val=""/>
+      <w:lvlJc w:val="left"/>
+      <w:pPr>
+        <w:tabs>
+          <w:tab w:val="num" w:pos="6480"/>
+        </w:tabs>
+        <w:ind w:left="6480" w:hanging="360"/>
+      </w:pPr>
+      <w:rPr>
+        <w:rFonts w:ascii="Wingdings" w:hAnsi="Wingdings" w:hint="default"/>
+        <w:sz w:val="20"/>
+      </w:rPr>
+    </w:lvl>
+  </w:abstractNum>
+  <w:abstractNum w:abstractNumId="12" w15:restartNumberingAfterBreak="0">
+    <w:nsid w:val="3CB417BD"/>
+    <w:multiLevelType w:val="multilevel"/>
+    <w:tmpl w:val="D56AE484"/>
+    <w:lvl w:ilvl="0">
+      <w:start w:val="1"/>
+      <w:numFmt w:val="bullet"/>
+      <w:lvlText w:val=""/>
+      <w:lvlJc w:val="left"/>
+      <w:pPr>
+        <w:tabs>
+          <w:tab w:val="num" w:pos="720"/>
+        </w:tabs>
+        <w:ind w:left="720" w:hanging="360"/>
+      </w:pPr>
+      <w:rPr>
+        <w:rFonts w:ascii="Symbol" w:hAnsi="Symbol" w:hint="default"/>
+        <w:sz w:val="20"/>
+      </w:rPr>
+    </w:lvl>
+    <w:lvl w:ilvl="1" w:tentative="1">
+      <w:start w:val="1"/>
+      <w:numFmt w:val="bullet"/>
+      <w:lvlText w:val="o"/>
+      <w:lvlJc w:val="left"/>
+      <w:pPr>
+        <w:tabs>
+          <w:tab w:val="num" w:pos="1440"/>
+        </w:tabs>
+        <w:ind w:left="1440" w:hanging="360"/>
+      </w:pPr>
+      <w:rPr>
+        <w:rFonts w:ascii="Courier New" w:hAnsi="Courier New" w:hint="default"/>
+        <w:sz w:val="20"/>
+      </w:rPr>
+    </w:lvl>
+    <w:lvl w:ilvl="2" w:tentative="1">
+      <w:start w:val="1"/>
+      <w:numFmt w:val="bullet"/>
+      <w:lvlText w:val=""/>
+      <w:lvlJc w:val="left"/>
+      <w:pPr>
+        <w:tabs>
+          <w:tab w:val="num" w:pos="2160"/>
+        </w:tabs>
+        <w:ind w:left="2160" w:hanging="360"/>
+      </w:pPr>
+      <w:rPr>
+        <w:rFonts w:ascii="Wingdings" w:hAnsi="Wingdings" w:hint="default"/>
+        <w:sz w:val="20"/>
+      </w:rPr>
+    </w:lvl>
+    <w:lvl w:ilvl="3" w:tentative="1">
+      <w:start w:val="1"/>
+      <w:numFmt w:val="bullet"/>
+      <w:lvlText w:val=""/>
+      <w:lvlJc w:val="left"/>
+      <w:pPr>
+        <w:tabs>
+          <w:tab w:val="num" w:pos="2880"/>
+        </w:tabs>
+        <w:ind w:left="2880" w:hanging="360"/>
+      </w:pPr>
+      <w:rPr>
+        <w:rFonts w:ascii="Wingdings" w:hAnsi="Wingdings" w:hint="default"/>
+        <w:sz w:val="20"/>
+      </w:rPr>
+    </w:lvl>
+    <w:lvl w:ilvl="4" w:tentative="1">
+      <w:start w:val="1"/>
+      <w:numFmt w:val="bullet"/>
+      <w:lvlText w:val=""/>
+      <w:lvlJc w:val="left"/>
+      <w:pPr>
+        <w:tabs>
+          <w:tab w:val="num" w:pos="3600"/>
+        </w:tabs>
+        <w:ind w:left="3600" w:hanging="360"/>
+      </w:pPr>
+      <w:rPr>
+        <w:rFonts w:ascii="Wingdings" w:hAnsi="Wingdings" w:hint="default"/>
+        <w:sz w:val="20"/>
+      </w:rPr>
+    </w:lvl>
+    <w:lvl w:ilvl="5" w:tentative="1">
+      <w:start w:val="1"/>
+      <w:numFmt w:val="bullet"/>
+      <w:lvlText w:val=""/>
+      <w:lvlJc w:val="left"/>
+      <w:pPr>
+        <w:tabs>
+          <w:tab w:val="num" w:pos="4320"/>
+        </w:tabs>
+        <w:ind w:left="4320" w:hanging="360"/>
+      </w:pPr>
+      <w:rPr>
+        <w:rFonts w:ascii="Wingdings" w:hAnsi="Wingdings" w:hint="default"/>
+        <w:sz w:val="20"/>
+      </w:rPr>
+    </w:lvl>
+    <w:lvl w:ilvl="6" w:tentative="1">
+      <w:start w:val="1"/>
+      <w:numFmt w:val="bullet"/>
+      <w:lvlText w:val=""/>
+      <w:lvlJc w:val="left"/>
+      <w:pPr>
+        <w:tabs>
+          <w:tab w:val="num" w:pos="5040"/>
+        </w:tabs>
+        <w:ind w:left="5040" w:hanging="360"/>
+      </w:pPr>
+      <w:rPr>
+        <w:rFonts w:ascii="Wingdings" w:hAnsi="Wingdings" w:hint="default"/>
+        <w:sz w:val="20"/>
+      </w:rPr>
+    </w:lvl>
+    <w:lvl w:ilvl="7" w:tentative="1">
+      <w:start w:val="1"/>
+      <w:numFmt w:val="bullet"/>
+      <w:lvlText w:val=""/>
+      <w:lvlJc w:val="left"/>
+      <w:pPr>
+        <w:tabs>
+          <w:tab w:val="num" w:pos="5760"/>
+        </w:tabs>
+        <w:ind w:left="5760" w:hanging="360"/>
+      </w:pPr>
+      <w:rPr>
+        <w:rFonts w:ascii="Wingdings" w:hAnsi="Wingdings" w:hint="default"/>
+        <w:sz w:val="20"/>
+      </w:rPr>
+    </w:lvl>
+    <w:lvl w:ilvl="8" w:tentative="1">
+      <w:start w:val="1"/>
+      <w:numFmt w:val="bullet"/>
+      <w:lvlText w:val=""/>
+      <w:lvlJc w:val="left"/>
+      <w:pPr>
+        <w:tabs>
+          <w:tab w:val="num" w:pos="6480"/>
+        </w:tabs>
+        <w:ind w:left="6480" w:hanging="360"/>
+      </w:pPr>
+      <w:rPr>
+        <w:rFonts w:ascii="Wingdings" w:hAnsi="Wingdings" w:hint="default"/>
+        <w:sz w:val="20"/>
+      </w:rPr>
+    </w:lvl>
+  </w:abstractNum>
+  <w:abstractNum w:abstractNumId="13" w15:restartNumberingAfterBreak="0">
+    <w:nsid w:val="4D950A62"/>
+    <w:multiLevelType w:val="multilevel"/>
+    <w:tmpl w:val="1FFED2D6"/>
+    <w:lvl w:ilvl="0">
+      <w:start w:val="1"/>
+      <w:numFmt w:val="bullet"/>
+      <w:lvlText w:val=""/>
+      <w:lvlJc w:val="left"/>
+      <w:pPr>
+        <w:tabs>
+          <w:tab w:val="num" w:pos="720"/>
+        </w:tabs>
+        <w:ind w:left="720" w:hanging="360"/>
+      </w:pPr>
+      <w:rPr>
+        <w:rFonts w:ascii="Symbol" w:hAnsi="Symbol" w:hint="default"/>
+        <w:sz w:val="20"/>
+      </w:rPr>
+    </w:lvl>
+    <w:lvl w:ilvl="1" w:tentative="1">
+      <w:start w:val="1"/>
+      <w:numFmt w:val="bullet"/>
+      <w:lvlText w:val="o"/>
+      <w:lvlJc w:val="left"/>
+      <w:pPr>
+        <w:tabs>
+          <w:tab w:val="num" w:pos="1440"/>
+        </w:tabs>
+        <w:ind w:left="1440" w:hanging="360"/>
+      </w:pPr>
+      <w:rPr>
+        <w:rFonts w:ascii="Courier New" w:hAnsi="Courier New" w:hint="default"/>
+        <w:sz w:val="20"/>
+      </w:rPr>
+    </w:lvl>
+    <w:lvl w:ilvl="2" w:tentative="1">
+      <w:start w:val="1"/>
+      <w:numFmt w:val="bullet"/>
+      <w:lvlText w:val=""/>
+      <w:lvlJc w:val="left"/>
+      <w:pPr>
+        <w:tabs>
+          <w:tab w:val="num" w:pos="2160"/>
+        </w:tabs>
+        <w:ind w:left="2160" w:hanging="360"/>
+      </w:pPr>
+      <w:rPr>
+        <w:rFonts w:ascii="Wingdings" w:hAnsi="Wingdings" w:hint="default"/>
+        <w:sz w:val="20"/>
+      </w:rPr>
+    </w:lvl>
+    <w:lvl w:ilvl="3" w:tentative="1">
+      <w:start w:val="1"/>
+      <w:numFmt w:val="bullet"/>
+      <w:lvlText w:val=""/>
+      <w:lvlJc w:val="left"/>
+      <w:pPr>
+        <w:tabs>
+          <w:tab w:val="num" w:pos="2880"/>
+        </w:tabs>
+        <w:ind w:left="2880" w:hanging="360"/>
+      </w:pPr>
+      <w:rPr>
+        <w:rFonts w:ascii="Wingdings" w:hAnsi="Wingdings" w:hint="default"/>
+        <w:sz w:val="20"/>
+      </w:rPr>
+    </w:lvl>
+    <w:lvl w:ilvl="4" w:tentative="1">
+      <w:start w:val="1"/>
+      <w:numFmt w:val="bullet"/>
+      <w:lvlText w:val=""/>
+      <w:lvlJc w:val="left"/>
+      <w:pPr>
+        <w:tabs>
+          <w:tab w:val="num" w:pos="3600"/>
+        </w:tabs>
+        <w:ind w:left="3600" w:hanging="360"/>
+      </w:pPr>
+      <w:rPr>
+        <w:rFonts w:ascii="Wingdings" w:hAnsi="Wingdings" w:hint="default"/>
+        <w:sz w:val="20"/>
+      </w:rPr>
+    </w:lvl>
+    <w:lvl w:ilvl="5" w:tentative="1">
+      <w:start w:val="1"/>
+      <w:numFmt w:val="bullet"/>
+      <w:lvlText w:val=""/>
+      <w:lvlJc w:val="left"/>
+      <w:pPr>
+        <w:tabs>
+          <w:tab w:val="num" w:pos="4320"/>
+        </w:tabs>
+        <w:ind w:left="4320" w:hanging="360"/>
+      </w:pPr>
+      <w:rPr>
+        <w:rFonts w:ascii="Wingdings" w:hAnsi="Wingdings" w:hint="default"/>
+        <w:sz w:val="20"/>
+      </w:rPr>
+    </w:lvl>
+    <w:lvl w:ilvl="6" w:tentative="1">
+      <w:start w:val="1"/>
+      <w:numFmt w:val="bullet"/>
+      <w:lvlText w:val=""/>
+      <w:lvlJc w:val="left"/>
+      <w:pPr>
+        <w:tabs>
+          <w:tab w:val="num" w:pos="5040"/>
+        </w:tabs>
+        <w:ind w:left="5040" w:hanging="360"/>
+      </w:pPr>
+      <w:rPr>
+        <w:rFonts w:ascii="Wingdings" w:hAnsi="Wingdings" w:hint="default"/>
+        <w:sz w:val="20"/>
+      </w:rPr>
+    </w:lvl>
+    <w:lvl w:ilvl="7" w:tentative="1">
+      <w:start w:val="1"/>
+      <w:numFmt w:val="bullet"/>
+      <w:lvlText w:val=""/>
+      <w:lvlJc w:val="left"/>
+      <w:pPr>
+        <w:tabs>
+          <w:tab w:val="num" w:pos="5760"/>
+        </w:tabs>
+        <w:ind w:left="5760" w:hanging="360"/>
+      </w:pPr>
+      <w:rPr>
+        <w:rFonts w:ascii="Wingdings" w:hAnsi="Wingdings" w:hint="default"/>
+        <w:sz w:val="20"/>
+      </w:rPr>
+    </w:lvl>
+    <w:lvl w:ilvl="8" w:tentative="1">
+      <w:start w:val="1"/>
+      <w:numFmt w:val="bullet"/>
+      <w:lvlText w:val=""/>
+      <w:lvlJc w:val="left"/>
+      <w:pPr>
+        <w:tabs>
+          <w:tab w:val="num" w:pos="6480"/>
+        </w:tabs>
+        <w:ind w:left="6480" w:hanging="360"/>
+      </w:pPr>
+      <w:rPr>
+        <w:rFonts w:ascii="Wingdings" w:hAnsi="Wingdings" w:hint="default"/>
+        <w:sz w:val="20"/>
+      </w:rPr>
+    </w:lvl>
+  </w:abstractNum>
+  <w:abstractNum w:abstractNumId="14" w15:restartNumberingAfterBreak="0">
+    <w:nsid w:val="4E5F49EE"/>
+    <w:multiLevelType w:val="multilevel"/>
+    <w:tmpl w:val="EFB6E092"/>
+    <w:lvl w:ilvl="0">
+      <w:start w:val="1"/>
+      <w:numFmt w:val="bullet"/>
+      <w:lvlText w:val=""/>
+      <w:lvlJc w:val="left"/>
+      <w:pPr>
+        <w:tabs>
+          <w:tab w:val="num" w:pos="720"/>
+        </w:tabs>
+        <w:ind w:left="720" w:hanging="360"/>
+      </w:pPr>
+      <w:rPr>
+        <w:rFonts w:ascii="Symbol" w:hAnsi="Symbol" w:hint="default"/>
+        <w:sz w:val="20"/>
+      </w:rPr>
+    </w:lvl>
+    <w:lvl w:ilvl="1" w:tentative="1">
+      <w:start w:val="1"/>
+      <w:numFmt w:val="bullet"/>
+      <w:lvlText w:val="o"/>
+      <w:lvlJc w:val="left"/>
+      <w:pPr>
+        <w:tabs>
+          <w:tab w:val="num" w:pos="1440"/>
+        </w:tabs>
+        <w:ind w:left="1440" w:hanging="360"/>
+      </w:pPr>
+      <w:rPr>
+        <w:rFonts w:ascii="Courier New" w:hAnsi="Courier New" w:hint="default"/>
+        <w:sz w:val="20"/>
+      </w:rPr>
+    </w:lvl>
+    <w:lvl w:ilvl="2" w:tentative="1">
+      <w:start w:val="1"/>
+      <w:numFmt w:val="bullet"/>
+      <w:lvlText w:val=""/>
+      <w:lvlJc w:val="left"/>
+      <w:pPr>
+        <w:tabs>
+          <w:tab w:val="num" w:pos="2160"/>
+        </w:tabs>
+        <w:ind w:left="2160" w:hanging="360"/>
+      </w:pPr>
+      <w:rPr>
+        <w:rFonts w:ascii="Wingdings" w:hAnsi="Wingdings" w:hint="default"/>
+        <w:sz w:val="20"/>
+      </w:rPr>
+    </w:lvl>
+    <w:lvl w:ilvl="3" w:tentative="1">
+      <w:start w:val="1"/>
+      <w:numFmt w:val="bullet"/>
+      <w:lvlText w:val=""/>
+      <w:lvlJc w:val="left"/>
+      <w:pPr>
+        <w:tabs>
+          <w:tab w:val="num" w:pos="2880"/>
+        </w:tabs>
+        <w:ind w:left="2880" w:hanging="360"/>
+      </w:pPr>
+      <w:rPr>
+        <w:rFonts w:ascii="Wingdings" w:hAnsi="Wingdings" w:hint="default"/>
+        <w:sz w:val="20"/>
+      </w:rPr>
+    </w:lvl>
+    <w:lvl w:ilvl="4" w:tentative="1">
+      <w:start w:val="1"/>
+      <w:numFmt w:val="bullet"/>
+      <w:lvlText w:val=""/>
+      <w:lvlJc w:val="left"/>
+      <w:pPr>
+        <w:tabs>
+          <w:tab w:val="num" w:pos="3600"/>
+        </w:tabs>
+        <w:ind w:left="3600" w:hanging="360"/>
+      </w:pPr>
+      <w:rPr>
+        <w:rFonts w:ascii="Wingdings" w:hAnsi="Wingdings" w:hint="default"/>
+        <w:sz w:val="20"/>
+      </w:rPr>
+    </w:lvl>
+    <w:lvl w:ilvl="5" w:tentative="1">
+      <w:start w:val="1"/>
+      <w:numFmt w:val="bullet"/>
+      <w:lvlText w:val=""/>
+      <w:lvlJc w:val="left"/>
+      <w:pPr>
+        <w:tabs>
+          <w:tab w:val="num" w:pos="4320"/>
+        </w:tabs>
+        <w:ind w:left="4320" w:hanging="360"/>
+      </w:pPr>
+      <w:rPr>
+        <w:rFonts w:ascii="Wingdings" w:hAnsi="Wingdings" w:hint="default"/>
+        <w:sz w:val="20"/>
+      </w:rPr>
+    </w:lvl>
+    <w:lvl w:ilvl="6" w:tentative="1">
+      <w:start w:val="1"/>
+      <w:numFmt w:val="bullet"/>
+      <w:lvlText w:val=""/>
+      <w:lvlJc w:val="left"/>
+      <w:pPr>
+        <w:tabs>
+          <w:tab w:val="num" w:pos="5040"/>
+        </w:tabs>
+        <w:ind w:left="5040" w:hanging="360"/>
+      </w:pPr>
+      <w:rPr>
+        <w:rFonts w:ascii="Wingdings" w:hAnsi="Wingdings" w:hint="default"/>
+        <w:sz w:val="20"/>
+      </w:rPr>
+    </w:lvl>
+    <w:lvl w:ilvl="7" w:tentative="1">
+      <w:start w:val="1"/>
+      <w:numFmt w:val="bullet"/>
+      <w:lvlText w:val=""/>
+      <w:lvlJc w:val="left"/>
+      <w:pPr>
+        <w:tabs>
+          <w:tab w:val="num" w:pos="5760"/>
+        </w:tabs>
+        <w:ind w:left="5760" w:hanging="360"/>
+      </w:pPr>
+      <w:rPr>
+        <w:rFonts w:ascii="Wingdings" w:hAnsi="Wingdings" w:hint="default"/>
+        <w:sz w:val="20"/>
+      </w:rPr>
+    </w:lvl>
+    <w:lvl w:ilvl="8" w:tentative="1">
+      <w:start w:val="1"/>
+      <w:numFmt w:val="bullet"/>
+      <w:lvlText w:val=""/>
+      <w:lvlJc w:val="left"/>
+      <w:pPr>
+        <w:tabs>
+          <w:tab w:val="num" w:pos="6480"/>
+        </w:tabs>
+        <w:ind w:left="6480" w:hanging="360"/>
+      </w:pPr>
+      <w:rPr>
+        <w:rFonts w:ascii="Wingdings" w:hAnsi="Wingdings" w:hint="default"/>
+        <w:sz w:val="20"/>
+      </w:rPr>
+    </w:lvl>
+  </w:abstractNum>
+  <w:abstractNum w:abstractNumId="15" w15:restartNumberingAfterBreak="0">
+    <w:nsid w:val="4F7503EA"/>
+    <w:multiLevelType w:val="multilevel"/>
+    <w:tmpl w:val="9DB25AFC"/>
+    <w:lvl w:ilvl="0">
+      <w:start w:val="1"/>
+      <w:numFmt w:val="bullet"/>
+      <w:lvlText w:val=""/>
+      <w:lvlJc w:val="left"/>
+      <w:pPr>
+        <w:tabs>
+          <w:tab w:val="num" w:pos="720"/>
+        </w:tabs>
+        <w:ind w:left="720" w:hanging="360"/>
+      </w:pPr>
+      <w:rPr>
+        <w:rFonts w:ascii="Symbol" w:hAnsi="Symbol" w:hint="default"/>
+        <w:sz w:val="20"/>
+      </w:rPr>
+    </w:lvl>
+    <w:lvl w:ilvl="1" w:tentative="1">
+      <w:start w:val="1"/>
+      <w:numFmt w:val="bullet"/>
+      <w:lvlText w:val="o"/>
+      <w:lvlJc w:val="left"/>
+      <w:pPr>
+        <w:tabs>
+          <w:tab w:val="num" w:pos="1440"/>
+        </w:tabs>
+        <w:ind w:left="1440" w:hanging="360"/>
+      </w:pPr>
+      <w:rPr>
+        <w:rFonts w:ascii="Courier New" w:hAnsi="Courier New" w:hint="default"/>
+        <w:sz w:val="20"/>
+      </w:rPr>
+    </w:lvl>
+    <w:lvl w:ilvl="2" w:tentative="1">
+      <w:start w:val="1"/>
+      <w:numFmt w:val="bullet"/>
+      <w:lvlText w:val=""/>
+      <w:lvlJc w:val="left"/>
+      <w:pPr>
+        <w:tabs>
+          <w:tab w:val="num" w:pos="2160"/>
+        </w:tabs>
+        <w:ind w:left="2160" w:hanging="360"/>
+      </w:pPr>
+      <w:rPr>
+        <w:rFonts w:ascii="Wingdings" w:hAnsi="Wingdings" w:hint="default"/>
+        <w:sz w:val="20"/>
+      </w:rPr>
+    </w:lvl>
+    <w:lvl w:ilvl="3" w:tentative="1">
+      <w:start w:val="1"/>
+      <w:numFmt w:val="bullet"/>
+      <w:lvlText w:val=""/>
+      <w:lvlJc w:val="left"/>
+      <w:pPr>
+        <w:tabs>
+          <w:tab w:val="num" w:pos="2880"/>
+        </w:tabs>
+        <w:ind w:left="2880" w:hanging="360"/>
+      </w:pPr>
+      <w:rPr>
+        <w:rFonts w:ascii="Wingdings" w:hAnsi="Wingdings" w:hint="default"/>
+        <w:sz w:val="20"/>
+      </w:rPr>
+    </w:lvl>
+    <w:lvl w:ilvl="4" w:tentative="1">
+      <w:start w:val="1"/>
+      <w:numFmt w:val="bullet"/>
+      <w:lvlText w:val=""/>
+      <w:lvlJc w:val="left"/>
+      <w:pPr>
+        <w:tabs>
+          <w:tab w:val="num" w:pos="3600"/>
+        </w:tabs>
+        <w:ind w:left="3600" w:hanging="360"/>
+      </w:pPr>
+      <w:rPr>
+        <w:rFonts w:ascii="Wingdings" w:hAnsi="Wingdings" w:hint="default"/>
+        <w:sz w:val="20"/>
+      </w:rPr>
+    </w:lvl>
+    <w:lvl w:ilvl="5" w:tentative="1">
+      <w:start w:val="1"/>
+      <w:numFmt w:val="bullet"/>
+      <w:lvlText w:val=""/>
+      <w:lvlJc w:val="left"/>
+      <w:pPr>
+        <w:tabs>
+          <w:tab w:val="num" w:pos="4320"/>
+        </w:tabs>
+        <w:ind w:left="4320" w:hanging="360"/>
+      </w:pPr>
+      <w:rPr>
+        <w:rFonts w:ascii="Wingdings" w:hAnsi="Wingdings" w:hint="default"/>
+        <w:sz w:val="20"/>
+      </w:rPr>
+    </w:lvl>
+    <w:lvl w:ilvl="6" w:tentative="1">
+      <w:start w:val="1"/>
+      <w:numFmt w:val="bullet"/>
+      <w:lvlText w:val=""/>
+      <w:lvlJc w:val="left"/>
+      <w:pPr>
+        <w:tabs>
+          <w:tab w:val="num" w:pos="5040"/>
+        </w:tabs>
+        <w:ind w:left="5040" w:hanging="360"/>
+      </w:pPr>
+      <w:rPr>
+        <w:rFonts w:ascii="Wingdings" w:hAnsi="Wingdings" w:hint="default"/>
+        <w:sz w:val="20"/>
+      </w:rPr>
+    </w:lvl>
+    <w:lvl w:ilvl="7" w:tentative="1">
+      <w:start w:val="1"/>
+      <w:numFmt w:val="bullet"/>
+      <w:lvlText w:val=""/>
+      <w:lvlJc w:val="left"/>
+      <w:pPr>
+        <w:tabs>
+          <w:tab w:val="num" w:pos="5760"/>
+        </w:tabs>
+        <w:ind w:left="5760" w:hanging="360"/>
+      </w:pPr>
+      <w:rPr>
+        <w:rFonts w:ascii="Wingdings" w:hAnsi="Wingdings" w:hint="default"/>
+        <w:sz w:val="20"/>
+      </w:rPr>
+    </w:lvl>
+    <w:lvl w:ilvl="8" w:tentative="1">
+      <w:start w:val="1"/>
+      <w:numFmt w:val="bullet"/>
+      <w:lvlText w:val=""/>
+      <w:lvlJc w:val="left"/>
+      <w:pPr>
+        <w:tabs>
+          <w:tab w:val="num" w:pos="6480"/>
+        </w:tabs>
+        <w:ind w:left="6480" w:hanging="360"/>
+      </w:pPr>
+      <w:rPr>
+        <w:rFonts w:ascii="Wingdings" w:hAnsi="Wingdings" w:hint="default"/>
+        <w:sz w:val="20"/>
+      </w:rPr>
+    </w:lvl>
+  </w:abstractNum>
+  <w:abstractNum w:abstractNumId="16" w15:restartNumberingAfterBreak="0">
+    <w:nsid w:val="51480151"/>
+    <w:multiLevelType w:val="multilevel"/>
+    <w:tmpl w:val="53983E68"/>
+    <w:lvl w:ilvl="0">
+      <w:start w:val="1"/>
+      <w:numFmt w:val="bullet"/>
+      <w:lvlText w:val=""/>
+      <w:lvlJc w:val="left"/>
+      <w:pPr>
+        <w:tabs>
+          <w:tab w:val="num" w:pos="720"/>
+        </w:tabs>
+        <w:ind w:left="720" w:hanging="360"/>
+      </w:pPr>
+      <w:rPr>
+        <w:rFonts w:ascii="Symbol" w:hAnsi="Symbol" w:hint="default"/>
+        <w:sz w:val="20"/>
+      </w:rPr>
+    </w:lvl>
+    <w:lvl w:ilvl="1" w:tentative="1">
+      <w:start w:val="1"/>
+      <w:numFmt w:val="bullet"/>
+      <w:lvlText w:val="o"/>
+      <w:lvlJc w:val="left"/>
+      <w:pPr>
+        <w:tabs>
+          <w:tab w:val="num" w:pos="1440"/>
+        </w:tabs>
+        <w:ind w:left="1440" w:hanging="360"/>
+      </w:pPr>
+      <w:rPr>
+        <w:rFonts w:ascii="Courier New" w:hAnsi="Courier New" w:hint="default"/>
+        <w:sz w:val="20"/>
+      </w:rPr>
+    </w:lvl>
+    <w:lvl w:ilvl="2" w:tentative="1">
+      <w:start w:val="1"/>
+      <w:numFmt w:val="bullet"/>
+      <w:lvlText w:val=""/>
+      <w:lvlJc w:val="left"/>
+      <w:pPr>
+        <w:tabs>
+          <w:tab w:val="num" w:pos="2160"/>
+        </w:tabs>
+        <w:ind w:left="2160" w:hanging="360"/>
+      </w:pPr>
+      <w:rPr>
+        <w:rFonts w:ascii="Wingdings" w:hAnsi="Wingdings" w:hint="default"/>
+        <w:sz w:val="20"/>
+      </w:rPr>
+    </w:lvl>
+    <w:lvl w:ilvl="3" w:tentative="1">
+      <w:start w:val="1"/>
+      <w:numFmt w:val="bullet"/>
+      <w:lvlText w:val=""/>
+      <w:lvlJc w:val="left"/>
+      <w:pPr>
+        <w:tabs>
+          <w:tab w:val="num" w:pos="2880"/>
+        </w:tabs>
+        <w:ind w:left="2880" w:hanging="360"/>
+      </w:pPr>
+      <w:rPr>
+        <w:rFonts w:ascii="Wingdings" w:hAnsi="Wingdings" w:hint="default"/>
+        <w:sz w:val="20"/>
+      </w:rPr>
+    </w:lvl>
+    <w:lvl w:ilvl="4" w:tentative="1">
+      <w:start w:val="1"/>
+      <w:numFmt w:val="bullet"/>
+      <w:lvlText w:val=""/>
+      <w:lvlJc w:val="left"/>
+      <w:pPr>
+        <w:tabs>
+          <w:tab w:val="num" w:pos="3600"/>
+        </w:tabs>
+        <w:ind w:left="3600" w:hanging="360"/>
+      </w:pPr>
+      <w:rPr>
+        <w:rFonts w:ascii="Wingdings" w:hAnsi="Wingdings" w:hint="default"/>
+        <w:sz w:val="20"/>
+      </w:rPr>
+    </w:lvl>
+    <w:lvl w:ilvl="5" w:tentative="1">
+      <w:start w:val="1"/>
+      <w:numFmt w:val="bullet"/>
+      <w:lvlText w:val=""/>
+      <w:lvlJc w:val="left"/>
+      <w:pPr>
+        <w:tabs>
+          <w:tab w:val="num" w:pos="4320"/>
+        </w:tabs>
+        <w:ind w:left="4320" w:hanging="360"/>
+      </w:pPr>
+      <w:rPr>
+        <w:rFonts w:ascii="Wingdings" w:hAnsi="Wingdings" w:hint="default"/>
+        <w:sz w:val="20"/>
+      </w:rPr>
+    </w:lvl>
+    <w:lvl w:ilvl="6" w:tentative="1">
+      <w:start w:val="1"/>
+      <w:numFmt w:val="bullet"/>
+      <w:lvlText w:val=""/>
+      <w:lvlJc w:val="left"/>
+      <w:pPr>
+        <w:tabs>
+          <w:tab w:val="num" w:pos="5040"/>
+        </w:tabs>
+        <w:ind w:left="5040" w:hanging="360"/>
+      </w:pPr>
+      <w:rPr>
+        <w:rFonts w:ascii="Wingdings" w:hAnsi="Wingdings" w:hint="default"/>
+        <w:sz w:val="20"/>
+      </w:rPr>
+    </w:lvl>
+    <w:lvl w:ilvl="7" w:tentative="1">
+      <w:start w:val="1"/>
+      <w:numFmt w:val="bullet"/>
+      <w:lvlText w:val=""/>
+      <w:lvlJc w:val="left"/>
+      <w:pPr>
+        <w:tabs>
+          <w:tab w:val="num" w:pos="5760"/>
+        </w:tabs>
+        <w:ind w:left="5760" w:hanging="360"/>
+      </w:pPr>
+      <w:rPr>
+        <w:rFonts w:ascii="Wingdings" w:hAnsi="Wingdings" w:hint="default"/>
+        <w:sz w:val="20"/>
+      </w:rPr>
+    </w:lvl>
+    <w:lvl w:ilvl="8" w:tentative="1">
+      <w:start w:val="1"/>
+      <w:numFmt w:val="bullet"/>
+      <w:lvlText w:val=""/>
+      <w:lvlJc w:val="left"/>
+      <w:pPr>
+        <w:tabs>
+          <w:tab w:val="num" w:pos="6480"/>
+        </w:tabs>
+        <w:ind w:left="6480" w:hanging="360"/>
+      </w:pPr>
+      <w:rPr>
+        <w:rFonts w:ascii="Wingdings" w:hAnsi="Wingdings" w:hint="default"/>
+        <w:sz w:val="20"/>
+      </w:rPr>
+    </w:lvl>
+  </w:abstractNum>
+  <w:abstractNum w:abstractNumId="17" w15:restartNumberingAfterBreak="0">
+    <w:nsid w:val="54C96DF1"/>
+    <w:multiLevelType w:val="multilevel"/>
+    <w:tmpl w:val="241CB6FC"/>
+    <w:lvl w:ilvl="0">
+      <w:start w:val="1"/>
+      <w:numFmt w:val="bullet"/>
+      <w:lvlText w:val=""/>
+      <w:lvlJc w:val="left"/>
+      <w:pPr>
+        <w:tabs>
+          <w:tab w:val="num" w:pos="720"/>
+        </w:tabs>
+        <w:ind w:left="720" w:hanging="360"/>
+      </w:pPr>
+      <w:rPr>
+        <w:rFonts w:ascii="Symbol" w:hAnsi="Symbol" w:hint="default"/>
+        <w:sz w:val="20"/>
+      </w:rPr>
+    </w:lvl>
+    <w:lvl w:ilvl="1" w:tentative="1">
+      <w:start w:val="1"/>
+      <w:numFmt w:val="bullet"/>
+      <w:lvlText w:val="o"/>
+      <w:lvlJc w:val="left"/>
+      <w:pPr>
+        <w:tabs>
+          <w:tab w:val="num" w:pos="1440"/>
+        </w:tabs>
+        <w:ind w:left="1440" w:hanging="360"/>
+      </w:pPr>
+      <w:rPr>
+        <w:rFonts w:ascii="Courier New" w:hAnsi="Courier New" w:hint="default"/>
+        <w:sz w:val="20"/>
+      </w:rPr>
+    </w:lvl>
+    <w:lvl w:ilvl="2" w:tentative="1">
+      <w:start w:val="1"/>
+      <w:numFmt w:val="bullet"/>
+      <w:lvlText w:val=""/>
+      <w:lvlJc w:val="left"/>
+      <w:pPr>
+        <w:tabs>
+          <w:tab w:val="num" w:pos="2160"/>
+        </w:tabs>
+        <w:ind w:left="2160" w:hanging="360"/>
+      </w:pPr>
+      <w:rPr>
+        <w:rFonts w:ascii="Wingdings" w:hAnsi="Wingdings" w:hint="default"/>
+        <w:sz w:val="20"/>
+      </w:rPr>
+    </w:lvl>
+    <w:lvl w:ilvl="3" w:tentative="1">
+      <w:start w:val="1"/>
+      <w:numFmt w:val="bullet"/>
+      <w:lvlText w:val=""/>
+      <w:lvlJc w:val="left"/>
+      <w:pPr>
+        <w:tabs>
+          <w:tab w:val="num" w:pos="2880"/>
+        </w:tabs>
+        <w:ind w:left="2880" w:hanging="360"/>
+      </w:pPr>
+      <w:rPr>
+        <w:rFonts w:ascii="Wingdings" w:hAnsi="Wingdings" w:hint="default"/>
+        <w:sz w:val="20"/>
+      </w:rPr>
+    </w:lvl>
+    <w:lvl w:ilvl="4" w:tentative="1">
+      <w:start w:val="1"/>
+      <w:numFmt w:val="bullet"/>
+      <w:lvlText w:val=""/>
+      <w:lvlJc w:val="left"/>
+      <w:pPr>
+        <w:tabs>
+          <w:tab w:val="num" w:pos="3600"/>
+        </w:tabs>
+        <w:ind w:left="3600" w:hanging="360"/>
+      </w:pPr>
+      <w:rPr>
+        <w:rFonts w:ascii="Wingdings" w:hAnsi="Wingdings" w:hint="default"/>
+        <w:sz w:val="20"/>
+      </w:rPr>
+    </w:lvl>
+    <w:lvl w:ilvl="5" w:tentative="1">
+      <w:start w:val="1"/>
+      <w:numFmt w:val="bullet"/>
+      <w:lvlText w:val=""/>
+      <w:lvlJc w:val="left"/>
+      <w:pPr>
+        <w:tabs>
+          <w:tab w:val="num" w:pos="4320"/>
+        </w:tabs>
+        <w:ind w:left="4320" w:hanging="360"/>
+      </w:pPr>
+      <w:rPr>
+        <w:rFonts w:ascii="Wingdings" w:hAnsi="Wingdings" w:hint="default"/>
+        <w:sz w:val="20"/>
+      </w:rPr>
+    </w:lvl>
+    <w:lvl w:ilvl="6" w:tentative="1">
+      <w:start w:val="1"/>
+      <w:numFmt w:val="bullet"/>
+      <w:lvlText w:val=""/>
+      <w:lvlJc w:val="left"/>
+      <w:pPr>
+        <w:tabs>
+          <w:tab w:val="num" w:pos="5040"/>
+        </w:tabs>
+        <w:ind w:left="5040" w:hanging="360"/>
+      </w:pPr>
+      <w:rPr>
+        <w:rFonts w:ascii="Wingdings" w:hAnsi="Wingdings" w:hint="default"/>
+        <w:sz w:val="20"/>
+      </w:rPr>
+    </w:lvl>
+    <w:lvl w:ilvl="7" w:tentative="1">
+      <w:start w:val="1"/>
+      <w:numFmt w:val="bullet"/>
+      <w:lvlText w:val=""/>
+      <w:lvlJc w:val="left"/>
+      <w:pPr>
+        <w:tabs>
+          <w:tab w:val="num" w:pos="5760"/>
+        </w:tabs>
+        <w:ind w:left="5760" w:hanging="360"/>
+      </w:pPr>
+      <w:rPr>
+        <w:rFonts w:ascii="Wingdings" w:hAnsi="Wingdings" w:hint="default"/>
+        <w:sz w:val="20"/>
+      </w:rPr>
+    </w:lvl>
+    <w:lvl w:ilvl="8" w:tentative="1">
+      <w:start w:val="1"/>
+      <w:numFmt w:val="bullet"/>
+      <w:lvlText w:val=""/>
+      <w:lvlJc w:val="left"/>
+      <w:pPr>
+        <w:tabs>
+          <w:tab w:val="num" w:pos="6480"/>
+        </w:tabs>
+        <w:ind w:left="6480" w:hanging="360"/>
+      </w:pPr>
+      <w:rPr>
+        <w:rFonts w:ascii="Wingdings" w:hAnsi="Wingdings" w:hint="default"/>
+        <w:sz w:val="20"/>
+      </w:rPr>
+    </w:lvl>
+  </w:abstractNum>
+  <w:abstractNum w:abstractNumId="18" w15:restartNumberingAfterBreak="0">
+    <w:nsid w:val="59C47F02"/>
+    <w:multiLevelType w:val="multilevel"/>
+    <w:tmpl w:val="A2E6E8BC"/>
+    <w:lvl w:ilvl="0">
+      <w:start w:val="1"/>
+      <w:numFmt w:val="bullet"/>
+      <w:lvlText w:val=""/>
+      <w:lvlJc w:val="left"/>
+      <w:pPr>
+        <w:tabs>
+          <w:tab w:val="num" w:pos="720"/>
+        </w:tabs>
+        <w:ind w:left="720" w:hanging="360"/>
+      </w:pPr>
+      <w:rPr>
+        <w:rFonts w:ascii="Symbol" w:hAnsi="Symbol" w:hint="default"/>
+        <w:sz w:val="20"/>
+      </w:rPr>
+    </w:lvl>
+    <w:lvl w:ilvl="1">
+      <w:start w:val="1"/>
+      <w:numFmt w:val="bullet"/>
+      <w:lvlText w:val="o"/>
+      <w:lvlJc w:val="left"/>
+      <w:pPr>
+        <w:tabs>
+          <w:tab w:val="num" w:pos="1440"/>
+        </w:tabs>
+        <w:ind w:left="1440" w:hanging="360"/>
+      </w:pPr>
+      <w:rPr>
+        <w:rFonts w:ascii="Courier New" w:hAnsi="Courier New" w:hint="default"/>
+        <w:sz w:val="20"/>
+      </w:rPr>
+    </w:lvl>
+    <w:lvl w:ilvl="2" w:tentative="1">
+      <w:start w:val="1"/>
+      <w:numFmt w:val="bullet"/>
+      <w:lvlText w:val=""/>
+      <w:lvlJc w:val="left"/>
+      <w:pPr>
+        <w:tabs>
+          <w:tab w:val="num" w:pos="2160"/>
+        </w:tabs>
+        <w:ind w:left="2160" w:hanging="360"/>
+      </w:pPr>
+      <w:rPr>
+        <w:rFonts w:ascii="Wingdings" w:hAnsi="Wingdings" w:hint="default"/>
+        <w:sz w:val="20"/>
+      </w:rPr>
+    </w:lvl>
+    <w:lvl w:ilvl="3" w:tentative="1">
+      <w:start w:val="1"/>
+      <w:numFmt w:val="bullet"/>
+      <w:lvlText w:val=""/>
+      <w:lvlJc w:val="left"/>
+      <w:pPr>
+        <w:tabs>
+          <w:tab w:val="num" w:pos="2880"/>
+        </w:tabs>
+        <w:ind w:left="2880" w:hanging="360"/>
+      </w:pPr>
+      <w:rPr>
+        <w:rFonts w:ascii="Wingdings" w:hAnsi="Wingdings" w:hint="default"/>
+        <w:sz w:val="20"/>
+      </w:rPr>
+    </w:lvl>
+    <w:lvl w:ilvl="4" w:tentative="1">
+      <w:start w:val="1"/>
+      <w:numFmt w:val="bullet"/>
+      <w:lvlText w:val=""/>
+      <w:lvlJc w:val="left"/>
+      <w:pPr>
+        <w:tabs>
+          <w:tab w:val="num" w:pos="3600"/>
+        </w:tabs>
+        <w:ind w:left="3600" w:hanging="360"/>
+      </w:pPr>
+      <w:rPr>
+        <w:rFonts w:ascii="Wingdings" w:hAnsi="Wingdings" w:hint="default"/>
+        <w:sz w:val="20"/>
+      </w:rPr>
+    </w:lvl>
+    <w:lvl w:ilvl="5" w:tentative="1">
+      <w:start w:val="1"/>
+      <w:numFmt w:val="bullet"/>
+      <w:lvlText w:val=""/>
+      <w:lvlJc w:val="left"/>
+      <w:pPr>
+        <w:tabs>
+          <w:tab w:val="num" w:pos="4320"/>
+        </w:tabs>
+        <w:ind w:left="4320" w:hanging="360"/>
+      </w:pPr>
+      <w:rPr>
+        <w:rFonts w:ascii="Wingdings" w:hAnsi="Wingdings" w:hint="default"/>
+        <w:sz w:val="20"/>
+      </w:rPr>
+    </w:lvl>
+    <w:lvl w:ilvl="6" w:tentative="1">
+      <w:start w:val="1"/>
+      <w:numFmt w:val="bullet"/>
+      <w:lvlText w:val=""/>
+      <w:lvlJc w:val="left"/>
+      <w:pPr>
+        <w:tabs>
+          <w:tab w:val="num" w:pos="5040"/>
+        </w:tabs>
+        <w:ind w:left="5040" w:hanging="360"/>
+      </w:pPr>
+      <w:rPr>
+        <w:rFonts w:ascii="Wingdings" w:hAnsi="Wingdings" w:hint="default"/>
+        <w:sz w:val="20"/>
+      </w:rPr>
+    </w:lvl>
+    <w:lvl w:ilvl="7" w:tentative="1">
+      <w:start w:val="1"/>
+      <w:numFmt w:val="bullet"/>
+      <w:lvlText w:val=""/>
+      <w:lvlJc w:val="left"/>
+      <w:pPr>
+        <w:tabs>
+          <w:tab w:val="num" w:pos="5760"/>
+        </w:tabs>
+        <w:ind w:left="5760" w:hanging="360"/>
+      </w:pPr>
+      <w:rPr>
+        <w:rFonts w:ascii="Wingdings" w:hAnsi="Wingdings" w:hint="default"/>
+        <w:sz w:val="20"/>
+      </w:rPr>
+    </w:lvl>
+    <w:lvl w:ilvl="8" w:tentative="1">
+      <w:start w:val="1"/>
+      <w:numFmt w:val="bullet"/>
+      <w:lvlText w:val=""/>
+      <w:lvlJc w:val="left"/>
+      <w:pPr>
+        <w:tabs>
+          <w:tab w:val="num" w:pos="6480"/>
+        </w:tabs>
+        <w:ind w:left="6480" w:hanging="360"/>
+      </w:pPr>
+      <w:rPr>
+        <w:rFonts w:ascii="Wingdings" w:hAnsi="Wingdings" w:hint="default"/>
+        <w:sz w:val="20"/>
+      </w:rPr>
+    </w:lvl>
+  </w:abstractNum>
+  <w:abstractNum w:abstractNumId="19" w15:restartNumberingAfterBreak="0">
+    <w:nsid w:val="6AD37D18"/>
+    <w:multiLevelType w:val="multilevel"/>
+    <w:tmpl w:val="C9F8CB0E"/>
+    <w:lvl w:ilvl="0">
+      <w:start w:val="1"/>
+      <w:numFmt w:val="bullet"/>
+      <w:lvlText w:val=""/>
+      <w:lvlJc w:val="left"/>
+      <w:pPr>
+        <w:tabs>
+          <w:tab w:val="num" w:pos="720"/>
+        </w:tabs>
+        <w:ind w:left="720" w:hanging="360"/>
+      </w:pPr>
+      <w:rPr>
+        <w:rFonts w:ascii="Symbol" w:hAnsi="Symbol" w:hint="default"/>
+        <w:sz w:val="20"/>
+      </w:rPr>
+    </w:lvl>
+    <w:lvl w:ilvl="1" w:tentative="1">
+      <w:start w:val="1"/>
+      <w:numFmt w:val="bullet"/>
+      <w:lvlText w:val="o"/>
+      <w:lvlJc w:val="left"/>
+      <w:pPr>
+        <w:tabs>
+          <w:tab w:val="num" w:pos="1440"/>
+        </w:tabs>
+        <w:ind w:left="1440" w:hanging="360"/>
+      </w:pPr>
+      <w:rPr>
+        <w:rFonts w:ascii="Courier New" w:hAnsi="Courier New" w:hint="default"/>
+        <w:sz w:val="20"/>
+      </w:rPr>
+    </w:lvl>
+    <w:lvl w:ilvl="2" w:tentative="1">
+      <w:start w:val="1"/>
+      <w:numFmt w:val="bullet"/>
+      <w:lvlText w:val=""/>
+      <w:lvlJc w:val="left"/>
+      <w:pPr>
+        <w:tabs>
+          <w:tab w:val="num" w:pos="2160"/>
+        </w:tabs>
+        <w:ind w:left="2160" w:hanging="360"/>
+      </w:pPr>
+      <w:rPr>
+        <w:rFonts w:ascii="Wingdings" w:hAnsi="Wingdings" w:hint="default"/>
+        <w:sz w:val="20"/>
+      </w:rPr>
+    </w:lvl>
+    <w:lvl w:ilvl="3" w:tentative="1">
+      <w:start w:val="1"/>
+      <w:numFmt w:val="bullet"/>
+      <w:lvlText w:val=""/>
+      <w:lvlJc w:val="left"/>
+      <w:pPr>
+        <w:tabs>
+          <w:tab w:val="num" w:pos="2880"/>
+        </w:tabs>
+        <w:ind w:left="2880" w:hanging="360"/>
+      </w:pPr>
+      <w:rPr>
+        <w:rFonts w:ascii="Wingdings" w:hAnsi="Wingdings" w:hint="default"/>
+        <w:sz w:val="20"/>
+      </w:rPr>
+    </w:lvl>
+    <w:lvl w:ilvl="4" w:tentative="1">
+      <w:start w:val="1"/>
+      <w:numFmt w:val="bullet"/>
+      <w:lvlText w:val=""/>
+      <w:lvlJc w:val="left"/>
+      <w:pPr>
+        <w:tabs>
+          <w:tab w:val="num" w:pos="3600"/>
+        </w:tabs>
+        <w:ind w:left="3600" w:hanging="360"/>
+      </w:pPr>
+      <w:rPr>
+        <w:rFonts w:ascii="Wingdings" w:hAnsi="Wingdings" w:hint="default"/>
+        <w:sz w:val="20"/>
+      </w:rPr>
+    </w:lvl>
+    <w:lvl w:ilvl="5" w:tentative="1">
+      <w:start w:val="1"/>
+      <w:numFmt w:val="bullet"/>
+      <w:lvlText w:val=""/>
+      <w:lvlJc w:val="left"/>
+      <w:pPr>
+        <w:tabs>
+          <w:tab w:val="num" w:pos="4320"/>
+        </w:tabs>
+        <w:ind w:left="4320" w:hanging="360"/>
+      </w:pPr>
+      <w:rPr>
+        <w:rFonts w:ascii="Wingdings" w:hAnsi="Wingdings" w:hint="default"/>
+        <w:sz w:val="20"/>
+      </w:rPr>
+    </w:lvl>
+    <w:lvl w:ilvl="6" w:tentative="1">
+      <w:start w:val="1"/>
+      <w:numFmt w:val="bullet"/>
+      <w:lvlText w:val=""/>
+      <w:lvlJc w:val="left"/>
+      <w:pPr>
+        <w:tabs>
+          <w:tab w:val="num" w:pos="5040"/>
+        </w:tabs>
+        <w:ind w:left="5040" w:hanging="360"/>
+      </w:pPr>
+      <w:rPr>
+        <w:rFonts w:ascii="Wingdings" w:hAnsi="Wingdings" w:hint="default"/>
+        <w:sz w:val="20"/>
+      </w:rPr>
+    </w:lvl>
+    <w:lvl w:ilvl="7" w:tentative="1">
+      <w:start w:val="1"/>
+      <w:numFmt w:val="bullet"/>
+      <w:lvlText w:val=""/>
+      <w:lvlJc w:val="left"/>
+      <w:pPr>
+        <w:tabs>
+          <w:tab w:val="num" w:pos="5760"/>
+        </w:tabs>
+        <w:ind w:left="5760" w:hanging="360"/>
+      </w:pPr>
+      <w:rPr>
+        <w:rFonts w:ascii="Wingdings" w:hAnsi="Wingdings" w:hint="default"/>
+        <w:sz w:val="20"/>
+      </w:rPr>
+    </w:lvl>
+    <w:lvl w:ilvl="8" w:tentative="1">
+      <w:start w:val="1"/>
+      <w:numFmt w:val="bullet"/>
+      <w:lvlText w:val=""/>
+      <w:lvlJc w:val="left"/>
+      <w:pPr>
+        <w:tabs>
+          <w:tab w:val="num" w:pos="6480"/>
+        </w:tabs>
+        <w:ind w:left="6480" w:hanging="360"/>
+      </w:pPr>
+      <w:rPr>
+        <w:rFonts w:ascii="Wingdings" w:hAnsi="Wingdings" w:hint="default"/>
+        <w:sz w:val="20"/>
+      </w:rPr>
+    </w:lvl>
+  </w:abstractNum>
+  <w:abstractNum w:abstractNumId="20" w15:restartNumberingAfterBreak="0">
+    <w:nsid w:val="6DAB1734"/>
+    <w:multiLevelType w:val="multilevel"/>
+    <w:tmpl w:val="984E5A34"/>
+    <w:lvl w:ilvl="0">
+      <w:start w:val="1"/>
+      <w:numFmt w:val="bullet"/>
+      <w:lvlText w:val=""/>
+      <w:lvlJc w:val="left"/>
+      <w:pPr>
+        <w:tabs>
+          <w:tab w:val="num" w:pos="720"/>
+        </w:tabs>
+        <w:ind w:left="720" w:hanging="360"/>
+      </w:pPr>
+      <w:rPr>
+        <w:rFonts w:ascii="Symbol" w:hAnsi="Symbol" w:hint="default"/>
+        <w:sz w:val="20"/>
+      </w:rPr>
+    </w:lvl>
+    <w:lvl w:ilvl="1" w:tentative="1">
+      <w:start w:val="1"/>
+      <w:numFmt w:val="bullet"/>
+      <w:lvlText w:val="o"/>
+      <w:lvlJc w:val="left"/>
+      <w:pPr>
+        <w:tabs>
+          <w:tab w:val="num" w:pos="1440"/>
+        </w:tabs>
+        <w:ind w:left="1440" w:hanging="360"/>
+      </w:pPr>
+      <w:rPr>
+        <w:rFonts w:ascii="Courier New" w:hAnsi="Courier New" w:hint="default"/>
+        <w:sz w:val="20"/>
+      </w:rPr>
+    </w:lvl>
+    <w:lvl w:ilvl="2" w:tentative="1">
+      <w:start w:val="1"/>
+      <w:numFmt w:val="bullet"/>
+      <w:lvlText w:val=""/>
+      <w:lvlJc w:val="left"/>
+      <w:pPr>
+        <w:tabs>
+          <w:tab w:val="num" w:pos="2160"/>
+        </w:tabs>
+        <w:ind w:left="2160" w:hanging="360"/>
+      </w:pPr>
+      <w:rPr>
+        <w:rFonts w:ascii="Wingdings" w:hAnsi="Wingdings" w:hint="default"/>
+        <w:sz w:val="20"/>
+      </w:rPr>
+    </w:lvl>
+    <w:lvl w:ilvl="3" w:tentative="1">
+      <w:start w:val="1"/>
+      <w:numFmt w:val="bullet"/>
+      <w:lvlText w:val=""/>
+      <w:lvlJc w:val="left"/>
+      <w:pPr>
+        <w:tabs>
+          <w:tab w:val="num" w:pos="2880"/>
+        </w:tabs>
+        <w:ind w:left="2880" w:hanging="360"/>
+      </w:pPr>
+      <w:rPr>
+        <w:rFonts w:ascii="Wingdings" w:hAnsi="Wingdings" w:hint="default"/>
+        <w:sz w:val="20"/>
+      </w:rPr>
+    </w:lvl>
+    <w:lvl w:ilvl="4" w:tentative="1">
+      <w:start w:val="1"/>
+      <w:numFmt w:val="bullet"/>
+      <w:lvlText w:val=""/>
+      <w:lvlJc w:val="left"/>
+      <w:pPr>
+        <w:tabs>
+          <w:tab w:val="num" w:pos="3600"/>
+        </w:tabs>
+        <w:ind w:left="3600" w:hanging="360"/>
+      </w:pPr>
+      <w:rPr>
+        <w:rFonts w:ascii="Wingdings" w:hAnsi="Wingdings" w:hint="default"/>
+        <w:sz w:val="20"/>
+      </w:rPr>
+    </w:lvl>
+    <w:lvl w:ilvl="5" w:tentative="1">
+      <w:start w:val="1"/>
+      <w:numFmt w:val="bullet"/>
+      <w:lvlText w:val=""/>
+      <w:lvlJc w:val="left"/>
+      <w:pPr>
+        <w:tabs>
+          <w:tab w:val="num" w:pos="4320"/>
+        </w:tabs>
+        <w:ind w:left="4320" w:hanging="360"/>
+      </w:pPr>
+      <w:rPr>
+        <w:rFonts w:ascii="Wingdings" w:hAnsi="Wingdings" w:hint="default"/>
+        <w:sz w:val="20"/>
+      </w:rPr>
+    </w:lvl>
+    <w:lvl w:ilvl="6" w:tentative="1">
+      <w:start w:val="1"/>
+      <w:numFmt w:val="bullet"/>
+      <w:lvlText w:val=""/>
+      <w:lvlJc w:val="left"/>
+      <w:pPr>
+        <w:tabs>
+          <w:tab w:val="num" w:pos="5040"/>
+        </w:tabs>
+        <w:ind w:left="5040" w:hanging="360"/>
+      </w:pPr>
+      <w:rPr>
+        <w:rFonts w:ascii="Wingdings" w:hAnsi="Wingdings" w:hint="default"/>
+        <w:sz w:val="20"/>
+      </w:rPr>
+    </w:lvl>
+    <w:lvl w:ilvl="7" w:tentative="1">
+      <w:start w:val="1"/>
+      <w:numFmt w:val="bullet"/>
+      <w:lvlText w:val=""/>
+      <w:lvlJc w:val="left"/>
+      <w:pPr>
+        <w:tabs>
+          <w:tab w:val="num" w:pos="5760"/>
+        </w:tabs>
+        <w:ind w:left="5760" w:hanging="360"/>
+      </w:pPr>
+      <w:rPr>
+        <w:rFonts w:ascii="Wingdings" w:hAnsi="Wingdings" w:hint="default"/>
+        <w:sz w:val="20"/>
+      </w:rPr>
+    </w:lvl>
+    <w:lvl w:ilvl="8" w:tentative="1">
+      <w:start w:val="1"/>
+      <w:numFmt w:val="bullet"/>
+      <w:lvlText w:val=""/>
+      <w:lvlJc w:val="left"/>
+      <w:pPr>
+        <w:tabs>
+          <w:tab w:val="num" w:pos="6480"/>
+        </w:tabs>
+        <w:ind w:left="6480" w:hanging="360"/>
+      </w:pPr>
+      <w:rPr>
+        <w:rFonts w:ascii="Wingdings" w:hAnsi="Wingdings" w:hint="default"/>
+        <w:sz w:val="20"/>
+      </w:rPr>
+    </w:lvl>
+  </w:abstractNum>
+  <w:abstractNum w:abstractNumId="21" w15:restartNumberingAfterBreak="0">
+    <w:nsid w:val="6F9870CC"/>
+    <w:multiLevelType w:val="multilevel"/>
+    <w:tmpl w:val="363CEF46"/>
+    <w:lvl w:ilvl="0">
+      <w:start w:val="1"/>
+      <w:numFmt w:val="bullet"/>
+      <w:lvlText w:val=""/>
+      <w:lvlJc w:val="left"/>
+      <w:pPr>
+        <w:tabs>
+          <w:tab w:val="num" w:pos="720"/>
+        </w:tabs>
+        <w:ind w:left="720" w:hanging="360"/>
+      </w:pPr>
+      <w:rPr>
+        <w:rFonts w:ascii="Symbol" w:hAnsi="Symbol" w:hint="default"/>
+        <w:sz w:val="20"/>
+      </w:rPr>
+    </w:lvl>
+    <w:lvl w:ilvl="1" w:tentative="1">
+      <w:start w:val="1"/>
+      <w:numFmt w:val="bullet"/>
+      <w:lvlText w:val="o"/>
+      <w:lvlJc w:val="left"/>
+      <w:pPr>
+        <w:tabs>
+          <w:tab w:val="num" w:pos="1440"/>
+        </w:tabs>
+        <w:ind w:left="1440" w:hanging="360"/>
+      </w:pPr>
+      <w:rPr>
+        <w:rFonts w:ascii="Courier New" w:hAnsi="Courier New" w:hint="default"/>
+        <w:sz w:val="20"/>
+      </w:rPr>
+    </w:lvl>
+    <w:lvl w:ilvl="2" w:tentative="1">
+      <w:start w:val="1"/>
+      <w:numFmt w:val="bullet"/>
+      <w:lvlText w:val=""/>
+      <w:lvlJc w:val="left"/>
+      <w:pPr>
+        <w:tabs>
+          <w:tab w:val="num" w:pos="2160"/>
+        </w:tabs>
+        <w:ind w:left="2160" w:hanging="360"/>
+      </w:pPr>
+      <w:rPr>
+        <w:rFonts w:ascii="Wingdings" w:hAnsi="Wingdings" w:hint="default"/>
+        <w:sz w:val="20"/>
+      </w:rPr>
+    </w:lvl>
+    <w:lvl w:ilvl="3" w:tentative="1">
+      <w:start w:val="1"/>
+      <w:numFmt w:val="bullet"/>
+      <w:lvlText w:val=""/>
+      <w:lvlJc w:val="left"/>
+      <w:pPr>
+        <w:tabs>
+          <w:tab w:val="num" w:pos="2880"/>
+        </w:tabs>
+        <w:ind w:left="2880" w:hanging="360"/>
+      </w:pPr>
+      <w:rPr>
+        <w:rFonts w:ascii="Wingdings" w:hAnsi="Wingdings" w:hint="default"/>
+        <w:sz w:val="20"/>
+      </w:rPr>
+    </w:lvl>
+    <w:lvl w:ilvl="4" w:tentative="1">
+      <w:start w:val="1"/>
+      <w:numFmt w:val="bullet"/>
+      <w:lvlText w:val=""/>
+      <w:lvlJc w:val="left"/>
+      <w:pPr>
+        <w:tabs>
+          <w:tab w:val="num" w:pos="3600"/>
+        </w:tabs>
+        <w:ind w:left="3600" w:hanging="360"/>
+      </w:pPr>
+      <w:rPr>
+        <w:rFonts w:ascii="Wingdings" w:hAnsi="Wingdings" w:hint="default"/>
+        <w:sz w:val="20"/>
+      </w:rPr>
+    </w:lvl>
+    <w:lvl w:ilvl="5" w:tentative="1">
+      <w:start w:val="1"/>
+      <w:numFmt w:val="bullet"/>
+      <w:lvlText w:val=""/>
+      <w:lvlJc w:val="left"/>
+      <w:pPr>
+        <w:tabs>
+          <w:tab w:val="num" w:pos="4320"/>
+        </w:tabs>
+        <w:ind w:left="4320" w:hanging="360"/>
+      </w:pPr>
+      <w:rPr>
+        <w:rFonts w:ascii="Wingdings" w:hAnsi="Wingdings" w:hint="default"/>
+        <w:sz w:val="20"/>
+      </w:rPr>
+    </w:lvl>
+    <w:lvl w:ilvl="6" w:tentative="1">
+      <w:start w:val="1"/>
+      <w:numFmt w:val="bullet"/>
+      <w:lvlText w:val=""/>
+      <w:lvlJc w:val="left"/>
+      <w:pPr>
+        <w:tabs>
+          <w:tab w:val="num" w:pos="5040"/>
+        </w:tabs>
+        <w:ind w:left="5040" w:hanging="360"/>
+      </w:pPr>
+      <w:rPr>
+        <w:rFonts w:ascii="Wingdings" w:hAnsi="Wingdings" w:hint="default"/>
+        <w:sz w:val="20"/>
+      </w:rPr>
+    </w:lvl>
+    <w:lvl w:ilvl="7" w:tentative="1">
+      <w:start w:val="1"/>
+      <w:numFmt w:val="bullet"/>
+      <w:lvlText w:val=""/>
+      <w:lvlJc w:val="left"/>
+      <w:pPr>
+        <w:tabs>
+          <w:tab w:val="num" w:pos="5760"/>
+        </w:tabs>
+        <w:ind w:left="5760" w:hanging="360"/>
+      </w:pPr>
+      <w:rPr>
+        <w:rFonts w:ascii="Wingdings" w:hAnsi="Wingdings" w:hint="default"/>
+        <w:sz w:val="20"/>
+      </w:rPr>
+    </w:lvl>
+    <w:lvl w:ilvl="8" w:tentative="1">
+      <w:start w:val="1"/>
+      <w:numFmt w:val="bullet"/>
+      <w:lvlText w:val=""/>
+      <w:lvlJc w:val="left"/>
+      <w:pPr>
+        <w:tabs>
+          <w:tab w:val="num" w:pos="6480"/>
+        </w:tabs>
+        <w:ind w:left="6480" w:hanging="360"/>
+      </w:pPr>
+      <w:rPr>
+        <w:rFonts w:ascii="Wingdings" w:hAnsi="Wingdings" w:hint="default"/>
+        <w:sz w:val="20"/>
+      </w:rPr>
+    </w:lvl>
+  </w:abstractNum>
+  <w:abstractNum w:abstractNumId="22" w15:restartNumberingAfterBreak="0">
+    <w:nsid w:val="7AE57AEF"/>
+    <w:multiLevelType w:val="multilevel"/>
+    <w:tmpl w:val="E03C0BD6"/>
+    <w:lvl w:ilvl="0">
+      <w:start w:val="1"/>
+      <w:numFmt w:val="bullet"/>
+      <w:lvlText w:val=""/>
+      <w:lvlJc w:val="left"/>
+      <w:pPr>
+        <w:tabs>
+          <w:tab w:val="num" w:pos="720"/>
+        </w:tabs>
+        <w:ind w:left="720" w:hanging="360"/>
+      </w:pPr>
+      <w:rPr>
+        <w:rFonts w:ascii="Symbol" w:hAnsi="Symbol" w:hint="default"/>
+        <w:sz w:val="20"/>
+      </w:rPr>
+    </w:lvl>
+    <w:lvl w:ilvl="1" w:tentative="1">
+      <w:start w:val="1"/>
+      <w:numFmt w:val="bullet"/>
+      <w:lvlText w:val="o"/>
+      <w:lvlJc w:val="left"/>
+      <w:pPr>
+        <w:tabs>
+          <w:tab w:val="num" w:pos="1440"/>
+        </w:tabs>
+        <w:ind w:left="1440" w:hanging="360"/>
+      </w:pPr>
+      <w:rPr>
+        <w:rFonts w:ascii="Courier New" w:hAnsi="Courier New" w:hint="default"/>
+        <w:sz w:val="20"/>
+      </w:rPr>
+    </w:lvl>
+    <w:lvl w:ilvl="2" w:tentative="1">
+      <w:start w:val="1"/>
+      <w:numFmt w:val="bullet"/>
+      <w:lvlText w:val=""/>
+      <w:lvlJc w:val="left"/>
+      <w:pPr>
+        <w:tabs>
+          <w:tab w:val="num" w:pos="2160"/>
+        </w:tabs>
+        <w:ind w:left="2160" w:hanging="360"/>
+      </w:pPr>
+      <w:rPr>
+        <w:rFonts w:ascii="Wingdings" w:hAnsi="Wingdings" w:hint="default"/>
+        <w:sz w:val="20"/>
+      </w:rPr>
+    </w:lvl>
+    <w:lvl w:ilvl="3" w:tentative="1">
+      <w:start w:val="1"/>
+      <w:numFmt w:val="bullet"/>
+      <w:lvlText w:val=""/>
+      <w:lvlJc w:val="left"/>
+      <w:pPr>
+        <w:tabs>
+          <w:tab w:val="num" w:pos="2880"/>
+        </w:tabs>
+        <w:ind w:left="2880" w:hanging="360"/>
+      </w:pPr>
+      <w:rPr>
+        <w:rFonts w:ascii="Wingdings" w:hAnsi="Wingdings" w:hint="default"/>
+        <w:sz w:val="20"/>
+      </w:rPr>
+    </w:lvl>
+    <w:lvl w:ilvl="4" w:tentative="1">
+      <w:start w:val="1"/>
+      <w:numFmt w:val="bullet"/>
+      <w:lvlText w:val=""/>
+      <w:lvlJc w:val="left"/>
+      <w:pPr>
+        <w:tabs>
+          <w:tab w:val="num" w:pos="3600"/>
+        </w:tabs>
+        <w:ind w:left="3600" w:hanging="360"/>
+      </w:pPr>
+      <w:rPr>
+        <w:rFonts w:ascii="Wingdings" w:hAnsi="Wingdings" w:hint="default"/>
+        <w:sz w:val="20"/>
+      </w:rPr>
+    </w:lvl>
+    <w:lvl w:ilvl="5" w:tentative="1">
+      <w:start w:val="1"/>
+      <w:numFmt w:val="bullet"/>
+      <w:lvlText w:val=""/>
+      <w:lvlJc w:val="left"/>
+      <w:pPr>
+        <w:tabs>
+          <w:tab w:val="num" w:pos="4320"/>
+        </w:tabs>
+        <w:ind w:left="4320" w:hanging="360"/>
+      </w:pPr>
+      <w:rPr>
+        <w:rFonts w:ascii="Wingdings" w:hAnsi="Wingdings" w:hint="default"/>
+        <w:sz w:val="20"/>
+      </w:rPr>
+    </w:lvl>
+    <w:lvl w:ilvl="6" w:tentative="1">
+      <w:start w:val="1"/>
+      <w:numFmt w:val="bullet"/>
+      <w:lvlText w:val=""/>
+      <w:lvlJc w:val="left"/>
+      <w:pPr>
+        <w:tabs>
+          <w:tab w:val="num" w:pos="5040"/>
+        </w:tabs>
+        <w:ind w:left="5040" w:hanging="360"/>
+      </w:pPr>
+      <w:rPr>
+        <w:rFonts w:ascii="Wingdings" w:hAnsi="Wingdings" w:hint="default"/>
+        <w:sz w:val="20"/>
+      </w:rPr>
+    </w:lvl>
+    <w:lvl w:ilvl="7" w:tentative="1">
+      <w:start w:val="1"/>
+      <w:numFmt w:val="bullet"/>
+      <w:lvlText w:val=""/>
+      <w:lvlJc w:val="left"/>
+      <w:pPr>
+        <w:tabs>
+          <w:tab w:val="num" w:pos="5760"/>
+        </w:tabs>
+        <w:ind w:left="5760" w:hanging="360"/>
+      </w:pPr>
+      <w:rPr>
+        <w:rFonts w:ascii="Wingdings" w:hAnsi="Wingdings" w:hint="default"/>
+        <w:sz w:val="20"/>
+      </w:rPr>
+    </w:lvl>
+    <w:lvl w:ilvl="8" w:tentative="1">
+      <w:start w:val="1"/>
+      <w:numFmt w:val="bullet"/>
+      <w:lvlText w:val=""/>
+      <w:lvlJc w:val="left"/>
+      <w:pPr>
+        <w:tabs>
+          <w:tab w:val="num" w:pos="6480"/>
+        </w:tabs>
+        <w:ind w:left="6480" w:hanging="360"/>
+      </w:pPr>
+      <w:rPr>
+        <w:rFonts w:ascii="Wingdings" w:hAnsi="Wingdings" w:hint="default"/>
+        <w:sz w:val="20"/>
+      </w:rPr>
+    </w:lvl>
+  </w:abstractNum>
+  <w:abstractNum w:abstractNumId="23" w15:restartNumberingAfterBreak="0">
+    <w:nsid w:val="7CE955A4"/>
+    <w:multiLevelType w:val="multilevel"/>
+    <w:tmpl w:val="8660AD12"/>
+    <w:lvl w:ilvl="0">
+      <w:start w:val="1"/>
+      <w:numFmt w:val="bullet"/>
+      <w:lvlText w:val=""/>
+      <w:lvlJc w:val="left"/>
+      <w:pPr>
+        <w:tabs>
+          <w:tab w:val="num" w:pos="720"/>
+        </w:tabs>
+        <w:ind w:left="720" w:hanging="360"/>
+      </w:pPr>
+      <w:rPr>
+        <w:rFonts w:ascii="Symbol" w:hAnsi="Symbol" w:hint="default"/>
+        <w:sz w:val="20"/>
+      </w:rPr>
+    </w:lvl>
+    <w:lvl w:ilvl="1" w:tentative="1">
+      <w:start w:val="1"/>
+      <w:numFmt w:val="bullet"/>
+      <w:lvlText w:val="o"/>
+      <w:lvlJc w:val="left"/>
+      <w:pPr>
+        <w:tabs>
+          <w:tab w:val="num" w:pos="1440"/>
+        </w:tabs>
+        <w:ind w:left="1440" w:hanging="360"/>
+      </w:pPr>
+      <w:rPr>
+        <w:rFonts w:ascii="Courier New" w:hAnsi="Courier New" w:hint="default"/>
+        <w:sz w:val="20"/>
+      </w:rPr>
+    </w:lvl>
+    <w:lvl w:ilvl="2" w:tentative="1">
+      <w:start w:val="1"/>
+      <w:numFmt w:val="bullet"/>
+      <w:lvlText w:val=""/>
+      <w:lvlJc w:val="left"/>
+      <w:pPr>
+        <w:tabs>
+          <w:tab w:val="num" w:pos="2160"/>
+        </w:tabs>
+        <w:ind w:left="2160" w:hanging="360"/>
+      </w:pPr>
+      <w:rPr>
+        <w:rFonts w:ascii="Wingdings" w:hAnsi="Wingdings" w:hint="default"/>
+        <w:sz w:val="20"/>
+      </w:rPr>
+    </w:lvl>
+    <w:lvl w:ilvl="3" w:tentative="1">
+      <w:start w:val="1"/>
+      <w:numFmt w:val="bullet"/>
+      <w:lvlText w:val=""/>
+      <w:lvlJc w:val="left"/>
+      <w:pPr>
+        <w:tabs>
+          <w:tab w:val="num" w:pos="2880"/>
+        </w:tabs>
+        <w:ind w:left="2880" w:hanging="360"/>
+      </w:pPr>
+      <w:rPr>
+        <w:rFonts w:ascii="Wingdings" w:hAnsi="Wingdings" w:hint="default"/>
+        <w:sz w:val="20"/>
+      </w:rPr>
+    </w:lvl>
+    <w:lvl w:ilvl="4" w:tentative="1">
+      <w:start w:val="1"/>
+      <w:numFmt w:val="bullet"/>
+      <w:lvlText w:val=""/>
+      <w:lvlJc w:val="left"/>
+      <w:pPr>
+        <w:tabs>
+          <w:tab w:val="num" w:pos="3600"/>
+        </w:tabs>
+        <w:ind w:left="3600" w:hanging="360"/>
+      </w:pPr>
+      <w:rPr>
+        <w:rFonts w:ascii="Wingdings" w:hAnsi="Wingdings" w:hint="default"/>
+        <w:sz w:val="20"/>
+      </w:rPr>
+    </w:lvl>
+    <w:lvl w:ilvl="5" w:tentative="1">
+      <w:start w:val="1"/>
+      <w:numFmt w:val="bullet"/>
+      <w:lvlText w:val=""/>
+      <w:lvlJc w:val="left"/>
+      <w:pPr>
+        <w:tabs>
+          <w:tab w:val="num" w:pos="4320"/>
+        </w:tabs>
+        <w:ind w:left="4320" w:hanging="360"/>
+      </w:pPr>
+      <w:rPr>
+        <w:rFonts w:ascii="Wingdings" w:hAnsi="Wingdings" w:hint="default"/>
+        <w:sz w:val="20"/>
+      </w:rPr>
+    </w:lvl>
+    <w:lvl w:ilvl="6" w:tentative="1">
+      <w:start w:val="1"/>
+      <w:numFmt w:val="bullet"/>
+      <w:lvlText w:val=""/>
+      <w:lvlJc w:val="left"/>
+      <w:pPr>
+        <w:tabs>
+          <w:tab w:val="num" w:pos="5040"/>
+        </w:tabs>
+        <w:ind w:left="5040" w:hanging="360"/>
+      </w:pPr>
+      <w:rPr>
+        <w:rFonts w:ascii="Wingdings" w:hAnsi="Wingdings" w:hint="default"/>
+        <w:sz w:val="20"/>
+      </w:rPr>
+    </w:lvl>
+    <w:lvl w:ilvl="7" w:tentative="1">
+      <w:start w:val="1"/>
+      <w:numFmt w:val="bullet"/>
+      <w:lvlText w:val=""/>
+      <w:lvlJc w:val="left"/>
+      <w:pPr>
+        <w:tabs>
+          <w:tab w:val="num" w:pos="5760"/>
+        </w:tabs>
+        <w:ind w:left="5760" w:hanging="360"/>
+      </w:pPr>
+      <w:rPr>
+        <w:rFonts w:ascii="Wingdings" w:hAnsi="Wingdings" w:hint="default"/>
+        <w:sz w:val="20"/>
+      </w:rPr>
+    </w:lvl>
+    <w:lvl w:ilvl="8" w:tentative="1">
+      <w:start w:val="1"/>
+      <w:numFmt w:val="bullet"/>
+      <w:lvlText w:val=""/>
+      <w:lvlJc w:val="left"/>
+      <w:pPr>
+        <w:tabs>
+          <w:tab w:val="num" w:pos="6480"/>
+        </w:tabs>
+        <w:ind w:left="6480" w:hanging="360"/>
+      </w:pPr>
+      <w:rPr>
+        <w:rFonts w:ascii="Wingdings" w:hAnsi="Wingdings" w:hint="default"/>
+        <w:sz w:val="20"/>
+      </w:rPr>
+    </w:lvl>
+  </w:abstractNum>
+  <w:num w:numId="1" w16cid:durableId="2054886408">
+    <w:abstractNumId w:val="18"/>
+  </w:num>
+  <w:num w:numId="2" w16cid:durableId="866483935">
+    <w:abstractNumId w:val="8"/>
+  </w:num>
+  <w:num w:numId="3" w16cid:durableId="2066952982">
+    <w:abstractNumId w:val="1"/>
+  </w:num>
+  <w:num w:numId="4" w16cid:durableId="2106340234">
+    <w:abstractNumId w:val="5"/>
+  </w:num>
+  <w:num w:numId="5" w16cid:durableId="663632078">
+    <w:abstractNumId w:val="19"/>
+  </w:num>
+  <w:num w:numId="6" w16cid:durableId="2055540857">
+    <w:abstractNumId w:val="21"/>
+  </w:num>
+  <w:num w:numId="7" w16cid:durableId="903223608">
+    <w:abstractNumId w:val="6"/>
+  </w:num>
+  <w:num w:numId="8" w16cid:durableId="877081700">
+    <w:abstractNumId w:val="11"/>
+  </w:num>
+  <w:num w:numId="9" w16cid:durableId="1439985118">
+    <w:abstractNumId w:val="4"/>
+  </w:num>
+  <w:num w:numId="10" w16cid:durableId="2036694219">
+    <w:abstractNumId w:val="9"/>
+  </w:num>
+  <w:num w:numId="11" w16cid:durableId="1716546316">
+    <w:abstractNumId w:val="14"/>
+  </w:num>
+  <w:num w:numId="12" w16cid:durableId="380372533">
+    <w:abstractNumId w:val="23"/>
+  </w:num>
+  <w:num w:numId="13" w16cid:durableId="1959216179">
+    <w:abstractNumId w:val="15"/>
+  </w:num>
+  <w:num w:numId="14" w16cid:durableId="1973168015">
+    <w:abstractNumId w:val="3"/>
+  </w:num>
+  <w:num w:numId="15" w16cid:durableId="1240671661">
+    <w:abstractNumId w:val="17"/>
+  </w:num>
+  <w:num w:numId="16" w16cid:durableId="1896576206">
+    <w:abstractNumId w:val="2"/>
+  </w:num>
+  <w:num w:numId="17" w16cid:durableId="60300619">
+    <w:abstractNumId w:val="13"/>
+  </w:num>
+  <w:num w:numId="18" w16cid:durableId="1021127487">
+    <w:abstractNumId w:val="22"/>
+  </w:num>
+  <w:num w:numId="19" w16cid:durableId="1026103767">
+    <w:abstractNumId w:val="16"/>
+  </w:num>
+  <w:num w:numId="20" w16cid:durableId="293605568">
+    <w:abstractNumId w:val="0"/>
+  </w:num>
+  <w:num w:numId="21" w16cid:durableId="1045328604">
+    <w:abstractNumId w:val="10"/>
+  </w:num>
+  <w:num w:numId="22" w16cid:durableId="255330907">
+    <w:abstractNumId w:val="12"/>
+  </w:num>
+  <w:num w:numId="23" w16cid:durableId="2088258285">
+    <w:abstractNumId w:val="20"/>
+  </w:num>
+  <w:num w:numId="24" w16cid:durableId="735589491">
+    <w:abstractNumId w:val="7"/>
+  </w:num>
+</w:numbering>
 </file>
 
 <file path=word/styles.xml><?xml version="1.0" encoding="utf-8"?>
@@ -834,6 +6294,7 @@
   <w:style w:type="character" w:default="1" w:styleId="DefaultParagraphFont">
     <w:name w:val="Default Paragraph Font"/>
     <w:uiPriority w:val="1"/>
+    <w:semiHidden/>
     <w:unhideWhenUsed/>
   </w:style>
   <w:style w:type="table" w:default="1" w:styleId="TableNormal">

--- a/Section-18.docx
+++ b/Section-18.docx
@@ -6,14 +6,14 @@
       <w:pPr>
         <w:pStyle w:val="Heading1"/>
         <w:rPr>
-          <w:rFonts w:ascii="Cambria" w:hAnsi="Cambria"/>
+          <w:rFonts w:ascii="Cambria" w:hAnsi="Cambria" w:cstheme="minorHAnsi"/>
           <w:sz w:val="20"/>
           <w:szCs w:val="20"/>
         </w:rPr>
       </w:pPr>
       <w:r>
         <w:rPr>
-          <w:rFonts w:ascii="Cambria" w:hAnsi="Cambria"/>
+          <w:rFonts w:ascii="Cambria" w:hAnsi="Cambria" w:cstheme="minorHAnsi"/>
           <w:caps w:val="0"/>
           <w:sz w:val="20"/>
           <w:szCs w:val="20"/>
@@ -24,12 +24,12 @@
     <w:p>
       <w:pPr>
         <w:rPr>
-          <w:rFonts w:ascii="Cambria" w:hAnsi="Cambria"/>
-        </w:rPr>
-      </w:pPr>
-      <w:r>
-        <w:rPr>
-          <w:rFonts w:ascii="Cambria" w:hAnsi="Cambria"/>
+          <w:rFonts w:ascii="Cambria" w:hAnsi="Cambria" w:cstheme="minorHAnsi"/>
+        </w:rPr>
+      </w:pPr>
+      <w:r>
+        <w:rPr>
+          <w:rFonts w:ascii="Cambria" w:hAnsi="Cambria" w:cstheme="minorHAnsi"/>
         </w:rPr>
         <w:t>FROM SKLEARN.MODEL_SELECTION IMPORT TRAIN_TEST_SPLIT</w:t>
       </w:r>
@@ -37,12 +37,12 @@
     <w:p>
       <w:pPr>
         <w:rPr>
-          <w:rFonts w:ascii="Cambria" w:hAnsi="Cambria"/>
-        </w:rPr>
-      </w:pPr>
-      <w:r>
-        <w:rPr>
-          <w:rFonts w:ascii="Cambria" w:hAnsi="Cambria"/>
+          <w:rFonts w:ascii="Cambria" w:hAnsi="Cambria" w:cstheme="minorHAnsi"/>
+        </w:rPr>
+      </w:pPr>
+      <w:r>
+        <w:rPr>
+          <w:rFonts w:ascii="Cambria" w:hAnsi="Cambria" w:cstheme="minorHAnsi"/>
         </w:rPr>
         <w:t>XTRAIN, XTEST, YTRAIN, YTEST = TRAIN_TEST_SPLIT(X, Y, TEST_SIZE=0.25)</w:t>
       </w:r>
@@ -51,12 +51,12 @@
       <w:pPr>
         <w:pStyle w:val="Heading2"/>
         <w:rPr>
-          <w:rFonts w:ascii="Cambria" w:hAnsi="Cambria"/>
-        </w:rPr>
-      </w:pPr>
-      <w:r>
-        <w:rPr>
-          <w:rFonts w:ascii="Cambria" w:hAnsi="Cambria"/>
+          <w:rFonts w:ascii="Cambria" w:hAnsi="Cambria" w:cstheme="minorHAnsi"/>
+        </w:rPr>
+      </w:pPr>
+      <w:r>
+        <w:rPr>
+          <w:rFonts w:ascii="Cambria" w:hAnsi="Cambria" w:cstheme="minorHAnsi"/>
           <w:caps w:val="0"/>
         </w:rPr>
         <w:t>WHAT IS HAPPENING</w:t>
@@ -69,12 +69,12 @@
           <w:numId w:val="1"/>
         </w:numPr>
         <w:rPr>
-          <w:rFonts w:ascii="Cambria" w:hAnsi="Cambria"/>
-        </w:rPr>
-      </w:pPr>
-      <w:r>
-        <w:rPr>
-          <w:rFonts w:ascii="Cambria" w:hAnsi="Cambria"/>
+          <w:rFonts w:ascii="Cambria" w:hAnsi="Cambria" w:cstheme="minorHAnsi"/>
+        </w:rPr>
+      </w:pPr>
+      <w:r>
+        <w:rPr>
+          <w:rFonts w:ascii="Cambria" w:hAnsi="Cambria" w:cstheme="minorHAnsi"/>
         </w:rPr>
         <w:t>X → FEATURES (INPUT DATA)</w:t>
       </w:r>
@@ -86,12 +86,12 @@
           <w:numId w:val="1"/>
         </w:numPr>
         <w:rPr>
-          <w:rFonts w:ascii="Cambria" w:hAnsi="Cambria"/>
-        </w:rPr>
-      </w:pPr>
-      <w:r>
-        <w:rPr>
-          <w:rFonts w:ascii="Cambria" w:hAnsi="Cambria"/>
+          <w:rFonts w:ascii="Cambria" w:hAnsi="Cambria" w:cstheme="minorHAnsi"/>
+        </w:rPr>
+      </w:pPr>
+      <w:r>
+        <w:rPr>
+          <w:rFonts w:ascii="Cambria" w:hAnsi="Cambria" w:cstheme="minorHAnsi"/>
         </w:rPr>
         <w:t>Y → TARGET (OUTPUT)</w:t>
       </w:r>
@@ -103,12 +103,12 @@
           <w:numId w:val="1"/>
         </w:numPr>
         <w:rPr>
-          <w:rFonts w:ascii="Cambria" w:hAnsi="Cambria"/>
-        </w:rPr>
-      </w:pPr>
-      <w:r>
-        <w:rPr>
-          <w:rFonts w:ascii="Cambria" w:hAnsi="Cambria"/>
+          <w:rFonts w:ascii="Cambria" w:hAnsi="Cambria" w:cstheme="minorHAnsi"/>
+        </w:rPr>
+      </w:pPr>
+      <w:r>
+        <w:rPr>
+          <w:rFonts w:ascii="Cambria" w:hAnsi="Cambria" w:cstheme="minorHAnsi"/>
         </w:rPr>
         <w:t>DATA IS SPLIT INTO:</w:t>
       </w:r>
@@ -120,12 +120,12 @@
           <w:numId w:val="1"/>
         </w:numPr>
         <w:rPr>
-          <w:rFonts w:ascii="Cambria" w:hAnsi="Cambria"/>
-        </w:rPr>
-      </w:pPr>
-      <w:r>
-        <w:rPr>
-          <w:rFonts w:ascii="Cambria" w:hAnsi="Cambria"/>
+          <w:rFonts w:ascii="Cambria" w:hAnsi="Cambria" w:cstheme="minorHAnsi"/>
+        </w:rPr>
+      </w:pPr>
+      <w:r>
+        <w:rPr>
+          <w:rFonts w:ascii="Cambria" w:hAnsi="Cambria" w:cstheme="minorHAnsi"/>
           <w:b/>
           <w:bCs/>
         </w:rPr>
@@ -133,7 +133,7 @@
       </w:r>
       <w:r>
         <w:rPr>
-          <w:rFonts w:ascii="Cambria" w:hAnsi="Cambria"/>
+          <w:rFonts w:ascii="Cambria" w:hAnsi="Cambria" w:cstheme="minorHAnsi"/>
         </w:rPr>
         <w:t xml:space="preserve"> → USED TO TRAIN THE MODEL</w:t>
       </w:r>
@@ -145,12 +145,12 @@
           <w:numId w:val="1"/>
         </w:numPr>
         <w:rPr>
-          <w:rFonts w:ascii="Cambria" w:hAnsi="Cambria"/>
-        </w:rPr>
-      </w:pPr>
-      <w:r>
-        <w:rPr>
-          <w:rFonts w:ascii="Cambria" w:hAnsi="Cambria"/>
+          <w:rFonts w:ascii="Cambria" w:hAnsi="Cambria" w:cstheme="minorHAnsi"/>
+        </w:rPr>
+      </w:pPr>
+      <w:r>
+        <w:rPr>
+          <w:rFonts w:ascii="Cambria" w:hAnsi="Cambria" w:cstheme="minorHAnsi"/>
           <w:b/>
           <w:bCs/>
         </w:rPr>
@@ -158,7 +158,7 @@
       </w:r>
       <w:r>
         <w:rPr>
-          <w:rFonts w:ascii="Cambria" w:hAnsi="Cambria"/>
+          <w:rFonts w:ascii="Cambria" w:hAnsi="Cambria" w:cstheme="minorHAnsi"/>
         </w:rPr>
         <w:t xml:space="preserve"> → USED TO TEST THE MODEL</w:t>
       </w:r>
@@ -167,12 +167,12 @@
       <w:pPr>
         <w:pStyle w:val="Heading2"/>
         <w:rPr>
-          <w:rFonts w:ascii="Cambria" w:hAnsi="Cambria"/>
-        </w:rPr>
-      </w:pPr>
-      <w:r>
-        <w:rPr>
-          <w:rFonts w:ascii="Cambria" w:hAnsi="Cambria"/>
+          <w:rFonts w:ascii="Cambria" w:hAnsi="Cambria" w:cstheme="minorHAnsi"/>
+        </w:rPr>
+      </w:pPr>
+      <w:r>
+        <w:rPr>
+          <w:rFonts w:ascii="Cambria" w:hAnsi="Cambria" w:cstheme="minorHAnsi"/>
           <w:caps w:val="0"/>
         </w:rPr>
         <w:t>WHY WE SPLIT DATA</w:t>
@@ -185,18 +185,18 @@
           <w:numId w:val="2"/>
         </w:numPr>
         <w:rPr>
-          <w:rFonts w:ascii="Cambria" w:hAnsi="Cambria"/>
-        </w:rPr>
-      </w:pPr>
-      <w:r>
-        <w:rPr>
-          <w:rFonts w:ascii="Cambria" w:hAnsi="Cambria"/>
+          <w:rFonts w:ascii="Cambria" w:hAnsi="Cambria" w:cstheme="minorHAnsi"/>
+        </w:rPr>
+      </w:pPr>
+      <w:r>
+        <w:rPr>
+          <w:rFonts w:ascii="Cambria" w:hAnsi="Cambria" w:cstheme="minorHAnsi"/>
         </w:rPr>
         <w:t xml:space="preserve">TO CHECK HOW WELL THE MODEL WORKS ON </w:t>
       </w:r>
       <w:r>
         <w:rPr>
-          <w:rFonts w:ascii="Cambria" w:hAnsi="Cambria"/>
+          <w:rFonts w:ascii="Cambria" w:hAnsi="Cambria" w:cstheme="minorHAnsi"/>
           <w:b/>
           <w:bCs/>
         </w:rPr>
@@ -210,12 +210,12 @@
           <w:numId w:val="2"/>
         </w:numPr>
         <w:rPr>
-          <w:rFonts w:ascii="Cambria" w:hAnsi="Cambria"/>
-        </w:rPr>
-      </w:pPr>
-      <w:r>
-        <w:rPr>
-          <w:rFonts w:ascii="Cambria" w:hAnsi="Cambria"/>
+          <w:rFonts w:ascii="Cambria" w:hAnsi="Cambria" w:cstheme="minorHAnsi"/>
+        </w:rPr>
+      </w:pPr>
+      <w:r>
+        <w:rPr>
+          <w:rFonts w:ascii="Cambria" w:hAnsi="Cambria" w:cstheme="minorHAnsi"/>
         </w:rPr>
         <w:t>AVOIDS MEMORIZING THE DATA (OVERFITTING)</w:t>
       </w:r>
@@ -223,12 +223,12 @@
     <w:p>
       <w:pPr>
         <w:rPr>
-          <w:rFonts w:ascii="Cambria" w:hAnsi="Cambria"/>
-        </w:rPr>
-      </w:pPr>
-      <w:r>
-        <w:rPr>
-          <w:rFonts w:ascii="Cambria" w:hAnsi="Cambria"/>
+          <w:rFonts w:ascii="Cambria" w:hAnsi="Cambria" w:cstheme="minorHAnsi"/>
+        </w:rPr>
+      </w:pPr>
+      <w:r>
+        <w:rPr>
+          <w:rFonts w:ascii="Cambria" w:hAnsi="Cambria" w:cstheme="minorHAnsi"/>
         </w:rPr>
         <w:t>LEN(HEARTDISEASE)</w:t>
       </w:r>
@@ -240,12 +240,12 @@
           <w:numId w:val="3"/>
         </w:numPr>
         <w:rPr>
-          <w:rFonts w:ascii="Cambria" w:hAnsi="Cambria"/>
-        </w:rPr>
-      </w:pPr>
-      <w:r>
-        <w:rPr>
-          <w:rFonts w:ascii="Cambria" w:hAnsi="Cambria"/>
+          <w:rFonts w:ascii="Cambria" w:hAnsi="Cambria" w:cstheme="minorHAnsi"/>
+        </w:rPr>
+      </w:pPr>
+      <w:r>
+        <w:rPr>
+          <w:rFonts w:ascii="Cambria" w:hAnsi="Cambria" w:cstheme="minorHAnsi"/>
         </w:rPr>
         <w:t>SHOWS TOTAL NUMBER OF RECORDS IN THE DATASET</w:t>
       </w:r>
@@ -253,12 +253,12 @@
     <w:p>
       <w:pPr>
         <w:rPr>
-          <w:rFonts w:ascii="Cambria" w:hAnsi="Cambria"/>
-        </w:rPr>
-      </w:pPr>
-      <w:r>
-        <w:rPr>
-          <w:rFonts w:ascii="Cambria" w:hAnsi="Cambria"/>
+          <w:rFonts w:ascii="Cambria" w:hAnsi="Cambria" w:cstheme="minorHAnsi"/>
+        </w:rPr>
+      </w:pPr>
+      <w:r>
+        <w:rPr>
+          <w:rFonts w:ascii="Cambria" w:hAnsi="Cambria" w:cstheme="minorHAnsi"/>
         </w:rPr>
         <w:t>XTRAIN.SHAPE, XTEST.SHAPE, YTRAIN.SHAPE, YTEST.SHAPE</w:t>
       </w:r>
@@ -270,12 +270,12 @@
           <w:numId w:val="4"/>
         </w:numPr>
         <w:rPr>
-          <w:rFonts w:ascii="Cambria" w:hAnsi="Cambria"/>
-        </w:rPr>
-      </w:pPr>
-      <w:r>
-        <w:rPr>
-          <w:rFonts w:ascii="Cambria" w:hAnsi="Cambria"/>
+          <w:rFonts w:ascii="Cambria" w:hAnsi="Cambria" w:cstheme="minorHAnsi"/>
+        </w:rPr>
+      </w:pPr>
+      <w:r>
+        <w:rPr>
+          <w:rFonts w:ascii="Cambria" w:hAnsi="Cambria" w:cstheme="minorHAnsi"/>
         </w:rPr>
         <w:t>SHOWS HOW DATA IS DIVIDED</w:t>
       </w:r>
@@ -287,12 +287,12 @@
           <w:numId w:val="4"/>
         </w:numPr>
         <w:rPr>
-          <w:rFonts w:ascii="Cambria" w:hAnsi="Cambria"/>
-        </w:rPr>
-      </w:pPr>
-      <w:r>
-        <w:rPr>
-          <w:rFonts w:ascii="Cambria" w:hAnsi="Cambria"/>
+          <w:rFonts w:ascii="Cambria" w:hAnsi="Cambria" w:cstheme="minorHAnsi"/>
+        </w:rPr>
+      </w:pPr>
+      <w:r>
+        <w:rPr>
+          <w:rFonts w:ascii="Cambria" w:hAnsi="Cambria" w:cstheme="minorHAnsi"/>
         </w:rPr>
         <w:t>EXAMPLE:</w:t>
       </w:r>
@@ -304,12 +304,12 @@
           <w:numId w:val="4"/>
         </w:numPr>
         <w:rPr>
-          <w:rFonts w:ascii="Cambria" w:hAnsi="Cambria"/>
-        </w:rPr>
-      </w:pPr>
-      <w:r>
-        <w:rPr>
-          <w:rFonts w:ascii="Cambria" w:hAnsi="Cambria"/>
+          <w:rFonts w:ascii="Cambria" w:hAnsi="Cambria" w:cstheme="minorHAnsi"/>
+        </w:rPr>
+      </w:pPr>
+      <w:r>
+        <w:rPr>
+          <w:rFonts w:ascii="Cambria" w:hAnsi="Cambria" w:cstheme="minorHAnsi"/>
         </w:rPr>
         <w:t>75% → TRAINING</w:t>
       </w:r>
@@ -321,12 +321,12 @@
           <w:numId w:val="4"/>
         </w:numPr>
         <w:rPr>
-          <w:rFonts w:ascii="Cambria" w:hAnsi="Cambria"/>
-        </w:rPr>
-      </w:pPr>
-      <w:r>
-        <w:rPr>
-          <w:rFonts w:ascii="Cambria" w:hAnsi="Cambria"/>
+          <w:rFonts w:ascii="Cambria" w:hAnsi="Cambria" w:cstheme="minorHAnsi"/>
+        </w:rPr>
+      </w:pPr>
+      <w:r>
+        <w:rPr>
+          <w:rFonts w:ascii="Cambria" w:hAnsi="Cambria" w:cstheme="minorHAnsi"/>
         </w:rPr>
         <w:t>25% → TESTING</w:t>
       </w:r>
@@ -334,12 +334,12 @@
     <w:p>
       <w:pPr>
         <w:rPr>
-          <w:rFonts w:ascii="Cambria" w:hAnsi="Cambria"/>
-        </w:rPr>
-      </w:pPr>
-      <w:r>
-        <w:rPr>
-          <w:rFonts w:ascii="Cambria" w:hAnsi="Cambria"/>
+          <w:rFonts w:ascii="Cambria" w:hAnsi="Cambria" w:cstheme="minorHAnsi"/>
+        </w:rPr>
+      </w:pPr>
+      <w:r>
+        <w:rPr>
+          <w:rFonts w:ascii="Cambria" w:hAnsi="Cambria" w:cstheme="minorHAnsi"/>
         </w:rPr>
         <w:t>XTRAIN.DTYPES</w:t>
       </w:r>
@@ -351,12 +351,12 @@
           <w:numId w:val="5"/>
         </w:numPr>
         <w:rPr>
-          <w:rFonts w:ascii="Cambria" w:hAnsi="Cambria"/>
-        </w:rPr>
-      </w:pPr>
-      <w:r>
-        <w:rPr>
-          <w:rFonts w:ascii="Cambria" w:hAnsi="Cambria"/>
+          <w:rFonts w:ascii="Cambria" w:hAnsi="Cambria" w:cstheme="minorHAnsi"/>
+        </w:rPr>
+      </w:pPr>
+      <w:r>
+        <w:rPr>
+          <w:rFonts w:ascii="Cambria" w:hAnsi="Cambria" w:cstheme="minorHAnsi"/>
         </w:rPr>
         <w:t>SHOWS DATA TYPES OF EACH FEATURE</w:t>
       </w:r>
@@ -368,18 +368,18 @@
           <w:numId w:val="5"/>
         </w:numPr>
         <w:rPr>
-          <w:rFonts w:ascii="Cambria" w:hAnsi="Cambria"/>
-        </w:rPr>
-      </w:pPr>
-      <w:r>
-        <w:rPr>
-          <w:rFonts w:ascii="Cambria" w:hAnsi="Cambria"/>
+          <w:rFonts w:ascii="Cambria" w:hAnsi="Cambria" w:cstheme="minorHAnsi"/>
+        </w:rPr>
+      </w:pPr>
+      <w:r>
+        <w:rPr>
+          <w:rFonts w:ascii="Cambria" w:hAnsi="Cambria" w:cstheme="minorHAnsi"/>
         </w:rPr>
         <w:t xml:space="preserve">IMPORTANT BECAUSE ML MODELS WORK WITH </w:t>
       </w:r>
       <w:r>
         <w:rPr>
-          <w:rFonts w:ascii="Cambria" w:hAnsi="Cambria"/>
+          <w:rFonts w:ascii="Cambria" w:hAnsi="Cambria" w:cstheme="minorHAnsi"/>
           <w:b/>
           <w:bCs/>
         </w:rPr>
@@ -387,7 +387,7 @@
       </w:r>
       <w:r>
         <w:rPr>
-          <w:rFonts w:ascii="Cambria" w:hAnsi="Cambria"/>
+          <w:rFonts w:ascii="Cambria" w:hAnsi="Cambria" w:cstheme="minorHAnsi"/>
         </w:rPr>
         <w:t>, NOT TEXT</w:t>
       </w:r>
@@ -396,14 +396,14 @@
       <w:pPr>
         <w:pStyle w:val="Heading1"/>
         <w:rPr>
-          <w:rFonts w:ascii="Cambria" w:hAnsi="Cambria"/>
+          <w:rFonts w:ascii="Cambria" w:hAnsi="Cambria" w:cstheme="minorHAnsi"/>
           <w:sz w:val="20"/>
           <w:szCs w:val="20"/>
         </w:rPr>
       </w:pPr>
       <w:r>
         <w:rPr>
-          <w:rFonts w:ascii="Cambria" w:hAnsi="Cambria"/>
+          <w:rFonts w:ascii="Cambria" w:hAnsi="Cambria" w:cstheme="minorHAnsi"/>
           <w:caps w:val="0"/>
           <w:sz w:val="20"/>
           <w:szCs w:val="20"/>
@@ -414,12 +414,12 @@
     <w:p>
       <w:pPr>
         <w:rPr>
-          <w:rFonts w:ascii="Cambria" w:hAnsi="Cambria"/>
-        </w:rPr>
-      </w:pPr>
-      <w:r>
-        <w:rPr>
-          <w:rFonts w:ascii="Cambria" w:hAnsi="Cambria"/>
+          <w:rFonts w:ascii="Cambria" w:hAnsi="Cambria" w:cstheme="minorHAnsi"/>
+        </w:rPr>
+      </w:pPr>
+      <w:r>
+        <w:rPr>
+          <w:rFonts w:ascii="Cambria" w:hAnsi="Cambria" w:cstheme="minorHAnsi"/>
         </w:rPr>
         <w:t>MOBILESDATA = PD.READ_CSV('MOBILESDATA.CSV', ENCODING='LATIN1')</w:t>
       </w:r>
@@ -431,12 +431,12 @@
           <w:numId w:val="6"/>
         </w:numPr>
         <w:rPr>
-          <w:rFonts w:ascii="Cambria" w:hAnsi="Cambria"/>
-        </w:rPr>
-      </w:pPr>
-      <w:r>
-        <w:rPr>
-          <w:rFonts w:ascii="Cambria" w:hAnsi="Cambria"/>
+          <w:rFonts w:ascii="Cambria" w:hAnsi="Cambria" w:cstheme="minorHAnsi"/>
+        </w:rPr>
+      </w:pPr>
+      <w:r>
+        <w:rPr>
+          <w:rFonts w:ascii="Cambria" w:hAnsi="Cambria" w:cstheme="minorHAnsi"/>
         </w:rPr>
         <w:t>LOADS DATASET FROM CSV FILE</w:t>
       </w:r>
@@ -444,12 +444,12 @@
     <w:p>
       <w:pPr>
         <w:rPr>
-          <w:rFonts w:ascii="Cambria" w:hAnsi="Cambria"/>
-        </w:rPr>
-      </w:pPr>
-      <w:r>
-        <w:rPr>
-          <w:rFonts w:ascii="Cambria" w:hAnsi="Cambria"/>
+          <w:rFonts w:ascii="Cambria" w:hAnsi="Cambria" w:cstheme="minorHAnsi"/>
+        </w:rPr>
+      </w:pPr>
+      <w:r>
+        <w:rPr>
+          <w:rFonts w:ascii="Cambria" w:hAnsi="Cambria" w:cstheme="minorHAnsi"/>
         </w:rPr>
         <w:t>MOBILESDATA.DTYPES</w:t>
       </w:r>
@@ -461,12 +461,12 @@
           <w:numId w:val="7"/>
         </w:numPr>
         <w:rPr>
-          <w:rFonts w:ascii="Cambria" w:hAnsi="Cambria"/>
-        </w:rPr>
-      </w:pPr>
-      <w:r>
-        <w:rPr>
-          <w:rFonts w:ascii="Cambria" w:hAnsi="Cambria"/>
+          <w:rFonts w:ascii="Cambria" w:hAnsi="Cambria" w:cstheme="minorHAnsi"/>
+        </w:rPr>
+      </w:pPr>
+      <w:r>
+        <w:rPr>
+          <w:rFonts w:ascii="Cambria" w:hAnsi="Cambria" w:cstheme="minorHAnsi"/>
         </w:rPr>
         <w:t>CHECKS DATA TYPES</w:t>
       </w:r>
@@ -478,18 +478,18 @@
           <w:numId w:val="7"/>
         </w:numPr>
         <w:rPr>
-          <w:rFonts w:ascii="Cambria" w:hAnsi="Cambria"/>
-        </w:rPr>
-      </w:pPr>
-      <w:r>
-        <w:rPr>
-          <w:rFonts w:ascii="Cambria" w:hAnsi="Cambria"/>
+          <w:rFonts w:ascii="Cambria" w:hAnsi="Cambria" w:cstheme="minorHAnsi"/>
+        </w:rPr>
+      </w:pPr>
+      <w:r>
+        <w:rPr>
+          <w:rFonts w:ascii="Cambria" w:hAnsi="Cambria" w:cstheme="minorHAnsi"/>
         </w:rPr>
         <w:t xml:space="preserve">PRICE IS USUALLY </w:t>
       </w:r>
       <w:r>
         <w:rPr>
-          <w:rFonts w:ascii="Cambria" w:hAnsi="Cambria"/>
+          <w:rFonts w:ascii="Cambria" w:hAnsi="Cambria" w:cstheme="minorHAnsi"/>
           <w:b/>
           <w:bCs/>
         </w:rPr>
@@ -497,7 +497,7 @@
       </w:r>
       <w:r>
         <w:rPr>
-          <w:rFonts w:ascii="Cambria" w:hAnsi="Cambria"/>
+          <w:rFonts w:ascii="Cambria" w:hAnsi="Cambria" w:cstheme="minorHAnsi"/>
         </w:rPr>
         <w:t xml:space="preserve"> → NOT USABLE FOR ML</w:t>
       </w:r>
@@ -506,12 +506,12 @@
       <w:pPr>
         <w:pStyle w:val="Heading2"/>
         <w:rPr>
-          <w:rFonts w:ascii="Cambria" w:hAnsi="Cambria"/>
-        </w:rPr>
-      </w:pPr>
-      <w:r>
-        <w:rPr>
-          <w:rFonts w:ascii="Cambria" w:hAnsi="Cambria"/>
+          <w:rFonts w:ascii="Cambria" w:hAnsi="Cambria" w:cstheme="minorHAnsi"/>
+        </w:rPr>
+      </w:pPr>
+      <w:r>
+        <w:rPr>
+          <w:rFonts w:ascii="Cambria" w:hAnsi="Cambria" w:cstheme="minorHAnsi"/>
           <w:caps w:val="0"/>
         </w:rPr>
         <w:t>CLEANING COLUMN NAMES</w:t>
@@ -520,12 +520,12 @@
     <w:p>
       <w:pPr>
         <w:rPr>
-          <w:rFonts w:ascii="Cambria" w:hAnsi="Cambria"/>
-        </w:rPr>
-      </w:pPr>
-      <w:r>
-        <w:rPr>
-          <w:rFonts w:ascii="Cambria" w:hAnsi="Cambria"/>
+          <w:rFonts w:ascii="Cambria" w:hAnsi="Cambria" w:cstheme="minorHAnsi"/>
+        </w:rPr>
+      </w:pPr>
+      <w:r>
+        <w:rPr>
+          <w:rFonts w:ascii="Cambria" w:hAnsi="Cambria" w:cstheme="minorHAnsi"/>
         </w:rPr>
         <w:lastRenderedPageBreak/>
         <w:t>MOBILESDATA.COLUMNS = MOBILESDATA.COLUMNS.STR.STRIP()</w:t>
@@ -538,12 +538,12 @@
           <w:numId w:val="8"/>
         </w:numPr>
         <w:rPr>
-          <w:rFonts w:ascii="Cambria" w:hAnsi="Cambria"/>
-        </w:rPr>
-      </w:pPr>
-      <w:r>
-        <w:rPr>
-          <w:rFonts w:ascii="Cambria" w:hAnsi="Cambria"/>
+          <w:rFonts w:ascii="Cambria" w:hAnsi="Cambria" w:cstheme="minorHAnsi"/>
+        </w:rPr>
+      </w:pPr>
+      <w:r>
+        <w:rPr>
+          <w:rFonts w:ascii="Cambria" w:hAnsi="Cambria" w:cstheme="minorHAnsi"/>
         </w:rPr>
         <w:t>REMOVES EXTRA SPACES IN COLUMN NAMES</w:t>
       </w:r>
@@ -555,12 +555,12 @@
           <w:numId w:val="8"/>
         </w:numPr>
         <w:rPr>
-          <w:rFonts w:ascii="Cambria" w:hAnsi="Cambria"/>
-        </w:rPr>
-      </w:pPr>
-      <w:r>
-        <w:rPr>
-          <w:rFonts w:ascii="Cambria" w:hAnsi="Cambria"/>
+          <w:rFonts w:ascii="Cambria" w:hAnsi="Cambria" w:cstheme="minorHAnsi"/>
+        </w:rPr>
+      </w:pPr>
+      <w:r>
+        <w:rPr>
+          <w:rFonts w:ascii="Cambria" w:hAnsi="Cambria" w:cstheme="minorHAnsi"/>
         </w:rPr>
         <w:t>PREVENTS KEYERROR</w:t>
       </w:r>
@@ -569,12 +569,12 @@
       <w:pPr>
         <w:pStyle w:val="Heading2"/>
         <w:rPr>
-          <w:rFonts w:ascii="Cambria" w:hAnsi="Cambria"/>
-        </w:rPr>
-      </w:pPr>
-      <w:r>
-        <w:rPr>
-          <w:rFonts w:ascii="Cambria" w:hAnsi="Cambria"/>
+          <w:rFonts w:ascii="Cambria" w:hAnsi="Cambria" w:cstheme="minorHAnsi"/>
+        </w:rPr>
+      </w:pPr>
+      <w:r>
+        <w:rPr>
+          <w:rFonts w:ascii="Cambria" w:hAnsi="Cambria" w:cstheme="minorHAnsi"/>
           <w:caps w:val="0"/>
         </w:rPr>
         <w:t>CLEANING THE PRICE COLUMN</w:t>
@@ -583,12 +583,12 @@
     <w:p>
       <w:pPr>
         <w:rPr>
-          <w:rFonts w:ascii="Cambria" w:hAnsi="Cambria"/>
-        </w:rPr>
-      </w:pPr>
-      <w:r>
-        <w:rPr>
-          <w:rFonts w:ascii="Cambria" w:hAnsi="Cambria"/>
+          <w:rFonts w:ascii="Cambria" w:hAnsi="Cambria" w:cstheme="minorHAnsi"/>
+        </w:rPr>
+      </w:pPr>
+      <w:r>
+        <w:rPr>
+          <w:rFonts w:ascii="Cambria" w:hAnsi="Cambria" w:cstheme="minorHAnsi"/>
         </w:rPr>
         <w:t>MOBILESDATA['PRICE'] = MOBILESDATA['PRICE'].ASTYPE(STR)</w:t>
       </w:r>
@@ -600,12 +600,12 @@
           <w:numId w:val="9"/>
         </w:numPr>
         <w:rPr>
-          <w:rFonts w:ascii="Cambria" w:hAnsi="Cambria"/>
-        </w:rPr>
-      </w:pPr>
-      <w:r>
-        <w:rPr>
-          <w:rFonts w:ascii="Cambria" w:hAnsi="Cambria"/>
+          <w:rFonts w:ascii="Cambria" w:hAnsi="Cambria" w:cstheme="minorHAnsi"/>
+        </w:rPr>
+      </w:pPr>
+      <w:r>
+        <w:rPr>
+          <w:rFonts w:ascii="Cambria" w:hAnsi="Cambria" w:cstheme="minorHAnsi"/>
         </w:rPr>
         <w:t>CONVERTS PRICE TO STRING SO TEXT CLEANING CAN BE DONE</w:t>
       </w:r>
@@ -613,12 +613,12 @@
     <w:p>
       <w:pPr>
         <w:rPr>
-          <w:rFonts w:ascii="Cambria" w:hAnsi="Cambria"/>
-        </w:rPr>
-      </w:pPr>
-      <w:r>
-        <w:rPr>
-          <w:rFonts w:ascii="Cambria" w:hAnsi="Cambria"/>
+          <w:rFonts w:ascii="Cambria" w:hAnsi="Cambria" w:cstheme="minorHAnsi"/>
+        </w:rPr>
+      </w:pPr>
+      <w:r>
+        <w:rPr>
+          <w:rFonts w:ascii="Cambria" w:hAnsi="Cambria" w:cstheme="minorHAnsi"/>
         </w:rPr>
         <w:t>MOBILESDATA['PRICE'] = MOBILESDATA['PRICE'].STR.REPLACE(R'[^0-9]', '', REGEX=TRUE)</w:t>
       </w:r>
@@ -630,12 +630,12 @@
           <w:numId w:val="10"/>
         </w:numPr>
         <w:rPr>
-          <w:rFonts w:ascii="Cambria" w:hAnsi="Cambria"/>
-        </w:rPr>
-      </w:pPr>
-      <w:r>
-        <w:rPr>
-          <w:rFonts w:ascii="Cambria" w:hAnsi="Cambria"/>
+          <w:rFonts w:ascii="Cambria" w:hAnsi="Cambria" w:cstheme="minorHAnsi"/>
+        </w:rPr>
+      </w:pPr>
+      <w:r>
+        <w:rPr>
+          <w:rFonts w:ascii="Cambria" w:hAnsi="Cambria" w:cstheme="minorHAnsi"/>
         </w:rPr>
         <w:t>REMOVES:</w:t>
       </w:r>
@@ -647,12 +647,12 @@
           <w:numId w:val="10"/>
         </w:numPr>
         <w:rPr>
-          <w:rFonts w:ascii="Cambria" w:hAnsi="Cambria"/>
-        </w:rPr>
-      </w:pPr>
-      <w:r>
-        <w:rPr>
-          <w:rFonts w:ascii="Cambria" w:hAnsi="Cambria"/>
+          <w:rFonts w:ascii="Cambria" w:hAnsi="Cambria" w:cstheme="minorHAnsi"/>
+        </w:rPr>
+      </w:pPr>
+      <w:r>
+        <w:rPr>
+          <w:rFonts w:ascii="Cambria" w:hAnsi="Cambria" w:cstheme="minorHAnsi"/>
         </w:rPr>
         <w:t>CURRENCY SYMBOLS</w:t>
       </w:r>
@@ -664,12 +664,12 @@
           <w:numId w:val="10"/>
         </w:numPr>
         <w:rPr>
-          <w:rFonts w:ascii="Cambria" w:hAnsi="Cambria"/>
-        </w:rPr>
-      </w:pPr>
-      <w:r>
-        <w:rPr>
-          <w:rFonts w:ascii="Cambria" w:hAnsi="Cambria"/>
+          <w:rFonts w:ascii="Cambria" w:hAnsi="Cambria" w:cstheme="minorHAnsi"/>
+        </w:rPr>
+      </w:pPr>
+      <w:r>
+        <w:rPr>
+          <w:rFonts w:ascii="Cambria" w:hAnsi="Cambria" w:cstheme="minorHAnsi"/>
         </w:rPr>
         <w:t>COMMAS</w:t>
       </w:r>
@@ -681,12 +681,12 @@
           <w:numId w:val="10"/>
         </w:numPr>
         <w:rPr>
-          <w:rFonts w:ascii="Cambria" w:hAnsi="Cambria"/>
-        </w:rPr>
-      </w:pPr>
-      <w:r>
-        <w:rPr>
-          <w:rFonts w:ascii="Cambria" w:hAnsi="Cambria"/>
+          <w:rFonts w:ascii="Cambria" w:hAnsi="Cambria" w:cstheme="minorHAnsi"/>
+        </w:rPr>
+      </w:pPr>
+      <w:r>
+        <w:rPr>
+          <w:rFonts w:ascii="Cambria" w:hAnsi="Cambria" w:cstheme="minorHAnsi"/>
         </w:rPr>
         <w:t>TEXT</w:t>
       </w:r>
@@ -698,18 +698,18 @@
           <w:numId w:val="10"/>
         </w:numPr>
         <w:rPr>
-          <w:rFonts w:ascii="Cambria" w:hAnsi="Cambria"/>
-        </w:rPr>
-      </w:pPr>
-      <w:r>
-        <w:rPr>
-          <w:rFonts w:ascii="Cambria" w:hAnsi="Cambria"/>
+          <w:rFonts w:ascii="Cambria" w:hAnsi="Cambria" w:cstheme="minorHAnsi"/>
+        </w:rPr>
+      </w:pPr>
+      <w:r>
+        <w:rPr>
+          <w:rFonts w:ascii="Cambria" w:hAnsi="Cambria" w:cstheme="minorHAnsi"/>
         </w:rPr>
         <w:t xml:space="preserve">KEEPS </w:t>
       </w:r>
       <w:r>
         <w:rPr>
-          <w:rFonts w:ascii="Cambria" w:hAnsi="Cambria"/>
+          <w:rFonts w:ascii="Cambria" w:hAnsi="Cambria" w:cstheme="minorHAnsi"/>
           <w:b/>
           <w:bCs/>
         </w:rPr>
@@ -719,12 +719,12 @@
     <w:p>
       <w:pPr>
         <w:rPr>
-          <w:rFonts w:ascii="Cambria" w:hAnsi="Cambria"/>
-        </w:rPr>
-      </w:pPr>
-      <w:r>
-        <w:rPr>
-          <w:rFonts w:ascii="Cambria" w:hAnsi="Cambria"/>
+          <w:rFonts w:ascii="Cambria" w:hAnsi="Cambria" w:cstheme="minorHAnsi"/>
+        </w:rPr>
+      </w:pPr>
+      <w:r>
+        <w:rPr>
+          <w:rFonts w:ascii="Cambria" w:hAnsi="Cambria" w:cstheme="minorHAnsi"/>
         </w:rPr>
         <w:t>MOBILESDATA['PRICE'] = MOBILESDATA['PRICE'].ASTYPE(INT)</w:t>
       </w:r>
@@ -736,12 +736,12 @@
           <w:numId w:val="11"/>
         </w:numPr>
         <w:rPr>
-          <w:rFonts w:ascii="Cambria" w:hAnsi="Cambria"/>
-        </w:rPr>
-      </w:pPr>
-      <w:r>
-        <w:rPr>
-          <w:rFonts w:ascii="Cambria" w:hAnsi="Cambria"/>
+          <w:rFonts w:ascii="Cambria" w:hAnsi="Cambria" w:cstheme="minorHAnsi"/>
+        </w:rPr>
+      </w:pPr>
+      <w:r>
+        <w:rPr>
+          <w:rFonts w:ascii="Cambria" w:hAnsi="Cambria" w:cstheme="minorHAnsi"/>
         </w:rPr>
         <w:t>CONVERTS CLEANED PRICE INTO INTEGER</w:t>
       </w:r>
@@ -749,12 +749,12 @@
     <w:p>
       <w:pPr>
         <w:rPr>
-          <w:rFonts w:ascii="Cambria" w:hAnsi="Cambria"/>
-        </w:rPr>
-      </w:pPr>
-      <w:r>
-        <w:rPr>
-          <w:rFonts w:ascii="Cambria" w:hAnsi="Cambria"/>
+          <w:rFonts w:ascii="Cambria" w:hAnsi="Cambria" w:cstheme="minorHAnsi"/>
+        </w:rPr>
+      </w:pPr>
+      <w:r>
+        <w:rPr>
+          <w:rFonts w:ascii="Cambria" w:hAnsi="Cambria" w:cstheme="minorHAnsi"/>
         </w:rPr>
         <w:t>MOBILESDATA['PRICE'] = MOBILESDATA['PRICE']/100</w:t>
       </w:r>
@@ -766,12 +766,12 @@
           <w:numId w:val="12"/>
         </w:numPr>
         <w:rPr>
-          <w:rFonts w:ascii="Cambria" w:hAnsi="Cambria"/>
-        </w:rPr>
-      </w:pPr>
-      <w:r>
-        <w:rPr>
-          <w:rFonts w:ascii="Cambria" w:hAnsi="Cambria"/>
+          <w:rFonts w:ascii="Cambria" w:hAnsi="Cambria" w:cstheme="minorHAnsi"/>
+        </w:rPr>
+      </w:pPr>
+      <w:r>
+        <w:rPr>
+          <w:rFonts w:ascii="Cambria" w:hAnsi="Cambria" w:cstheme="minorHAnsi"/>
         </w:rPr>
         <w:t>SCALES PRICE</w:t>
       </w:r>
@@ -783,12 +783,12 @@
           <w:numId w:val="12"/>
         </w:numPr>
         <w:rPr>
-          <w:rFonts w:ascii="Cambria" w:hAnsi="Cambria"/>
-        </w:rPr>
-      </w:pPr>
-      <w:r>
-        <w:rPr>
-          <w:rFonts w:ascii="Cambria" w:hAnsi="Cambria"/>
+          <w:rFonts w:ascii="Cambria" w:hAnsi="Cambria" w:cstheme="minorHAnsi"/>
+        </w:rPr>
+      </w:pPr>
+      <w:r>
+        <w:rPr>
+          <w:rFonts w:ascii="Cambria" w:hAnsi="Cambria" w:cstheme="minorHAnsi"/>
         </w:rPr>
         <w:t>MAKES NUMBERS SMALLER AND EASIER FOR MODEL</w:t>
       </w:r>
@@ -796,12 +796,12 @@
     <w:p>
       <w:pPr>
         <w:rPr>
-          <w:rFonts w:ascii="Cambria" w:hAnsi="Cambria"/>
-        </w:rPr>
-      </w:pPr>
-      <w:r>
-        <w:rPr>
-          <w:rFonts w:ascii="Cambria" w:hAnsi="Cambria"/>
+          <w:rFonts w:ascii="Cambria" w:hAnsi="Cambria" w:cstheme="minorHAnsi"/>
+        </w:rPr>
+      </w:pPr>
+      <w:r>
+        <w:rPr>
+          <w:rFonts w:ascii="Cambria" w:hAnsi="Cambria" w:cstheme="minorHAnsi"/>
         </w:rPr>
         <w:t>MOBILESDATA.DTYPES</w:t>
       </w:r>
@@ -813,12 +813,12 @@
           <w:numId w:val="13"/>
         </w:numPr>
         <w:rPr>
-          <w:rFonts w:ascii="Cambria" w:hAnsi="Cambria"/>
-        </w:rPr>
-      </w:pPr>
-      <w:r>
-        <w:rPr>
-          <w:rFonts w:ascii="Cambria" w:hAnsi="Cambria"/>
+          <w:rFonts w:ascii="Cambria" w:hAnsi="Cambria" w:cstheme="minorHAnsi"/>
+        </w:rPr>
+      </w:pPr>
+      <w:r>
+        <w:rPr>
+          <w:rFonts w:ascii="Cambria" w:hAnsi="Cambria" w:cstheme="minorHAnsi"/>
         </w:rPr>
         <w:t>CONFIRMS PRICE IS NOW NUMERIC</w:t>
       </w:r>
@@ -826,15 +826,15 @@
     <w:p>
       <w:pPr>
         <w:rPr>
-          <w:rFonts w:ascii="Cambria" w:hAnsi="Cambria"/>
-        </w:rPr>
-      </w:pPr>
-      <w:r>
-        <w:rPr>
-          <w:rFonts w:ascii="Cambria" w:hAnsi="Cambria"/>
+          <w:rFonts w:ascii="Cambria" w:hAnsi="Cambria" w:cstheme="minorHAnsi"/>
+        </w:rPr>
+      </w:pPr>
+      <w:r>
+        <w:rPr>
+          <w:rFonts w:ascii="Cambria" w:hAnsi="Cambria" w:cstheme="minorHAnsi"/>
         </w:rPr>
         <w:pict w14:anchorId="2F59253E">
-          <v:rect id="_x0000_i1025" style="width:0;height:1.5pt" o:hralign="center" o:hrstd="t" o:hr="t" fillcolor="#a0a0a0" stroked="f"/>
+          <v:rect id="_x0000_i1029" style="width:0;height:1.5pt" o:hralign="center" o:hrstd="t" o:hr="t" fillcolor="#a0a0a0" stroked="f"/>
         </w:pict>
       </w:r>
     </w:p>
@@ -842,14 +842,14 @@
       <w:pPr>
         <w:pStyle w:val="Heading1"/>
         <w:rPr>
-          <w:rFonts w:ascii="Cambria" w:hAnsi="Cambria"/>
+          <w:rFonts w:ascii="Cambria" w:hAnsi="Cambria" w:cstheme="minorHAnsi"/>
           <w:sz w:val="20"/>
           <w:szCs w:val="20"/>
         </w:rPr>
       </w:pPr>
       <w:r>
         <w:rPr>
-          <w:rFonts w:ascii="Cambria" w:hAnsi="Cambria"/>
+          <w:rFonts w:ascii="Cambria" w:hAnsi="Cambria" w:cstheme="minorHAnsi"/>
           <w:caps w:val="0"/>
           <w:sz w:val="20"/>
           <w:szCs w:val="20"/>
@@ -861,12 +861,12 @@
       <w:pPr>
         <w:pStyle w:val="Heading2"/>
         <w:rPr>
-          <w:rFonts w:ascii="Cambria" w:hAnsi="Cambria"/>
-        </w:rPr>
-      </w:pPr>
-      <w:r>
-        <w:rPr>
-          <w:rFonts w:ascii="Cambria" w:hAnsi="Cambria"/>
+          <w:rFonts w:ascii="Cambria" w:hAnsi="Cambria" w:cstheme="minorHAnsi"/>
+        </w:rPr>
+      </w:pPr>
+      <w:r>
+        <w:rPr>
+          <w:rFonts w:ascii="Cambria" w:hAnsi="Cambria" w:cstheme="minorHAnsi"/>
           <w:caps w:val="0"/>
         </w:rPr>
         <w:t>SEPARATE FEATURES AND TARGET</w:t>
@@ -875,12 +875,12 @@
     <w:p>
       <w:pPr>
         <w:rPr>
-          <w:rFonts w:ascii="Cambria" w:hAnsi="Cambria"/>
-        </w:rPr>
-      </w:pPr>
-      <w:r>
-        <w:rPr>
-          <w:rFonts w:ascii="Cambria" w:hAnsi="Cambria"/>
+          <w:rFonts w:ascii="Cambria" w:hAnsi="Cambria" w:cstheme="minorHAnsi"/>
+        </w:rPr>
+      </w:pPr>
+      <w:r>
+        <w:rPr>
+          <w:rFonts w:ascii="Cambria" w:hAnsi="Cambria" w:cstheme="minorHAnsi"/>
         </w:rPr>
         <w:t>X = MOBILESDATA.DROP('PRICE', AXIS=1)</w:t>
       </w:r>
@@ -888,12 +888,12 @@
     <w:p>
       <w:pPr>
         <w:rPr>
-          <w:rFonts w:ascii="Cambria" w:hAnsi="Cambria"/>
-        </w:rPr>
-      </w:pPr>
-      <w:r>
-        <w:rPr>
-          <w:rFonts w:ascii="Cambria" w:hAnsi="Cambria"/>
+          <w:rFonts w:ascii="Cambria" w:hAnsi="Cambria" w:cstheme="minorHAnsi"/>
+        </w:rPr>
+      </w:pPr>
+      <w:r>
+        <w:rPr>
+          <w:rFonts w:ascii="Cambria" w:hAnsi="Cambria" w:cstheme="minorHAnsi"/>
         </w:rPr>
         <w:t>Y = MOBILESDATA['PRICE']</w:t>
       </w:r>
@@ -905,12 +905,12 @@
           <w:numId w:val="14"/>
         </w:numPr>
         <w:rPr>
-          <w:rFonts w:ascii="Cambria" w:hAnsi="Cambria"/>
-        </w:rPr>
-      </w:pPr>
-      <w:r>
-        <w:rPr>
-          <w:rFonts w:ascii="Cambria" w:hAnsi="Cambria"/>
+          <w:rFonts w:ascii="Cambria" w:hAnsi="Cambria" w:cstheme="minorHAnsi"/>
+        </w:rPr>
+      </w:pPr>
+      <w:r>
+        <w:rPr>
+          <w:rFonts w:ascii="Cambria" w:hAnsi="Cambria" w:cstheme="minorHAnsi"/>
         </w:rPr>
         <w:t>X → INPUTS (BRAND, MODEL, SIMS, ETC.)</w:t>
       </w:r>
@@ -922,12 +922,12 @@
           <w:numId w:val="14"/>
         </w:numPr>
         <w:rPr>
-          <w:rFonts w:ascii="Cambria" w:hAnsi="Cambria"/>
-        </w:rPr>
-      </w:pPr>
-      <w:r>
-        <w:rPr>
-          <w:rFonts w:ascii="Cambria" w:hAnsi="Cambria"/>
+          <w:rFonts w:ascii="Cambria" w:hAnsi="Cambria" w:cstheme="minorHAnsi"/>
+        </w:rPr>
+      </w:pPr>
+      <w:r>
+        <w:rPr>
+          <w:rFonts w:ascii="Cambria" w:hAnsi="Cambria" w:cstheme="minorHAnsi"/>
         </w:rPr>
         <w:t>Y → OUTPUT (PRICE)</w:t>
       </w:r>
@@ -936,12 +936,12 @@
       <w:pPr>
         <w:pStyle w:val="Heading2"/>
         <w:rPr>
-          <w:rFonts w:ascii="Cambria" w:hAnsi="Cambria"/>
-        </w:rPr>
-      </w:pPr>
-      <w:r>
-        <w:rPr>
-          <w:rFonts w:ascii="Cambria" w:hAnsi="Cambria"/>
+          <w:rFonts w:ascii="Cambria" w:hAnsi="Cambria" w:cstheme="minorHAnsi"/>
+        </w:rPr>
+      </w:pPr>
+      <w:r>
+        <w:rPr>
+          <w:rFonts w:ascii="Cambria" w:hAnsi="Cambria" w:cstheme="minorHAnsi"/>
           <w:caps w:val="0"/>
         </w:rPr>
         <w:t>SPLIT DATA AGAIN</w:t>
@@ -950,12 +950,12 @@
     <w:p>
       <w:pPr>
         <w:rPr>
-          <w:rFonts w:ascii="Cambria" w:hAnsi="Cambria"/>
-        </w:rPr>
-      </w:pPr>
-      <w:r>
-        <w:rPr>
-          <w:rFonts w:ascii="Cambria" w:hAnsi="Cambria"/>
+          <w:rFonts w:ascii="Cambria" w:hAnsi="Cambria" w:cstheme="minorHAnsi"/>
+        </w:rPr>
+      </w:pPr>
+      <w:r>
+        <w:rPr>
+          <w:rFonts w:ascii="Cambria" w:hAnsi="Cambria" w:cstheme="minorHAnsi"/>
         </w:rPr>
         <w:t>XTRAIN, XTEST, YTRAIN, YTEST = TRAIN_TEST_SPLIT(X, Y, TEST_SIZE=0.2)</w:t>
       </w:r>
@@ -967,12 +967,12 @@
           <w:numId w:val="15"/>
         </w:numPr>
         <w:rPr>
-          <w:rFonts w:ascii="Cambria" w:hAnsi="Cambria"/>
-        </w:rPr>
-      </w:pPr>
-      <w:r>
-        <w:rPr>
-          <w:rFonts w:ascii="Cambria" w:hAnsi="Cambria"/>
+          <w:rFonts w:ascii="Cambria" w:hAnsi="Cambria" w:cstheme="minorHAnsi"/>
+        </w:rPr>
+      </w:pPr>
+      <w:r>
+        <w:rPr>
+          <w:rFonts w:ascii="Cambria" w:hAnsi="Cambria" w:cstheme="minorHAnsi"/>
         </w:rPr>
         <w:t>80% TRAINING</w:t>
       </w:r>
@@ -984,12 +984,12 @@
           <w:numId w:val="15"/>
         </w:numPr>
         <w:rPr>
-          <w:rFonts w:ascii="Cambria" w:hAnsi="Cambria"/>
-        </w:rPr>
-      </w:pPr>
-      <w:r>
-        <w:rPr>
-          <w:rFonts w:ascii="Cambria" w:hAnsi="Cambria"/>
+          <w:rFonts w:ascii="Cambria" w:hAnsi="Cambria" w:cstheme="minorHAnsi"/>
+        </w:rPr>
+      </w:pPr>
+      <w:r>
+        <w:rPr>
+          <w:rFonts w:ascii="Cambria" w:hAnsi="Cambria" w:cstheme="minorHAnsi"/>
         </w:rPr>
         <w:lastRenderedPageBreak/>
         <w:t>20% TESTING</w:t>
@@ -999,14 +999,14 @@
       <w:pPr>
         <w:pStyle w:val="Heading1"/>
         <w:rPr>
-          <w:rFonts w:ascii="Cambria" w:hAnsi="Cambria"/>
+          <w:rFonts w:ascii="Cambria" w:hAnsi="Cambria" w:cstheme="minorHAnsi"/>
           <w:sz w:val="20"/>
           <w:szCs w:val="20"/>
         </w:rPr>
       </w:pPr>
       <w:r>
         <w:rPr>
-          <w:rFonts w:ascii="Cambria" w:hAnsi="Cambria"/>
+          <w:rFonts w:ascii="Cambria" w:hAnsi="Cambria" w:cstheme="minorHAnsi"/>
           <w:caps w:val="0"/>
           <w:sz w:val="20"/>
           <w:szCs w:val="20"/>
@@ -1017,12 +1017,12 @@
     <w:p>
       <w:pPr>
         <w:rPr>
-          <w:rFonts w:ascii="Cambria" w:hAnsi="Cambria"/>
-        </w:rPr>
-      </w:pPr>
-      <w:r>
-        <w:rPr>
-          <w:rFonts w:ascii="Cambria" w:hAnsi="Cambria"/>
+          <w:rFonts w:ascii="Cambria" w:hAnsi="Cambria" w:cstheme="minorHAnsi"/>
+        </w:rPr>
+      </w:pPr>
+      <w:r>
+        <w:rPr>
+          <w:rFonts w:ascii="Cambria" w:hAnsi="Cambria" w:cstheme="minorHAnsi"/>
         </w:rPr>
         <w:t>FROM SKLEARN.ENSEMBLE IMPORT RANDOMFORESTREGRESSOR</w:t>
       </w:r>
@@ -1034,18 +1034,18 @@
           <w:numId w:val="16"/>
         </w:numPr>
         <w:rPr>
-          <w:rFonts w:ascii="Cambria" w:hAnsi="Cambria"/>
-        </w:rPr>
-      </w:pPr>
-      <w:r>
-        <w:rPr>
-          <w:rFonts w:ascii="Cambria" w:hAnsi="Cambria"/>
+          <w:rFonts w:ascii="Cambria" w:hAnsi="Cambria" w:cstheme="minorHAnsi"/>
+        </w:rPr>
+      </w:pPr>
+      <w:r>
+        <w:rPr>
+          <w:rFonts w:ascii="Cambria" w:hAnsi="Cambria" w:cstheme="minorHAnsi"/>
         </w:rPr>
         <w:t xml:space="preserve">MODEL USED FOR </w:t>
       </w:r>
       <w:r>
         <w:rPr>
-          <w:rFonts w:ascii="Cambria" w:hAnsi="Cambria"/>
+          <w:rFonts w:ascii="Cambria" w:hAnsi="Cambria" w:cstheme="minorHAnsi"/>
           <w:b/>
           <w:bCs/>
         </w:rPr>
@@ -1059,12 +1059,12 @@
           <w:numId w:val="16"/>
         </w:numPr>
         <w:rPr>
-          <w:rFonts w:ascii="Cambria" w:hAnsi="Cambria"/>
-        </w:rPr>
-      </w:pPr>
-      <w:r>
-        <w:rPr>
-          <w:rFonts w:ascii="Cambria" w:hAnsi="Cambria"/>
+          <w:rFonts w:ascii="Cambria" w:hAnsi="Cambria" w:cstheme="minorHAnsi"/>
+        </w:rPr>
+      </w:pPr>
+      <w:r>
+        <w:rPr>
+          <w:rFonts w:ascii="Cambria" w:hAnsi="Cambria" w:cstheme="minorHAnsi"/>
         </w:rPr>
         <w:t>PREDICTS CONTINUOUS VALUES (PRICE)</w:t>
       </w:r>
@@ -1072,12 +1072,12 @@
     <w:p>
       <w:pPr>
         <w:rPr>
-          <w:rFonts w:ascii="Cambria" w:hAnsi="Cambria"/>
-        </w:rPr>
-      </w:pPr>
-      <w:r>
-        <w:rPr>
-          <w:rFonts w:ascii="Cambria" w:hAnsi="Cambria"/>
+          <w:rFonts w:ascii="Cambria" w:hAnsi="Cambria" w:cstheme="minorHAnsi"/>
+        </w:rPr>
+      </w:pPr>
+      <w:r>
+        <w:rPr>
+          <w:rFonts w:ascii="Cambria" w:hAnsi="Cambria" w:cstheme="minorHAnsi"/>
         </w:rPr>
         <w:t>PHONEMODEL = RANDOMFORESTREGRESSOR()</w:t>
       </w:r>
@@ -1085,12 +1085,12 @@
     <w:p>
       <w:pPr>
         <w:rPr>
-          <w:rFonts w:ascii="Cambria" w:hAnsi="Cambria"/>
-        </w:rPr>
-      </w:pPr>
-      <w:r>
-        <w:rPr>
-          <w:rFonts w:ascii="Cambria" w:hAnsi="Cambria"/>
+          <w:rFonts w:ascii="Cambria" w:hAnsi="Cambria" w:cstheme="minorHAnsi"/>
+        </w:rPr>
+      </w:pPr>
+      <w:r>
+        <w:rPr>
+          <w:rFonts w:ascii="Cambria" w:hAnsi="Cambria" w:cstheme="minorHAnsi"/>
         </w:rPr>
         <w:t>PHONEMODEL.FIT(XTRAIN, YTRAIN)</w:t>
       </w:r>
@@ -1102,12 +1102,12 @@
           <w:numId w:val="17"/>
         </w:numPr>
         <w:rPr>
-          <w:rFonts w:ascii="Cambria" w:hAnsi="Cambria"/>
-        </w:rPr>
-      </w:pPr>
-      <w:r>
-        <w:rPr>
-          <w:rFonts w:ascii="Cambria" w:hAnsi="Cambria"/>
+          <w:rFonts w:ascii="Cambria" w:hAnsi="Cambria" w:cstheme="minorHAnsi"/>
+        </w:rPr>
+      </w:pPr>
+      <w:r>
+        <w:rPr>
+          <w:rFonts w:ascii="Cambria" w:hAnsi="Cambria" w:cstheme="minorHAnsi"/>
         </w:rPr>
         <w:t>MODEL LEARNS PATTERNS FROM TRAINING DATA</w:t>
       </w:r>
@@ -1115,12 +1115,12 @@
     <w:p>
       <w:pPr>
         <w:rPr>
-          <w:rFonts w:ascii="Cambria" w:hAnsi="Cambria"/>
-        </w:rPr>
-      </w:pPr>
-      <w:r>
-        <w:rPr>
-          <w:rFonts w:ascii="Cambria" w:hAnsi="Cambria"/>
+          <w:rFonts w:ascii="Cambria" w:hAnsi="Cambria" w:cstheme="minorHAnsi"/>
+        </w:rPr>
+      </w:pPr>
+      <w:r>
+        <w:rPr>
+          <w:rFonts w:ascii="Cambria" w:hAnsi="Cambria" w:cstheme="minorHAnsi"/>
         </w:rPr>
         <w:t>PHONEMODEL.SCORE(XTEST, YTEST)</w:t>
       </w:r>
@@ -1132,18 +1132,18 @@
           <w:numId w:val="18"/>
         </w:numPr>
         <w:rPr>
-          <w:rFonts w:ascii="Cambria" w:hAnsi="Cambria"/>
-        </w:rPr>
-      </w:pPr>
-      <w:r>
-        <w:rPr>
-          <w:rFonts w:ascii="Cambria" w:hAnsi="Cambria"/>
+          <w:rFonts w:ascii="Cambria" w:hAnsi="Cambria" w:cstheme="minorHAnsi"/>
+        </w:rPr>
+      </w:pPr>
+      <w:r>
+        <w:rPr>
+          <w:rFonts w:ascii="Cambria" w:hAnsi="Cambria" w:cstheme="minorHAnsi"/>
         </w:rPr>
         <w:t xml:space="preserve">RETURNS </w:t>
       </w:r>
       <w:r>
         <w:rPr>
-          <w:rFonts w:ascii="Cambria" w:hAnsi="Cambria"/>
+          <w:rFonts w:ascii="Cambria" w:hAnsi="Cambria" w:cstheme="minorHAnsi"/>
           <w:b/>
           <w:bCs/>
         </w:rPr>
@@ -1157,12 +1157,12 @@
           <w:numId w:val="18"/>
         </w:numPr>
         <w:rPr>
-          <w:rFonts w:ascii="Cambria" w:hAnsi="Cambria"/>
-        </w:rPr>
-      </w:pPr>
-      <w:r>
-        <w:rPr>
-          <w:rFonts w:ascii="Cambria" w:hAnsi="Cambria"/>
+          <w:rFonts w:ascii="Cambria" w:hAnsi="Cambria" w:cstheme="minorHAnsi"/>
+        </w:rPr>
+      </w:pPr>
+      <w:r>
+        <w:rPr>
+          <w:rFonts w:ascii="Cambria" w:hAnsi="Cambria" w:cstheme="minorHAnsi"/>
         </w:rPr>
         <w:t>SHOWS HOW WELL THE MODEL PREDICTS PRICE</w:t>
       </w:r>
@@ -1171,14 +1171,14 @@
       <w:pPr>
         <w:pStyle w:val="Heading1"/>
         <w:rPr>
-          <w:rFonts w:ascii="Cambria" w:hAnsi="Cambria"/>
+          <w:rFonts w:ascii="Cambria" w:hAnsi="Cambria" w:cstheme="minorHAnsi"/>
           <w:sz w:val="20"/>
           <w:szCs w:val="20"/>
         </w:rPr>
       </w:pPr>
       <w:r>
         <w:rPr>
-          <w:rFonts w:ascii="Cambria" w:hAnsi="Cambria"/>
+          <w:rFonts w:ascii="Cambria" w:hAnsi="Cambria" w:cstheme="minorHAnsi"/>
           <w:caps w:val="0"/>
           <w:sz w:val="20"/>
           <w:szCs w:val="20"/>
@@ -1189,12 +1189,12 @@
     <w:p>
       <w:pPr>
         <w:rPr>
-          <w:rFonts w:ascii="Cambria" w:hAnsi="Cambria"/>
-        </w:rPr>
-      </w:pPr>
-      <w:r>
-        <w:rPr>
-          <w:rFonts w:ascii="Cambria" w:hAnsi="Cambria"/>
+          <w:rFonts w:ascii="Cambria" w:hAnsi="Cambria" w:cstheme="minorHAnsi"/>
+        </w:rPr>
+      </w:pPr>
+      <w:r>
+        <w:rPr>
+          <w:rFonts w:ascii="Cambria" w:hAnsi="Cambria" w:cstheme="minorHAnsi"/>
         </w:rPr>
         <w:t>YOUR FEATURES CONTAIN TEXT:</w:t>
       </w:r>
@@ -1206,12 +1206,12 @@
           <w:numId w:val="19"/>
         </w:numPr>
         <w:rPr>
-          <w:rFonts w:ascii="Cambria" w:hAnsi="Cambria"/>
-        </w:rPr>
-      </w:pPr>
-      <w:r>
-        <w:rPr>
-          <w:rFonts w:ascii="Cambria" w:hAnsi="Cambria"/>
+          <w:rFonts w:ascii="Cambria" w:hAnsi="Cambria" w:cstheme="minorHAnsi"/>
+        </w:rPr>
+      </w:pPr>
+      <w:r>
+        <w:rPr>
+          <w:rFonts w:ascii="Cambria" w:hAnsi="Cambria" w:cstheme="minorHAnsi"/>
         </w:rPr>
         <w:t>BRAND</w:t>
       </w:r>
@@ -1223,12 +1223,12 @@
           <w:numId w:val="19"/>
         </w:numPr>
         <w:rPr>
-          <w:rFonts w:ascii="Cambria" w:hAnsi="Cambria"/>
-        </w:rPr>
-      </w:pPr>
-      <w:r>
-        <w:rPr>
-          <w:rFonts w:ascii="Cambria" w:hAnsi="Cambria"/>
+          <w:rFonts w:ascii="Cambria" w:hAnsi="Cambria" w:cstheme="minorHAnsi"/>
+        </w:rPr>
+      </w:pPr>
+      <w:r>
+        <w:rPr>
+          <w:rFonts w:ascii="Cambria" w:hAnsi="Cambria" w:cstheme="minorHAnsi"/>
         </w:rPr>
         <w:t>MODEL</w:t>
       </w:r>
@@ -1240,12 +1240,12 @@
           <w:numId w:val="19"/>
         </w:numPr>
         <w:rPr>
-          <w:rFonts w:ascii="Cambria" w:hAnsi="Cambria"/>
-        </w:rPr>
-      </w:pPr>
-      <w:r>
-        <w:rPr>
-          <w:rFonts w:ascii="Cambria" w:hAnsi="Cambria"/>
+          <w:rFonts w:ascii="Cambria" w:hAnsi="Cambria" w:cstheme="minorHAnsi"/>
+        </w:rPr>
+      </w:pPr>
+      <w:r>
+        <w:rPr>
+          <w:rFonts w:ascii="Cambria" w:hAnsi="Cambria" w:cstheme="minorHAnsi"/>
         </w:rPr>
         <w:t>NUMBER OF SIMS</w:t>
       </w:r>
@@ -1253,18 +1253,18 @@
     <w:p>
       <w:pPr>
         <w:rPr>
-          <w:rFonts w:ascii="Cambria" w:hAnsi="Cambria"/>
-        </w:rPr>
-      </w:pPr>
-      <w:r>
-        <w:rPr>
-          <w:rFonts w:ascii="Cambria" w:hAnsi="Cambria"/>
+          <w:rFonts w:ascii="Cambria" w:hAnsi="Cambria" w:cstheme="minorHAnsi"/>
+        </w:rPr>
+      </w:pPr>
+      <w:r>
+        <w:rPr>
+          <w:rFonts w:ascii="Cambria" w:hAnsi="Cambria" w:cstheme="minorHAnsi"/>
         </w:rPr>
         <w:t xml:space="preserve">ML MODELS </w:t>
       </w:r>
       <w:r>
         <w:rPr>
-          <w:rFonts w:ascii="Cambria" w:hAnsi="Cambria"/>
+          <w:rFonts w:ascii="Cambria" w:hAnsi="Cambria" w:cstheme="minorHAnsi"/>
           <w:b/>
           <w:bCs/>
         </w:rPr>
@@ -1275,14 +1275,14 @@
       <w:pPr>
         <w:pStyle w:val="Heading1"/>
         <w:rPr>
-          <w:rFonts w:ascii="Cambria" w:hAnsi="Cambria"/>
+          <w:rFonts w:ascii="Cambria" w:hAnsi="Cambria" w:cstheme="minorHAnsi"/>
           <w:sz w:val="20"/>
           <w:szCs w:val="20"/>
         </w:rPr>
       </w:pPr>
       <w:r>
         <w:rPr>
-          <w:rFonts w:ascii="Cambria" w:hAnsi="Cambria"/>
+          <w:rFonts w:ascii="Cambria" w:hAnsi="Cambria" w:cstheme="minorHAnsi"/>
           <w:caps w:val="0"/>
           <w:sz w:val="20"/>
           <w:szCs w:val="20"/>
@@ -1293,12 +1293,12 @@
     <w:p>
       <w:pPr>
         <w:rPr>
-          <w:rFonts w:ascii="Cambria" w:hAnsi="Cambria"/>
-        </w:rPr>
-      </w:pPr>
-      <w:r>
-        <w:rPr>
-          <w:rFonts w:ascii="Cambria" w:hAnsi="Cambria"/>
+          <w:rFonts w:ascii="Cambria" w:hAnsi="Cambria" w:cstheme="minorHAnsi"/>
+        </w:rPr>
+      </w:pPr>
+      <w:r>
+        <w:rPr>
+          <w:rFonts w:ascii="Cambria" w:hAnsi="Cambria" w:cstheme="minorHAnsi"/>
         </w:rPr>
         <w:t xml:space="preserve">FROM SKLEARN.PREPROCESSING IMPORT ONEHOTENCODER </w:t>
       </w:r>
@@ -1306,12 +1306,12 @@
     <w:p>
       <w:pPr>
         <w:rPr>
-          <w:rFonts w:ascii="Cambria" w:hAnsi="Cambria"/>
-        </w:rPr>
-      </w:pPr>
-      <w:r>
-        <w:rPr>
-          <w:rFonts w:ascii="Cambria" w:hAnsi="Cambria"/>
+          <w:rFonts w:ascii="Cambria" w:hAnsi="Cambria" w:cstheme="minorHAnsi"/>
+        </w:rPr>
+      </w:pPr>
+      <w:r>
+        <w:rPr>
+          <w:rFonts w:ascii="Cambria" w:hAnsi="Cambria" w:cstheme="minorHAnsi"/>
         </w:rPr>
         <w:t>FROM SKLEARN.COMPOSE IMPORT COLUMNTRANSFORMER</w:t>
       </w:r>
@@ -1319,12 +1319,12 @@
     <w:p>
       <w:pPr>
         <w:rPr>
-          <w:rFonts w:ascii="Cambria" w:hAnsi="Cambria"/>
-        </w:rPr>
-      </w:pPr>
-      <w:r>
-        <w:rPr>
-          <w:rFonts w:ascii="Cambria" w:hAnsi="Cambria"/>
+          <w:rFonts w:ascii="Cambria" w:hAnsi="Cambria" w:cstheme="minorHAnsi"/>
+        </w:rPr>
+      </w:pPr>
+      <w:r>
+        <w:rPr>
+          <w:rFonts w:ascii="Cambria" w:hAnsi="Cambria" w:cstheme="minorHAnsi"/>
         </w:rPr>
         <w:t>FEATURESCAT = ['BRAND','MODEL','NUMBER OF SIMS']</w:t>
       </w:r>
@@ -1332,12 +1332,12 @@
     <w:p>
       <w:pPr>
         <w:rPr>
-          <w:rFonts w:ascii="Cambria" w:hAnsi="Cambria"/>
-        </w:rPr>
-      </w:pPr>
-      <w:r>
-        <w:rPr>
-          <w:rFonts w:ascii="Cambria" w:hAnsi="Cambria"/>
+          <w:rFonts w:ascii="Cambria" w:hAnsi="Cambria" w:cstheme="minorHAnsi"/>
+        </w:rPr>
+      </w:pPr>
+      <w:r>
+        <w:rPr>
+          <w:rFonts w:ascii="Cambria" w:hAnsi="Cambria" w:cstheme="minorHAnsi"/>
         </w:rPr>
         <w:t>HOTTIE = ONEHOTENCODER()</w:t>
       </w:r>
@@ -1349,12 +1349,12 @@
           <w:numId w:val="20"/>
         </w:numPr>
         <w:rPr>
-          <w:rFonts w:ascii="Cambria" w:hAnsi="Cambria"/>
-        </w:rPr>
-      </w:pPr>
-      <w:r>
-        <w:rPr>
-          <w:rFonts w:ascii="Cambria" w:hAnsi="Cambria"/>
+          <w:rFonts w:ascii="Cambria" w:hAnsi="Cambria" w:cstheme="minorHAnsi"/>
+        </w:rPr>
+      </w:pPr>
+      <w:r>
+        <w:rPr>
+          <w:rFonts w:ascii="Cambria" w:hAnsi="Cambria" w:cstheme="minorHAnsi"/>
         </w:rPr>
         <w:t>CONVERTS CATEGORIES INTO BINARY COLUMNS</w:t>
       </w:r>
@@ -1362,12 +1362,12 @@
     <w:p>
       <w:pPr>
         <w:rPr>
-          <w:rFonts w:ascii="Cambria" w:hAnsi="Cambria"/>
-        </w:rPr>
-      </w:pPr>
-      <w:r>
-        <w:rPr>
-          <w:rFonts w:ascii="Cambria" w:hAnsi="Cambria"/>
+          <w:rFonts w:ascii="Cambria" w:hAnsi="Cambria" w:cstheme="minorHAnsi"/>
+        </w:rPr>
+      </w:pPr>
+      <w:r>
+        <w:rPr>
+          <w:rFonts w:ascii="Cambria" w:hAnsi="Cambria" w:cstheme="minorHAnsi"/>
         </w:rPr>
         <w:t>EXAMPLE:</w:t>
       </w:r>
@@ -1375,12 +1375,12 @@
     <w:p>
       <w:pPr>
         <w:rPr>
-          <w:rFonts w:ascii="Cambria" w:hAnsi="Cambria"/>
-        </w:rPr>
-      </w:pPr>
-      <w:r>
-        <w:rPr>
-          <w:rFonts w:ascii="Cambria" w:hAnsi="Cambria"/>
+          <w:rFonts w:ascii="Cambria" w:hAnsi="Cambria" w:cstheme="minorHAnsi"/>
+        </w:rPr>
+      </w:pPr>
+      <w:r>
+        <w:rPr>
+          <w:rFonts w:ascii="Cambria" w:hAnsi="Cambria" w:cstheme="minorHAnsi"/>
         </w:rPr>
         <w:t>BRAND = SAMSUNG → [1,0,0]</w:t>
       </w:r>
@@ -1388,12 +1388,12 @@
     <w:p>
       <w:pPr>
         <w:rPr>
-          <w:rFonts w:ascii="Cambria" w:hAnsi="Cambria"/>
-        </w:rPr>
-      </w:pPr>
-      <w:r>
-        <w:rPr>
-          <w:rFonts w:ascii="Cambria" w:hAnsi="Cambria"/>
+          <w:rFonts w:ascii="Cambria" w:hAnsi="Cambria" w:cstheme="minorHAnsi"/>
+        </w:rPr>
+      </w:pPr>
+      <w:r>
+        <w:rPr>
+          <w:rFonts w:ascii="Cambria" w:hAnsi="Cambria" w:cstheme="minorHAnsi"/>
         </w:rPr>
         <w:t>BRAND = APPLE   → [0,1,0]</w:t>
       </w:r>
@@ -1402,12 +1402,12 @@
       <w:pPr>
         <w:pStyle w:val="Heading2"/>
         <w:rPr>
-          <w:rFonts w:ascii="Cambria" w:hAnsi="Cambria"/>
-        </w:rPr>
-      </w:pPr>
-      <w:r>
-        <w:rPr>
-          <w:rFonts w:ascii="Cambria" w:hAnsi="Cambria"/>
+          <w:rFonts w:ascii="Cambria" w:hAnsi="Cambria" w:cstheme="minorHAnsi"/>
+        </w:rPr>
+      </w:pPr>
+      <w:r>
+        <w:rPr>
+          <w:rFonts w:ascii="Cambria" w:hAnsi="Cambria" w:cstheme="minorHAnsi"/>
           <w:caps w:val="0"/>
         </w:rPr>
         <w:t>COLUMNTRANSFORMER</w:t>
@@ -1416,12 +1416,12 @@
     <w:p>
       <w:pPr>
         <w:rPr>
-          <w:rFonts w:ascii="Cambria" w:hAnsi="Cambria"/>
-        </w:rPr>
-      </w:pPr>
-      <w:r>
-        <w:rPr>
-          <w:rFonts w:ascii="Cambria" w:hAnsi="Cambria"/>
+          <w:rFonts w:ascii="Cambria" w:hAnsi="Cambria" w:cstheme="minorHAnsi"/>
+        </w:rPr>
+      </w:pPr>
+      <w:r>
+        <w:rPr>
+          <w:rFonts w:ascii="Cambria" w:hAnsi="Cambria" w:cstheme="minorHAnsi"/>
         </w:rPr>
         <w:t>TRANSFORMER = COLUMNTRANSFORMER(</w:t>
       </w:r>
@@ -1429,12 +1429,12 @@
     <w:p>
       <w:pPr>
         <w:rPr>
-          <w:rFonts w:ascii="Cambria" w:hAnsi="Cambria"/>
-        </w:rPr>
-      </w:pPr>
-      <w:r>
-        <w:rPr>
-          <w:rFonts w:ascii="Cambria" w:hAnsi="Cambria"/>
+          <w:rFonts w:ascii="Cambria" w:hAnsi="Cambria" w:cstheme="minorHAnsi"/>
+        </w:rPr>
+      </w:pPr>
+      <w:r>
+        <w:rPr>
+          <w:rFonts w:ascii="Cambria" w:hAnsi="Cambria" w:cstheme="minorHAnsi"/>
         </w:rPr>
         <w:t xml:space="preserve">    [('ONEHOTTIE', HOTTIE, FEATURESCAT)],</w:t>
       </w:r>
@@ -1442,12 +1442,12 @@
     <w:p>
       <w:pPr>
         <w:rPr>
-          <w:rFonts w:ascii="Cambria" w:hAnsi="Cambria"/>
-        </w:rPr>
-      </w:pPr>
-      <w:r>
-        <w:rPr>
-          <w:rFonts w:ascii="Cambria" w:hAnsi="Cambria"/>
+          <w:rFonts w:ascii="Cambria" w:hAnsi="Cambria" w:cstheme="minorHAnsi"/>
+        </w:rPr>
+      </w:pPr>
+      <w:r>
+        <w:rPr>
+          <w:rFonts w:ascii="Cambria" w:hAnsi="Cambria" w:cstheme="minorHAnsi"/>
         </w:rPr>
         <w:lastRenderedPageBreak/>
         <w:t xml:space="preserve">    REMAINDER='PASSTHROUGH'</w:t>
@@ -1456,12 +1456,12 @@
     <w:p>
       <w:pPr>
         <w:rPr>
-          <w:rFonts w:ascii="Cambria" w:hAnsi="Cambria"/>
-        </w:rPr>
-      </w:pPr>
-      <w:r>
-        <w:rPr>
-          <w:rFonts w:ascii="Cambria" w:hAnsi="Cambria"/>
+          <w:rFonts w:ascii="Cambria" w:hAnsi="Cambria" w:cstheme="minorHAnsi"/>
+        </w:rPr>
+      </w:pPr>
+      <w:r>
+        <w:rPr>
+          <w:rFonts w:ascii="Cambria" w:hAnsi="Cambria" w:cstheme="minorHAnsi"/>
         </w:rPr>
         <w:t>)</w:t>
       </w:r>
@@ -1469,12 +1469,12 @@
     <w:p>
       <w:pPr>
         <w:rPr>
-          <w:rFonts w:ascii="Cambria" w:hAnsi="Cambria"/>
-        </w:rPr>
-      </w:pPr>
-      <w:r>
-        <w:rPr>
-          <w:rFonts w:ascii="Cambria" w:hAnsi="Cambria"/>
+          <w:rFonts w:ascii="Cambria" w:hAnsi="Cambria" w:cstheme="minorHAnsi"/>
+        </w:rPr>
+      </w:pPr>
+      <w:r>
+        <w:rPr>
+          <w:rFonts w:ascii="Cambria" w:hAnsi="Cambria" w:cstheme="minorHAnsi"/>
         </w:rPr>
         <w:t>WHAT THIS DOES:</w:t>
       </w:r>
@@ -1486,12 +1486,12 @@
           <w:numId w:val="21"/>
         </w:numPr>
         <w:rPr>
-          <w:rFonts w:ascii="Cambria" w:hAnsi="Cambria"/>
-        </w:rPr>
-      </w:pPr>
-      <w:r>
-        <w:rPr>
-          <w:rFonts w:ascii="Cambria" w:hAnsi="Cambria"/>
+          <w:rFonts w:ascii="Cambria" w:hAnsi="Cambria" w:cstheme="minorHAnsi"/>
+        </w:rPr>
+      </w:pPr>
+      <w:r>
+        <w:rPr>
+          <w:rFonts w:ascii="Cambria" w:hAnsi="Cambria" w:cstheme="minorHAnsi"/>
         </w:rPr>
         <w:t>APPLIES ONEHOTENCODER TO SELECTED COLUMNS</w:t>
       </w:r>
@@ -1503,12 +1503,12 @@
           <w:numId w:val="21"/>
         </w:numPr>
         <w:rPr>
-          <w:rFonts w:ascii="Cambria" w:hAnsi="Cambria"/>
-        </w:rPr>
-      </w:pPr>
-      <w:r>
-        <w:rPr>
-          <w:rFonts w:ascii="Cambria" w:hAnsi="Cambria"/>
+          <w:rFonts w:ascii="Cambria" w:hAnsi="Cambria" w:cstheme="minorHAnsi"/>
+        </w:rPr>
+      </w:pPr>
+      <w:r>
+        <w:rPr>
+          <w:rFonts w:ascii="Cambria" w:hAnsi="Cambria" w:cstheme="minorHAnsi"/>
         </w:rPr>
         <w:t>LEAVES NUMERIC COLUMNS UNCHANGED</w:t>
       </w:r>
@@ -1517,12 +1517,12 @@
       <w:pPr>
         <w:pStyle w:val="Heading2"/>
         <w:rPr>
-          <w:rFonts w:ascii="Cambria" w:hAnsi="Cambria"/>
-        </w:rPr>
-      </w:pPr>
-      <w:r>
-        <w:rPr>
-          <w:rFonts w:ascii="Cambria" w:hAnsi="Cambria"/>
+          <w:rFonts w:ascii="Cambria" w:hAnsi="Cambria" w:cstheme="minorHAnsi"/>
+        </w:rPr>
+      </w:pPr>
+      <w:r>
+        <w:rPr>
+          <w:rFonts w:ascii="Cambria" w:hAnsi="Cambria" w:cstheme="minorHAnsi"/>
           <w:caps w:val="0"/>
         </w:rPr>
         <w:t>TRANSFORM DATA</w:t>
@@ -1531,12 +1531,12 @@
     <w:p>
       <w:pPr>
         <w:rPr>
-          <w:rFonts w:ascii="Cambria" w:hAnsi="Cambria"/>
-        </w:rPr>
-      </w:pPr>
-      <w:r>
-        <w:rPr>
-          <w:rFonts w:ascii="Cambria" w:hAnsi="Cambria"/>
+          <w:rFonts w:ascii="Cambria" w:hAnsi="Cambria" w:cstheme="minorHAnsi"/>
+        </w:rPr>
+      </w:pPr>
+      <w:r>
+        <w:rPr>
+          <w:rFonts w:ascii="Cambria" w:hAnsi="Cambria" w:cstheme="minorHAnsi"/>
         </w:rPr>
         <w:t>TRANSFORMEDX = TRANSFORMER.FIT_TRANSFORM(X)</w:t>
       </w:r>
@@ -1548,12 +1548,12 @@
           <w:numId w:val="22"/>
         </w:numPr>
         <w:rPr>
-          <w:rFonts w:ascii="Cambria" w:hAnsi="Cambria"/>
-        </w:rPr>
-      </w:pPr>
-      <w:r>
-        <w:rPr>
-          <w:rFonts w:ascii="Cambria" w:hAnsi="Cambria"/>
+          <w:rFonts w:ascii="Cambria" w:hAnsi="Cambria" w:cstheme="minorHAnsi"/>
+        </w:rPr>
+      </w:pPr>
+      <w:r>
+        <w:rPr>
+          <w:rFonts w:ascii="Cambria" w:hAnsi="Cambria" w:cstheme="minorHAnsi"/>
         </w:rPr>
         <w:t>FINAL ML-READY DATA</w:t>
       </w:r>
@@ -1565,18 +1565,18 @@
           <w:numId w:val="22"/>
         </w:numPr>
         <w:rPr>
-          <w:rFonts w:ascii="Cambria" w:hAnsi="Cambria"/>
-        </w:rPr>
-      </w:pPr>
-      <w:r>
-        <w:rPr>
-          <w:rFonts w:ascii="Cambria" w:hAnsi="Cambria"/>
+          <w:rFonts w:ascii="Cambria" w:hAnsi="Cambria" w:cstheme="minorHAnsi"/>
+        </w:rPr>
+      </w:pPr>
+      <w:r>
+        <w:rPr>
+          <w:rFonts w:ascii="Cambria" w:hAnsi="Cambria" w:cstheme="minorHAnsi"/>
         </w:rPr>
         <w:t xml:space="preserve">OUTPUT IS A </w:t>
       </w:r>
       <w:r>
         <w:rPr>
-          <w:rFonts w:ascii="Cambria" w:hAnsi="Cambria"/>
+          <w:rFonts w:ascii="Cambria" w:hAnsi="Cambria" w:cstheme="minorHAnsi"/>
           <w:b/>
           <w:bCs/>
         </w:rPr>
@@ -1584,7 +1584,7 @@
       </w:r>
       <w:r>
         <w:rPr>
-          <w:rFonts w:ascii="Cambria" w:hAnsi="Cambria"/>
+          <w:rFonts w:ascii="Cambria" w:hAnsi="Cambria" w:cstheme="minorHAnsi"/>
         </w:rPr>
         <w:t xml:space="preserve"> (MEMORY EFFICIENT)</w:t>
       </w:r>
@@ -1592,12 +1592,12 @@
     <w:p>
       <w:pPr>
         <w:rPr>
-          <w:rFonts w:ascii="Cambria" w:hAnsi="Cambria"/>
-        </w:rPr>
-      </w:pPr>
-      <w:r>
-        <w:rPr>
-          <w:rFonts w:ascii="Cambria" w:hAnsi="Cambria"/>
+          <w:rFonts w:ascii="Cambria" w:hAnsi="Cambria" w:cstheme="minorHAnsi"/>
+        </w:rPr>
+      </w:pPr>
+      <w:r>
+        <w:rPr>
+          <w:rFonts w:ascii="Cambria" w:hAnsi="Cambria" w:cstheme="minorHAnsi"/>
         </w:rPr>
         <w:t>PD.DATAFRAME(TRANSFORMEDX)</w:t>
       </w:r>
@@ -1609,12 +1609,12 @@
           <w:numId w:val="23"/>
         </w:numPr>
         <w:rPr>
-          <w:rFonts w:ascii="Cambria" w:hAnsi="Cambria"/>
-        </w:rPr>
-      </w:pPr>
-      <w:r>
-        <w:rPr>
-          <w:rFonts w:ascii="Cambria" w:hAnsi="Cambria"/>
+          <w:rFonts w:ascii="Cambria" w:hAnsi="Cambria" w:cstheme="minorHAnsi"/>
+        </w:rPr>
+      </w:pPr>
+      <w:r>
+        <w:rPr>
+          <w:rFonts w:ascii="Cambria" w:hAnsi="Cambria" w:cstheme="minorHAnsi"/>
         </w:rPr>
         <w:t>WILL LOOK UNREADABLE (SPARSE FORMAT)</w:t>
       </w:r>
@@ -1622,12 +1622,12 @@
     <w:p>
       <w:pPr>
         <w:rPr>
-          <w:rFonts w:ascii="Cambria" w:hAnsi="Cambria"/>
-        </w:rPr>
-      </w:pPr>
-      <w:r>
-        <w:rPr>
-          <w:rFonts w:ascii="Cambria" w:hAnsi="Cambria"/>
+          <w:rFonts w:ascii="Cambria" w:hAnsi="Cambria" w:cstheme="minorHAnsi"/>
+        </w:rPr>
+      </w:pPr>
+      <w:r>
+        <w:rPr>
+          <w:rFonts w:ascii="Cambria" w:hAnsi="Cambria" w:cstheme="minorHAnsi"/>
         </w:rPr>
         <w:t>PD.DATAFRAME(TRANSFORMEDX.TOARRAY())</w:t>
       </w:r>
@@ -1639,12 +1639,12 @@
           <w:numId w:val="24"/>
         </w:numPr>
         <w:rPr>
-          <w:rFonts w:ascii="Cambria" w:hAnsi="Cambria"/>
-        </w:rPr>
-      </w:pPr>
-      <w:r>
-        <w:rPr>
-          <w:rFonts w:ascii="Cambria" w:hAnsi="Cambria"/>
+          <w:rFonts w:ascii="Cambria" w:hAnsi="Cambria" w:cstheme="minorHAnsi"/>
+        </w:rPr>
+      </w:pPr>
+      <w:r>
+        <w:rPr>
+          <w:rFonts w:ascii="Cambria" w:hAnsi="Cambria" w:cstheme="minorHAnsi"/>
         </w:rPr>
         <w:t>CONVERTS SPARSE MATRIX TO NORMAL ARRAY</w:t>
       </w:r>
@@ -1656,12 +1656,12 @@
           <w:numId w:val="24"/>
         </w:numPr>
         <w:rPr>
-          <w:rFonts w:ascii="Cambria" w:hAnsi="Cambria"/>
-        </w:rPr>
-      </w:pPr>
-      <w:r>
-        <w:rPr>
-          <w:rFonts w:ascii="Cambria" w:hAnsi="Cambria"/>
+          <w:rFonts w:ascii="Cambria" w:hAnsi="Cambria" w:cstheme="minorHAnsi"/>
+        </w:rPr>
+      </w:pPr>
+      <w:r>
+        <w:rPr>
+          <w:rFonts w:ascii="Cambria" w:hAnsi="Cambria" w:cstheme="minorHAnsi"/>
         </w:rPr>
         <w:t>EASY TO VIEW AND UNDERSTAND</w:t>
       </w:r>
@@ -1670,14 +1670,14 @@
       <w:pPr>
         <w:pStyle w:val="Heading1"/>
         <w:rPr>
-          <w:rFonts w:ascii="Cambria" w:hAnsi="Cambria"/>
+          <w:rFonts w:ascii="Cambria" w:hAnsi="Cambria" w:cstheme="minorHAnsi"/>
           <w:sz w:val="20"/>
           <w:szCs w:val="20"/>
         </w:rPr>
       </w:pPr>
       <w:r>
         <w:rPr>
-          <w:rFonts w:ascii="Cambria" w:hAnsi="Cambria"/>
+          <w:rFonts w:ascii="Cambria" w:hAnsi="Cambria" w:cstheme="minorHAnsi"/>
           <w:caps w:val="0"/>
           <w:sz w:val="20"/>
           <w:szCs w:val="20"/>
@@ -1688,7 +1688,7 @@
     <w:p>
       <w:pPr>
         <w:rPr>
-          <w:rFonts w:ascii="Cambria" w:hAnsi="Cambria"/>
+          <w:rFonts w:ascii="Cambria" w:hAnsi="Cambria" w:cstheme="minorHAnsi"/>
         </w:rPr>
       </w:pPr>
     </w:p>
@@ -1733,14 +1733,14 @@
             <w:pPr>
               <w:jc w:val="center"/>
               <w:rPr>
-                <w:rFonts w:ascii="Cambria" w:hAnsi="Cambria"/>
+                <w:rFonts w:ascii="Cambria" w:hAnsi="Cambria" w:cstheme="minorHAnsi"/>
                 <w:b/>
                 <w:bCs/>
               </w:rPr>
             </w:pPr>
             <w:r>
               <w:rPr>
-                <w:rFonts w:ascii="Cambria" w:hAnsi="Cambria"/>
+                <w:rFonts w:ascii="Cambria" w:hAnsi="Cambria" w:cstheme="minorHAnsi"/>
                 <w:b/>
                 <w:bCs/>
               </w:rPr>
@@ -1758,14 +1758,14 @@
             <w:pPr>
               <w:jc w:val="center"/>
               <w:rPr>
-                <w:rFonts w:ascii="Cambria" w:hAnsi="Cambria"/>
+                <w:rFonts w:ascii="Cambria" w:hAnsi="Cambria" w:cstheme="minorHAnsi"/>
                 <w:b/>
                 <w:bCs/>
               </w:rPr>
             </w:pPr>
             <w:r>
               <w:rPr>
-                <w:rFonts w:ascii="Cambria" w:hAnsi="Cambria"/>
+                <w:rFonts w:ascii="Cambria" w:hAnsi="Cambria" w:cstheme="minorHAnsi"/>
                 <w:b/>
                 <w:bCs/>
               </w:rPr>
@@ -1789,12 +1789,12 @@
             <w:pPr>
               <w:jc w:val="center"/>
               <w:rPr>
-                <w:rFonts w:ascii="Cambria" w:hAnsi="Cambria"/>
+                <w:rFonts w:ascii="Cambria" w:hAnsi="Cambria" w:cstheme="minorHAnsi"/>
               </w:rPr>
             </w:pPr>
             <w:r>
               <w:rPr>
-                <w:rFonts w:ascii="Cambria" w:hAnsi="Cambria"/>
+                <w:rFonts w:ascii="Cambria" w:hAnsi="Cambria" w:cstheme="minorHAnsi"/>
               </w:rPr>
               <w:t>RAW CSV</w:t>
             </w:r>
@@ -1810,12 +1810,12 @@
             <w:pPr>
               <w:jc w:val="center"/>
               <w:rPr>
-                <w:rFonts w:ascii="Cambria" w:hAnsi="Cambria"/>
+                <w:rFonts w:ascii="Cambria" w:hAnsi="Cambria" w:cstheme="minorHAnsi"/>
               </w:rPr>
             </w:pPr>
             <w:r>
               <w:rPr>
-                <w:rFonts w:ascii="Cambria" w:hAnsi="Cambria"/>
+                <w:rFonts w:ascii="Cambria" w:hAnsi="Cambria" w:cstheme="minorHAnsi"/>
               </w:rPr>
               <w:t>TEXT + NUMBERS</w:t>
             </w:r>
@@ -1837,12 +1837,12 @@
             <w:pPr>
               <w:jc w:val="center"/>
               <w:rPr>
-                <w:rFonts w:ascii="Cambria" w:hAnsi="Cambria"/>
+                <w:rFonts w:ascii="Cambria" w:hAnsi="Cambria" w:cstheme="minorHAnsi"/>
               </w:rPr>
             </w:pPr>
             <w:r>
               <w:rPr>
-                <w:rFonts w:ascii="Cambria" w:hAnsi="Cambria"/>
+                <w:rFonts w:ascii="Cambria" w:hAnsi="Cambria" w:cstheme="minorHAnsi"/>
               </w:rPr>
               <w:t>CLEANED PRICE</w:t>
             </w:r>
@@ -1858,12 +1858,12 @@
             <w:pPr>
               <w:jc w:val="center"/>
               <w:rPr>
-                <w:rFonts w:ascii="Cambria" w:hAnsi="Cambria"/>
+                <w:rFonts w:ascii="Cambria" w:hAnsi="Cambria" w:cstheme="minorHAnsi"/>
               </w:rPr>
             </w:pPr>
             <w:r>
               <w:rPr>
-                <w:rFonts w:ascii="Cambria" w:hAnsi="Cambria"/>
+                <w:rFonts w:ascii="Cambria" w:hAnsi="Cambria" w:cstheme="minorHAnsi"/>
               </w:rPr>
               <w:t>NUMERIC</w:t>
             </w:r>
@@ -1885,12 +1885,12 @@
             <w:pPr>
               <w:jc w:val="center"/>
               <w:rPr>
-                <w:rFonts w:ascii="Cambria" w:hAnsi="Cambria"/>
+                <w:rFonts w:ascii="Cambria" w:hAnsi="Cambria" w:cstheme="minorHAnsi"/>
               </w:rPr>
             </w:pPr>
             <w:r>
               <w:rPr>
-                <w:rFonts w:ascii="Cambria" w:hAnsi="Cambria"/>
+                <w:rFonts w:ascii="Cambria" w:hAnsi="Cambria" w:cstheme="minorHAnsi"/>
               </w:rPr>
               <w:t>FEATURES (X)</w:t>
             </w:r>
@@ -1906,12 +1906,12 @@
             <w:pPr>
               <w:jc w:val="center"/>
               <w:rPr>
-                <w:rFonts w:ascii="Cambria" w:hAnsi="Cambria"/>
+                <w:rFonts w:ascii="Cambria" w:hAnsi="Cambria" w:cstheme="minorHAnsi"/>
               </w:rPr>
             </w:pPr>
             <w:r>
               <w:rPr>
-                <w:rFonts w:ascii="Cambria" w:hAnsi="Cambria"/>
+                <w:rFonts w:ascii="Cambria" w:hAnsi="Cambria" w:cstheme="minorHAnsi"/>
               </w:rPr>
               <w:t>MIXED</w:t>
             </w:r>
@@ -1933,12 +1933,12 @@
             <w:pPr>
               <w:jc w:val="center"/>
               <w:rPr>
-                <w:rFonts w:ascii="Cambria" w:hAnsi="Cambria"/>
+                <w:rFonts w:ascii="Cambria" w:hAnsi="Cambria" w:cstheme="minorHAnsi"/>
               </w:rPr>
             </w:pPr>
             <w:r>
               <w:rPr>
-                <w:rFonts w:ascii="Cambria" w:hAnsi="Cambria"/>
+                <w:rFonts w:ascii="Cambria" w:hAnsi="Cambria" w:cstheme="minorHAnsi"/>
               </w:rPr>
               <w:t>ONEHOTENCODED</w:t>
             </w:r>
@@ -1954,12 +1954,12 @@
             <w:pPr>
               <w:jc w:val="center"/>
               <w:rPr>
-                <w:rFonts w:ascii="Cambria" w:hAnsi="Cambria"/>
+                <w:rFonts w:ascii="Cambria" w:hAnsi="Cambria" w:cstheme="minorHAnsi"/>
               </w:rPr>
             </w:pPr>
             <w:r>
               <w:rPr>
-                <w:rFonts w:ascii="Cambria" w:hAnsi="Cambria"/>
+                <w:rFonts w:ascii="Cambria" w:hAnsi="Cambria" w:cstheme="minorHAnsi"/>
               </w:rPr>
               <w:t>ALL NUMERIC</w:t>
             </w:r>
@@ -1981,12 +1981,12 @@
             <w:pPr>
               <w:jc w:val="center"/>
               <w:rPr>
-                <w:rFonts w:ascii="Cambria" w:hAnsi="Cambria"/>
+                <w:rFonts w:ascii="Cambria" w:hAnsi="Cambria" w:cstheme="minorHAnsi"/>
               </w:rPr>
             </w:pPr>
             <w:r>
               <w:rPr>
-                <w:rFonts w:ascii="Cambria" w:hAnsi="Cambria"/>
+                <w:rFonts w:ascii="Cambria" w:hAnsi="Cambria" w:cstheme="minorHAnsi"/>
               </w:rPr>
               <w:t>FINAL OUTPUT</w:t>
             </w:r>
@@ -2002,12 +2002,12 @@
             <w:pPr>
               <w:jc w:val="center"/>
               <w:rPr>
-                <w:rFonts w:ascii="Cambria" w:hAnsi="Cambria"/>
+                <w:rFonts w:ascii="Cambria" w:hAnsi="Cambria" w:cstheme="minorHAnsi"/>
               </w:rPr>
             </w:pPr>
             <w:r>
               <w:rPr>
-                <w:rFonts w:ascii="Cambria" w:hAnsi="Cambria"/>
+                <w:rFonts w:ascii="Cambria" w:hAnsi="Cambria" w:cstheme="minorHAnsi"/>
               </w:rPr>
               <w:t>ML-READY</w:t>
             </w:r>
@@ -2017,8 +2017,1876 @@
     </w:tbl>
     <w:p>
       <w:pPr>
+        <w:pStyle w:val="Heading1"/>
         <w:rPr>
           <w:rFonts w:ascii="Cambria" w:hAnsi="Cambria"/>
+          <w:sz w:val="20"/>
+          <w:szCs w:val="20"/>
+        </w:rPr>
+      </w:pPr>
+      <w:r>
+        <w:rPr>
+          <w:rFonts w:ascii="Cambria" w:hAnsi="Cambria"/>
+          <w:caps w:val="0"/>
+          <w:sz w:val="20"/>
+          <w:szCs w:val="20"/>
+        </w:rPr>
+        <w:t>GETTING DATA – SECOND METHOD OF CONVERSION</w:t>
+      </w:r>
+    </w:p>
+    <w:p>
+      <w:pPr>
+        <w:pStyle w:val="Heading2"/>
+        <w:rPr>
+          <w:rFonts w:ascii="Cambria" w:hAnsi="Cambria"/>
+        </w:rPr>
+      </w:pPr>
+      <w:r>
+        <w:rPr>
+          <w:rFonts w:ascii="Cambria" w:hAnsi="Cambria"/>
+          <w:caps w:val="0"/>
+        </w:rPr>
+        <w:t>(USING PD.GET_DUMMIES())</w:t>
+      </w:r>
+    </w:p>
+    <w:p>
+      <w:pPr>
+        <w:rPr>
+          <w:rFonts w:ascii="Cambria" w:hAnsi="Cambria" w:cstheme="minorHAnsi"/>
+        </w:rPr>
+      </w:pPr>
+      <w:r>
+        <w:rPr>
+          <w:rFonts w:ascii="Cambria" w:hAnsi="Cambria" w:cstheme="minorHAnsi"/>
+        </w:rPr>
+        <w:t>TRANSFORMEDNEW = PD.GET_DUMMIES(</w:t>
+      </w:r>
+    </w:p>
+    <w:p>
+      <w:pPr>
+        <w:rPr>
+          <w:rFonts w:ascii="Cambria" w:hAnsi="Cambria" w:cstheme="minorHAnsi"/>
+        </w:rPr>
+      </w:pPr>
+      <w:r>
+        <w:rPr>
+          <w:rFonts w:ascii="Cambria" w:hAnsi="Cambria" w:cstheme="minorHAnsi"/>
+        </w:rPr>
+        <w:t xml:space="preserve">    MOBILESDATA[['BRAND','MODEL','NUMBER OF SIMS']]</w:t>
+      </w:r>
+    </w:p>
+    <w:p>
+      <w:pPr>
+        <w:rPr>
+          <w:rFonts w:ascii="Cambria" w:hAnsi="Cambria" w:cstheme="minorHAnsi"/>
+        </w:rPr>
+      </w:pPr>
+      <w:r>
+        <w:rPr>
+          <w:rFonts w:ascii="Cambria" w:hAnsi="Cambria" w:cstheme="minorHAnsi"/>
+        </w:rPr>
+        <w:t>)</w:t>
+      </w:r>
+    </w:p>
+    <w:p>
+      <w:pPr>
+        <w:rPr>
+          <w:rFonts w:ascii="Cambria" w:hAnsi="Cambria" w:cstheme="minorHAnsi"/>
+        </w:rPr>
+      </w:pPr>
+      <w:r>
+        <w:rPr>
+          <w:rFonts w:ascii="Cambria" w:hAnsi="Cambria" w:cstheme="minorHAnsi"/>
+        </w:rPr>
+        <w:lastRenderedPageBreak/>
+        <w:t>TRANSFORMEDNEW</w:t>
+      </w:r>
+    </w:p>
+    <w:p>
+      <w:pPr>
+        <w:pStyle w:val="Heading3"/>
+        <w:rPr>
+          <w:rFonts w:ascii="Cambria" w:hAnsi="Cambria"/>
+        </w:rPr>
+      </w:pPr>
+      <w:r>
+        <w:rPr>
+          <w:rFonts w:ascii="Cambria" w:hAnsi="Cambria"/>
+          <w:caps w:val="0"/>
+        </w:rPr>
+        <w:t>WHAT IS HAPPENING</w:t>
+      </w:r>
+    </w:p>
+    <w:p>
+      <w:pPr>
+        <w:numPr>
+          <w:ilvl w:val="0"/>
+          <w:numId w:val="25"/>
+        </w:numPr>
+        <w:rPr>
+          <w:rFonts w:ascii="Cambria" w:hAnsi="Cambria" w:cstheme="minorHAnsi"/>
+        </w:rPr>
+      </w:pPr>
+      <w:r>
+        <w:rPr>
+          <w:rFonts w:ascii="Cambria" w:hAnsi="Cambria" w:cstheme="minorHAnsi"/>
+        </w:rPr>
+        <w:t xml:space="preserve">GET_DUMMIES() CONVERTS </w:t>
+      </w:r>
+      <w:r>
+        <w:rPr>
+          <w:rFonts w:ascii="Cambria" w:hAnsi="Cambria" w:cstheme="minorHAnsi"/>
+          <w:b/>
+          <w:bCs/>
+        </w:rPr>
+        <w:t>CATEGORICAL TEXT DATA INTO NUMBERS</w:t>
+      </w:r>
+    </w:p>
+    <w:p>
+      <w:pPr>
+        <w:numPr>
+          <w:ilvl w:val="0"/>
+          <w:numId w:val="25"/>
+        </w:numPr>
+        <w:rPr>
+          <w:rFonts w:ascii="Cambria" w:hAnsi="Cambria" w:cstheme="minorHAnsi"/>
+        </w:rPr>
+      </w:pPr>
+      <w:r>
+        <w:rPr>
+          <w:rFonts w:ascii="Cambria" w:hAnsi="Cambria" w:cstheme="minorHAnsi"/>
+        </w:rPr>
+        <w:t>EACH CATEGORY BECOMES A NEW COLUMN WITH 0 OR 1</w:t>
+      </w:r>
+    </w:p>
+    <w:p>
+      <w:pPr>
+        <w:pStyle w:val="Heading2"/>
+        <w:rPr>
+          <w:rFonts w:ascii="Cambria" w:hAnsi="Cambria"/>
+        </w:rPr>
+      </w:pPr>
+      <w:r>
+        <w:rPr>
+          <w:rFonts w:ascii="Cambria" w:hAnsi="Cambria"/>
+          <w:caps w:val="0"/>
+        </w:rPr>
+        <w:t>REFITTING MODEL WITH TRANSFORMED DATA</w:t>
+      </w:r>
+    </w:p>
+    <w:p>
+      <w:pPr>
+        <w:rPr>
+          <w:rFonts w:ascii="Cambria" w:hAnsi="Cambria" w:cstheme="minorHAnsi"/>
+        </w:rPr>
+      </w:pPr>
+      <w:r>
+        <w:rPr>
+          <w:rFonts w:ascii="Cambria" w:hAnsi="Cambria" w:cstheme="minorHAnsi"/>
+        </w:rPr>
+        <w:t>XTRAIN, XTEST, YTRAIN, YTEST = TRAIN_TEST_SPLIT(</w:t>
+      </w:r>
+    </w:p>
+    <w:p>
+      <w:pPr>
+        <w:rPr>
+          <w:rFonts w:ascii="Cambria" w:hAnsi="Cambria" w:cstheme="minorHAnsi"/>
+        </w:rPr>
+      </w:pPr>
+      <w:r>
+        <w:rPr>
+          <w:rFonts w:ascii="Cambria" w:hAnsi="Cambria" w:cstheme="minorHAnsi"/>
+        </w:rPr>
+        <w:t xml:space="preserve">    TRANSFORMEDX, Y, TEST_SIZE=0.2</w:t>
+      </w:r>
+    </w:p>
+    <w:p>
+      <w:pPr>
+        <w:rPr>
+          <w:rFonts w:ascii="Cambria" w:hAnsi="Cambria" w:cstheme="minorHAnsi"/>
+        </w:rPr>
+      </w:pPr>
+      <w:r>
+        <w:rPr>
+          <w:rFonts w:ascii="Cambria" w:hAnsi="Cambria" w:cstheme="minorHAnsi"/>
+        </w:rPr>
+        <w:t>)</w:t>
+      </w:r>
+    </w:p>
+    <w:p>
+      <w:pPr>
+        <w:rPr>
+          <w:rFonts w:ascii="Cambria" w:hAnsi="Cambria" w:cstheme="minorHAnsi"/>
+        </w:rPr>
+      </w:pPr>
+      <w:r>
+        <w:rPr>
+          <w:rFonts w:ascii="Cambria" w:hAnsi="Cambria" w:cstheme="minorHAnsi"/>
+        </w:rPr>
+        <w:t>PHONEMODEL.FIT(XTRAIN, YTRAIN)</w:t>
+      </w:r>
+    </w:p>
+    <w:p>
+      <w:pPr>
+        <w:rPr>
+          <w:rFonts w:ascii="Cambria" w:hAnsi="Cambria" w:cstheme="minorHAnsi"/>
+        </w:rPr>
+      </w:pPr>
+      <w:r>
+        <w:rPr>
+          <w:rFonts w:ascii="Cambria" w:hAnsi="Cambria" w:cstheme="minorHAnsi"/>
+        </w:rPr>
+        <w:t>PHONEMODEL.SCORE(XTEST, YTEST)</w:t>
+      </w:r>
+    </w:p>
+    <w:p>
+      <w:pPr>
+        <w:pStyle w:val="Heading3"/>
+        <w:rPr>
+          <w:rFonts w:ascii="Cambria" w:hAnsi="Cambria"/>
+        </w:rPr>
+      </w:pPr>
+      <w:r>
+        <w:rPr>
+          <w:rFonts w:ascii="Cambria" w:hAnsi="Cambria"/>
+          <w:caps w:val="0"/>
+        </w:rPr>
+        <w:t>WHAT IS HAPPENING</w:t>
+      </w:r>
+    </w:p>
+    <w:p>
+      <w:pPr>
+        <w:numPr>
+          <w:ilvl w:val="0"/>
+          <w:numId w:val="28"/>
+        </w:numPr>
+        <w:rPr>
+          <w:rFonts w:ascii="Cambria" w:hAnsi="Cambria" w:cstheme="minorHAnsi"/>
+        </w:rPr>
+      </w:pPr>
+      <w:r>
+        <w:rPr>
+          <w:rFonts w:ascii="Cambria" w:hAnsi="Cambria" w:cstheme="minorHAnsi"/>
+        </w:rPr>
+        <w:t>USES CONVERTED NUMERIC DATA</w:t>
+      </w:r>
+    </w:p>
+    <w:p>
+      <w:pPr>
+        <w:numPr>
+          <w:ilvl w:val="0"/>
+          <w:numId w:val="28"/>
+        </w:numPr>
+        <w:rPr>
+          <w:rFonts w:ascii="Cambria" w:hAnsi="Cambria" w:cstheme="minorHAnsi"/>
+        </w:rPr>
+      </w:pPr>
+      <w:r>
+        <w:rPr>
+          <w:rFonts w:ascii="Cambria" w:hAnsi="Cambria" w:cstheme="minorHAnsi"/>
+        </w:rPr>
+        <w:t>MODEL IS TRAINED AGAIN</w:t>
+      </w:r>
+    </w:p>
+    <w:p>
+      <w:pPr>
+        <w:numPr>
+          <w:ilvl w:val="0"/>
+          <w:numId w:val="28"/>
+        </w:numPr>
+        <w:rPr>
+          <w:rFonts w:ascii="Cambria" w:hAnsi="Cambria" w:cstheme="minorHAnsi"/>
+        </w:rPr>
+      </w:pPr>
+      <w:r>
+        <w:rPr>
+          <w:rFonts w:ascii="Cambria" w:hAnsi="Cambria" w:cstheme="minorHAnsi"/>
+        </w:rPr>
+        <w:t>SCORE SHOWS HOW WELL MODEL PREDICTS UNSEEN DATA</w:t>
+      </w:r>
+    </w:p>
+    <w:p>
+      <w:pPr>
+        <w:pStyle w:val="Heading1"/>
+        <w:rPr>
+          <w:rFonts w:ascii="Cambria" w:hAnsi="Cambria"/>
+          <w:sz w:val="20"/>
+          <w:szCs w:val="20"/>
+        </w:rPr>
+      </w:pPr>
+      <w:r>
+        <w:rPr>
+          <w:rFonts w:ascii="Cambria" w:hAnsi="Cambria"/>
+          <w:caps w:val="0"/>
+          <w:sz w:val="20"/>
+          <w:szCs w:val="20"/>
+        </w:rPr>
+        <w:t>GETTING DATA – MISSING VALUES (METHOD 1)</w:t>
+      </w:r>
+    </w:p>
+    <w:p>
+      <w:pPr>
+        <w:rPr>
+          <w:rFonts w:ascii="Cambria" w:hAnsi="Cambria" w:cstheme="minorHAnsi"/>
+        </w:rPr>
+      </w:pPr>
+      <w:r>
+        <w:rPr>
+          <w:rFonts w:ascii="Cambria" w:hAnsi="Cambria" w:cstheme="minorHAnsi"/>
+        </w:rPr>
+        <w:t>PHONEMISSINGVALUES = PD.READ_CSV('PHONESDATAMISSINGVALUES.CSV')</w:t>
+      </w:r>
+    </w:p>
+    <w:p>
+      <w:pPr>
+        <w:rPr>
+          <w:rFonts w:ascii="Cambria" w:hAnsi="Cambria" w:cstheme="minorHAnsi"/>
+        </w:rPr>
+      </w:pPr>
+      <w:r>
+        <w:rPr>
+          <w:rFonts w:ascii="Cambria" w:hAnsi="Cambria" w:cstheme="minorHAnsi"/>
+        </w:rPr>
+        <w:t>PHONEMISSINGVALUES</w:t>
+      </w:r>
+    </w:p>
+    <w:p>
+      <w:pPr>
+        <w:pStyle w:val="Heading2"/>
+        <w:rPr>
+          <w:rFonts w:ascii="Cambria" w:hAnsi="Cambria"/>
+        </w:rPr>
+      </w:pPr>
+      <w:r>
+        <w:rPr>
+          <w:rFonts w:ascii="Cambria" w:hAnsi="Cambria"/>
+          <w:caps w:val="0"/>
+        </w:rPr>
+        <w:t>CHECKING MISSING VALUES</w:t>
+      </w:r>
+    </w:p>
+    <w:p>
+      <w:pPr>
+        <w:rPr>
+          <w:rFonts w:ascii="Cambria" w:hAnsi="Cambria" w:cstheme="minorHAnsi"/>
+        </w:rPr>
+      </w:pPr>
+      <w:r>
+        <w:rPr>
+          <w:rFonts w:ascii="Cambria" w:hAnsi="Cambria" w:cstheme="minorHAnsi"/>
+        </w:rPr>
+        <w:t>PHONEMISSINGVALUES.ISNA().SUM()</w:t>
+      </w:r>
+    </w:p>
+    <w:p>
+      <w:pPr>
+        <w:numPr>
+          <w:ilvl w:val="0"/>
+          <w:numId w:val="29"/>
+        </w:numPr>
+        <w:rPr>
+          <w:rFonts w:ascii="Cambria" w:hAnsi="Cambria" w:cstheme="minorHAnsi"/>
+        </w:rPr>
+      </w:pPr>
+      <w:r>
+        <w:rPr>
+          <w:rFonts w:ascii="Cambria" w:hAnsi="Cambria" w:cstheme="minorHAnsi"/>
+        </w:rPr>
+        <w:t>SHOWS COUNT OF NAN IN EACH COLUMN</w:t>
+      </w:r>
+    </w:p>
+    <w:p>
+      <w:pPr>
+        <w:pStyle w:val="Heading2"/>
+        <w:rPr>
+          <w:rFonts w:ascii="Cambria" w:hAnsi="Cambria"/>
+        </w:rPr>
+      </w:pPr>
+      <w:r>
+        <w:rPr>
+          <w:rFonts w:ascii="Cambria" w:hAnsi="Cambria"/>
+          <w:caps w:val="0"/>
+        </w:rPr>
+        <w:t>FILLING MISSING VALUES USING PANDAS</w:t>
+      </w:r>
+    </w:p>
+    <w:p>
+      <w:pPr>
+        <w:rPr>
+          <w:rFonts w:ascii="Cambria" w:hAnsi="Cambria" w:cstheme="minorHAnsi"/>
+        </w:rPr>
+      </w:pPr>
+      <w:r>
+        <w:rPr>
+          <w:rFonts w:ascii="Cambria" w:hAnsi="Cambria" w:cstheme="minorHAnsi"/>
+        </w:rPr>
+        <w:t>PHONEMISSINGVALUES['PRICE'] = PHONEMISSINGVALUES['PRICE'].FILLNA(</w:t>
+      </w:r>
+    </w:p>
+    <w:p>
+      <w:pPr>
+        <w:rPr>
+          <w:rFonts w:ascii="Cambria" w:hAnsi="Cambria" w:cstheme="minorHAnsi"/>
+        </w:rPr>
+      </w:pPr>
+      <w:r>
+        <w:rPr>
+          <w:rFonts w:ascii="Cambria" w:hAnsi="Cambria" w:cstheme="minorHAnsi"/>
+        </w:rPr>
+        <w:t xml:space="preserve">    PHONEMISSINGVALUES['PRICE'].MEAN()</w:t>
+      </w:r>
+    </w:p>
+    <w:p>
+      <w:pPr>
+        <w:rPr>
+          <w:rFonts w:ascii="Cambria" w:hAnsi="Cambria" w:cstheme="minorHAnsi"/>
+        </w:rPr>
+      </w:pPr>
+      <w:r>
+        <w:rPr>
+          <w:rFonts w:ascii="Cambria" w:hAnsi="Cambria" w:cstheme="minorHAnsi"/>
+        </w:rPr>
+        <w:t>)</w:t>
+      </w:r>
+    </w:p>
+    <w:p>
+      <w:pPr>
+        <w:rPr>
+          <w:rFonts w:ascii="Cambria" w:hAnsi="Cambria" w:cstheme="minorHAnsi"/>
+        </w:rPr>
+      </w:pPr>
+      <w:r>
+        <w:rPr>
+          <w:rFonts w:ascii="Cambria" w:hAnsi="Cambria" w:cstheme="minorHAnsi"/>
+        </w:rPr>
+        <w:t>SAME IDEA FOR RAM AND BATTERY:</w:t>
+      </w:r>
+    </w:p>
+    <w:p>
+      <w:pPr>
+        <w:numPr>
+          <w:ilvl w:val="0"/>
+          <w:numId w:val="30"/>
+        </w:numPr>
+        <w:rPr>
+          <w:rFonts w:ascii="Cambria" w:hAnsi="Cambria" w:cstheme="minorHAnsi"/>
+        </w:rPr>
+      </w:pPr>
+      <w:r>
+        <w:rPr>
+          <w:rFonts w:ascii="Cambria" w:hAnsi="Cambria" w:cstheme="minorHAnsi"/>
+        </w:rPr>
+        <w:t xml:space="preserve">MISSING VALUES REPLACED WITH </w:t>
+      </w:r>
+      <w:r>
+        <w:rPr>
+          <w:rFonts w:ascii="Cambria" w:hAnsi="Cambria" w:cstheme="minorHAnsi"/>
+          <w:b/>
+          <w:bCs/>
+        </w:rPr>
+        <w:t>COLUMN MEAN</w:t>
+      </w:r>
+    </w:p>
+    <w:p>
+      <w:pPr>
+        <w:pStyle w:val="Heading3"/>
+        <w:rPr>
+          <w:rFonts w:ascii="Cambria" w:hAnsi="Cambria"/>
+        </w:rPr>
+      </w:pPr>
+      <w:r>
+        <w:rPr>
+          <w:rFonts w:ascii="Cambria" w:hAnsi="Cambria"/>
+          <w:caps w:val="0"/>
+        </w:rPr>
+        <w:t>WHY MEAN IS USED</w:t>
+      </w:r>
+    </w:p>
+    <w:p>
+      <w:pPr>
+        <w:numPr>
+          <w:ilvl w:val="0"/>
+          <w:numId w:val="31"/>
+        </w:numPr>
+        <w:rPr>
+          <w:rFonts w:ascii="Cambria" w:hAnsi="Cambria" w:cstheme="minorHAnsi"/>
+        </w:rPr>
+      </w:pPr>
+      <w:r>
+        <w:rPr>
+          <w:rFonts w:ascii="Cambria" w:hAnsi="Cambria" w:cstheme="minorHAnsi"/>
+        </w:rPr>
+        <w:t>KEEPS DATA SIZE SAME</w:t>
+      </w:r>
+    </w:p>
+    <w:p>
+      <w:pPr>
+        <w:numPr>
+          <w:ilvl w:val="0"/>
+          <w:numId w:val="31"/>
+        </w:numPr>
+        <w:rPr>
+          <w:rFonts w:ascii="Cambria" w:hAnsi="Cambria" w:cstheme="minorHAnsi"/>
+        </w:rPr>
+      </w:pPr>
+      <w:r>
+        <w:rPr>
+          <w:rFonts w:ascii="Cambria" w:hAnsi="Cambria" w:cstheme="minorHAnsi"/>
+        </w:rPr>
+        <w:t>PREVENTS MODEL ERRORS</w:t>
+      </w:r>
+    </w:p>
+    <w:p>
+      <w:pPr>
+        <w:numPr>
+          <w:ilvl w:val="0"/>
+          <w:numId w:val="31"/>
+        </w:numPr>
+        <w:rPr>
+          <w:rFonts w:ascii="Cambria" w:hAnsi="Cambria" w:cstheme="minorHAnsi"/>
+        </w:rPr>
+      </w:pPr>
+      <w:r>
+        <w:rPr>
+          <w:rFonts w:ascii="Cambria" w:hAnsi="Cambria" w:cstheme="minorHAnsi"/>
+        </w:rPr>
+        <w:lastRenderedPageBreak/>
+        <w:t>WORKS WELL FOR NUMERICAL DATA</w:t>
+      </w:r>
+    </w:p>
+    <w:p>
+      <w:pPr>
+        <w:pStyle w:val="Heading1"/>
+        <w:rPr>
+          <w:rFonts w:ascii="Cambria" w:hAnsi="Cambria"/>
+          <w:sz w:val="20"/>
+          <w:szCs w:val="20"/>
+        </w:rPr>
+      </w:pPr>
+      <w:r>
+        <w:rPr>
+          <w:rFonts w:ascii="Cambria" w:hAnsi="Cambria"/>
+          <w:caps w:val="0"/>
+          <w:sz w:val="20"/>
+          <w:szCs w:val="20"/>
+        </w:rPr>
+        <w:t>GETTING DATA – MISSING VALUES (METHOD 2)</w:t>
+      </w:r>
+    </w:p>
+    <w:p>
+      <w:pPr>
+        <w:pStyle w:val="Heading2"/>
+        <w:rPr>
+          <w:rFonts w:ascii="Cambria" w:hAnsi="Cambria"/>
+        </w:rPr>
+      </w:pPr>
+      <w:r>
+        <w:rPr>
+          <w:rFonts w:ascii="Cambria" w:hAnsi="Cambria"/>
+          <w:caps w:val="0"/>
+        </w:rPr>
+        <w:t>(USING SCIKIT-LEARN IMPUTATION)</w:t>
+      </w:r>
+    </w:p>
+    <w:p>
+      <w:pPr>
+        <w:rPr>
+          <w:rFonts w:ascii="Cambria" w:hAnsi="Cambria" w:cstheme="minorHAnsi"/>
+        </w:rPr>
+      </w:pPr>
+      <w:r>
+        <w:rPr>
+          <w:rFonts w:ascii="Cambria" w:hAnsi="Cambria" w:cstheme="minorHAnsi"/>
+        </w:rPr>
+        <w:t>FROM SKLEARN.IMPUTE IMPORT SIMPLEIMPUTER</w:t>
+      </w:r>
+    </w:p>
+    <w:p>
+      <w:pPr>
+        <w:rPr>
+          <w:rFonts w:ascii="Cambria" w:hAnsi="Cambria" w:cstheme="minorHAnsi"/>
+        </w:rPr>
+      </w:pPr>
+      <w:r>
+        <w:rPr>
+          <w:rFonts w:ascii="Cambria" w:hAnsi="Cambria" w:cstheme="minorHAnsi"/>
+        </w:rPr>
+        <w:t>FROM SKLEARN.COMPOSE IMPORT COLUMNTRANSFORMER</w:t>
+      </w:r>
+    </w:p>
+    <w:p>
+      <w:pPr>
+        <w:pStyle w:val="Heading2"/>
+        <w:rPr>
+          <w:rFonts w:ascii="Cambria" w:hAnsi="Cambria"/>
+        </w:rPr>
+      </w:pPr>
+      <w:r>
+        <w:rPr>
+          <w:rFonts w:ascii="Cambria" w:hAnsi="Cambria"/>
+          <w:caps w:val="0"/>
+        </w:rPr>
+        <w:t>CREATING IMPUTERS</w:t>
+      </w:r>
+    </w:p>
+    <w:p>
+      <w:pPr>
+        <w:rPr>
+          <w:rFonts w:ascii="Cambria" w:hAnsi="Cambria" w:cstheme="minorHAnsi"/>
+        </w:rPr>
+      </w:pPr>
+      <w:r>
+        <w:rPr>
+          <w:rFonts w:ascii="Cambria" w:hAnsi="Cambria" w:cstheme="minorHAnsi"/>
+        </w:rPr>
+        <w:t>NUM_IMPUTER = SIMPLEIMPUTER(STRATEGY='MEAN')</w:t>
+      </w:r>
+    </w:p>
+    <w:p>
+      <w:pPr>
+        <w:rPr>
+          <w:rFonts w:ascii="Cambria" w:hAnsi="Cambria" w:cstheme="minorHAnsi"/>
+        </w:rPr>
+      </w:pPr>
+      <w:r>
+        <w:rPr>
+          <w:rFonts w:ascii="Cambria" w:hAnsi="Cambria" w:cstheme="minorHAnsi"/>
+        </w:rPr>
+        <w:t>CAT_IMPUTER = SIMPLEIMPUTER(STRATEGY='CONSTANT', FILL_VALUE='MISSING')</w:t>
+      </w:r>
+    </w:p>
+    <w:p>
+      <w:pPr>
+        <w:rPr>
+          <w:rFonts w:ascii="Cambria" w:hAnsi="Cambria" w:cstheme="minorHAnsi"/>
+        </w:rPr>
+      </w:pPr>
+      <w:r>
+        <w:rPr>
+          <w:rFonts w:ascii="Cambria" w:hAnsi="Cambria" w:cstheme="minorHAnsi"/>
+        </w:rPr>
+        <w:t>SIM_IMPUTER = SIMPLEIMPUTER(STRATEGY='CONSTANT', FILL_VALUE=4)</w:t>
+      </w:r>
+    </w:p>
+    <w:p>
+      <w:pPr>
+        <w:pStyle w:val="Heading2"/>
+        <w:rPr>
+          <w:rFonts w:ascii="Cambria" w:hAnsi="Cambria"/>
+        </w:rPr>
+      </w:pPr>
+      <w:r>
+        <w:rPr>
+          <w:rFonts w:ascii="Cambria" w:hAnsi="Cambria"/>
+          <w:caps w:val="0"/>
+        </w:rPr>
+        <w:t>MEANING</w:t>
+      </w:r>
+    </w:p>
+    <w:p>
+      <w:pPr>
+        <w:numPr>
+          <w:ilvl w:val="0"/>
+          <w:numId w:val="32"/>
+        </w:numPr>
+        <w:rPr>
+          <w:rFonts w:ascii="Cambria" w:hAnsi="Cambria" w:cstheme="minorHAnsi"/>
+        </w:rPr>
+      </w:pPr>
+      <w:r>
+        <w:rPr>
+          <w:rFonts w:ascii="Cambria" w:hAnsi="Cambria" w:cstheme="minorHAnsi"/>
+          <w:b/>
+          <w:bCs/>
+        </w:rPr>
+        <w:t>NUMERICAL COLUMNS</w:t>
+      </w:r>
+      <w:r>
+        <w:rPr>
+          <w:rFonts w:ascii="Cambria" w:hAnsi="Cambria" w:cstheme="minorHAnsi"/>
+        </w:rPr>
+        <w:t xml:space="preserve"> → FILLED WITH MEAN</w:t>
+      </w:r>
+    </w:p>
+    <w:p>
+      <w:pPr>
+        <w:numPr>
+          <w:ilvl w:val="0"/>
+          <w:numId w:val="32"/>
+        </w:numPr>
+        <w:rPr>
+          <w:rFonts w:ascii="Cambria" w:hAnsi="Cambria" w:cstheme="minorHAnsi"/>
+        </w:rPr>
+      </w:pPr>
+      <w:r>
+        <w:rPr>
+          <w:rFonts w:ascii="Cambria" w:hAnsi="Cambria" w:cstheme="minorHAnsi"/>
+          <w:b/>
+          <w:bCs/>
+        </w:rPr>
+        <w:t>CATEGORICAL COLUMNS</w:t>
+      </w:r>
+      <w:r>
+        <w:rPr>
+          <w:rFonts w:ascii="Cambria" w:hAnsi="Cambria" w:cstheme="minorHAnsi"/>
+        </w:rPr>
+        <w:t xml:space="preserve"> → FILLED WITH WORD "MISSING"</w:t>
+      </w:r>
+    </w:p>
+    <w:p>
+      <w:pPr>
+        <w:numPr>
+          <w:ilvl w:val="0"/>
+          <w:numId w:val="32"/>
+        </w:numPr>
+        <w:rPr>
+          <w:rFonts w:ascii="Cambria" w:hAnsi="Cambria" w:cstheme="minorHAnsi"/>
+        </w:rPr>
+      </w:pPr>
+      <w:r>
+        <w:rPr>
+          <w:rFonts w:ascii="Cambria" w:hAnsi="Cambria" w:cstheme="minorHAnsi"/>
+          <w:b/>
+          <w:bCs/>
+        </w:rPr>
+        <w:t>SIM COLUMN</w:t>
+      </w:r>
+      <w:r>
+        <w:rPr>
+          <w:rFonts w:ascii="Cambria" w:hAnsi="Cambria" w:cstheme="minorHAnsi"/>
+        </w:rPr>
+        <w:t xml:space="preserve"> → FILLED WITH DEFAULT VALUE 4</w:t>
+      </w:r>
+    </w:p>
+    <w:p>
+      <w:pPr>
+        <w:pStyle w:val="Heading2"/>
+        <w:rPr>
+          <w:rFonts w:ascii="Cambria" w:hAnsi="Cambria"/>
+        </w:rPr>
+      </w:pPr>
+      <w:r>
+        <w:rPr>
+          <w:rFonts w:ascii="Cambria" w:hAnsi="Cambria"/>
+          <w:caps w:val="0"/>
+        </w:rPr>
+        <w:t>DEFINING COLUMNS</w:t>
+      </w:r>
+    </w:p>
+    <w:p>
+      <w:pPr>
+        <w:rPr>
+          <w:rFonts w:ascii="Cambria" w:hAnsi="Cambria" w:cstheme="minorHAnsi"/>
+        </w:rPr>
+      </w:pPr>
+      <w:r>
+        <w:rPr>
+          <w:rFonts w:ascii="Cambria" w:hAnsi="Cambria" w:cstheme="minorHAnsi"/>
+        </w:rPr>
+        <w:t>NUMFEATURE = ['BATTERY','RAM']</w:t>
+      </w:r>
+    </w:p>
+    <w:p>
+      <w:pPr>
+        <w:pStyle w:val="Heading2"/>
+        <w:rPr>
+          <w:rFonts w:ascii="Cambria" w:hAnsi="Cambria"/>
+        </w:rPr>
+      </w:pPr>
+      <w:r>
+        <w:rPr>
+          <w:rFonts w:ascii="Cambria" w:hAnsi="Cambria"/>
+          <w:caps w:val="0"/>
+        </w:rPr>
+        <w:t>APPLYING IMPUTER</w:t>
+      </w:r>
+    </w:p>
+    <w:p>
+      <w:pPr>
+        <w:rPr>
+          <w:rFonts w:ascii="Cambria" w:hAnsi="Cambria" w:cstheme="minorHAnsi"/>
+        </w:rPr>
+      </w:pPr>
+      <w:r>
+        <w:rPr>
+          <w:rFonts w:ascii="Cambria" w:hAnsi="Cambria" w:cstheme="minorHAnsi"/>
+        </w:rPr>
+        <w:t>IMPUTER = COLUMNTRANSFORMER(</w:t>
+      </w:r>
+    </w:p>
+    <w:p>
+      <w:pPr>
+        <w:rPr>
+          <w:rFonts w:ascii="Cambria" w:hAnsi="Cambria" w:cstheme="minorHAnsi"/>
+        </w:rPr>
+      </w:pPr>
+      <w:r>
+        <w:rPr>
+          <w:rFonts w:ascii="Cambria" w:hAnsi="Cambria" w:cstheme="minorHAnsi"/>
+        </w:rPr>
+        <w:t xml:space="preserve">    TRANSFORMERS=[</w:t>
+      </w:r>
+    </w:p>
+    <w:p>
+      <w:pPr>
+        <w:rPr>
+          <w:rFonts w:ascii="Cambria" w:hAnsi="Cambria" w:cstheme="minorHAnsi"/>
+        </w:rPr>
+      </w:pPr>
+      <w:r>
+        <w:rPr>
+          <w:rFonts w:ascii="Cambria" w:hAnsi="Cambria" w:cstheme="minorHAnsi"/>
+        </w:rPr>
+        <w:t xml:space="preserve">        ('NUM', NUM_IMPUTER, NUMFEATURE)</w:t>
+      </w:r>
+    </w:p>
+    <w:p>
+      <w:pPr>
+        <w:rPr>
+          <w:rFonts w:ascii="Cambria" w:hAnsi="Cambria" w:cstheme="minorHAnsi"/>
+        </w:rPr>
+      </w:pPr>
+      <w:r>
+        <w:rPr>
+          <w:rFonts w:ascii="Cambria" w:hAnsi="Cambria" w:cstheme="minorHAnsi"/>
+        </w:rPr>
+        <w:t xml:space="preserve">    ]</w:t>
+      </w:r>
+    </w:p>
+    <w:p>
+      <w:pPr>
+        <w:rPr>
+          <w:rFonts w:ascii="Cambria" w:hAnsi="Cambria" w:cstheme="minorHAnsi"/>
+        </w:rPr>
+      </w:pPr>
+      <w:r>
+        <w:rPr>
+          <w:rFonts w:ascii="Cambria" w:hAnsi="Cambria" w:cstheme="minorHAnsi"/>
+        </w:rPr>
+        <w:t>)</w:t>
+      </w:r>
+    </w:p>
+    <w:p>
+      <w:pPr>
+        <w:rPr>
+          <w:rFonts w:ascii="Cambria" w:hAnsi="Cambria" w:cstheme="minorHAnsi"/>
+        </w:rPr>
+      </w:pPr>
+      <w:r>
+        <w:rPr>
+          <w:rFonts w:ascii="Cambria" w:hAnsi="Cambria" w:cstheme="minorHAnsi"/>
+        </w:rPr>
+        <w:t>FILLEDX = IMPUTER.FIT_TRANSFORM(X)</w:t>
+      </w:r>
+    </w:p>
+    <w:p>
+      <w:pPr>
+        <w:pStyle w:val="Heading2"/>
+        <w:rPr>
+          <w:rFonts w:ascii="Cambria" w:hAnsi="Cambria"/>
+        </w:rPr>
+      </w:pPr>
+      <w:r>
+        <w:rPr>
+          <w:rFonts w:ascii="Cambria" w:hAnsi="Cambria"/>
+          <w:caps w:val="0"/>
+        </w:rPr>
+        <w:t>RESULT</w:t>
+      </w:r>
+    </w:p>
+    <w:p>
+      <w:pPr>
+        <w:numPr>
+          <w:ilvl w:val="0"/>
+          <w:numId w:val="33"/>
+        </w:numPr>
+        <w:rPr>
+          <w:rFonts w:ascii="Cambria" w:hAnsi="Cambria" w:cstheme="minorHAnsi"/>
+        </w:rPr>
+      </w:pPr>
+      <w:r>
+        <w:rPr>
+          <w:rFonts w:ascii="Cambria" w:hAnsi="Cambria" w:cstheme="minorHAnsi"/>
+        </w:rPr>
+        <w:t>MISSING VALUES REMOVED</w:t>
+      </w:r>
+    </w:p>
+    <w:p>
+      <w:pPr>
+        <w:numPr>
+          <w:ilvl w:val="0"/>
+          <w:numId w:val="33"/>
+        </w:numPr>
+        <w:rPr>
+          <w:rFonts w:ascii="Cambria" w:hAnsi="Cambria" w:cstheme="minorHAnsi"/>
+        </w:rPr>
+      </w:pPr>
+      <w:r>
+        <w:rPr>
+          <w:rFonts w:ascii="Cambria" w:hAnsi="Cambria" w:cstheme="minorHAnsi"/>
+        </w:rPr>
+        <w:t>DATA BECOMES ML-READY</w:t>
+      </w:r>
+    </w:p>
+    <w:p>
+      <w:pPr>
+        <w:rPr>
+          <w:rFonts w:ascii="Cambria" w:hAnsi="Cambria" w:cstheme="minorHAnsi"/>
+        </w:rPr>
+      </w:pPr>
+      <w:r>
+        <w:rPr>
+          <w:rFonts w:ascii="Cambria" w:hAnsi="Cambria" w:cstheme="minorHAnsi"/>
+        </w:rPr>
+        <w:t>PHONEDATAFILLED = PD.DATAFRAME(</w:t>
+      </w:r>
+    </w:p>
+    <w:p>
+      <w:pPr>
+        <w:rPr>
+          <w:rFonts w:ascii="Cambria" w:hAnsi="Cambria" w:cstheme="minorHAnsi"/>
+        </w:rPr>
+      </w:pPr>
+      <w:r>
+        <w:rPr>
+          <w:rFonts w:ascii="Cambria" w:hAnsi="Cambria" w:cstheme="minorHAnsi"/>
+        </w:rPr>
+        <w:t xml:space="preserve">    FILLEDX, COLUMNS=['RAM','BATTERY']</w:t>
+      </w:r>
+    </w:p>
+    <w:p>
+      <w:pPr>
+        <w:rPr>
+          <w:rFonts w:ascii="Cambria" w:hAnsi="Cambria" w:cstheme="minorHAnsi"/>
+        </w:rPr>
+      </w:pPr>
+      <w:r>
+        <w:rPr>
+          <w:rFonts w:ascii="Cambria" w:hAnsi="Cambria" w:cstheme="minorHAnsi"/>
+        </w:rPr>
+        <w:t>)</w:t>
+      </w:r>
+    </w:p>
+    <w:p>
+      <w:pPr>
+        <w:pStyle w:val="Heading1"/>
+        <w:rPr>
+          <w:rFonts w:ascii="Cambria" w:hAnsi="Cambria"/>
+          <w:sz w:val="20"/>
+          <w:szCs w:val="20"/>
+        </w:rPr>
+      </w:pPr>
+      <w:r>
+        <w:rPr>
+          <w:rFonts w:ascii="Cambria" w:hAnsi="Cambria"/>
+          <w:caps w:val="0"/>
+          <w:sz w:val="20"/>
+          <w:szCs w:val="20"/>
+        </w:rPr>
+        <w:t>CHOOSING MACHINE LEARNING MODEL</w:t>
+      </w:r>
+    </w:p>
+    <w:p>
+      <w:pPr>
+        <w:rPr>
+          <w:rFonts w:ascii="Cambria" w:hAnsi="Cambria" w:cstheme="minorHAnsi"/>
+        </w:rPr>
+      </w:pPr>
+      <w:hyperlink r:id="rId5" w:history="1">
+        <w:r>
+          <w:rPr>
+            <w:rStyle w:val="Hyperlink"/>
+            <w:rFonts w:ascii="Cambria" w:hAnsi="Cambria" w:cstheme="minorHAnsi"/>
+          </w:rPr>
+          <w:t>HTTPS://SCIKIT-LEARN.ORG/STABLE/MACHINE_LEARNING_MAP.HTML</w:t>
+        </w:r>
+      </w:hyperlink>
+    </w:p>
+    <w:p>
+      <w:pPr>
+        <w:rPr>
+          <w:rFonts w:ascii="Cambria" w:hAnsi="Cambria" w:cstheme="minorHAnsi"/>
+        </w:rPr>
+      </w:pPr>
+      <w:r>
+        <w:rPr>
+          <w:rFonts w:ascii="Cambria" w:hAnsi="Cambria" w:cstheme="minorHAnsi"/>
+          <w:noProof/>
+        </w:rPr>
+        <w:drawing>
+          <wp:inline distT="0" distB="0" distL="0" distR="0" wp14:anchorId="2F105AB5" wp14:editId="4F7A2765">
+            <wp:extent cx="5731510" cy="2777490"/>
+            <wp:effectExtent l="0" t="0" r="2540" b="3810"/>
+            <wp:docPr id="1901828973" name="Picture 2"/>
+            <wp:cNvGraphicFramePr>
+              <a:graphicFrameLocks xmlns:a="http://schemas.openxmlformats.org/drawingml/2006/main" noChangeAspect="1"/>
+            </wp:cNvGraphicFramePr>
+            <a:graphic xmlns:a="http://schemas.openxmlformats.org/drawingml/2006/main">
+              <a:graphicData uri="http://schemas.openxmlformats.org/drawingml/2006/picture">
+                <pic:pic xmlns:pic="http://schemas.openxmlformats.org/drawingml/2006/picture">
+                  <pic:nvPicPr>
+                    <pic:cNvPr id="1901828973" name="Picture 1901828973"/>
+                    <pic:cNvPicPr/>
+                  </pic:nvPicPr>
+                  <pic:blipFill>
+                    <a:blip r:embed="rId6">
+                      <a:extLst>
+                        <a:ext uri="{28A0092B-C50C-407E-A947-70E740481C1C}">
+                          <a14:useLocalDpi xmlns:a14="http://schemas.microsoft.com/office/drawing/2010/main" val="0"/>
+                        </a:ext>
+                      </a:extLst>
+                    </a:blip>
+                    <a:stretch>
+                      <a:fillRect/>
+                    </a:stretch>
+                  </pic:blipFill>
+                  <pic:spPr>
+                    <a:xfrm>
+                      <a:off x="0" y="0"/>
+                      <a:ext cx="5731510" cy="2777490"/>
+                    </a:xfrm>
+                    <a:prstGeom prst="rect">
+                      <a:avLst/>
+                    </a:prstGeom>
+                  </pic:spPr>
+                </pic:pic>
+              </a:graphicData>
+            </a:graphic>
+          </wp:inline>
+        </w:drawing>
+      </w:r>
+    </w:p>
+    <w:p>
+      <w:pPr>
+        <w:pStyle w:val="Heading2"/>
+        <w:rPr>
+          <w:rFonts w:ascii="Cambria" w:hAnsi="Cambria"/>
+        </w:rPr>
+      </w:pPr>
+      <w:r>
+        <w:rPr>
+          <w:rFonts w:ascii="Cambria" w:hAnsi="Cambria"/>
+          <w:caps w:val="0"/>
+        </w:rPr>
+        <w:t>PURPOSE OF ML MAP</w:t>
+      </w:r>
+    </w:p>
+    <w:p>
+      <w:pPr>
+        <w:numPr>
+          <w:ilvl w:val="0"/>
+          <w:numId w:val="34"/>
+        </w:numPr>
+        <w:rPr>
+          <w:rFonts w:ascii="Cambria" w:hAnsi="Cambria" w:cstheme="minorHAnsi"/>
+        </w:rPr>
+      </w:pPr>
+      <w:r>
+        <w:rPr>
+          <w:rFonts w:ascii="Cambria" w:hAnsi="Cambria" w:cstheme="minorHAnsi"/>
+        </w:rPr>
+        <w:t>HELPS CHOOSE MODEL BASED ON:</w:t>
+      </w:r>
+    </w:p>
+    <w:p>
+      <w:pPr>
+        <w:numPr>
+          <w:ilvl w:val="1"/>
+          <w:numId w:val="34"/>
+        </w:numPr>
+        <w:rPr>
+          <w:rFonts w:ascii="Cambria" w:hAnsi="Cambria" w:cstheme="minorHAnsi"/>
+        </w:rPr>
+      </w:pPr>
+      <w:r>
+        <w:rPr>
+          <w:rFonts w:ascii="Cambria" w:hAnsi="Cambria" w:cstheme="minorHAnsi"/>
+        </w:rPr>
+        <w:t>PROBLEM TYPE</w:t>
+      </w:r>
+    </w:p>
+    <w:p>
+      <w:pPr>
+        <w:numPr>
+          <w:ilvl w:val="1"/>
+          <w:numId w:val="34"/>
+        </w:numPr>
+        <w:rPr>
+          <w:rFonts w:ascii="Cambria" w:hAnsi="Cambria" w:cstheme="minorHAnsi"/>
+        </w:rPr>
+      </w:pPr>
+      <w:r>
+        <w:rPr>
+          <w:rFonts w:ascii="Cambria" w:hAnsi="Cambria" w:cstheme="minorHAnsi"/>
+        </w:rPr>
+        <w:t>DATA SIZE</w:t>
+      </w:r>
+    </w:p>
+    <w:p>
+      <w:pPr>
+        <w:numPr>
+          <w:ilvl w:val="1"/>
+          <w:numId w:val="34"/>
+        </w:numPr>
+        <w:rPr>
+          <w:rFonts w:ascii="Cambria" w:hAnsi="Cambria" w:cstheme="minorHAnsi"/>
+        </w:rPr>
+      </w:pPr>
+      <w:r>
+        <w:rPr>
+          <w:rFonts w:ascii="Cambria" w:hAnsi="Cambria" w:cstheme="minorHAnsi"/>
+        </w:rPr>
+        <w:t>OUTPUT TYPE</w:t>
+      </w:r>
+    </w:p>
+    <w:p>
+      <w:pPr>
+        <w:pStyle w:val="Heading1"/>
+        <w:rPr>
+          <w:rFonts w:ascii="Cambria" w:hAnsi="Cambria"/>
+          <w:sz w:val="20"/>
+          <w:szCs w:val="20"/>
+        </w:rPr>
+      </w:pPr>
+      <w:r>
+        <w:rPr>
+          <w:rFonts w:ascii="Cambria" w:hAnsi="Cambria"/>
+          <w:caps w:val="0"/>
+          <w:sz w:val="20"/>
+          <w:szCs w:val="20"/>
+        </w:rPr>
+        <w:t>USING MAP TO CHOOSE MODEL (REGRESSION)</w:t>
+      </w:r>
+    </w:p>
+    <w:p>
+      <w:pPr>
+        <w:pStyle w:val="Heading2"/>
+        <w:rPr>
+          <w:rFonts w:ascii="Cambria" w:hAnsi="Cambria"/>
+        </w:rPr>
+      </w:pPr>
+      <w:r>
+        <w:rPr>
+          <w:rFonts w:ascii="Cambria" w:hAnsi="Cambria"/>
+          <w:caps w:val="0"/>
+        </w:rPr>
+        <w:t>LOAD CALIFORNIA HOUSING DATA</w:t>
+      </w:r>
+    </w:p>
+    <w:p>
+      <w:pPr>
+        <w:rPr>
+          <w:rFonts w:ascii="Cambria" w:hAnsi="Cambria" w:cstheme="minorHAnsi"/>
+        </w:rPr>
+      </w:pPr>
+      <w:r>
+        <w:rPr>
+          <w:rFonts w:ascii="Cambria" w:hAnsi="Cambria" w:cstheme="minorHAnsi"/>
+        </w:rPr>
+        <w:t>FROM SKLEARN.DATASETS IMPORT FETCH_CALIFORNIA_HOUSING</w:t>
+      </w:r>
+    </w:p>
+    <w:p>
+      <w:pPr>
+        <w:rPr>
+          <w:rFonts w:ascii="Cambria" w:hAnsi="Cambria" w:cstheme="minorHAnsi"/>
+        </w:rPr>
+      </w:pPr>
+      <w:r>
+        <w:rPr>
+          <w:rFonts w:ascii="Cambria" w:hAnsi="Cambria" w:cstheme="minorHAnsi"/>
+        </w:rPr>
+        <w:t>HOUSING = FETCH_CALIFORNIA_HOUSING(AS_FRAME=TRUE)</w:t>
+      </w:r>
+    </w:p>
+    <w:p>
+      <w:pPr>
+        <w:rPr>
+          <w:rFonts w:ascii="Cambria" w:hAnsi="Cambria" w:cstheme="minorHAnsi"/>
+        </w:rPr>
+      </w:pPr>
+      <w:r>
+        <w:rPr>
+          <w:rFonts w:ascii="Cambria" w:hAnsi="Cambria" w:cstheme="minorHAnsi"/>
+        </w:rPr>
+        <w:t>DF = HOUSING.FRAME</w:t>
+      </w:r>
+    </w:p>
+    <w:p>
+      <w:pPr>
+        <w:rPr>
+          <w:rFonts w:ascii="Cambria" w:hAnsi="Cambria" w:cstheme="minorHAnsi"/>
+        </w:rPr>
+      </w:pPr>
+      <w:r>
+        <w:rPr>
+          <w:rFonts w:ascii="Cambria" w:hAnsi="Cambria" w:cstheme="minorHAnsi"/>
+        </w:rPr>
+        <w:t>DF['TARGET'] = HOUSING.TARGET</w:t>
+      </w:r>
+    </w:p>
+    <w:p>
+      <w:pPr>
+        <w:numPr>
+          <w:ilvl w:val="0"/>
+          <w:numId w:val="35"/>
+        </w:numPr>
+        <w:rPr>
+          <w:rFonts w:ascii="Cambria" w:hAnsi="Cambria" w:cstheme="minorHAnsi"/>
+        </w:rPr>
+      </w:pPr>
+      <w:r>
+        <w:rPr>
+          <w:rFonts w:ascii="Cambria" w:hAnsi="Cambria" w:cstheme="minorHAnsi"/>
+        </w:rPr>
+        <w:t>REGRESSION PROBLEM</w:t>
+      </w:r>
+    </w:p>
+    <w:p>
+      <w:pPr>
+        <w:numPr>
+          <w:ilvl w:val="0"/>
+          <w:numId w:val="35"/>
+        </w:numPr>
+        <w:rPr>
+          <w:rFonts w:ascii="Cambria" w:hAnsi="Cambria" w:cstheme="minorHAnsi"/>
+        </w:rPr>
+      </w:pPr>
+      <w:r>
+        <w:rPr>
+          <w:rFonts w:ascii="Cambria" w:hAnsi="Cambria" w:cstheme="minorHAnsi"/>
+        </w:rPr>
+        <w:t>TARGET = HOUSE PRICE</w:t>
+      </w:r>
+    </w:p>
+    <w:p>
+      <w:pPr>
+        <w:pStyle w:val="Heading1"/>
+        <w:rPr>
+          <w:rFonts w:ascii="Cambria" w:hAnsi="Cambria"/>
+          <w:sz w:val="20"/>
+          <w:szCs w:val="20"/>
+        </w:rPr>
+      </w:pPr>
+      <w:r>
+        <w:rPr>
+          <w:rFonts w:ascii="Cambria" w:hAnsi="Cambria"/>
+          <w:caps w:val="0"/>
+          <w:sz w:val="20"/>
+          <w:szCs w:val="20"/>
+        </w:rPr>
+        <w:t>MODEL 1: RIDGE REGRESSION</w:t>
+      </w:r>
+    </w:p>
+    <w:p>
+      <w:pPr>
+        <w:rPr>
+          <w:rFonts w:ascii="Cambria" w:hAnsi="Cambria" w:cstheme="minorHAnsi"/>
+        </w:rPr>
+      </w:pPr>
+      <w:r>
+        <w:rPr>
+          <w:rFonts w:ascii="Cambria" w:hAnsi="Cambria" w:cstheme="minorHAnsi"/>
+        </w:rPr>
+        <w:t>FROM SKLEARN.LINEAR_MODEL IMPORT RIDGE</w:t>
+      </w:r>
+    </w:p>
+    <w:p>
+      <w:pPr>
+        <w:rPr>
+          <w:rFonts w:ascii="Cambria" w:hAnsi="Cambria" w:cstheme="minorHAnsi"/>
+        </w:rPr>
+      </w:pPr>
+      <w:r>
+        <w:rPr>
+          <w:rFonts w:ascii="Cambria" w:hAnsi="Cambria" w:cstheme="minorHAnsi"/>
+        </w:rPr>
+        <w:t>X = DF.DROP('TARGET', AXIS=1)</w:t>
+      </w:r>
+    </w:p>
+    <w:p>
+      <w:pPr>
+        <w:rPr>
+          <w:rFonts w:ascii="Cambria" w:hAnsi="Cambria" w:cstheme="minorHAnsi"/>
+        </w:rPr>
+      </w:pPr>
+      <w:r>
+        <w:rPr>
+          <w:rFonts w:ascii="Cambria" w:hAnsi="Cambria" w:cstheme="minorHAnsi"/>
+        </w:rPr>
+        <w:t>Y = DF['TARGET']</w:t>
+      </w:r>
+    </w:p>
+    <w:p>
+      <w:pPr>
+        <w:rPr>
+          <w:rFonts w:ascii="Cambria" w:hAnsi="Cambria" w:cstheme="minorHAnsi"/>
+        </w:rPr>
+      </w:pPr>
+      <w:r>
+        <w:rPr>
+          <w:rFonts w:ascii="Cambria" w:hAnsi="Cambria" w:cstheme="minorHAnsi"/>
+        </w:rPr>
+        <w:t>XTRAIN, XTEST, YTRAIN, YTEST = TRAIN_TEST_SPLIT(</w:t>
+      </w:r>
+    </w:p>
+    <w:p>
+      <w:pPr>
+        <w:rPr>
+          <w:rFonts w:ascii="Cambria" w:hAnsi="Cambria" w:cstheme="minorHAnsi"/>
+        </w:rPr>
+      </w:pPr>
+      <w:r>
+        <w:rPr>
+          <w:rFonts w:ascii="Cambria" w:hAnsi="Cambria" w:cstheme="minorHAnsi"/>
+        </w:rPr>
+        <w:t xml:space="preserve">    X, Y, TEST_SIZE=0.2</w:t>
+      </w:r>
+    </w:p>
+    <w:p>
+      <w:pPr>
+        <w:rPr>
+          <w:rFonts w:ascii="Cambria" w:hAnsi="Cambria" w:cstheme="minorHAnsi"/>
+        </w:rPr>
+      </w:pPr>
+      <w:r>
+        <w:rPr>
+          <w:rFonts w:ascii="Cambria" w:hAnsi="Cambria" w:cstheme="minorHAnsi"/>
+        </w:rPr>
+        <w:lastRenderedPageBreak/>
+        <w:t>)</w:t>
+      </w:r>
+    </w:p>
+    <w:p>
+      <w:pPr>
+        <w:rPr>
+          <w:rFonts w:ascii="Cambria" w:hAnsi="Cambria" w:cstheme="minorHAnsi"/>
+        </w:rPr>
+      </w:pPr>
+      <w:r>
+        <w:rPr>
+          <w:rFonts w:ascii="Cambria" w:hAnsi="Cambria" w:cstheme="minorHAnsi"/>
+        </w:rPr>
+        <w:t>REGMODEL = RIDGE()</w:t>
+      </w:r>
+    </w:p>
+    <w:p>
+      <w:pPr>
+        <w:rPr>
+          <w:rFonts w:ascii="Cambria" w:hAnsi="Cambria" w:cstheme="minorHAnsi"/>
+        </w:rPr>
+      </w:pPr>
+      <w:r>
+        <w:rPr>
+          <w:rFonts w:ascii="Cambria" w:hAnsi="Cambria" w:cstheme="minorHAnsi"/>
+        </w:rPr>
+        <w:t>REGMODEL.FIT(XTRAIN, YTRAIN)</w:t>
+      </w:r>
+    </w:p>
+    <w:p>
+      <w:pPr>
+        <w:rPr>
+          <w:rFonts w:ascii="Cambria" w:hAnsi="Cambria" w:cstheme="minorHAnsi"/>
+        </w:rPr>
+      </w:pPr>
+      <w:r>
+        <w:rPr>
+          <w:rFonts w:ascii="Cambria" w:hAnsi="Cambria" w:cstheme="minorHAnsi"/>
+        </w:rPr>
+        <w:t>REGMODEL.SCORE(XTRAIN, YTRAIN)</w:t>
+      </w:r>
+    </w:p>
+    <w:p>
+      <w:pPr>
+        <w:pStyle w:val="Heading2"/>
+        <w:rPr>
+          <w:rFonts w:ascii="Cambria" w:hAnsi="Cambria"/>
+        </w:rPr>
+      </w:pPr>
+      <w:r>
+        <w:rPr>
+          <w:rFonts w:ascii="Cambria" w:hAnsi="Cambria"/>
+          <w:caps w:val="0"/>
+        </w:rPr>
+        <w:t>WHAT RIDGE DOES</w:t>
+      </w:r>
+    </w:p>
+    <w:p>
+      <w:pPr>
+        <w:numPr>
+          <w:ilvl w:val="0"/>
+          <w:numId w:val="36"/>
+        </w:numPr>
+        <w:rPr>
+          <w:rFonts w:ascii="Cambria" w:hAnsi="Cambria" w:cstheme="minorHAnsi"/>
+        </w:rPr>
+      </w:pPr>
+      <w:r>
+        <w:rPr>
+          <w:rFonts w:ascii="Cambria" w:hAnsi="Cambria" w:cstheme="minorHAnsi"/>
+        </w:rPr>
+        <w:t>LINEAR REGRESSION WITH PENALTY</w:t>
+      </w:r>
+    </w:p>
+    <w:p>
+      <w:pPr>
+        <w:numPr>
+          <w:ilvl w:val="0"/>
+          <w:numId w:val="36"/>
+        </w:numPr>
+        <w:rPr>
+          <w:rFonts w:ascii="Cambria" w:hAnsi="Cambria" w:cstheme="minorHAnsi"/>
+        </w:rPr>
+      </w:pPr>
+      <w:r>
+        <w:rPr>
+          <w:rFonts w:ascii="Cambria" w:hAnsi="Cambria" w:cstheme="minorHAnsi"/>
+        </w:rPr>
+        <w:t>REDUCES OVERFITTING</w:t>
+      </w:r>
+    </w:p>
+    <w:p>
+      <w:pPr>
+        <w:numPr>
+          <w:ilvl w:val="0"/>
+          <w:numId w:val="36"/>
+        </w:numPr>
+        <w:rPr>
+          <w:rFonts w:ascii="Cambria" w:hAnsi="Cambria" w:cstheme="minorHAnsi"/>
+        </w:rPr>
+      </w:pPr>
+      <w:r>
+        <w:rPr>
+          <w:rFonts w:ascii="Cambria" w:hAnsi="Cambria" w:cstheme="minorHAnsi"/>
+        </w:rPr>
+        <w:t>WORKS WELL WITH CORRELATED FEATURES</w:t>
+      </w:r>
+    </w:p>
+    <w:p>
+      <w:pPr>
+        <w:pStyle w:val="Heading1"/>
+        <w:rPr>
+          <w:rFonts w:ascii="Cambria" w:hAnsi="Cambria"/>
+          <w:sz w:val="20"/>
+          <w:szCs w:val="20"/>
+        </w:rPr>
+      </w:pPr>
+      <w:r>
+        <w:rPr>
+          <w:rFonts w:ascii="Cambria" w:hAnsi="Cambria"/>
+          <w:caps w:val="0"/>
+          <w:sz w:val="20"/>
+          <w:szCs w:val="20"/>
+        </w:rPr>
+        <w:t>STEP 2 – CHOOSING BETTER MODEL</w:t>
+      </w:r>
+    </w:p>
+    <w:p>
+      <w:pPr>
+        <w:pStyle w:val="Heading2"/>
+        <w:rPr>
+          <w:rFonts w:ascii="Cambria" w:hAnsi="Cambria"/>
+        </w:rPr>
+      </w:pPr>
+      <w:r>
+        <w:rPr>
+          <w:rFonts w:ascii="Cambria" w:hAnsi="Cambria"/>
+          <w:caps w:val="0"/>
+        </w:rPr>
+        <w:t>MODEL 2: RANDOM FOREST REGRESSOR</w:t>
+      </w:r>
+    </w:p>
+    <w:p>
+      <w:pPr>
+        <w:rPr>
+          <w:rFonts w:ascii="Cambria" w:hAnsi="Cambria" w:cstheme="minorHAnsi"/>
+        </w:rPr>
+      </w:pPr>
+      <w:r>
+        <w:rPr>
+          <w:rFonts w:ascii="Cambria" w:hAnsi="Cambria" w:cstheme="minorHAnsi"/>
+        </w:rPr>
+        <w:t>FROM SKLEARN.ENSEMBLE IMPORT RANDOMFORESTREGRESSOR</w:t>
+      </w:r>
+    </w:p>
+    <w:p>
+      <w:pPr>
+        <w:rPr>
+          <w:rFonts w:ascii="Cambria" w:hAnsi="Cambria" w:cstheme="minorHAnsi"/>
+        </w:rPr>
+      </w:pPr>
+      <w:r>
+        <w:rPr>
+          <w:rFonts w:ascii="Cambria" w:hAnsi="Cambria" w:cstheme="minorHAnsi"/>
+        </w:rPr>
+        <w:t>RFMODEL = RANDOMFORESTREGRESSOR()</w:t>
+      </w:r>
+    </w:p>
+    <w:p>
+      <w:pPr>
+        <w:rPr>
+          <w:rFonts w:ascii="Cambria" w:hAnsi="Cambria" w:cstheme="minorHAnsi"/>
+        </w:rPr>
+      </w:pPr>
+      <w:r>
+        <w:rPr>
+          <w:rFonts w:ascii="Cambria" w:hAnsi="Cambria" w:cstheme="minorHAnsi"/>
+        </w:rPr>
+        <w:t>RFMODEL.FIT(XTRAIN, YTRAIN)</w:t>
+      </w:r>
+    </w:p>
+    <w:p>
+      <w:pPr>
+        <w:rPr>
+          <w:rFonts w:ascii="Cambria" w:hAnsi="Cambria" w:cstheme="minorHAnsi"/>
+        </w:rPr>
+      </w:pPr>
+      <w:r>
+        <w:rPr>
+          <w:rFonts w:ascii="Cambria" w:hAnsi="Cambria" w:cstheme="minorHAnsi"/>
+        </w:rPr>
+        <w:t>RFMODEL.SCORE(XTRAIN, YTRAIN)</w:t>
+      </w:r>
+    </w:p>
+    <w:p>
+      <w:pPr>
+        <w:pStyle w:val="Heading2"/>
+        <w:rPr>
+          <w:rFonts w:ascii="Cambria" w:hAnsi="Cambria"/>
+        </w:rPr>
+      </w:pPr>
+      <w:r>
+        <w:rPr>
+          <w:rFonts w:ascii="Cambria" w:hAnsi="Cambria"/>
+          <w:caps w:val="0"/>
+        </w:rPr>
+        <w:t>WHY RANDOM FOREST</w:t>
+      </w:r>
+    </w:p>
+    <w:p>
+      <w:pPr>
+        <w:numPr>
+          <w:ilvl w:val="0"/>
+          <w:numId w:val="37"/>
+        </w:numPr>
+        <w:rPr>
+          <w:rFonts w:ascii="Cambria" w:hAnsi="Cambria" w:cstheme="minorHAnsi"/>
+        </w:rPr>
+      </w:pPr>
+      <w:r>
+        <w:rPr>
+          <w:rFonts w:ascii="Cambria" w:hAnsi="Cambria" w:cstheme="minorHAnsi"/>
+        </w:rPr>
+        <w:t>USES MANY DECISION TREES</w:t>
+      </w:r>
+    </w:p>
+    <w:p>
+      <w:pPr>
+        <w:numPr>
+          <w:ilvl w:val="0"/>
+          <w:numId w:val="37"/>
+        </w:numPr>
+        <w:rPr>
+          <w:rFonts w:ascii="Cambria" w:hAnsi="Cambria" w:cstheme="minorHAnsi"/>
+        </w:rPr>
+      </w:pPr>
+      <w:r>
+        <w:rPr>
+          <w:rFonts w:ascii="Cambria" w:hAnsi="Cambria" w:cstheme="minorHAnsi"/>
+        </w:rPr>
+        <w:t>HANDLES NON-LINEAR DATA</w:t>
+      </w:r>
+    </w:p>
+    <w:p>
+      <w:pPr>
+        <w:numPr>
+          <w:ilvl w:val="0"/>
+          <w:numId w:val="37"/>
+        </w:numPr>
+        <w:rPr>
+          <w:rFonts w:ascii="Cambria" w:hAnsi="Cambria" w:cstheme="minorHAnsi"/>
+        </w:rPr>
+      </w:pPr>
+      <w:r>
+        <w:rPr>
+          <w:rFonts w:ascii="Cambria" w:hAnsi="Cambria" w:cstheme="minorHAnsi"/>
+        </w:rPr>
+        <w:t>USUALLY GIVES HIGHER ACCURACY</w:t>
+      </w:r>
+    </w:p>
+    <w:p>
+      <w:pPr>
+        <w:pStyle w:val="Heading2"/>
+        <w:rPr>
+          <w:rFonts w:ascii="Cambria" w:hAnsi="Cambria"/>
+        </w:rPr>
+      </w:pPr>
+      <w:r>
+        <w:rPr>
+          <w:rFonts w:ascii="Cambria" w:hAnsi="Cambria"/>
+          <w:caps w:val="0"/>
+        </w:rPr>
+        <w:t>COMPARISON IDEA</w:t>
+      </w:r>
+    </w:p>
+    <w:p>
+      <w:pPr>
+        <w:rPr>
+          <w:rFonts w:ascii="Cambria" w:hAnsi="Cambria"/>
+        </w:rPr>
+      </w:pPr>
+    </w:p>
+    <w:tbl>
+      <w:tblPr>
+        <w:tblW w:w="0" w:type="auto"/>
+        <w:jc w:val="center"/>
+        <w:tblCellSpacing w:w="15" w:type="dxa"/>
+        <w:tblBorders>
+          <w:top w:val="single" w:sz="4" w:space="0" w:color="auto"/>
+          <w:left w:val="single" w:sz="4" w:space="0" w:color="auto"/>
+          <w:bottom w:val="single" w:sz="4" w:space="0" w:color="auto"/>
+          <w:right w:val="single" w:sz="4" w:space="0" w:color="auto"/>
+          <w:insideH w:val="single" w:sz="4" w:space="0" w:color="auto"/>
+          <w:insideV w:val="single" w:sz="4" w:space="0" w:color="auto"/>
+        </w:tblBorders>
+        <w:tblCellMar>
+          <w:top w:w="15" w:type="dxa"/>
+          <w:left w:w="15" w:type="dxa"/>
+          <w:bottom w:w="15" w:type="dxa"/>
+          <w:right w:w="15" w:type="dxa"/>
+        </w:tblCellMar>
+        <w:tblLook w:val="04A0" w:firstRow="1" w:lastRow="0" w:firstColumn="1" w:lastColumn="0" w:noHBand="0" w:noVBand="1"/>
+      </w:tblPr>
+      <w:tblGrid>
+        <w:gridCol w:w="1980"/>
+        <w:gridCol w:w="2410"/>
+        <w:gridCol w:w="1842"/>
+      </w:tblGrid>
+      <w:tr>
+        <w:trPr>
+          <w:tblHeader/>
+          <w:tblCellSpacing w:w="15" w:type="dxa"/>
+          <w:jc w:val="center"/>
+        </w:trPr>
+        <w:tc>
+          <w:tcPr>
+            <w:tcW w:w="1935" w:type="dxa"/>
+            <w:vAlign w:val="center"/>
+            <w:hideMark/>
+          </w:tcPr>
+          <w:p>
+            <w:pPr>
+              <w:jc w:val="center"/>
+              <w:rPr>
+                <w:rFonts w:ascii="Cambria" w:hAnsi="Cambria" w:cstheme="minorHAnsi"/>
+                <w:b/>
+                <w:bCs/>
+              </w:rPr>
+            </w:pPr>
+            <w:r>
+              <w:rPr>
+                <w:rFonts w:ascii="Cambria" w:hAnsi="Cambria" w:cstheme="minorHAnsi"/>
+                <w:b/>
+                <w:bCs/>
+              </w:rPr>
+              <w:t>MODEL</w:t>
+            </w:r>
+          </w:p>
+        </w:tc>
+        <w:tc>
+          <w:tcPr>
+            <w:tcW w:w="2380" w:type="dxa"/>
+            <w:vAlign w:val="center"/>
+            <w:hideMark/>
+          </w:tcPr>
+          <w:p>
+            <w:pPr>
+              <w:jc w:val="center"/>
+              <w:rPr>
+                <w:rFonts w:ascii="Cambria" w:hAnsi="Cambria" w:cstheme="minorHAnsi"/>
+                <w:b/>
+                <w:bCs/>
+              </w:rPr>
+            </w:pPr>
+            <w:r>
+              <w:rPr>
+                <w:rFonts w:ascii="Cambria" w:hAnsi="Cambria" w:cstheme="minorHAnsi"/>
+                <w:b/>
+                <w:bCs/>
+              </w:rPr>
+              <w:t>TYPE</w:t>
+            </w:r>
+          </w:p>
+        </w:tc>
+        <w:tc>
+          <w:tcPr>
+            <w:tcW w:w="1797" w:type="dxa"/>
+            <w:vAlign w:val="center"/>
+            <w:hideMark/>
+          </w:tcPr>
+          <w:p>
+            <w:pPr>
+              <w:jc w:val="center"/>
+              <w:rPr>
+                <w:rFonts w:ascii="Cambria" w:hAnsi="Cambria" w:cstheme="minorHAnsi"/>
+                <w:b/>
+                <w:bCs/>
+              </w:rPr>
+            </w:pPr>
+            <w:r>
+              <w:rPr>
+                <w:rFonts w:ascii="Cambria" w:hAnsi="Cambria" w:cstheme="minorHAnsi"/>
+                <w:b/>
+                <w:bCs/>
+              </w:rPr>
+              <w:t>STRENGTH</w:t>
+            </w:r>
+          </w:p>
+        </w:tc>
+      </w:tr>
+      <w:tr>
+        <w:trPr>
+          <w:tblCellSpacing w:w="15" w:type="dxa"/>
+          <w:jc w:val="center"/>
+        </w:trPr>
+        <w:tc>
+          <w:tcPr>
+            <w:tcW w:w="1935" w:type="dxa"/>
+            <w:vAlign w:val="center"/>
+            <w:hideMark/>
+          </w:tcPr>
+          <w:p>
+            <w:pPr>
+              <w:jc w:val="center"/>
+              <w:rPr>
+                <w:rFonts w:ascii="Cambria" w:hAnsi="Cambria" w:cstheme="minorHAnsi"/>
+              </w:rPr>
+            </w:pPr>
+            <w:r>
+              <w:rPr>
+                <w:rFonts w:ascii="Cambria" w:hAnsi="Cambria" w:cstheme="minorHAnsi"/>
+              </w:rPr>
+              <w:t>RIDGE</w:t>
+            </w:r>
+          </w:p>
+        </w:tc>
+        <w:tc>
+          <w:tcPr>
+            <w:tcW w:w="2380" w:type="dxa"/>
+            <w:vAlign w:val="center"/>
+            <w:hideMark/>
+          </w:tcPr>
+          <w:p>
+            <w:pPr>
+              <w:jc w:val="center"/>
+              <w:rPr>
+                <w:rFonts w:ascii="Cambria" w:hAnsi="Cambria" w:cstheme="minorHAnsi"/>
+              </w:rPr>
+            </w:pPr>
+            <w:r>
+              <w:rPr>
+                <w:rFonts w:ascii="Cambria" w:hAnsi="Cambria" w:cstheme="minorHAnsi"/>
+              </w:rPr>
+              <w:t>LINEAR</w:t>
+            </w:r>
+          </w:p>
+        </w:tc>
+        <w:tc>
+          <w:tcPr>
+            <w:tcW w:w="1797" w:type="dxa"/>
+            <w:vAlign w:val="center"/>
+            <w:hideMark/>
+          </w:tcPr>
+          <w:p>
+            <w:pPr>
+              <w:jc w:val="center"/>
+              <w:rPr>
+                <w:rFonts w:ascii="Cambria" w:hAnsi="Cambria" w:cstheme="minorHAnsi"/>
+              </w:rPr>
+            </w:pPr>
+            <w:r>
+              <w:rPr>
+                <w:rFonts w:ascii="Cambria" w:hAnsi="Cambria" w:cstheme="minorHAnsi"/>
+              </w:rPr>
+              <w:t>FAST, SIMPLE</w:t>
+            </w:r>
+          </w:p>
+        </w:tc>
+      </w:tr>
+      <w:tr>
+        <w:trPr>
+          <w:tblCellSpacing w:w="15" w:type="dxa"/>
+          <w:jc w:val="center"/>
+        </w:trPr>
+        <w:tc>
+          <w:tcPr>
+            <w:tcW w:w="1935" w:type="dxa"/>
+            <w:vAlign w:val="center"/>
+            <w:hideMark/>
+          </w:tcPr>
+          <w:p>
+            <w:pPr>
+              <w:jc w:val="center"/>
+              <w:rPr>
+                <w:rFonts w:ascii="Cambria" w:hAnsi="Cambria" w:cstheme="minorHAnsi"/>
+              </w:rPr>
+            </w:pPr>
+            <w:r>
+              <w:rPr>
+                <w:rFonts w:ascii="Cambria" w:hAnsi="Cambria" w:cstheme="minorHAnsi"/>
+              </w:rPr>
+              <w:t>RANDOM FOREST</w:t>
+            </w:r>
+          </w:p>
+        </w:tc>
+        <w:tc>
+          <w:tcPr>
+            <w:tcW w:w="2380" w:type="dxa"/>
+            <w:vAlign w:val="center"/>
+            <w:hideMark/>
+          </w:tcPr>
+          <w:p>
+            <w:pPr>
+              <w:jc w:val="center"/>
+              <w:rPr>
+                <w:rFonts w:ascii="Cambria" w:hAnsi="Cambria" w:cstheme="minorHAnsi"/>
+              </w:rPr>
+            </w:pPr>
+            <w:r>
+              <w:rPr>
+                <w:rFonts w:ascii="Cambria" w:hAnsi="Cambria" w:cstheme="minorHAnsi"/>
+              </w:rPr>
+              <w:t>TREE-BASED</w:t>
+            </w:r>
+          </w:p>
+        </w:tc>
+        <w:tc>
+          <w:tcPr>
+            <w:tcW w:w="1797" w:type="dxa"/>
+            <w:vAlign w:val="center"/>
+            <w:hideMark/>
+          </w:tcPr>
+          <w:p>
+            <w:pPr>
+              <w:jc w:val="center"/>
+              <w:rPr>
+                <w:rFonts w:ascii="Cambria" w:hAnsi="Cambria" w:cstheme="minorHAnsi"/>
+              </w:rPr>
+            </w:pPr>
+            <w:r>
+              <w:rPr>
+                <w:rFonts w:ascii="Cambria" w:hAnsi="Cambria" w:cstheme="minorHAnsi"/>
+              </w:rPr>
+              <w:t>BETTER ACCURACY</w:t>
+            </w:r>
+          </w:p>
+        </w:tc>
+      </w:tr>
+    </w:tbl>
+    <w:p>
+      <w:pPr>
+        <w:rPr>
+          <w:rFonts w:ascii="Cambria" w:hAnsi="Cambria" w:cstheme="minorHAnsi"/>
         </w:rPr>
       </w:pPr>
     </w:p>
@@ -2035,6 +3903,155 @@
 <file path=word/numbering.xml><?xml version="1.0" encoding="utf-8"?>
 <w:numbering xmlns:wpc="http://schemas.microsoft.com/office/word/2010/wordprocessingCanvas" xmlns:cx="http://schemas.microsoft.com/office/drawing/2014/chartex" xmlns:cx1="http://schemas.microsoft.com/office/drawing/2015/9/8/chartex" xmlns:cx2="http://schemas.microsoft.com/office/drawing/2015/10/21/chartex" xmlns:cx3="http://schemas.microsoft.com/office/drawing/2016/5/9/chartex" xmlns:cx4="http://schemas.microsoft.com/office/drawing/2016/5/10/chartex" xmlns:cx5="http://schemas.microsoft.com/office/drawing/2016/5/11/chartex" xmlns:cx6="http://schemas.microsoft.com/office/drawing/2016/5/12/chartex" xmlns:cx7="http://schemas.microsoft.com/office/drawing/2016/5/13/chartex" xmlns:cx8="http://schemas.microsoft.com/office/drawing/2016/5/14/chartex" xmlns:mc="http://schemas.openxmlformats.org/markup-compatibility/2006" xmlns:aink="http://schemas.microsoft.com/office/drawing/2016/ink" xmlns:am3d="http://schemas.microsoft.com/office/drawing/2017/model3d" xmlns:o="urn:schemas-microsoft-com:office:office" xmlns:oel="http://schemas.microsoft.com/office/2019/extlst" xmlns:r="http://schemas.openxmlformats.org/officeDocument/2006/relationships" xmlns:m="http://schemas.openxmlformats.org/officeDocument/2006/math" xmlns:v="urn:schemas-microsoft-com:vml" xmlns:wp14="http://schemas.microsoft.com/office/word/2010/wordprocessingDrawing" xmlns:wp="http://schemas.openxmlformats.org/drawingml/2006/wordprocessingDrawing" xmlns:w10="urn:schemas-microsoft-com:office:word" xmlns:w="http://schemas.openxmlformats.org/wordprocessingml/2006/main" xmlns:w14="http://schemas.microsoft.com/office/word/2010/wordml" xmlns:w15="http://schemas.microsoft.com/office/word/2012/wordml" xmlns:w16cex="http://schemas.microsoft.com/office/word/2018/wordml/cex" xmlns:w16cid="http://schemas.microsoft.com/office/word/2016/wordml/cid" xmlns:w16="http://schemas.microsoft.com/office/word/2018/wordml" xmlns:w16du="http://schemas.microsoft.com/office/word/2023/wordml/word16du" xmlns:w16sdtdh="http://schemas.microsoft.com/office/word/2020/wordml/sdtdatahash" xmlns:w16sdtfl="http://schemas.microsoft.com/office/word/2024/wordml/sdtformatlock" xmlns:w16se="http://schemas.microsoft.com/office/word/2015/wordml/symex" xmlns:wpg="http://schemas.microsoft.com/office/word/2010/wordprocessingGroup" xmlns:wpi="http://schemas.microsoft.com/office/word/2010/wordprocessingInk" xmlns:wne="http://schemas.microsoft.com/office/word/2006/wordml" xmlns:wps="http://schemas.microsoft.com/office/word/2010/wordprocessingShape" mc:Ignorable="w14 w15 w16se w16cid w16 w16cex w16sdtdh w16sdtfl w16du wp14">
   <w:abstractNum w:abstractNumId="0" w15:restartNumberingAfterBreak="0">
+    <w:nsid w:val="003822F2"/>
+    <w:multiLevelType w:val="multilevel"/>
+    <w:tmpl w:val="A4FCF1D4"/>
+    <w:lvl w:ilvl="0">
+      <w:start w:val="1"/>
+      <w:numFmt w:val="bullet"/>
+      <w:lvlText w:val=""/>
+      <w:lvlJc w:val="left"/>
+      <w:pPr>
+        <w:tabs>
+          <w:tab w:val="num" w:pos="720"/>
+        </w:tabs>
+        <w:ind w:left="720" w:hanging="360"/>
+      </w:pPr>
+      <w:rPr>
+        <w:rFonts w:ascii="Symbol" w:hAnsi="Symbol" w:hint="default"/>
+        <w:sz w:val="20"/>
+      </w:rPr>
+    </w:lvl>
+    <w:lvl w:ilvl="1" w:tentative="1">
+      <w:start w:val="1"/>
+      <w:numFmt w:val="bullet"/>
+      <w:lvlText w:val="o"/>
+      <w:lvlJc w:val="left"/>
+      <w:pPr>
+        <w:tabs>
+          <w:tab w:val="num" w:pos="1440"/>
+        </w:tabs>
+        <w:ind w:left="1440" w:hanging="360"/>
+      </w:pPr>
+      <w:rPr>
+        <w:rFonts w:ascii="Courier New" w:hAnsi="Courier New" w:hint="default"/>
+        <w:sz w:val="20"/>
+      </w:rPr>
+    </w:lvl>
+    <w:lvl w:ilvl="2" w:tentative="1">
+      <w:start w:val="1"/>
+      <w:numFmt w:val="bullet"/>
+      <w:lvlText w:val=""/>
+      <w:lvlJc w:val="left"/>
+      <w:pPr>
+        <w:tabs>
+          <w:tab w:val="num" w:pos="2160"/>
+        </w:tabs>
+        <w:ind w:left="2160" w:hanging="360"/>
+      </w:pPr>
+      <w:rPr>
+        <w:rFonts w:ascii="Wingdings" w:hAnsi="Wingdings" w:hint="default"/>
+        <w:sz w:val="20"/>
+      </w:rPr>
+    </w:lvl>
+    <w:lvl w:ilvl="3" w:tentative="1">
+      <w:start w:val="1"/>
+      <w:numFmt w:val="bullet"/>
+      <w:lvlText w:val=""/>
+      <w:lvlJc w:val="left"/>
+      <w:pPr>
+        <w:tabs>
+          <w:tab w:val="num" w:pos="2880"/>
+        </w:tabs>
+        <w:ind w:left="2880" w:hanging="360"/>
+      </w:pPr>
+      <w:rPr>
+        <w:rFonts w:ascii="Wingdings" w:hAnsi="Wingdings" w:hint="default"/>
+        <w:sz w:val="20"/>
+      </w:rPr>
+    </w:lvl>
+    <w:lvl w:ilvl="4" w:tentative="1">
+      <w:start w:val="1"/>
+      <w:numFmt w:val="bullet"/>
+      <w:lvlText w:val=""/>
+      <w:lvlJc w:val="left"/>
+      <w:pPr>
+        <w:tabs>
+          <w:tab w:val="num" w:pos="3600"/>
+        </w:tabs>
+        <w:ind w:left="3600" w:hanging="360"/>
+      </w:pPr>
+      <w:rPr>
+        <w:rFonts w:ascii="Wingdings" w:hAnsi="Wingdings" w:hint="default"/>
+        <w:sz w:val="20"/>
+      </w:rPr>
+    </w:lvl>
+    <w:lvl w:ilvl="5" w:tentative="1">
+      <w:start w:val="1"/>
+      <w:numFmt w:val="bullet"/>
+      <w:lvlText w:val=""/>
+      <w:lvlJc w:val="left"/>
+      <w:pPr>
+        <w:tabs>
+          <w:tab w:val="num" w:pos="4320"/>
+        </w:tabs>
+        <w:ind w:left="4320" w:hanging="360"/>
+      </w:pPr>
+      <w:rPr>
+        <w:rFonts w:ascii="Wingdings" w:hAnsi="Wingdings" w:hint="default"/>
+        <w:sz w:val="20"/>
+      </w:rPr>
+    </w:lvl>
+    <w:lvl w:ilvl="6" w:tentative="1">
+      <w:start w:val="1"/>
+      <w:numFmt w:val="bullet"/>
+      <w:lvlText w:val=""/>
+      <w:lvlJc w:val="left"/>
+      <w:pPr>
+        <w:tabs>
+          <w:tab w:val="num" w:pos="5040"/>
+        </w:tabs>
+        <w:ind w:left="5040" w:hanging="360"/>
+      </w:pPr>
+      <w:rPr>
+        <w:rFonts w:ascii="Wingdings" w:hAnsi="Wingdings" w:hint="default"/>
+        <w:sz w:val="20"/>
+      </w:rPr>
+    </w:lvl>
+    <w:lvl w:ilvl="7" w:tentative="1">
+      <w:start w:val="1"/>
+      <w:numFmt w:val="bullet"/>
+      <w:lvlText w:val=""/>
+      <w:lvlJc w:val="left"/>
+      <w:pPr>
+        <w:tabs>
+          <w:tab w:val="num" w:pos="5760"/>
+        </w:tabs>
+        <w:ind w:left="5760" w:hanging="360"/>
+      </w:pPr>
+      <w:rPr>
+        <w:rFonts w:ascii="Wingdings" w:hAnsi="Wingdings" w:hint="default"/>
+        <w:sz w:val="20"/>
+      </w:rPr>
+    </w:lvl>
+    <w:lvl w:ilvl="8" w:tentative="1">
+      <w:start w:val="1"/>
+      <w:numFmt w:val="bullet"/>
+      <w:lvlText w:val=""/>
+      <w:lvlJc w:val="left"/>
+      <w:pPr>
+        <w:tabs>
+          <w:tab w:val="num" w:pos="6480"/>
+        </w:tabs>
+        <w:ind w:left="6480" w:hanging="360"/>
+      </w:pPr>
+      <w:rPr>
+        <w:rFonts w:ascii="Wingdings" w:hAnsi="Wingdings" w:hint="default"/>
+        <w:sz w:val="20"/>
+      </w:rPr>
+    </w:lvl>
+  </w:abstractNum>
+  <w:abstractNum w:abstractNumId="1" w15:restartNumberingAfterBreak="0">
     <w:nsid w:val="03EB7D47"/>
     <w:multiLevelType w:val="multilevel"/>
     <w:tmpl w:val="E4F4E90C"/>
@@ -2183,7 +4200,7 @@
       </w:rPr>
     </w:lvl>
   </w:abstractNum>
-  <w:abstractNum w:abstractNumId="1" w15:restartNumberingAfterBreak="0">
+  <w:abstractNum w:abstractNumId="2" w15:restartNumberingAfterBreak="0">
     <w:nsid w:val="09110283"/>
     <w:multiLevelType w:val="multilevel"/>
     <w:tmpl w:val="395AA8DE"/>
@@ -2332,7 +4349,156 @@
       </w:rPr>
     </w:lvl>
   </w:abstractNum>
-  <w:abstractNum w:abstractNumId="2" w15:restartNumberingAfterBreak="0">
+  <w:abstractNum w:abstractNumId="3" w15:restartNumberingAfterBreak="0">
+    <w:nsid w:val="09E074FF"/>
+    <w:multiLevelType w:val="multilevel"/>
+    <w:tmpl w:val="5C6AD21A"/>
+    <w:lvl w:ilvl="0">
+      <w:start w:val="1"/>
+      <w:numFmt w:val="bullet"/>
+      <w:lvlText w:val=""/>
+      <w:lvlJc w:val="left"/>
+      <w:pPr>
+        <w:tabs>
+          <w:tab w:val="num" w:pos="720"/>
+        </w:tabs>
+        <w:ind w:left="720" w:hanging="360"/>
+      </w:pPr>
+      <w:rPr>
+        <w:rFonts w:ascii="Symbol" w:hAnsi="Symbol" w:hint="default"/>
+        <w:sz w:val="20"/>
+      </w:rPr>
+    </w:lvl>
+    <w:lvl w:ilvl="1">
+      <w:start w:val="1"/>
+      <w:numFmt w:val="bullet"/>
+      <w:lvlText w:val="o"/>
+      <w:lvlJc w:val="left"/>
+      <w:pPr>
+        <w:tabs>
+          <w:tab w:val="num" w:pos="1440"/>
+        </w:tabs>
+        <w:ind w:left="1440" w:hanging="360"/>
+      </w:pPr>
+      <w:rPr>
+        <w:rFonts w:ascii="Courier New" w:hAnsi="Courier New" w:hint="default"/>
+        <w:sz w:val="20"/>
+      </w:rPr>
+    </w:lvl>
+    <w:lvl w:ilvl="2" w:tentative="1">
+      <w:start w:val="1"/>
+      <w:numFmt w:val="bullet"/>
+      <w:lvlText w:val=""/>
+      <w:lvlJc w:val="left"/>
+      <w:pPr>
+        <w:tabs>
+          <w:tab w:val="num" w:pos="2160"/>
+        </w:tabs>
+        <w:ind w:left="2160" w:hanging="360"/>
+      </w:pPr>
+      <w:rPr>
+        <w:rFonts w:ascii="Wingdings" w:hAnsi="Wingdings" w:hint="default"/>
+        <w:sz w:val="20"/>
+      </w:rPr>
+    </w:lvl>
+    <w:lvl w:ilvl="3" w:tentative="1">
+      <w:start w:val="1"/>
+      <w:numFmt w:val="bullet"/>
+      <w:lvlText w:val=""/>
+      <w:lvlJc w:val="left"/>
+      <w:pPr>
+        <w:tabs>
+          <w:tab w:val="num" w:pos="2880"/>
+        </w:tabs>
+        <w:ind w:left="2880" w:hanging="360"/>
+      </w:pPr>
+      <w:rPr>
+        <w:rFonts w:ascii="Wingdings" w:hAnsi="Wingdings" w:hint="default"/>
+        <w:sz w:val="20"/>
+      </w:rPr>
+    </w:lvl>
+    <w:lvl w:ilvl="4" w:tentative="1">
+      <w:start w:val="1"/>
+      <w:numFmt w:val="bullet"/>
+      <w:lvlText w:val=""/>
+      <w:lvlJc w:val="left"/>
+      <w:pPr>
+        <w:tabs>
+          <w:tab w:val="num" w:pos="3600"/>
+        </w:tabs>
+        <w:ind w:left="3600" w:hanging="360"/>
+      </w:pPr>
+      <w:rPr>
+        <w:rFonts w:ascii="Wingdings" w:hAnsi="Wingdings" w:hint="default"/>
+        <w:sz w:val="20"/>
+      </w:rPr>
+    </w:lvl>
+    <w:lvl w:ilvl="5" w:tentative="1">
+      <w:start w:val="1"/>
+      <w:numFmt w:val="bullet"/>
+      <w:lvlText w:val=""/>
+      <w:lvlJc w:val="left"/>
+      <w:pPr>
+        <w:tabs>
+          <w:tab w:val="num" w:pos="4320"/>
+        </w:tabs>
+        <w:ind w:left="4320" w:hanging="360"/>
+      </w:pPr>
+      <w:rPr>
+        <w:rFonts w:ascii="Wingdings" w:hAnsi="Wingdings" w:hint="default"/>
+        <w:sz w:val="20"/>
+      </w:rPr>
+    </w:lvl>
+    <w:lvl w:ilvl="6" w:tentative="1">
+      <w:start w:val="1"/>
+      <w:numFmt w:val="bullet"/>
+      <w:lvlText w:val=""/>
+      <w:lvlJc w:val="left"/>
+      <w:pPr>
+        <w:tabs>
+          <w:tab w:val="num" w:pos="5040"/>
+        </w:tabs>
+        <w:ind w:left="5040" w:hanging="360"/>
+      </w:pPr>
+      <w:rPr>
+        <w:rFonts w:ascii="Wingdings" w:hAnsi="Wingdings" w:hint="default"/>
+        <w:sz w:val="20"/>
+      </w:rPr>
+    </w:lvl>
+    <w:lvl w:ilvl="7" w:tentative="1">
+      <w:start w:val="1"/>
+      <w:numFmt w:val="bullet"/>
+      <w:lvlText w:val=""/>
+      <w:lvlJc w:val="left"/>
+      <w:pPr>
+        <w:tabs>
+          <w:tab w:val="num" w:pos="5760"/>
+        </w:tabs>
+        <w:ind w:left="5760" w:hanging="360"/>
+      </w:pPr>
+      <w:rPr>
+        <w:rFonts w:ascii="Wingdings" w:hAnsi="Wingdings" w:hint="default"/>
+        <w:sz w:val="20"/>
+      </w:rPr>
+    </w:lvl>
+    <w:lvl w:ilvl="8" w:tentative="1">
+      <w:start w:val="1"/>
+      <w:numFmt w:val="bullet"/>
+      <w:lvlText w:val=""/>
+      <w:lvlJc w:val="left"/>
+      <w:pPr>
+        <w:tabs>
+          <w:tab w:val="num" w:pos="6480"/>
+        </w:tabs>
+        <w:ind w:left="6480" w:hanging="360"/>
+      </w:pPr>
+      <w:rPr>
+        <w:rFonts w:ascii="Wingdings" w:hAnsi="Wingdings" w:hint="default"/>
+        <w:sz w:val="20"/>
+      </w:rPr>
+    </w:lvl>
+  </w:abstractNum>
+  <w:abstractNum w:abstractNumId="4" w15:restartNumberingAfterBreak="0">
     <w:nsid w:val="0D26195D"/>
     <w:multiLevelType w:val="multilevel"/>
     <w:tmpl w:val="56B83E78"/>
@@ -2481,7 +4647,305 @@
       </w:rPr>
     </w:lvl>
   </w:abstractNum>
-  <w:abstractNum w:abstractNumId="3" w15:restartNumberingAfterBreak="0">
+  <w:abstractNum w:abstractNumId="5" w15:restartNumberingAfterBreak="0">
+    <w:nsid w:val="164B6622"/>
+    <w:multiLevelType w:val="multilevel"/>
+    <w:tmpl w:val="E06ADE06"/>
+    <w:lvl w:ilvl="0">
+      <w:start w:val="1"/>
+      <w:numFmt w:val="bullet"/>
+      <w:lvlText w:val=""/>
+      <w:lvlJc w:val="left"/>
+      <w:pPr>
+        <w:tabs>
+          <w:tab w:val="num" w:pos="720"/>
+        </w:tabs>
+        <w:ind w:left="720" w:hanging="360"/>
+      </w:pPr>
+      <w:rPr>
+        <w:rFonts w:ascii="Symbol" w:hAnsi="Symbol" w:hint="default"/>
+        <w:sz w:val="20"/>
+      </w:rPr>
+    </w:lvl>
+    <w:lvl w:ilvl="1" w:tentative="1">
+      <w:start w:val="1"/>
+      <w:numFmt w:val="bullet"/>
+      <w:lvlText w:val="o"/>
+      <w:lvlJc w:val="left"/>
+      <w:pPr>
+        <w:tabs>
+          <w:tab w:val="num" w:pos="1440"/>
+        </w:tabs>
+        <w:ind w:left="1440" w:hanging="360"/>
+      </w:pPr>
+      <w:rPr>
+        <w:rFonts w:ascii="Courier New" w:hAnsi="Courier New" w:hint="default"/>
+        <w:sz w:val="20"/>
+      </w:rPr>
+    </w:lvl>
+    <w:lvl w:ilvl="2" w:tentative="1">
+      <w:start w:val="1"/>
+      <w:numFmt w:val="bullet"/>
+      <w:lvlText w:val=""/>
+      <w:lvlJc w:val="left"/>
+      <w:pPr>
+        <w:tabs>
+          <w:tab w:val="num" w:pos="2160"/>
+        </w:tabs>
+        <w:ind w:left="2160" w:hanging="360"/>
+      </w:pPr>
+      <w:rPr>
+        <w:rFonts w:ascii="Wingdings" w:hAnsi="Wingdings" w:hint="default"/>
+        <w:sz w:val="20"/>
+      </w:rPr>
+    </w:lvl>
+    <w:lvl w:ilvl="3" w:tentative="1">
+      <w:start w:val="1"/>
+      <w:numFmt w:val="bullet"/>
+      <w:lvlText w:val=""/>
+      <w:lvlJc w:val="left"/>
+      <w:pPr>
+        <w:tabs>
+          <w:tab w:val="num" w:pos="2880"/>
+        </w:tabs>
+        <w:ind w:left="2880" w:hanging="360"/>
+      </w:pPr>
+      <w:rPr>
+        <w:rFonts w:ascii="Wingdings" w:hAnsi="Wingdings" w:hint="default"/>
+        <w:sz w:val="20"/>
+      </w:rPr>
+    </w:lvl>
+    <w:lvl w:ilvl="4" w:tentative="1">
+      <w:start w:val="1"/>
+      <w:numFmt w:val="bullet"/>
+      <w:lvlText w:val=""/>
+      <w:lvlJc w:val="left"/>
+      <w:pPr>
+        <w:tabs>
+          <w:tab w:val="num" w:pos="3600"/>
+        </w:tabs>
+        <w:ind w:left="3600" w:hanging="360"/>
+      </w:pPr>
+      <w:rPr>
+        <w:rFonts w:ascii="Wingdings" w:hAnsi="Wingdings" w:hint="default"/>
+        <w:sz w:val="20"/>
+      </w:rPr>
+    </w:lvl>
+    <w:lvl w:ilvl="5" w:tentative="1">
+      <w:start w:val="1"/>
+      <w:numFmt w:val="bullet"/>
+      <w:lvlText w:val=""/>
+      <w:lvlJc w:val="left"/>
+      <w:pPr>
+        <w:tabs>
+          <w:tab w:val="num" w:pos="4320"/>
+        </w:tabs>
+        <w:ind w:left="4320" w:hanging="360"/>
+      </w:pPr>
+      <w:rPr>
+        <w:rFonts w:ascii="Wingdings" w:hAnsi="Wingdings" w:hint="default"/>
+        <w:sz w:val="20"/>
+      </w:rPr>
+    </w:lvl>
+    <w:lvl w:ilvl="6" w:tentative="1">
+      <w:start w:val="1"/>
+      <w:numFmt w:val="bullet"/>
+      <w:lvlText w:val=""/>
+      <w:lvlJc w:val="left"/>
+      <w:pPr>
+        <w:tabs>
+          <w:tab w:val="num" w:pos="5040"/>
+        </w:tabs>
+        <w:ind w:left="5040" w:hanging="360"/>
+      </w:pPr>
+      <w:rPr>
+        <w:rFonts w:ascii="Wingdings" w:hAnsi="Wingdings" w:hint="default"/>
+        <w:sz w:val="20"/>
+      </w:rPr>
+    </w:lvl>
+    <w:lvl w:ilvl="7" w:tentative="1">
+      <w:start w:val="1"/>
+      <w:numFmt w:val="bullet"/>
+      <w:lvlText w:val=""/>
+      <w:lvlJc w:val="left"/>
+      <w:pPr>
+        <w:tabs>
+          <w:tab w:val="num" w:pos="5760"/>
+        </w:tabs>
+        <w:ind w:left="5760" w:hanging="360"/>
+      </w:pPr>
+      <w:rPr>
+        <w:rFonts w:ascii="Wingdings" w:hAnsi="Wingdings" w:hint="default"/>
+        <w:sz w:val="20"/>
+      </w:rPr>
+    </w:lvl>
+    <w:lvl w:ilvl="8" w:tentative="1">
+      <w:start w:val="1"/>
+      <w:numFmt w:val="bullet"/>
+      <w:lvlText w:val=""/>
+      <w:lvlJc w:val="left"/>
+      <w:pPr>
+        <w:tabs>
+          <w:tab w:val="num" w:pos="6480"/>
+        </w:tabs>
+        <w:ind w:left="6480" w:hanging="360"/>
+      </w:pPr>
+      <w:rPr>
+        <w:rFonts w:ascii="Wingdings" w:hAnsi="Wingdings" w:hint="default"/>
+        <w:sz w:val="20"/>
+      </w:rPr>
+    </w:lvl>
+  </w:abstractNum>
+  <w:abstractNum w:abstractNumId="6" w15:restartNumberingAfterBreak="0">
+    <w:nsid w:val="19F751B8"/>
+    <w:multiLevelType w:val="multilevel"/>
+    <w:tmpl w:val="69622B3C"/>
+    <w:lvl w:ilvl="0">
+      <w:start w:val="1"/>
+      <w:numFmt w:val="bullet"/>
+      <w:lvlText w:val=""/>
+      <w:lvlJc w:val="left"/>
+      <w:pPr>
+        <w:tabs>
+          <w:tab w:val="num" w:pos="720"/>
+        </w:tabs>
+        <w:ind w:left="720" w:hanging="360"/>
+      </w:pPr>
+      <w:rPr>
+        <w:rFonts w:ascii="Symbol" w:hAnsi="Symbol" w:hint="default"/>
+        <w:sz w:val="20"/>
+      </w:rPr>
+    </w:lvl>
+    <w:lvl w:ilvl="1" w:tentative="1">
+      <w:start w:val="1"/>
+      <w:numFmt w:val="bullet"/>
+      <w:lvlText w:val="o"/>
+      <w:lvlJc w:val="left"/>
+      <w:pPr>
+        <w:tabs>
+          <w:tab w:val="num" w:pos="1440"/>
+        </w:tabs>
+        <w:ind w:left="1440" w:hanging="360"/>
+      </w:pPr>
+      <w:rPr>
+        <w:rFonts w:ascii="Courier New" w:hAnsi="Courier New" w:hint="default"/>
+        <w:sz w:val="20"/>
+      </w:rPr>
+    </w:lvl>
+    <w:lvl w:ilvl="2" w:tentative="1">
+      <w:start w:val="1"/>
+      <w:numFmt w:val="bullet"/>
+      <w:lvlText w:val=""/>
+      <w:lvlJc w:val="left"/>
+      <w:pPr>
+        <w:tabs>
+          <w:tab w:val="num" w:pos="2160"/>
+        </w:tabs>
+        <w:ind w:left="2160" w:hanging="360"/>
+      </w:pPr>
+      <w:rPr>
+        <w:rFonts w:ascii="Wingdings" w:hAnsi="Wingdings" w:hint="default"/>
+        <w:sz w:val="20"/>
+      </w:rPr>
+    </w:lvl>
+    <w:lvl w:ilvl="3" w:tentative="1">
+      <w:start w:val="1"/>
+      <w:numFmt w:val="bullet"/>
+      <w:lvlText w:val=""/>
+      <w:lvlJc w:val="left"/>
+      <w:pPr>
+        <w:tabs>
+          <w:tab w:val="num" w:pos="2880"/>
+        </w:tabs>
+        <w:ind w:left="2880" w:hanging="360"/>
+      </w:pPr>
+      <w:rPr>
+        <w:rFonts w:ascii="Wingdings" w:hAnsi="Wingdings" w:hint="default"/>
+        <w:sz w:val="20"/>
+      </w:rPr>
+    </w:lvl>
+    <w:lvl w:ilvl="4" w:tentative="1">
+      <w:start w:val="1"/>
+      <w:numFmt w:val="bullet"/>
+      <w:lvlText w:val=""/>
+      <w:lvlJc w:val="left"/>
+      <w:pPr>
+        <w:tabs>
+          <w:tab w:val="num" w:pos="3600"/>
+        </w:tabs>
+        <w:ind w:left="3600" w:hanging="360"/>
+      </w:pPr>
+      <w:rPr>
+        <w:rFonts w:ascii="Wingdings" w:hAnsi="Wingdings" w:hint="default"/>
+        <w:sz w:val="20"/>
+      </w:rPr>
+    </w:lvl>
+    <w:lvl w:ilvl="5" w:tentative="1">
+      <w:start w:val="1"/>
+      <w:numFmt w:val="bullet"/>
+      <w:lvlText w:val=""/>
+      <w:lvlJc w:val="left"/>
+      <w:pPr>
+        <w:tabs>
+          <w:tab w:val="num" w:pos="4320"/>
+        </w:tabs>
+        <w:ind w:left="4320" w:hanging="360"/>
+      </w:pPr>
+      <w:rPr>
+        <w:rFonts w:ascii="Wingdings" w:hAnsi="Wingdings" w:hint="default"/>
+        <w:sz w:val="20"/>
+      </w:rPr>
+    </w:lvl>
+    <w:lvl w:ilvl="6" w:tentative="1">
+      <w:start w:val="1"/>
+      <w:numFmt w:val="bullet"/>
+      <w:lvlText w:val=""/>
+      <w:lvlJc w:val="left"/>
+      <w:pPr>
+        <w:tabs>
+          <w:tab w:val="num" w:pos="5040"/>
+        </w:tabs>
+        <w:ind w:left="5040" w:hanging="360"/>
+      </w:pPr>
+      <w:rPr>
+        <w:rFonts w:ascii="Wingdings" w:hAnsi="Wingdings" w:hint="default"/>
+        <w:sz w:val="20"/>
+      </w:rPr>
+    </w:lvl>
+    <w:lvl w:ilvl="7" w:tentative="1">
+      <w:start w:val="1"/>
+      <w:numFmt w:val="bullet"/>
+      <w:lvlText w:val=""/>
+      <w:lvlJc w:val="left"/>
+      <w:pPr>
+        <w:tabs>
+          <w:tab w:val="num" w:pos="5760"/>
+        </w:tabs>
+        <w:ind w:left="5760" w:hanging="360"/>
+      </w:pPr>
+      <w:rPr>
+        <w:rFonts w:ascii="Wingdings" w:hAnsi="Wingdings" w:hint="default"/>
+        <w:sz w:val="20"/>
+      </w:rPr>
+    </w:lvl>
+    <w:lvl w:ilvl="8" w:tentative="1">
+      <w:start w:val="1"/>
+      <w:numFmt w:val="bullet"/>
+      <w:lvlText w:val=""/>
+      <w:lvlJc w:val="left"/>
+      <w:pPr>
+        <w:tabs>
+          <w:tab w:val="num" w:pos="6480"/>
+        </w:tabs>
+        <w:ind w:left="6480" w:hanging="360"/>
+      </w:pPr>
+      <w:rPr>
+        <w:rFonts w:ascii="Wingdings" w:hAnsi="Wingdings" w:hint="default"/>
+        <w:sz w:val="20"/>
+      </w:rPr>
+    </w:lvl>
+  </w:abstractNum>
+  <w:abstractNum w:abstractNumId="7" w15:restartNumberingAfterBreak="0">
     <w:nsid w:val="1B646E98"/>
     <w:multiLevelType w:val="multilevel"/>
     <w:tmpl w:val="F57EAC0C"/>
@@ -2630,7 +5094,7 @@
       </w:rPr>
     </w:lvl>
   </w:abstractNum>
-  <w:abstractNum w:abstractNumId="4" w15:restartNumberingAfterBreak="0">
+  <w:abstractNum w:abstractNumId="8" w15:restartNumberingAfterBreak="0">
     <w:nsid w:val="2148080D"/>
     <w:multiLevelType w:val="multilevel"/>
     <w:tmpl w:val="0E46E75E"/>
@@ -2779,7 +5243,7 @@
       </w:rPr>
     </w:lvl>
   </w:abstractNum>
-  <w:abstractNum w:abstractNumId="5" w15:restartNumberingAfterBreak="0">
+  <w:abstractNum w:abstractNumId="9" w15:restartNumberingAfterBreak="0">
     <w:nsid w:val="22AA198F"/>
     <w:multiLevelType w:val="multilevel"/>
     <w:tmpl w:val="53846B54"/>
@@ -2928,7 +5392,7 @@
       </w:rPr>
     </w:lvl>
   </w:abstractNum>
-  <w:abstractNum w:abstractNumId="6" w15:restartNumberingAfterBreak="0">
+  <w:abstractNum w:abstractNumId="10" w15:restartNumberingAfterBreak="0">
     <w:nsid w:val="25C36ED1"/>
     <w:multiLevelType w:val="multilevel"/>
     <w:tmpl w:val="19E6D532"/>
@@ -3077,7 +5541,7 @@
       </w:rPr>
     </w:lvl>
   </w:abstractNum>
-  <w:abstractNum w:abstractNumId="7" w15:restartNumberingAfterBreak="0">
+  <w:abstractNum w:abstractNumId="11" w15:restartNumberingAfterBreak="0">
     <w:nsid w:val="262478B8"/>
     <w:multiLevelType w:val="multilevel"/>
     <w:tmpl w:val="DA1C0970"/>
@@ -3226,7 +5690,7 @@
       </w:rPr>
     </w:lvl>
   </w:abstractNum>
-  <w:abstractNum w:abstractNumId="8" w15:restartNumberingAfterBreak="0">
+  <w:abstractNum w:abstractNumId="12" w15:restartNumberingAfterBreak="0">
     <w:nsid w:val="274547AF"/>
     <w:multiLevelType w:val="multilevel"/>
     <w:tmpl w:val="7270AF02"/>
@@ -3375,7 +5839,156 @@
       </w:rPr>
     </w:lvl>
   </w:abstractNum>
-  <w:abstractNum w:abstractNumId="9" w15:restartNumberingAfterBreak="0">
+  <w:abstractNum w:abstractNumId="13" w15:restartNumberingAfterBreak="0">
+    <w:nsid w:val="2EC15E9D"/>
+    <w:multiLevelType w:val="multilevel"/>
+    <w:tmpl w:val="1032908A"/>
+    <w:lvl w:ilvl="0">
+      <w:start w:val="1"/>
+      <w:numFmt w:val="bullet"/>
+      <w:lvlText w:val=""/>
+      <w:lvlJc w:val="left"/>
+      <w:pPr>
+        <w:tabs>
+          <w:tab w:val="num" w:pos="720"/>
+        </w:tabs>
+        <w:ind w:left="720" w:hanging="360"/>
+      </w:pPr>
+      <w:rPr>
+        <w:rFonts w:ascii="Symbol" w:hAnsi="Symbol" w:hint="default"/>
+        <w:sz w:val="20"/>
+      </w:rPr>
+    </w:lvl>
+    <w:lvl w:ilvl="1" w:tentative="1">
+      <w:start w:val="1"/>
+      <w:numFmt w:val="bullet"/>
+      <w:lvlText w:val="o"/>
+      <w:lvlJc w:val="left"/>
+      <w:pPr>
+        <w:tabs>
+          <w:tab w:val="num" w:pos="1440"/>
+        </w:tabs>
+        <w:ind w:left="1440" w:hanging="360"/>
+      </w:pPr>
+      <w:rPr>
+        <w:rFonts w:ascii="Courier New" w:hAnsi="Courier New" w:hint="default"/>
+        <w:sz w:val="20"/>
+      </w:rPr>
+    </w:lvl>
+    <w:lvl w:ilvl="2" w:tentative="1">
+      <w:start w:val="1"/>
+      <w:numFmt w:val="bullet"/>
+      <w:lvlText w:val=""/>
+      <w:lvlJc w:val="left"/>
+      <w:pPr>
+        <w:tabs>
+          <w:tab w:val="num" w:pos="2160"/>
+        </w:tabs>
+        <w:ind w:left="2160" w:hanging="360"/>
+      </w:pPr>
+      <w:rPr>
+        <w:rFonts w:ascii="Wingdings" w:hAnsi="Wingdings" w:hint="default"/>
+        <w:sz w:val="20"/>
+      </w:rPr>
+    </w:lvl>
+    <w:lvl w:ilvl="3" w:tentative="1">
+      <w:start w:val="1"/>
+      <w:numFmt w:val="bullet"/>
+      <w:lvlText w:val=""/>
+      <w:lvlJc w:val="left"/>
+      <w:pPr>
+        <w:tabs>
+          <w:tab w:val="num" w:pos="2880"/>
+        </w:tabs>
+        <w:ind w:left="2880" w:hanging="360"/>
+      </w:pPr>
+      <w:rPr>
+        <w:rFonts w:ascii="Wingdings" w:hAnsi="Wingdings" w:hint="default"/>
+        <w:sz w:val="20"/>
+      </w:rPr>
+    </w:lvl>
+    <w:lvl w:ilvl="4" w:tentative="1">
+      <w:start w:val="1"/>
+      <w:numFmt w:val="bullet"/>
+      <w:lvlText w:val=""/>
+      <w:lvlJc w:val="left"/>
+      <w:pPr>
+        <w:tabs>
+          <w:tab w:val="num" w:pos="3600"/>
+        </w:tabs>
+        <w:ind w:left="3600" w:hanging="360"/>
+      </w:pPr>
+      <w:rPr>
+        <w:rFonts w:ascii="Wingdings" w:hAnsi="Wingdings" w:hint="default"/>
+        <w:sz w:val="20"/>
+      </w:rPr>
+    </w:lvl>
+    <w:lvl w:ilvl="5" w:tentative="1">
+      <w:start w:val="1"/>
+      <w:numFmt w:val="bullet"/>
+      <w:lvlText w:val=""/>
+      <w:lvlJc w:val="left"/>
+      <w:pPr>
+        <w:tabs>
+          <w:tab w:val="num" w:pos="4320"/>
+        </w:tabs>
+        <w:ind w:left="4320" w:hanging="360"/>
+      </w:pPr>
+      <w:rPr>
+        <w:rFonts w:ascii="Wingdings" w:hAnsi="Wingdings" w:hint="default"/>
+        <w:sz w:val="20"/>
+      </w:rPr>
+    </w:lvl>
+    <w:lvl w:ilvl="6" w:tentative="1">
+      <w:start w:val="1"/>
+      <w:numFmt w:val="bullet"/>
+      <w:lvlText w:val=""/>
+      <w:lvlJc w:val="left"/>
+      <w:pPr>
+        <w:tabs>
+          <w:tab w:val="num" w:pos="5040"/>
+        </w:tabs>
+        <w:ind w:left="5040" w:hanging="360"/>
+      </w:pPr>
+      <w:rPr>
+        <w:rFonts w:ascii="Wingdings" w:hAnsi="Wingdings" w:hint="default"/>
+        <w:sz w:val="20"/>
+      </w:rPr>
+    </w:lvl>
+    <w:lvl w:ilvl="7" w:tentative="1">
+      <w:start w:val="1"/>
+      <w:numFmt w:val="bullet"/>
+      <w:lvlText w:val=""/>
+      <w:lvlJc w:val="left"/>
+      <w:pPr>
+        <w:tabs>
+          <w:tab w:val="num" w:pos="5760"/>
+        </w:tabs>
+        <w:ind w:left="5760" w:hanging="360"/>
+      </w:pPr>
+      <w:rPr>
+        <w:rFonts w:ascii="Wingdings" w:hAnsi="Wingdings" w:hint="default"/>
+        <w:sz w:val="20"/>
+      </w:rPr>
+    </w:lvl>
+    <w:lvl w:ilvl="8" w:tentative="1">
+      <w:start w:val="1"/>
+      <w:numFmt w:val="bullet"/>
+      <w:lvlText w:val=""/>
+      <w:lvlJc w:val="left"/>
+      <w:pPr>
+        <w:tabs>
+          <w:tab w:val="num" w:pos="6480"/>
+        </w:tabs>
+        <w:ind w:left="6480" w:hanging="360"/>
+      </w:pPr>
+      <w:rPr>
+        <w:rFonts w:ascii="Wingdings" w:hAnsi="Wingdings" w:hint="default"/>
+        <w:sz w:val="20"/>
+      </w:rPr>
+    </w:lvl>
+  </w:abstractNum>
+  <w:abstractNum w:abstractNumId="14" w15:restartNumberingAfterBreak="0">
     <w:nsid w:val="37AE4971"/>
     <w:multiLevelType w:val="multilevel"/>
     <w:tmpl w:val="70249970"/>
@@ -3524,7 +6137,7 @@
       </w:rPr>
     </w:lvl>
   </w:abstractNum>
-  <w:abstractNum w:abstractNumId="10" w15:restartNumberingAfterBreak="0">
+  <w:abstractNum w:abstractNumId="15" w15:restartNumberingAfterBreak="0">
     <w:nsid w:val="3B2C5791"/>
     <w:multiLevelType w:val="multilevel"/>
     <w:tmpl w:val="1FBCC5C4"/>
@@ -3673,7 +6286,7 @@
       </w:rPr>
     </w:lvl>
   </w:abstractNum>
-  <w:abstractNum w:abstractNumId="11" w15:restartNumberingAfterBreak="0">
+  <w:abstractNum w:abstractNumId="16" w15:restartNumberingAfterBreak="0">
     <w:nsid w:val="3BBE279D"/>
     <w:multiLevelType w:val="multilevel"/>
     <w:tmpl w:val="CB8086CA"/>
@@ -3822,7 +6435,7 @@
       </w:rPr>
     </w:lvl>
   </w:abstractNum>
-  <w:abstractNum w:abstractNumId="12" w15:restartNumberingAfterBreak="0">
+  <w:abstractNum w:abstractNumId="17" w15:restartNumberingAfterBreak="0">
     <w:nsid w:val="3CB417BD"/>
     <w:multiLevelType w:val="multilevel"/>
     <w:tmpl w:val="D56AE484"/>
@@ -3971,7 +6584,454 @@
       </w:rPr>
     </w:lvl>
   </w:abstractNum>
-  <w:abstractNum w:abstractNumId="13" w15:restartNumberingAfterBreak="0">
+  <w:abstractNum w:abstractNumId="18" w15:restartNumberingAfterBreak="0">
+    <w:nsid w:val="3CF95676"/>
+    <w:multiLevelType w:val="multilevel"/>
+    <w:tmpl w:val="5D96C29E"/>
+    <w:lvl w:ilvl="0">
+      <w:start w:val="1"/>
+      <w:numFmt w:val="bullet"/>
+      <w:lvlText w:val=""/>
+      <w:lvlJc w:val="left"/>
+      <w:pPr>
+        <w:tabs>
+          <w:tab w:val="num" w:pos="720"/>
+        </w:tabs>
+        <w:ind w:left="720" w:hanging="360"/>
+      </w:pPr>
+      <w:rPr>
+        <w:rFonts w:ascii="Symbol" w:hAnsi="Symbol" w:hint="default"/>
+        <w:sz w:val="20"/>
+      </w:rPr>
+    </w:lvl>
+    <w:lvl w:ilvl="1" w:tentative="1">
+      <w:start w:val="1"/>
+      <w:numFmt w:val="bullet"/>
+      <w:lvlText w:val="o"/>
+      <w:lvlJc w:val="left"/>
+      <w:pPr>
+        <w:tabs>
+          <w:tab w:val="num" w:pos="1440"/>
+        </w:tabs>
+        <w:ind w:left="1440" w:hanging="360"/>
+      </w:pPr>
+      <w:rPr>
+        <w:rFonts w:ascii="Courier New" w:hAnsi="Courier New" w:hint="default"/>
+        <w:sz w:val="20"/>
+      </w:rPr>
+    </w:lvl>
+    <w:lvl w:ilvl="2" w:tentative="1">
+      <w:start w:val="1"/>
+      <w:numFmt w:val="bullet"/>
+      <w:lvlText w:val=""/>
+      <w:lvlJc w:val="left"/>
+      <w:pPr>
+        <w:tabs>
+          <w:tab w:val="num" w:pos="2160"/>
+        </w:tabs>
+        <w:ind w:left="2160" w:hanging="360"/>
+      </w:pPr>
+      <w:rPr>
+        <w:rFonts w:ascii="Wingdings" w:hAnsi="Wingdings" w:hint="default"/>
+        <w:sz w:val="20"/>
+      </w:rPr>
+    </w:lvl>
+    <w:lvl w:ilvl="3" w:tentative="1">
+      <w:start w:val="1"/>
+      <w:numFmt w:val="bullet"/>
+      <w:lvlText w:val=""/>
+      <w:lvlJc w:val="left"/>
+      <w:pPr>
+        <w:tabs>
+          <w:tab w:val="num" w:pos="2880"/>
+        </w:tabs>
+        <w:ind w:left="2880" w:hanging="360"/>
+      </w:pPr>
+      <w:rPr>
+        <w:rFonts w:ascii="Wingdings" w:hAnsi="Wingdings" w:hint="default"/>
+        <w:sz w:val="20"/>
+      </w:rPr>
+    </w:lvl>
+    <w:lvl w:ilvl="4" w:tentative="1">
+      <w:start w:val="1"/>
+      <w:numFmt w:val="bullet"/>
+      <w:lvlText w:val=""/>
+      <w:lvlJc w:val="left"/>
+      <w:pPr>
+        <w:tabs>
+          <w:tab w:val="num" w:pos="3600"/>
+        </w:tabs>
+        <w:ind w:left="3600" w:hanging="360"/>
+      </w:pPr>
+      <w:rPr>
+        <w:rFonts w:ascii="Wingdings" w:hAnsi="Wingdings" w:hint="default"/>
+        <w:sz w:val="20"/>
+      </w:rPr>
+    </w:lvl>
+    <w:lvl w:ilvl="5" w:tentative="1">
+      <w:start w:val="1"/>
+      <w:numFmt w:val="bullet"/>
+      <w:lvlText w:val=""/>
+      <w:lvlJc w:val="left"/>
+      <w:pPr>
+        <w:tabs>
+          <w:tab w:val="num" w:pos="4320"/>
+        </w:tabs>
+        <w:ind w:left="4320" w:hanging="360"/>
+      </w:pPr>
+      <w:rPr>
+        <w:rFonts w:ascii="Wingdings" w:hAnsi="Wingdings" w:hint="default"/>
+        <w:sz w:val="20"/>
+      </w:rPr>
+    </w:lvl>
+    <w:lvl w:ilvl="6" w:tentative="1">
+      <w:start w:val="1"/>
+      <w:numFmt w:val="bullet"/>
+      <w:lvlText w:val=""/>
+      <w:lvlJc w:val="left"/>
+      <w:pPr>
+        <w:tabs>
+          <w:tab w:val="num" w:pos="5040"/>
+        </w:tabs>
+        <w:ind w:left="5040" w:hanging="360"/>
+      </w:pPr>
+      <w:rPr>
+        <w:rFonts w:ascii="Wingdings" w:hAnsi="Wingdings" w:hint="default"/>
+        <w:sz w:val="20"/>
+      </w:rPr>
+    </w:lvl>
+    <w:lvl w:ilvl="7" w:tentative="1">
+      <w:start w:val="1"/>
+      <w:numFmt w:val="bullet"/>
+      <w:lvlText w:val=""/>
+      <w:lvlJc w:val="left"/>
+      <w:pPr>
+        <w:tabs>
+          <w:tab w:val="num" w:pos="5760"/>
+        </w:tabs>
+        <w:ind w:left="5760" w:hanging="360"/>
+      </w:pPr>
+      <w:rPr>
+        <w:rFonts w:ascii="Wingdings" w:hAnsi="Wingdings" w:hint="default"/>
+        <w:sz w:val="20"/>
+      </w:rPr>
+    </w:lvl>
+    <w:lvl w:ilvl="8" w:tentative="1">
+      <w:start w:val="1"/>
+      <w:numFmt w:val="bullet"/>
+      <w:lvlText w:val=""/>
+      <w:lvlJc w:val="left"/>
+      <w:pPr>
+        <w:tabs>
+          <w:tab w:val="num" w:pos="6480"/>
+        </w:tabs>
+        <w:ind w:left="6480" w:hanging="360"/>
+      </w:pPr>
+      <w:rPr>
+        <w:rFonts w:ascii="Wingdings" w:hAnsi="Wingdings" w:hint="default"/>
+        <w:sz w:val="20"/>
+      </w:rPr>
+    </w:lvl>
+  </w:abstractNum>
+  <w:abstractNum w:abstractNumId="19" w15:restartNumberingAfterBreak="0">
+    <w:nsid w:val="455D4056"/>
+    <w:multiLevelType w:val="multilevel"/>
+    <w:tmpl w:val="CCF42450"/>
+    <w:lvl w:ilvl="0">
+      <w:start w:val="1"/>
+      <w:numFmt w:val="bullet"/>
+      <w:lvlText w:val=""/>
+      <w:lvlJc w:val="left"/>
+      <w:pPr>
+        <w:tabs>
+          <w:tab w:val="num" w:pos="720"/>
+        </w:tabs>
+        <w:ind w:left="720" w:hanging="360"/>
+      </w:pPr>
+      <w:rPr>
+        <w:rFonts w:ascii="Symbol" w:hAnsi="Symbol" w:hint="default"/>
+        <w:sz w:val="20"/>
+      </w:rPr>
+    </w:lvl>
+    <w:lvl w:ilvl="1" w:tentative="1">
+      <w:start w:val="1"/>
+      <w:numFmt w:val="bullet"/>
+      <w:lvlText w:val="o"/>
+      <w:lvlJc w:val="left"/>
+      <w:pPr>
+        <w:tabs>
+          <w:tab w:val="num" w:pos="1440"/>
+        </w:tabs>
+        <w:ind w:left="1440" w:hanging="360"/>
+      </w:pPr>
+      <w:rPr>
+        <w:rFonts w:ascii="Courier New" w:hAnsi="Courier New" w:hint="default"/>
+        <w:sz w:val="20"/>
+      </w:rPr>
+    </w:lvl>
+    <w:lvl w:ilvl="2" w:tentative="1">
+      <w:start w:val="1"/>
+      <w:numFmt w:val="bullet"/>
+      <w:lvlText w:val=""/>
+      <w:lvlJc w:val="left"/>
+      <w:pPr>
+        <w:tabs>
+          <w:tab w:val="num" w:pos="2160"/>
+        </w:tabs>
+        <w:ind w:left="2160" w:hanging="360"/>
+      </w:pPr>
+      <w:rPr>
+        <w:rFonts w:ascii="Wingdings" w:hAnsi="Wingdings" w:hint="default"/>
+        <w:sz w:val="20"/>
+      </w:rPr>
+    </w:lvl>
+    <w:lvl w:ilvl="3" w:tentative="1">
+      <w:start w:val="1"/>
+      <w:numFmt w:val="bullet"/>
+      <w:lvlText w:val=""/>
+      <w:lvlJc w:val="left"/>
+      <w:pPr>
+        <w:tabs>
+          <w:tab w:val="num" w:pos="2880"/>
+        </w:tabs>
+        <w:ind w:left="2880" w:hanging="360"/>
+      </w:pPr>
+      <w:rPr>
+        <w:rFonts w:ascii="Wingdings" w:hAnsi="Wingdings" w:hint="default"/>
+        <w:sz w:val="20"/>
+      </w:rPr>
+    </w:lvl>
+    <w:lvl w:ilvl="4" w:tentative="1">
+      <w:start w:val="1"/>
+      <w:numFmt w:val="bullet"/>
+      <w:lvlText w:val=""/>
+      <w:lvlJc w:val="left"/>
+      <w:pPr>
+        <w:tabs>
+          <w:tab w:val="num" w:pos="3600"/>
+        </w:tabs>
+        <w:ind w:left="3600" w:hanging="360"/>
+      </w:pPr>
+      <w:rPr>
+        <w:rFonts w:ascii="Wingdings" w:hAnsi="Wingdings" w:hint="default"/>
+        <w:sz w:val="20"/>
+      </w:rPr>
+    </w:lvl>
+    <w:lvl w:ilvl="5" w:tentative="1">
+      <w:start w:val="1"/>
+      <w:numFmt w:val="bullet"/>
+      <w:lvlText w:val=""/>
+      <w:lvlJc w:val="left"/>
+      <w:pPr>
+        <w:tabs>
+          <w:tab w:val="num" w:pos="4320"/>
+        </w:tabs>
+        <w:ind w:left="4320" w:hanging="360"/>
+      </w:pPr>
+      <w:rPr>
+        <w:rFonts w:ascii="Wingdings" w:hAnsi="Wingdings" w:hint="default"/>
+        <w:sz w:val="20"/>
+      </w:rPr>
+    </w:lvl>
+    <w:lvl w:ilvl="6" w:tentative="1">
+      <w:start w:val="1"/>
+      <w:numFmt w:val="bullet"/>
+      <w:lvlText w:val=""/>
+      <w:lvlJc w:val="left"/>
+      <w:pPr>
+        <w:tabs>
+          <w:tab w:val="num" w:pos="5040"/>
+        </w:tabs>
+        <w:ind w:left="5040" w:hanging="360"/>
+      </w:pPr>
+      <w:rPr>
+        <w:rFonts w:ascii="Wingdings" w:hAnsi="Wingdings" w:hint="default"/>
+        <w:sz w:val="20"/>
+      </w:rPr>
+    </w:lvl>
+    <w:lvl w:ilvl="7" w:tentative="1">
+      <w:start w:val="1"/>
+      <w:numFmt w:val="bullet"/>
+      <w:lvlText w:val=""/>
+      <w:lvlJc w:val="left"/>
+      <w:pPr>
+        <w:tabs>
+          <w:tab w:val="num" w:pos="5760"/>
+        </w:tabs>
+        <w:ind w:left="5760" w:hanging="360"/>
+      </w:pPr>
+      <w:rPr>
+        <w:rFonts w:ascii="Wingdings" w:hAnsi="Wingdings" w:hint="default"/>
+        <w:sz w:val="20"/>
+      </w:rPr>
+    </w:lvl>
+    <w:lvl w:ilvl="8" w:tentative="1">
+      <w:start w:val="1"/>
+      <w:numFmt w:val="bullet"/>
+      <w:lvlText w:val=""/>
+      <w:lvlJc w:val="left"/>
+      <w:pPr>
+        <w:tabs>
+          <w:tab w:val="num" w:pos="6480"/>
+        </w:tabs>
+        <w:ind w:left="6480" w:hanging="360"/>
+      </w:pPr>
+      <w:rPr>
+        <w:rFonts w:ascii="Wingdings" w:hAnsi="Wingdings" w:hint="default"/>
+        <w:sz w:val="20"/>
+      </w:rPr>
+    </w:lvl>
+  </w:abstractNum>
+  <w:abstractNum w:abstractNumId="20" w15:restartNumberingAfterBreak="0">
+    <w:nsid w:val="4A462AD4"/>
+    <w:multiLevelType w:val="multilevel"/>
+    <w:tmpl w:val="8F3C8B20"/>
+    <w:lvl w:ilvl="0">
+      <w:start w:val="1"/>
+      <w:numFmt w:val="bullet"/>
+      <w:lvlText w:val=""/>
+      <w:lvlJc w:val="left"/>
+      <w:pPr>
+        <w:tabs>
+          <w:tab w:val="num" w:pos="720"/>
+        </w:tabs>
+        <w:ind w:left="720" w:hanging="360"/>
+      </w:pPr>
+      <w:rPr>
+        <w:rFonts w:ascii="Symbol" w:hAnsi="Symbol" w:hint="default"/>
+        <w:sz w:val="20"/>
+      </w:rPr>
+    </w:lvl>
+    <w:lvl w:ilvl="1" w:tentative="1">
+      <w:start w:val="1"/>
+      <w:numFmt w:val="bullet"/>
+      <w:lvlText w:val="o"/>
+      <w:lvlJc w:val="left"/>
+      <w:pPr>
+        <w:tabs>
+          <w:tab w:val="num" w:pos="1440"/>
+        </w:tabs>
+        <w:ind w:left="1440" w:hanging="360"/>
+      </w:pPr>
+      <w:rPr>
+        <w:rFonts w:ascii="Courier New" w:hAnsi="Courier New" w:hint="default"/>
+        <w:sz w:val="20"/>
+      </w:rPr>
+    </w:lvl>
+    <w:lvl w:ilvl="2" w:tentative="1">
+      <w:start w:val="1"/>
+      <w:numFmt w:val="bullet"/>
+      <w:lvlText w:val=""/>
+      <w:lvlJc w:val="left"/>
+      <w:pPr>
+        <w:tabs>
+          <w:tab w:val="num" w:pos="2160"/>
+        </w:tabs>
+        <w:ind w:left="2160" w:hanging="360"/>
+      </w:pPr>
+      <w:rPr>
+        <w:rFonts w:ascii="Wingdings" w:hAnsi="Wingdings" w:hint="default"/>
+        <w:sz w:val="20"/>
+      </w:rPr>
+    </w:lvl>
+    <w:lvl w:ilvl="3" w:tentative="1">
+      <w:start w:val="1"/>
+      <w:numFmt w:val="bullet"/>
+      <w:lvlText w:val=""/>
+      <w:lvlJc w:val="left"/>
+      <w:pPr>
+        <w:tabs>
+          <w:tab w:val="num" w:pos="2880"/>
+        </w:tabs>
+        <w:ind w:left="2880" w:hanging="360"/>
+      </w:pPr>
+      <w:rPr>
+        <w:rFonts w:ascii="Wingdings" w:hAnsi="Wingdings" w:hint="default"/>
+        <w:sz w:val="20"/>
+      </w:rPr>
+    </w:lvl>
+    <w:lvl w:ilvl="4" w:tentative="1">
+      <w:start w:val="1"/>
+      <w:numFmt w:val="bullet"/>
+      <w:lvlText w:val=""/>
+      <w:lvlJc w:val="left"/>
+      <w:pPr>
+        <w:tabs>
+          <w:tab w:val="num" w:pos="3600"/>
+        </w:tabs>
+        <w:ind w:left="3600" w:hanging="360"/>
+      </w:pPr>
+      <w:rPr>
+        <w:rFonts w:ascii="Wingdings" w:hAnsi="Wingdings" w:hint="default"/>
+        <w:sz w:val="20"/>
+      </w:rPr>
+    </w:lvl>
+    <w:lvl w:ilvl="5" w:tentative="1">
+      <w:start w:val="1"/>
+      <w:numFmt w:val="bullet"/>
+      <w:lvlText w:val=""/>
+      <w:lvlJc w:val="left"/>
+      <w:pPr>
+        <w:tabs>
+          <w:tab w:val="num" w:pos="4320"/>
+        </w:tabs>
+        <w:ind w:left="4320" w:hanging="360"/>
+      </w:pPr>
+      <w:rPr>
+        <w:rFonts w:ascii="Wingdings" w:hAnsi="Wingdings" w:hint="default"/>
+        <w:sz w:val="20"/>
+      </w:rPr>
+    </w:lvl>
+    <w:lvl w:ilvl="6" w:tentative="1">
+      <w:start w:val="1"/>
+      <w:numFmt w:val="bullet"/>
+      <w:lvlText w:val=""/>
+      <w:lvlJc w:val="left"/>
+      <w:pPr>
+        <w:tabs>
+          <w:tab w:val="num" w:pos="5040"/>
+        </w:tabs>
+        <w:ind w:left="5040" w:hanging="360"/>
+      </w:pPr>
+      <w:rPr>
+        <w:rFonts w:ascii="Wingdings" w:hAnsi="Wingdings" w:hint="default"/>
+        <w:sz w:val="20"/>
+      </w:rPr>
+    </w:lvl>
+    <w:lvl w:ilvl="7" w:tentative="1">
+      <w:start w:val="1"/>
+      <w:numFmt w:val="bullet"/>
+      <w:lvlText w:val=""/>
+      <w:lvlJc w:val="left"/>
+      <w:pPr>
+        <w:tabs>
+          <w:tab w:val="num" w:pos="5760"/>
+        </w:tabs>
+        <w:ind w:left="5760" w:hanging="360"/>
+      </w:pPr>
+      <w:rPr>
+        <w:rFonts w:ascii="Wingdings" w:hAnsi="Wingdings" w:hint="default"/>
+        <w:sz w:val="20"/>
+      </w:rPr>
+    </w:lvl>
+    <w:lvl w:ilvl="8" w:tentative="1">
+      <w:start w:val="1"/>
+      <w:numFmt w:val="bullet"/>
+      <w:lvlText w:val=""/>
+      <w:lvlJc w:val="left"/>
+      <w:pPr>
+        <w:tabs>
+          <w:tab w:val="num" w:pos="6480"/>
+        </w:tabs>
+        <w:ind w:left="6480" w:hanging="360"/>
+      </w:pPr>
+      <w:rPr>
+        <w:rFonts w:ascii="Wingdings" w:hAnsi="Wingdings" w:hint="default"/>
+        <w:sz w:val="20"/>
+      </w:rPr>
+    </w:lvl>
+  </w:abstractNum>
+  <w:abstractNum w:abstractNumId="21" w15:restartNumberingAfterBreak="0">
     <w:nsid w:val="4D950A62"/>
     <w:multiLevelType w:val="multilevel"/>
     <w:tmpl w:val="1FFED2D6"/>
@@ -4120,7 +7180,7 @@
       </w:rPr>
     </w:lvl>
   </w:abstractNum>
-  <w:abstractNum w:abstractNumId="14" w15:restartNumberingAfterBreak="0">
+  <w:abstractNum w:abstractNumId="22" w15:restartNumberingAfterBreak="0">
     <w:nsid w:val="4E5F49EE"/>
     <w:multiLevelType w:val="multilevel"/>
     <w:tmpl w:val="EFB6E092"/>
@@ -4269,7 +7329,7 @@
       </w:rPr>
     </w:lvl>
   </w:abstractNum>
-  <w:abstractNum w:abstractNumId="15" w15:restartNumberingAfterBreak="0">
+  <w:abstractNum w:abstractNumId="23" w15:restartNumberingAfterBreak="0">
     <w:nsid w:val="4F7503EA"/>
     <w:multiLevelType w:val="multilevel"/>
     <w:tmpl w:val="9DB25AFC"/>
@@ -4418,7 +7478,7 @@
       </w:rPr>
     </w:lvl>
   </w:abstractNum>
-  <w:abstractNum w:abstractNumId="16" w15:restartNumberingAfterBreak="0">
+  <w:abstractNum w:abstractNumId="24" w15:restartNumberingAfterBreak="0">
     <w:nsid w:val="51480151"/>
     <w:multiLevelType w:val="multilevel"/>
     <w:tmpl w:val="53983E68"/>
@@ -4567,7 +7627,156 @@
       </w:rPr>
     </w:lvl>
   </w:abstractNum>
-  <w:abstractNum w:abstractNumId="17" w15:restartNumberingAfterBreak="0">
+  <w:abstractNum w:abstractNumId="25" w15:restartNumberingAfterBreak="0">
+    <w:nsid w:val="51590889"/>
+    <w:multiLevelType w:val="multilevel"/>
+    <w:tmpl w:val="387EC548"/>
+    <w:lvl w:ilvl="0">
+      <w:start w:val="1"/>
+      <w:numFmt w:val="bullet"/>
+      <w:lvlText w:val=""/>
+      <w:lvlJc w:val="left"/>
+      <w:pPr>
+        <w:tabs>
+          <w:tab w:val="num" w:pos="720"/>
+        </w:tabs>
+        <w:ind w:left="720" w:hanging="360"/>
+      </w:pPr>
+      <w:rPr>
+        <w:rFonts w:ascii="Symbol" w:hAnsi="Symbol" w:hint="default"/>
+        <w:sz w:val="20"/>
+      </w:rPr>
+    </w:lvl>
+    <w:lvl w:ilvl="1" w:tentative="1">
+      <w:start w:val="1"/>
+      <w:numFmt w:val="bullet"/>
+      <w:lvlText w:val="o"/>
+      <w:lvlJc w:val="left"/>
+      <w:pPr>
+        <w:tabs>
+          <w:tab w:val="num" w:pos="1440"/>
+        </w:tabs>
+        <w:ind w:left="1440" w:hanging="360"/>
+      </w:pPr>
+      <w:rPr>
+        <w:rFonts w:ascii="Courier New" w:hAnsi="Courier New" w:hint="default"/>
+        <w:sz w:val="20"/>
+      </w:rPr>
+    </w:lvl>
+    <w:lvl w:ilvl="2" w:tentative="1">
+      <w:start w:val="1"/>
+      <w:numFmt w:val="bullet"/>
+      <w:lvlText w:val=""/>
+      <w:lvlJc w:val="left"/>
+      <w:pPr>
+        <w:tabs>
+          <w:tab w:val="num" w:pos="2160"/>
+        </w:tabs>
+        <w:ind w:left="2160" w:hanging="360"/>
+      </w:pPr>
+      <w:rPr>
+        <w:rFonts w:ascii="Wingdings" w:hAnsi="Wingdings" w:hint="default"/>
+        <w:sz w:val="20"/>
+      </w:rPr>
+    </w:lvl>
+    <w:lvl w:ilvl="3" w:tentative="1">
+      <w:start w:val="1"/>
+      <w:numFmt w:val="bullet"/>
+      <w:lvlText w:val=""/>
+      <w:lvlJc w:val="left"/>
+      <w:pPr>
+        <w:tabs>
+          <w:tab w:val="num" w:pos="2880"/>
+        </w:tabs>
+        <w:ind w:left="2880" w:hanging="360"/>
+      </w:pPr>
+      <w:rPr>
+        <w:rFonts w:ascii="Wingdings" w:hAnsi="Wingdings" w:hint="default"/>
+        <w:sz w:val="20"/>
+      </w:rPr>
+    </w:lvl>
+    <w:lvl w:ilvl="4" w:tentative="1">
+      <w:start w:val="1"/>
+      <w:numFmt w:val="bullet"/>
+      <w:lvlText w:val=""/>
+      <w:lvlJc w:val="left"/>
+      <w:pPr>
+        <w:tabs>
+          <w:tab w:val="num" w:pos="3600"/>
+        </w:tabs>
+        <w:ind w:left="3600" w:hanging="360"/>
+      </w:pPr>
+      <w:rPr>
+        <w:rFonts w:ascii="Wingdings" w:hAnsi="Wingdings" w:hint="default"/>
+        <w:sz w:val="20"/>
+      </w:rPr>
+    </w:lvl>
+    <w:lvl w:ilvl="5" w:tentative="1">
+      <w:start w:val="1"/>
+      <w:numFmt w:val="bullet"/>
+      <w:lvlText w:val=""/>
+      <w:lvlJc w:val="left"/>
+      <w:pPr>
+        <w:tabs>
+          <w:tab w:val="num" w:pos="4320"/>
+        </w:tabs>
+        <w:ind w:left="4320" w:hanging="360"/>
+      </w:pPr>
+      <w:rPr>
+        <w:rFonts w:ascii="Wingdings" w:hAnsi="Wingdings" w:hint="default"/>
+        <w:sz w:val="20"/>
+      </w:rPr>
+    </w:lvl>
+    <w:lvl w:ilvl="6" w:tentative="1">
+      <w:start w:val="1"/>
+      <w:numFmt w:val="bullet"/>
+      <w:lvlText w:val=""/>
+      <w:lvlJc w:val="left"/>
+      <w:pPr>
+        <w:tabs>
+          <w:tab w:val="num" w:pos="5040"/>
+        </w:tabs>
+        <w:ind w:left="5040" w:hanging="360"/>
+      </w:pPr>
+      <w:rPr>
+        <w:rFonts w:ascii="Wingdings" w:hAnsi="Wingdings" w:hint="default"/>
+        <w:sz w:val="20"/>
+      </w:rPr>
+    </w:lvl>
+    <w:lvl w:ilvl="7" w:tentative="1">
+      <w:start w:val="1"/>
+      <w:numFmt w:val="bullet"/>
+      <w:lvlText w:val=""/>
+      <w:lvlJc w:val="left"/>
+      <w:pPr>
+        <w:tabs>
+          <w:tab w:val="num" w:pos="5760"/>
+        </w:tabs>
+        <w:ind w:left="5760" w:hanging="360"/>
+      </w:pPr>
+      <w:rPr>
+        <w:rFonts w:ascii="Wingdings" w:hAnsi="Wingdings" w:hint="default"/>
+        <w:sz w:val="20"/>
+      </w:rPr>
+    </w:lvl>
+    <w:lvl w:ilvl="8" w:tentative="1">
+      <w:start w:val="1"/>
+      <w:numFmt w:val="bullet"/>
+      <w:lvlText w:val=""/>
+      <w:lvlJc w:val="left"/>
+      <w:pPr>
+        <w:tabs>
+          <w:tab w:val="num" w:pos="6480"/>
+        </w:tabs>
+        <w:ind w:left="6480" w:hanging="360"/>
+      </w:pPr>
+      <w:rPr>
+        <w:rFonts w:ascii="Wingdings" w:hAnsi="Wingdings" w:hint="default"/>
+        <w:sz w:val="20"/>
+      </w:rPr>
+    </w:lvl>
+  </w:abstractNum>
+  <w:abstractNum w:abstractNumId="26" w15:restartNumberingAfterBreak="0">
     <w:nsid w:val="54C96DF1"/>
     <w:multiLevelType w:val="multilevel"/>
     <w:tmpl w:val="241CB6FC"/>
@@ -4716,7 +7925,7 @@
       </w:rPr>
     </w:lvl>
   </w:abstractNum>
-  <w:abstractNum w:abstractNumId="18" w15:restartNumberingAfterBreak="0">
+  <w:abstractNum w:abstractNumId="27" w15:restartNumberingAfterBreak="0">
     <w:nsid w:val="59C47F02"/>
     <w:multiLevelType w:val="multilevel"/>
     <w:tmpl w:val="A2E6E8BC"/>
@@ -4865,7 +8074,305 @@
       </w:rPr>
     </w:lvl>
   </w:abstractNum>
-  <w:abstractNum w:abstractNumId="19" w15:restartNumberingAfterBreak="0">
+  <w:abstractNum w:abstractNumId="28" w15:restartNumberingAfterBreak="0">
+    <w:nsid w:val="5D513B40"/>
+    <w:multiLevelType w:val="multilevel"/>
+    <w:tmpl w:val="927869AA"/>
+    <w:lvl w:ilvl="0">
+      <w:start w:val="1"/>
+      <w:numFmt w:val="bullet"/>
+      <w:lvlText w:val=""/>
+      <w:lvlJc w:val="left"/>
+      <w:pPr>
+        <w:tabs>
+          <w:tab w:val="num" w:pos="720"/>
+        </w:tabs>
+        <w:ind w:left="720" w:hanging="360"/>
+      </w:pPr>
+      <w:rPr>
+        <w:rFonts w:ascii="Symbol" w:hAnsi="Symbol" w:hint="default"/>
+        <w:sz w:val="20"/>
+      </w:rPr>
+    </w:lvl>
+    <w:lvl w:ilvl="1" w:tentative="1">
+      <w:start w:val="1"/>
+      <w:numFmt w:val="bullet"/>
+      <w:lvlText w:val="o"/>
+      <w:lvlJc w:val="left"/>
+      <w:pPr>
+        <w:tabs>
+          <w:tab w:val="num" w:pos="1440"/>
+        </w:tabs>
+        <w:ind w:left="1440" w:hanging="360"/>
+      </w:pPr>
+      <w:rPr>
+        <w:rFonts w:ascii="Courier New" w:hAnsi="Courier New" w:hint="default"/>
+        <w:sz w:val="20"/>
+      </w:rPr>
+    </w:lvl>
+    <w:lvl w:ilvl="2" w:tentative="1">
+      <w:start w:val="1"/>
+      <w:numFmt w:val="bullet"/>
+      <w:lvlText w:val=""/>
+      <w:lvlJc w:val="left"/>
+      <w:pPr>
+        <w:tabs>
+          <w:tab w:val="num" w:pos="2160"/>
+        </w:tabs>
+        <w:ind w:left="2160" w:hanging="360"/>
+      </w:pPr>
+      <w:rPr>
+        <w:rFonts w:ascii="Wingdings" w:hAnsi="Wingdings" w:hint="default"/>
+        <w:sz w:val="20"/>
+      </w:rPr>
+    </w:lvl>
+    <w:lvl w:ilvl="3" w:tentative="1">
+      <w:start w:val="1"/>
+      <w:numFmt w:val="bullet"/>
+      <w:lvlText w:val=""/>
+      <w:lvlJc w:val="left"/>
+      <w:pPr>
+        <w:tabs>
+          <w:tab w:val="num" w:pos="2880"/>
+        </w:tabs>
+        <w:ind w:left="2880" w:hanging="360"/>
+      </w:pPr>
+      <w:rPr>
+        <w:rFonts w:ascii="Wingdings" w:hAnsi="Wingdings" w:hint="default"/>
+        <w:sz w:val="20"/>
+      </w:rPr>
+    </w:lvl>
+    <w:lvl w:ilvl="4" w:tentative="1">
+      <w:start w:val="1"/>
+      <w:numFmt w:val="bullet"/>
+      <w:lvlText w:val=""/>
+      <w:lvlJc w:val="left"/>
+      <w:pPr>
+        <w:tabs>
+          <w:tab w:val="num" w:pos="3600"/>
+        </w:tabs>
+        <w:ind w:left="3600" w:hanging="360"/>
+      </w:pPr>
+      <w:rPr>
+        <w:rFonts w:ascii="Wingdings" w:hAnsi="Wingdings" w:hint="default"/>
+        <w:sz w:val="20"/>
+      </w:rPr>
+    </w:lvl>
+    <w:lvl w:ilvl="5" w:tentative="1">
+      <w:start w:val="1"/>
+      <w:numFmt w:val="bullet"/>
+      <w:lvlText w:val=""/>
+      <w:lvlJc w:val="left"/>
+      <w:pPr>
+        <w:tabs>
+          <w:tab w:val="num" w:pos="4320"/>
+        </w:tabs>
+        <w:ind w:left="4320" w:hanging="360"/>
+      </w:pPr>
+      <w:rPr>
+        <w:rFonts w:ascii="Wingdings" w:hAnsi="Wingdings" w:hint="default"/>
+        <w:sz w:val="20"/>
+      </w:rPr>
+    </w:lvl>
+    <w:lvl w:ilvl="6" w:tentative="1">
+      <w:start w:val="1"/>
+      <w:numFmt w:val="bullet"/>
+      <w:lvlText w:val=""/>
+      <w:lvlJc w:val="left"/>
+      <w:pPr>
+        <w:tabs>
+          <w:tab w:val="num" w:pos="5040"/>
+        </w:tabs>
+        <w:ind w:left="5040" w:hanging="360"/>
+      </w:pPr>
+      <w:rPr>
+        <w:rFonts w:ascii="Wingdings" w:hAnsi="Wingdings" w:hint="default"/>
+        <w:sz w:val="20"/>
+      </w:rPr>
+    </w:lvl>
+    <w:lvl w:ilvl="7" w:tentative="1">
+      <w:start w:val="1"/>
+      <w:numFmt w:val="bullet"/>
+      <w:lvlText w:val=""/>
+      <w:lvlJc w:val="left"/>
+      <w:pPr>
+        <w:tabs>
+          <w:tab w:val="num" w:pos="5760"/>
+        </w:tabs>
+        <w:ind w:left="5760" w:hanging="360"/>
+      </w:pPr>
+      <w:rPr>
+        <w:rFonts w:ascii="Wingdings" w:hAnsi="Wingdings" w:hint="default"/>
+        <w:sz w:val="20"/>
+      </w:rPr>
+    </w:lvl>
+    <w:lvl w:ilvl="8" w:tentative="1">
+      <w:start w:val="1"/>
+      <w:numFmt w:val="bullet"/>
+      <w:lvlText w:val=""/>
+      <w:lvlJc w:val="left"/>
+      <w:pPr>
+        <w:tabs>
+          <w:tab w:val="num" w:pos="6480"/>
+        </w:tabs>
+        <w:ind w:left="6480" w:hanging="360"/>
+      </w:pPr>
+      <w:rPr>
+        <w:rFonts w:ascii="Wingdings" w:hAnsi="Wingdings" w:hint="default"/>
+        <w:sz w:val="20"/>
+      </w:rPr>
+    </w:lvl>
+  </w:abstractNum>
+  <w:abstractNum w:abstractNumId="29" w15:restartNumberingAfterBreak="0">
+    <w:nsid w:val="65595681"/>
+    <w:multiLevelType w:val="multilevel"/>
+    <w:tmpl w:val="D1346BF2"/>
+    <w:lvl w:ilvl="0">
+      <w:start w:val="1"/>
+      <w:numFmt w:val="bullet"/>
+      <w:lvlText w:val=""/>
+      <w:lvlJc w:val="left"/>
+      <w:pPr>
+        <w:tabs>
+          <w:tab w:val="num" w:pos="720"/>
+        </w:tabs>
+        <w:ind w:left="720" w:hanging="360"/>
+      </w:pPr>
+      <w:rPr>
+        <w:rFonts w:ascii="Symbol" w:hAnsi="Symbol" w:hint="default"/>
+        <w:sz w:val="20"/>
+      </w:rPr>
+    </w:lvl>
+    <w:lvl w:ilvl="1" w:tentative="1">
+      <w:start w:val="1"/>
+      <w:numFmt w:val="bullet"/>
+      <w:lvlText w:val="o"/>
+      <w:lvlJc w:val="left"/>
+      <w:pPr>
+        <w:tabs>
+          <w:tab w:val="num" w:pos="1440"/>
+        </w:tabs>
+        <w:ind w:left="1440" w:hanging="360"/>
+      </w:pPr>
+      <w:rPr>
+        <w:rFonts w:ascii="Courier New" w:hAnsi="Courier New" w:hint="default"/>
+        <w:sz w:val="20"/>
+      </w:rPr>
+    </w:lvl>
+    <w:lvl w:ilvl="2" w:tentative="1">
+      <w:start w:val="1"/>
+      <w:numFmt w:val="bullet"/>
+      <w:lvlText w:val=""/>
+      <w:lvlJc w:val="left"/>
+      <w:pPr>
+        <w:tabs>
+          <w:tab w:val="num" w:pos="2160"/>
+        </w:tabs>
+        <w:ind w:left="2160" w:hanging="360"/>
+      </w:pPr>
+      <w:rPr>
+        <w:rFonts w:ascii="Wingdings" w:hAnsi="Wingdings" w:hint="default"/>
+        <w:sz w:val="20"/>
+      </w:rPr>
+    </w:lvl>
+    <w:lvl w:ilvl="3" w:tentative="1">
+      <w:start w:val="1"/>
+      <w:numFmt w:val="bullet"/>
+      <w:lvlText w:val=""/>
+      <w:lvlJc w:val="left"/>
+      <w:pPr>
+        <w:tabs>
+          <w:tab w:val="num" w:pos="2880"/>
+        </w:tabs>
+        <w:ind w:left="2880" w:hanging="360"/>
+      </w:pPr>
+      <w:rPr>
+        <w:rFonts w:ascii="Wingdings" w:hAnsi="Wingdings" w:hint="default"/>
+        <w:sz w:val="20"/>
+      </w:rPr>
+    </w:lvl>
+    <w:lvl w:ilvl="4" w:tentative="1">
+      <w:start w:val="1"/>
+      <w:numFmt w:val="bullet"/>
+      <w:lvlText w:val=""/>
+      <w:lvlJc w:val="left"/>
+      <w:pPr>
+        <w:tabs>
+          <w:tab w:val="num" w:pos="3600"/>
+        </w:tabs>
+        <w:ind w:left="3600" w:hanging="360"/>
+      </w:pPr>
+      <w:rPr>
+        <w:rFonts w:ascii="Wingdings" w:hAnsi="Wingdings" w:hint="default"/>
+        <w:sz w:val="20"/>
+      </w:rPr>
+    </w:lvl>
+    <w:lvl w:ilvl="5" w:tentative="1">
+      <w:start w:val="1"/>
+      <w:numFmt w:val="bullet"/>
+      <w:lvlText w:val=""/>
+      <w:lvlJc w:val="left"/>
+      <w:pPr>
+        <w:tabs>
+          <w:tab w:val="num" w:pos="4320"/>
+        </w:tabs>
+        <w:ind w:left="4320" w:hanging="360"/>
+      </w:pPr>
+      <w:rPr>
+        <w:rFonts w:ascii="Wingdings" w:hAnsi="Wingdings" w:hint="default"/>
+        <w:sz w:val="20"/>
+      </w:rPr>
+    </w:lvl>
+    <w:lvl w:ilvl="6" w:tentative="1">
+      <w:start w:val="1"/>
+      <w:numFmt w:val="bullet"/>
+      <w:lvlText w:val=""/>
+      <w:lvlJc w:val="left"/>
+      <w:pPr>
+        <w:tabs>
+          <w:tab w:val="num" w:pos="5040"/>
+        </w:tabs>
+        <w:ind w:left="5040" w:hanging="360"/>
+      </w:pPr>
+      <w:rPr>
+        <w:rFonts w:ascii="Wingdings" w:hAnsi="Wingdings" w:hint="default"/>
+        <w:sz w:val="20"/>
+      </w:rPr>
+    </w:lvl>
+    <w:lvl w:ilvl="7" w:tentative="1">
+      <w:start w:val="1"/>
+      <w:numFmt w:val="bullet"/>
+      <w:lvlText w:val=""/>
+      <w:lvlJc w:val="left"/>
+      <w:pPr>
+        <w:tabs>
+          <w:tab w:val="num" w:pos="5760"/>
+        </w:tabs>
+        <w:ind w:left="5760" w:hanging="360"/>
+      </w:pPr>
+      <w:rPr>
+        <w:rFonts w:ascii="Wingdings" w:hAnsi="Wingdings" w:hint="default"/>
+        <w:sz w:val="20"/>
+      </w:rPr>
+    </w:lvl>
+    <w:lvl w:ilvl="8" w:tentative="1">
+      <w:start w:val="1"/>
+      <w:numFmt w:val="bullet"/>
+      <w:lvlText w:val=""/>
+      <w:lvlJc w:val="left"/>
+      <w:pPr>
+        <w:tabs>
+          <w:tab w:val="num" w:pos="6480"/>
+        </w:tabs>
+        <w:ind w:left="6480" w:hanging="360"/>
+      </w:pPr>
+      <w:rPr>
+        <w:rFonts w:ascii="Wingdings" w:hAnsi="Wingdings" w:hint="default"/>
+        <w:sz w:val="20"/>
+      </w:rPr>
+    </w:lvl>
+  </w:abstractNum>
+  <w:abstractNum w:abstractNumId="30" w15:restartNumberingAfterBreak="0">
     <w:nsid w:val="6AD37D18"/>
     <w:multiLevelType w:val="multilevel"/>
     <w:tmpl w:val="C9F8CB0E"/>
@@ -5014,7 +8521,7 @@
       </w:rPr>
     </w:lvl>
   </w:abstractNum>
-  <w:abstractNum w:abstractNumId="20" w15:restartNumberingAfterBreak="0">
+  <w:abstractNum w:abstractNumId="31" w15:restartNumberingAfterBreak="0">
     <w:nsid w:val="6DAB1734"/>
     <w:multiLevelType w:val="multilevel"/>
     <w:tmpl w:val="984E5A34"/>
@@ -5163,7 +8670,156 @@
       </w:rPr>
     </w:lvl>
   </w:abstractNum>
-  <w:abstractNum w:abstractNumId="21" w15:restartNumberingAfterBreak="0">
+  <w:abstractNum w:abstractNumId="32" w15:restartNumberingAfterBreak="0">
+    <w:nsid w:val="6F892C25"/>
+    <w:multiLevelType w:val="multilevel"/>
+    <w:tmpl w:val="7E8672B6"/>
+    <w:lvl w:ilvl="0">
+      <w:start w:val="1"/>
+      <w:numFmt w:val="bullet"/>
+      <w:lvlText w:val=""/>
+      <w:lvlJc w:val="left"/>
+      <w:pPr>
+        <w:tabs>
+          <w:tab w:val="num" w:pos="720"/>
+        </w:tabs>
+        <w:ind w:left="720" w:hanging="360"/>
+      </w:pPr>
+      <w:rPr>
+        <w:rFonts w:ascii="Symbol" w:hAnsi="Symbol" w:hint="default"/>
+        <w:sz w:val="20"/>
+      </w:rPr>
+    </w:lvl>
+    <w:lvl w:ilvl="1" w:tentative="1">
+      <w:start w:val="1"/>
+      <w:numFmt w:val="bullet"/>
+      <w:lvlText w:val="o"/>
+      <w:lvlJc w:val="left"/>
+      <w:pPr>
+        <w:tabs>
+          <w:tab w:val="num" w:pos="1440"/>
+        </w:tabs>
+        <w:ind w:left="1440" w:hanging="360"/>
+      </w:pPr>
+      <w:rPr>
+        <w:rFonts w:ascii="Courier New" w:hAnsi="Courier New" w:hint="default"/>
+        <w:sz w:val="20"/>
+      </w:rPr>
+    </w:lvl>
+    <w:lvl w:ilvl="2" w:tentative="1">
+      <w:start w:val="1"/>
+      <w:numFmt w:val="bullet"/>
+      <w:lvlText w:val=""/>
+      <w:lvlJc w:val="left"/>
+      <w:pPr>
+        <w:tabs>
+          <w:tab w:val="num" w:pos="2160"/>
+        </w:tabs>
+        <w:ind w:left="2160" w:hanging="360"/>
+      </w:pPr>
+      <w:rPr>
+        <w:rFonts w:ascii="Wingdings" w:hAnsi="Wingdings" w:hint="default"/>
+        <w:sz w:val="20"/>
+      </w:rPr>
+    </w:lvl>
+    <w:lvl w:ilvl="3" w:tentative="1">
+      <w:start w:val="1"/>
+      <w:numFmt w:val="bullet"/>
+      <w:lvlText w:val=""/>
+      <w:lvlJc w:val="left"/>
+      <w:pPr>
+        <w:tabs>
+          <w:tab w:val="num" w:pos="2880"/>
+        </w:tabs>
+        <w:ind w:left="2880" w:hanging="360"/>
+      </w:pPr>
+      <w:rPr>
+        <w:rFonts w:ascii="Wingdings" w:hAnsi="Wingdings" w:hint="default"/>
+        <w:sz w:val="20"/>
+      </w:rPr>
+    </w:lvl>
+    <w:lvl w:ilvl="4" w:tentative="1">
+      <w:start w:val="1"/>
+      <w:numFmt w:val="bullet"/>
+      <w:lvlText w:val=""/>
+      <w:lvlJc w:val="left"/>
+      <w:pPr>
+        <w:tabs>
+          <w:tab w:val="num" w:pos="3600"/>
+        </w:tabs>
+        <w:ind w:left="3600" w:hanging="360"/>
+      </w:pPr>
+      <w:rPr>
+        <w:rFonts w:ascii="Wingdings" w:hAnsi="Wingdings" w:hint="default"/>
+        <w:sz w:val="20"/>
+      </w:rPr>
+    </w:lvl>
+    <w:lvl w:ilvl="5" w:tentative="1">
+      <w:start w:val="1"/>
+      <w:numFmt w:val="bullet"/>
+      <w:lvlText w:val=""/>
+      <w:lvlJc w:val="left"/>
+      <w:pPr>
+        <w:tabs>
+          <w:tab w:val="num" w:pos="4320"/>
+        </w:tabs>
+        <w:ind w:left="4320" w:hanging="360"/>
+      </w:pPr>
+      <w:rPr>
+        <w:rFonts w:ascii="Wingdings" w:hAnsi="Wingdings" w:hint="default"/>
+        <w:sz w:val="20"/>
+      </w:rPr>
+    </w:lvl>
+    <w:lvl w:ilvl="6" w:tentative="1">
+      <w:start w:val="1"/>
+      <w:numFmt w:val="bullet"/>
+      <w:lvlText w:val=""/>
+      <w:lvlJc w:val="left"/>
+      <w:pPr>
+        <w:tabs>
+          <w:tab w:val="num" w:pos="5040"/>
+        </w:tabs>
+        <w:ind w:left="5040" w:hanging="360"/>
+      </w:pPr>
+      <w:rPr>
+        <w:rFonts w:ascii="Wingdings" w:hAnsi="Wingdings" w:hint="default"/>
+        <w:sz w:val="20"/>
+      </w:rPr>
+    </w:lvl>
+    <w:lvl w:ilvl="7" w:tentative="1">
+      <w:start w:val="1"/>
+      <w:numFmt w:val="bullet"/>
+      <w:lvlText w:val=""/>
+      <w:lvlJc w:val="left"/>
+      <w:pPr>
+        <w:tabs>
+          <w:tab w:val="num" w:pos="5760"/>
+        </w:tabs>
+        <w:ind w:left="5760" w:hanging="360"/>
+      </w:pPr>
+      <w:rPr>
+        <w:rFonts w:ascii="Wingdings" w:hAnsi="Wingdings" w:hint="default"/>
+        <w:sz w:val="20"/>
+      </w:rPr>
+    </w:lvl>
+    <w:lvl w:ilvl="8" w:tentative="1">
+      <w:start w:val="1"/>
+      <w:numFmt w:val="bullet"/>
+      <w:lvlText w:val=""/>
+      <w:lvlJc w:val="left"/>
+      <w:pPr>
+        <w:tabs>
+          <w:tab w:val="num" w:pos="6480"/>
+        </w:tabs>
+        <w:ind w:left="6480" w:hanging="360"/>
+      </w:pPr>
+      <w:rPr>
+        <w:rFonts w:ascii="Wingdings" w:hAnsi="Wingdings" w:hint="default"/>
+        <w:sz w:val="20"/>
+      </w:rPr>
+    </w:lvl>
+  </w:abstractNum>
+  <w:abstractNum w:abstractNumId="33" w15:restartNumberingAfterBreak="0">
     <w:nsid w:val="6F9870CC"/>
     <w:multiLevelType w:val="multilevel"/>
     <w:tmpl w:val="363CEF46"/>
@@ -5312,7 +8968,156 @@
       </w:rPr>
     </w:lvl>
   </w:abstractNum>
-  <w:abstractNum w:abstractNumId="22" w15:restartNumberingAfterBreak="0">
+  <w:abstractNum w:abstractNumId="34" w15:restartNumberingAfterBreak="0">
+    <w:nsid w:val="79F91C5A"/>
+    <w:multiLevelType w:val="multilevel"/>
+    <w:tmpl w:val="BFD02280"/>
+    <w:lvl w:ilvl="0">
+      <w:start w:val="1"/>
+      <w:numFmt w:val="bullet"/>
+      <w:lvlText w:val=""/>
+      <w:lvlJc w:val="left"/>
+      <w:pPr>
+        <w:tabs>
+          <w:tab w:val="num" w:pos="720"/>
+        </w:tabs>
+        <w:ind w:left="720" w:hanging="360"/>
+      </w:pPr>
+      <w:rPr>
+        <w:rFonts w:ascii="Symbol" w:hAnsi="Symbol" w:hint="default"/>
+        <w:sz w:val="20"/>
+      </w:rPr>
+    </w:lvl>
+    <w:lvl w:ilvl="1" w:tentative="1">
+      <w:start w:val="1"/>
+      <w:numFmt w:val="bullet"/>
+      <w:lvlText w:val="o"/>
+      <w:lvlJc w:val="left"/>
+      <w:pPr>
+        <w:tabs>
+          <w:tab w:val="num" w:pos="1440"/>
+        </w:tabs>
+        <w:ind w:left="1440" w:hanging="360"/>
+      </w:pPr>
+      <w:rPr>
+        <w:rFonts w:ascii="Courier New" w:hAnsi="Courier New" w:hint="default"/>
+        <w:sz w:val="20"/>
+      </w:rPr>
+    </w:lvl>
+    <w:lvl w:ilvl="2" w:tentative="1">
+      <w:start w:val="1"/>
+      <w:numFmt w:val="bullet"/>
+      <w:lvlText w:val=""/>
+      <w:lvlJc w:val="left"/>
+      <w:pPr>
+        <w:tabs>
+          <w:tab w:val="num" w:pos="2160"/>
+        </w:tabs>
+        <w:ind w:left="2160" w:hanging="360"/>
+      </w:pPr>
+      <w:rPr>
+        <w:rFonts w:ascii="Wingdings" w:hAnsi="Wingdings" w:hint="default"/>
+        <w:sz w:val="20"/>
+      </w:rPr>
+    </w:lvl>
+    <w:lvl w:ilvl="3" w:tentative="1">
+      <w:start w:val="1"/>
+      <w:numFmt w:val="bullet"/>
+      <w:lvlText w:val=""/>
+      <w:lvlJc w:val="left"/>
+      <w:pPr>
+        <w:tabs>
+          <w:tab w:val="num" w:pos="2880"/>
+        </w:tabs>
+        <w:ind w:left="2880" w:hanging="360"/>
+      </w:pPr>
+      <w:rPr>
+        <w:rFonts w:ascii="Wingdings" w:hAnsi="Wingdings" w:hint="default"/>
+        <w:sz w:val="20"/>
+      </w:rPr>
+    </w:lvl>
+    <w:lvl w:ilvl="4" w:tentative="1">
+      <w:start w:val="1"/>
+      <w:numFmt w:val="bullet"/>
+      <w:lvlText w:val=""/>
+      <w:lvlJc w:val="left"/>
+      <w:pPr>
+        <w:tabs>
+          <w:tab w:val="num" w:pos="3600"/>
+        </w:tabs>
+        <w:ind w:left="3600" w:hanging="360"/>
+      </w:pPr>
+      <w:rPr>
+        <w:rFonts w:ascii="Wingdings" w:hAnsi="Wingdings" w:hint="default"/>
+        <w:sz w:val="20"/>
+      </w:rPr>
+    </w:lvl>
+    <w:lvl w:ilvl="5" w:tentative="1">
+      <w:start w:val="1"/>
+      <w:numFmt w:val="bullet"/>
+      <w:lvlText w:val=""/>
+      <w:lvlJc w:val="left"/>
+      <w:pPr>
+        <w:tabs>
+          <w:tab w:val="num" w:pos="4320"/>
+        </w:tabs>
+        <w:ind w:left="4320" w:hanging="360"/>
+      </w:pPr>
+      <w:rPr>
+        <w:rFonts w:ascii="Wingdings" w:hAnsi="Wingdings" w:hint="default"/>
+        <w:sz w:val="20"/>
+      </w:rPr>
+    </w:lvl>
+    <w:lvl w:ilvl="6" w:tentative="1">
+      <w:start w:val="1"/>
+      <w:numFmt w:val="bullet"/>
+      <w:lvlText w:val=""/>
+      <w:lvlJc w:val="left"/>
+      <w:pPr>
+        <w:tabs>
+          <w:tab w:val="num" w:pos="5040"/>
+        </w:tabs>
+        <w:ind w:left="5040" w:hanging="360"/>
+      </w:pPr>
+      <w:rPr>
+        <w:rFonts w:ascii="Wingdings" w:hAnsi="Wingdings" w:hint="default"/>
+        <w:sz w:val="20"/>
+      </w:rPr>
+    </w:lvl>
+    <w:lvl w:ilvl="7" w:tentative="1">
+      <w:start w:val="1"/>
+      <w:numFmt w:val="bullet"/>
+      <w:lvlText w:val=""/>
+      <w:lvlJc w:val="left"/>
+      <w:pPr>
+        <w:tabs>
+          <w:tab w:val="num" w:pos="5760"/>
+        </w:tabs>
+        <w:ind w:left="5760" w:hanging="360"/>
+      </w:pPr>
+      <w:rPr>
+        <w:rFonts w:ascii="Wingdings" w:hAnsi="Wingdings" w:hint="default"/>
+        <w:sz w:val="20"/>
+      </w:rPr>
+    </w:lvl>
+    <w:lvl w:ilvl="8" w:tentative="1">
+      <w:start w:val="1"/>
+      <w:numFmt w:val="bullet"/>
+      <w:lvlText w:val=""/>
+      <w:lvlJc w:val="left"/>
+      <w:pPr>
+        <w:tabs>
+          <w:tab w:val="num" w:pos="6480"/>
+        </w:tabs>
+        <w:ind w:left="6480" w:hanging="360"/>
+      </w:pPr>
+      <w:rPr>
+        <w:rFonts w:ascii="Wingdings" w:hAnsi="Wingdings" w:hint="default"/>
+        <w:sz w:val="20"/>
+      </w:rPr>
+    </w:lvl>
+  </w:abstractNum>
+  <w:abstractNum w:abstractNumId="35" w15:restartNumberingAfterBreak="0">
     <w:nsid w:val="7AE57AEF"/>
     <w:multiLevelType w:val="multilevel"/>
     <w:tmpl w:val="E03C0BD6"/>
@@ -5461,7 +9266,7 @@
       </w:rPr>
     </w:lvl>
   </w:abstractNum>
-  <w:abstractNum w:abstractNumId="23" w15:restartNumberingAfterBreak="0">
+  <w:abstractNum w:abstractNumId="36" w15:restartNumberingAfterBreak="0">
     <w:nsid w:val="7CE955A4"/>
     <w:multiLevelType w:val="multilevel"/>
     <w:tmpl w:val="8660AD12"/>
@@ -5610,77 +9415,268 @@
       </w:rPr>
     </w:lvl>
   </w:abstractNum>
+  <w:abstractNum w:abstractNumId="37" w15:restartNumberingAfterBreak="0">
+    <w:nsid w:val="7E5B3014"/>
+    <w:multiLevelType w:val="multilevel"/>
+    <w:tmpl w:val="7474019E"/>
+    <w:lvl w:ilvl="0">
+      <w:start w:val="1"/>
+      <w:numFmt w:val="bullet"/>
+      <w:lvlText w:val=""/>
+      <w:lvlJc w:val="left"/>
+      <w:pPr>
+        <w:tabs>
+          <w:tab w:val="num" w:pos="720"/>
+        </w:tabs>
+        <w:ind w:left="720" w:hanging="360"/>
+      </w:pPr>
+      <w:rPr>
+        <w:rFonts w:ascii="Symbol" w:hAnsi="Symbol" w:hint="default"/>
+        <w:sz w:val="20"/>
+      </w:rPr>
+    </w:lvl>
+    <w:lvl w:ilvl="1" w:tentative="1">
+      <w:start w:val="1"/>
+      <w:numFmt w:val="bullet"/>
+      <w:lvlText w:val="o"/>
+      <w:lvlJc w:val="left"/>
+      <w:pPr>
+        <w:tabs>
+          <w:tab w:val="num" w:pos="1440"/>
+        </w:tabs>
+        <w:ind w:left="1440" w:hanging="360"/>
+      </w:pPr>
+      <w:rPr>
+        <w:rFonts w:ascii="Courier New" w:hAnsi="Courier New" w:hint="default"/>
+        <w:sz w:val="20"/>
+      </w:rPr>
+    </w:lvl>
+    <w:lvl w:ilvl="2" w:tentative="1">
+      <w:start w:val="1"/>
+      <w:numFmt w:val="bullet"/>
+      <w:lvlText w:val=""/>
+      <w:lvlJc w:val="left"/>
+      <w:pPr>
+        <w:tabs>
+          <w:tab w:val="num" w:pos="2160"/>
+        </w:tabs>
+        <w:ind w:left="2160" w:hanging="360"/>
+      </w:pPr>
+      <w:rPr>
+        <w:rFonts w:ascii="Wingdings" w:hAnsi="Wingdings" w:hint="default"/>
+        <w:sz w:val="20"/>
+      </w:rPr>
+    </w:lvl>
+    <w:lvl w:ilvl="3" w:tentative="1">
+      <w:start w:val="1"/>
+      <w:numFmt w:val="bullet"/>
+      <w:lvlText w:val=""/>
+      <w:lvlJc w:val="left"/>
+      <w:pPr>
+        <w:tabs>
+          <w:tab w:val="num" w:pos="2880"/>
+        </w:tabs>
+        <w:ind w:left="2880" w:hanging="360"/>
+      </w:pPr>
+      <w:rPr>
+        <w:rFonts w:ascii="Wingdings" w:hAnsi="Wingdings" w:hint="default"/>
+        <w:sz w:val="20"/>
+      </w:rPr>
+    </w:lvl>
+    <w:lvl w:ilvl="4" w:tentative="1">
+      <w:start w:val="1"/>
+      <w:numFmt w:val="bullet"/>
+      <w:lvlText w:val=""/>
+      <w:lvlJc w:val="left"/>
+      <w:pPr>
+        <w:tabs>
+          <w:tab w:val="num" w:pos="3600"/>
+        </w:tabs>
+        <w:ind w:left="3600" w:hanging="360"/>
+      </w:pPr>
+      <w:rPr>
+        <w:rFonts w:ascii="Wingdings" w:hAnsi="Wingdings" w:hint="default"/>
+        <w:sz w:val="20"/>
+      </w:rPr>
+    </w:lvl>
+    <w:lvl w:ilvl="5" w:tentative="1">
+      <w:start w:val="1"/>
+      <w:numFmt w:val="bullet"/>
+      <w:lvlText w:val=""/>
+      <w:lvlJc w:val="left"/>
+      <w:pPr>
+        <w:tabs>
+          <w:tab w:val="num" w:pos="4320"/>
+        </w:tabs>
+        <w:ind w:left="4320" w:hanging="360"/>
+      </w:pPr>
+      <w:rPr>
+        <w:rFonts w:ascii="Wingdings" w:hAnsi="Wingdings" w:hint="default"/>
+        <w:sz w:val="20"/>
+      </w:rPr>
+    </w:lvl>
+    <w:lvl w:ilvl="6" w:tentative="1">
+      <w:start w:val="1"/>
+      <w:numFmt w:val="bullet"/>
+      <w:lvlText w:val=""/>
+      <w:lvlJc w:val="left"/>
+      <w:pPr>
+        <w:tabs>
+          <w:tab w:val="num" w:pos="5040"/>
+        </w:tabs>
+        <w:ind w:left="5040" w:hanging="360"/>
+      </w:pPr>
+      <w:rPr>
+        <w:rFonts w:ascii="Wingdings" w:hAnsi="Wingdings" w:hint="default"/>
+        <w:sz w:val="20"/>
+      </w:rPr>
+    </w:lvl>
+    <w:lvl w:ilvl="7" w:tentative="1">
+      <w:start w:val="1"/>
+      <w:numFmt w:val="bullet"/>
+      <w:lvlText w:val=""/>
+      <w:lvlJc w:val="left"/>
+      <w:pPr>
+        <w:tabs>
+          <w:tab w:val="num" w:pos="5760"/>
+        </w:tabs>
+        <w:ind w:left="5760" w:hanging="360"/>
+      </w:pPr>
+      <w:rPr>
+        <w:rFonts w:ascii="Wingdings" w:hAnsi="Wingdings" w:hint="default"/>
+        <w:sz w:val="20"/>
+      </w:rPr>
+    </w:lvl>
+    <w:lvl w:ilvl="8" w:tentative="1">
+      <w:start w:val="1"/>
+      <w:numFmt w:val="bullet"/>
+      <w:lvlText w:val=""/>
+      <w:lvlJc w:val="left"/>
+      <w:pPr>
+        <w:tabs>
+          <w:tab w:val="num" w:pos="6480"/>
+        </w:tabs>
+        <w:ind w:left="6480" w:hanging="360"/>
+      </w:pPr>
+      <w:rPr>
+        <w:rFonts w:ascii="Wingdings" w:hAnsi="Wingdings" w:hint="default"/>
+        <w:sz w:val="20"/>
+      </w:rPr>
+    </w:lvl>
+  </w:abstractNum>
   <w:num w:numId="1" w16cid:durableId="2054886408">
+    <w:abstractNumId w:val="27"/>
+  </w:num>
+  <w:num w:numId="2" w16cid:durableId="866483935">
+    <w:abstractNumId w:val="12"/>
+  </w:num>
+  <w:num w:numId="3" w16cid:durableId="2066952982">
+    <w:abstractNumId w:val="2"/>
+  </w:num>
+  <w:num w:numId="4" w16cid:durableId="2106340234">
+    <w:abstractNumId w:val="9"/>
+  </w:num>
+  <w:num w:numId="5" w16cid:durableId="663632078">
+    <w:abstractNumId w:val="30"/>
+  </w:num>
+  <w:num w:numId="6" w16cid:durableId="2055540857">
+    <w:abstractNumId w:val="33"/>
+  </w:num>
+  <w:num w:numId="7" w16cid:durableId="903223608">
+    <w:abstractNumId w:val="10"/>
+  </w:num>
+  <w:num w:numId="8" w16cid:durableId="877081700">
+    <w:abstractNumId w:val="16"/>
+  </w:num>
+  <w:num w:numId="9" w16cid:durableId="1439985118">
+    <w:abstractNumId w:val="8"/>
+  </w:num>
+  <w:num w:numId="10" w16cid:durableId="2036694219">
+    <w:abstractNumId w:val="14"/>
+  </w:num>
+  <w:num w:numId="11" w16cid:durableId="1716546316">
+    <w:abstractNumId w:val="22"/>
+  </w:num>
+  <w:num w:numId="12" w16cid:durableId="380372533">
+    <w:abstractNumId w:val="36"/>
+  </w:num>
+  <w:num w:numId="13" w16cid:durableId="1959216179">
+    <w:abstractNumId w:val="23"/>
+  </w:num>
+  <w:num w:numId="14" w16cid:durableId="1973168015">
+    <w:abstractNumId w:val="7"/>
+  </w:num>
+  <w:num w:numId="15" w16cid:durableId="1240671661">
+    <w:abstractNumId w:val="26"/>
+  </w:num>
+  <w:num w:numId="16" w16cid:durableId="1896576206">
+    <w:abstractNumId w:val="4"/>
+  </w:num>
+  <w:num w:numId="17" w16cid:durableId="60300619">
+    <w:abstractNumId w:val="21"/>
+  </w:num>
+  <w:num w:numId="18" w16cid:durableId="1021127487">
+    <w:abstractNumId w:val="35"/>
+  </w:num>
+  <w:num w:numId="19" w16cid:durableId="1026103767">
+    <w:abstractNumId w:val="24"/>
+  </w:num>
+  <w:num w:numId="20" w16cid:durableId="293605568">
+    <w:abstractNumId w:val="1"/>
+  </w:num>
+  <w:num w:numId="21" w16cid:durableId="1045328604">
+    <w:abstractNumId w:val="15"/>
+  </w:num>
+  <w:num w:numId="22" w16cid:durableId="255330907">
+    <w:abstractNumId w:val="17"/>
+  </w:num>
+  <w:num w:numId="23" w16cid:durableId="2088258285">
+    <w:abstractNumId w:val="31"/>
+  </w:num>
+  <w:num w:numId="24" w16cid:durableId="735589491">
+    <w:abstractNumId w:val="11"/>
+  </w:num>
+  <w:num w:numId="25" w16cid:durableId="725027547">
+    <w:abstractNumId w:val="19"/>
+  </w:num>
+  <w:num w:numId="26" w16cid:durableId="286396196">
+    <w:abstractNumId w:val="6"/>
+  </w:num>
+  <w:num w:numId="27" w16cid:durableId="843252417">
+    <w:abstractNumId w:val="37"/>
+  </w:num>
+  <w:num w:numId="28" w16cid:durableId="1958365274">
+    <w:abstractNumId w:val="20"/>
+  </w:num>
+  <w:num w:numId="29" w16cid:durableId="2114746172">
+    <w:abstractNumId w:val="34"/>
+  </w:num>
+  <w:num w:numId="30" w16cid:durableId="177695602">
+    <w:abstractNumId w:val="5"/>
+  </w:num>
+  <w:num w:numId="31" w16cid:durableId="1959484536">
+    <w:abstractNumId w:val="25"/>
+  </w:num>
+  <w:num w:numId="32" w16cid:durableId="889609871">
+    <w:abstractNumId w:val="13"/>
+  </w:num>
+  <w:num w:numId="33" w16cid:durableId="397901542">
+    <w:abstractNumId w:val="32"/>
+  </w:num>
+  <w:num w:numId="34" w16cid:durableId="1861435073">
+    <w:abstractNumId w:val="3"/>
+  </w:num>
+  <w:num w:numId="35" w16cid:durableId="1340810929">
     <w:abstractNumId w:val="18"/>
   </w:num>
-  <w:num w:numId="2" w16cid:durableId="866483935">
-    <w:abstractNumId w:val="8"/>
-  </w:num>
-  <w:num w:numId="3" w16cid:durableId="2066952982">
-    <w:abstractNumId w:val="1"/>
-  </w:num>
-  <w:num w:numId="4" w16cid:durableId="2106340234">
-    <w:abstractNumId w:val="5"/>
-  </w:num>
-  <w:num w:numId="5" w16cid:durableId="663632078">
-    <w:abstractNumId w:val="19"/>
-  </w:num>
-  <w:num w:numId="6" w16cid:durableId="2055540857">
-    <w:abstractNumId w:val="21"/>
-  </w:num>
-  <w:num w:numId="7" w16cid:durableId="903223608">
-    <w:abstractNumId w:val="6"/>
-  </w:num>
-  <w:num w:numId="8" w16cid:durableId="877081700">
-    <w:abstractNumId w:val="11"/>
-  </w:num>
-  <w:num w:numId="9" w16cid:durableId="1439985118">
-    <w:abstractNumId w:val="4"/>
-  </w:num>
-  <w:num w:numId="10" w16cid:durableId="2036694219">
-    <w:abstractNumId w:val="9"/>
-  </w:num>
-  <w:num w:numId="11" w16cid:durableId="1716546316">
-    <w:abstractNumId w:val="14"/>
-  </w:num>
-  <w:num w:numId="12" w16cid:durableId="380372533">
-    <w:abstractNumId w:val="23"/>
-  </w:num>
-  <w:num w:numId="13" w16cid:durableId="1959216179">
-    <w:abstractNumId w:val="15"/>
-  </w:num>
-  <w:num w:numId="14" w16cid:durableId="1973168015">
-    <w:abstractNumId w:val="3"/>
-  </w:num>
-  <w:num w:numId="15" w16cid:durableId="1240671661">
-    <w:abstractNumId w:val="17"/>
-  </w:num>
-  <w:num w:numId="16" w16cid:durableId="1896576206">
-    <w:abstractNumId w:val="2"/>
-  </w:num>
-  <w:num w:numId="17" w16cid:durableId="60300619">
-    <w:abstractNumId w:val="13"/>
-  </w:num>
-  <w:num w:numId="18" w16cid:durableId="1021127487">
-    <w:abstractNumId w:val="22"/>
-  </w:num>
-  <w:num w:numId="19" w16cid:durableId="1026103767">
-    <w:abstractNumId w:val="16"/>
-  </w:num>
-  <w:num w:numId="20" w16cid:durableId="293605568">
+  <w:num w:numId="36" w16cid:durableId="1969361376">
     <w:abstractNumId w:val="0"/>
   </w:num>
-  <w:num w:numId="21" w16cid:durableId="1045328604">
-    <w:abstractNumId w:val="10"/>
+  <w:num w:numId="37" w16cid:durableId="1503355507">
+    <w:abstractNumId w:val="29"/>
   </w:num>
-  <w:num w:numId="22" w16cid:durableId="255330907">
-    <w:abstractNumId w:val="12"/>
-  </w:num>
-  <w:num w:numId="23" w16cid:durableId="2088258285">
-    <w:abstractNumId w:val="20"/>
-  </w:num>
-  <w:num w:numId="24" w16cid:durableId="735589491">
-    <w:abstractNumId w:val="7"/>
+  <w:num w:numId="38" w16cid:durableId="267860422">
+    <w:abstractNumId w:val="28"/>
   </w:num>
 </w:numbering>
 </file>
@@ -6141,7 +10137,6 @@
     <w:next w:val="Normal"/>
     <w:link w:val="Heading3Char"/>
     <w:uiPriority w:val="9"/>
-    <w:semiHidden/>
     <w:unhideWhenUsed/>
     <w:qFormat/>
     <w:rsid w:val="000A5487"/>
@@ -6294,7 +10289,6 @@
   <w:style w:type="character" w:default="1" w:styleId="DefaultParagraphFont">
     <w:name w:val="Default Paragraph Font"/>
     <w:uiPriority w:val="1"/>
-    <w:semiHidden/>
     <w:unhideWhenUsed/>
   </w:style>
   <w:style w:type="table" w:default="1" w:styleId="TableNormal">
@@ -6350,7 +10344,6 @@
     <w:basedOn w:val="DefaultParagraphFont"/>
     <w:link w:val="Heading3"/>
     <w:uiPriority w:val="9"/>
-    <w:semiHidden/>
     <w:rsid w:val="000A5487"/>
     <w:rPr>
       <w:caps/>
@@ -6700,6 +10693,41 @@
       <w:outlineLvl w:val="9"/>
     </w:pPr>
   </w:style>
+  <w:style w:type="character" w:styleId="Hyperlink">
+    <w:name w:val="Hyperlink"/>
+    <w:basedOn w:val="DefaultParagraphFont"/>
+    <w:uiPriority w:val="99"/>
+    <w:unhideWhenUsed/>
+    <w:rsid w:val="00F368F0"/>
+    <w:rPr>
+      <w:color w:val="0563C1" w:themeColor="hyperlink"/>
+      <w:u w:val="single"/>
+    </w:rPr>
+  </w:style>
+  <w:style w:type="character" w:styleId="UnresolvedMention">
+    <w:name w:val="Unresolved Mention"/>
+    <w:basedOn w:val="DefaultParagraphFont"/>
+    <w:uiPriority w:val="99"/>
+    <w:semiHidden/>
+    <w:unhideWhenUsed/>
+    <w:rsid w:val="00F368F0"/>
+    <w:rPr>
+      <w:color w:val="605E5C"/>
+      <w:shd w:val="clear" w:color="auto" w:fill="E1DFDD"/>
+    </w:rPr>
+  </w:style>
+  <w:style w:type="character" w:styleId="FollowedHyperlink">
+    <w:name w:val="FollowedHyperlink"/>
+    <w:basedOn w:val="DefaultParagraphFont"/>
+    <w:uiPriority w:val="99"/>
+    <w:semiHidden/>
+    <w:unhideWhenUsed/>
+    <w:rsid w:val="00F368F0"/>
+    <w:rPr>
+      <w:color w:val="954F72" w:themeColor="followedHyperlink"/>
+      <w:u w:val="single"/>
+    </w:rPr>
+  </w:style>
 </w:styles>
 </file>
 
